--- a/Documentação_ProjetoOperadoras.docx
+++ b/Documentação_ProjetoOperadoras.docx
@@ -1,6 +1,6 @@
 
 <file path=word/document.xml><?xml version="1.0" encoding="utf-8"?>
-<w:document xmlns:wpc="http://schemas.microsoft.com/office/word/2010/wordprocessingCanvas" xmlns:cx="http://schemas.microsoft.com/office/drawing/2014/chartex" xmlns:cx1="http://schemas.microsoft.com/office/drawing/2015/9/8/chartex" xmlns:mc="http://schemas.openxmlformats.org/markup-compatibility/2006" xmlns:o="urn:schemas-microsoft-com:office:office" xmlns:r="http://schemas.openxmlformats.org/officeDocument/2006/relationships" xmlns:m="http://schemas.openxmlformats.org/officeDocument/2006/math" xmlns:v="urn:schemas-microsoft-com:vml" xmlns:wp14="http://schemas.microsoft.com/office/word/2010/wordprocessingDrawing" xmlns:wp="http://schemas.openxmlformats.org/drawingml/2006/wordprocessingDrawing" xmlns:w10="urn:schemas-microsoft-com:office:word" xmlns:w="http://schemas.openxmlformats.org/wordprocessingml/2006/main" xmlns:w14="http://schemas.microsoft.com/office/word/2010/wordml" xmlns:w15="http://schemas.microsoft.com/office/word/2012/wordml" xmlns:w16se="http://schemas.microsoft.com/office/word/2015/wordml/symex" xmlns:wpg="http://schemas.microsoft.com/office/word/2010/wordprocessingGroup" xmlns:wpi="http://schemas.microsoft.com/office/word/2010/wordprocessingInk" xmlns:wne="http://schemas.microsoft.com/office/word/2006/wordml" xmlns:wps="http://schemas.microsoft.com/office/word/2010/wordprocessingShape" mc:Ignorable="w14 w15 w16se wp14">
+<w:document xmlns:wpc="http://schemas.microsoft.com/office/word/2010/wordprocessingCanvas" xmlns:cx="http://schemas.microsoft.com/office/drawing/2014/chartex" xmlns:cx1="http://schemas.microsoft.com/office/drawing/2015/9/8/chartex" xmlns:cx2="http://schemas.microsoft.com/office/drawing/2015/10/21/chartex" xmlns:cx3="http://schemas.microsoft.com/office/drawing/2016/5/9/chartex" xmlns:cx4="http://schemas.microsoft.com/office/drawing/2016/5/10/chartex" xmlns:cx5="http://schemas.microsoft.com/office/drawing/2016/5/11/chartex" xmlns:cx6="http://schemas.microsoft.com/office/drawing/2016/5/12/chartex" xmlns:cx7="http://schemas.microsoft.com/office/drawing/2016/5/13/chartex" xmlns:cx8="http://schemas.microsoft.com/office/drawing/2016/5/14/chartex" xmlns:mc="http://schemas.openxmlformats.org/markup-compatibility/2006" xmlns:aink="http://schemas.microsoft.com/office/drawing/2016/ink" xmlns:am3d="http://schemas.microsoft.com/office/drawing/2017/model3d" xmlns:o="urn:schemas-microsoft-com:office:office" xmlns:oel="http://schemas.microsoft.com/office/2019/extlst" xmlns:r="http://schemas.openxmlformats.org/officeDocument/2006/relationships" xmlns:m="http://schemas.openxmlformats.org/officeDocument/2006/math" xmlns:v="urn:schemas-microsoft-com:vml" xmlns:wp14="http://schemas.microsoft.com/office/word/2010/wordprocessingDrawing" xmlns:wp="http://schemas.openxmlformats.org/drawingml/2006/wordprocessingDrawing" xmlns:w10="urn:schemas-microsoft-com:office:word" xmlns:w="http://schemas.openxmlformats.org/wordprocessingml/2006/main" xmlns:w14="http://schemas.microsoft.com/office/word/2010/wordml" xmlns:w15="http://schemas.microsoft.com/office/word/2012/wordml" xmlns:w16cex="http://schemas.microsoft.com/office/word/2018/wordml/cex" xmlns:w16cid="http://schemas.microsoft.com/office/word/2016/wordml/cid" xmlns:w16="http://schemas.microsoft.com/office/word/2018/wordml" xmlns:w16du="http://schemas.microsoft.com/office/word/2023/wordml/word16du" xmlns:w16sdtdh="http://schemas.microsoft.com/office/word/2020/wordml/sdtdatahash" xmlns:w16sdtfl="http://schemas.microsoft.com/office/word/2024/wordml/sdtformatlock" xmlns:w16se="http://schemas.microsoft.com/office/word/2015/wordml/symex" xmlns:wpg="http://schemas.microsoft.com/office/word/2010/wordprocessingGroup" xmlns:wpi="http://schemas.microsoft.com/office/word/2010/wordprocessingInk" xmlns:wne="http://schemas.microsoft.com/office/word/2006/wordml" xmlns:wps="http://schemas.microsoft.com/office/word/2010/wordprocessingShape" mc:Ignorable="w14 w15 w16se w16cid w16 w16cex w16sdtdh w16sdtfl w16du wp14">
   <w:body>
     <w:p>
       <w:pPr>
@@ -16,10 +16,7 @@
         <w:t xml:space="preserve"> </w:t>
       </w:r>
     </w:p>
-    <w:p>
-      <w:bookmarkStart w:id="0" w:name="_GoBack"/>
-      <w:bookmarkEnd w:id="0"/>
-    </w:p>
+    <w:p/>
     <w:p>
       <w:pPr>
         <w:pStyle w:val="ateno"/>
@@ -138,7 +135,7 @@
                     <a:blip r:embed="rId6">
                       <a:extLst>
                         <a:ext uri="{96DAC541-7B7A-43D3-8B79-37D633B846F1}">
-                          <asvg:svgBlip xmlns:asvg="http://schemas.microsoft.com/office/drawing/2016/SVG/main" xmlns:w16sdtfl="http://schemas.microsoft.com/office/word/2024/wordml/sdtformatlock" xmlns:w16sdtdh="http://schemas.microsoft.com/office/word/2020/wordml/sdtdatahash" xmlns:w16du="http://schemas.microsoft.com/office/word/2023/wordml/word16du" xmlns:w16="http://schemas.microsoft.com/office/word/2018/wordml" xmlns:w16cid="http://schemas.microsoft.com/office/word/2016/wordml/cid" xmlns:w16cex="http://schemas.microsoft.com/office/word/2018/wordml/cex" xmlns:w="http://schemas.openxmlformats.org/wordprocessingml/2006/main" xmlns:w10="urn:schemas-microsoft-com:office:word" xmlns:v="urn:schemas-microsoft-com:vml" xmlns:oel="http://schemas.microsoft.com/office/2019/extlst" xmlns:o="urn:schemas-microsoft-com:office:office" xmlns:am3d="http://schemas.microsoft.com/office/drawing/2017/model3d" xmlns:aink="http://schemas.microsoft.com/office/drawing/2016/ink" xmlns:cx8="http://schemas.microsoft.com/office/drawing/2016/5/14/chartex" xmlns:cx7="http://schemas.microsoft.com/office/drawing/2016/5/13/chartex" xmlns:cx6="http://schemas.microsoft.com/office/drawing/2016/5/12/chartex" xmlns:cx5="http://schemas.microsoft.com/office/drawing/2016/5/11/chartex" xmlns:cx4="http://schemas.microsoft.com/office/drawing/2016/5/10/chartex" xmlns:cx3="http://schemas.microsoft.com/office/drawing/2016/5/9/chartex" xmlns:cx2="http://schemas.microsoft.com/office/drawing/2015/10/21/chartex" xmlns="" r:embed="rId7"/>
+                          <asvg:svgBlip xmlns:asvg="http://schemas.microsoft.com/office/drawing/2016/SVG/main" r:embed="rId7"/>
                         </a:ext>
                       </a:extLst>
                     </a:blip>
@@ -337,7 +334,7 @@
                     <a:blip r:embed="rId6">
                       <a:extLst>
                         <a:ext uri="{96DAC541-7B7A-43D3-8B79-37D633B846F1}">
-                          <asvg:svgBlip xmlns:asvg="http://schemas.microsoft.com/office/drawing/2016/SVG/main" xmlns:w16sdtfl="http://schemas.microsoft.com/office/word/2024/wordml/sdtformatlock" xmlns:w16sdtdh="http://schemas.microsoft.com/office/word/2020/wordml/sdtdatahash" xmlns:w16du="http://schemas.microsoft.com/office/word/2023/wordml/word16du" xmlns:w16="http://schemas.microsoft.com/office/word/2018/wordml" xmlns:w16cid="http://schemas.microsoft.com/office/word/2016/wordml/cid" xmlns:w16cex="http://schemas.microsoft.com/office/word/2018/wordml/cex" xmlns:w="http://schemas.openxmlformats.org/wordprocessingml/2006/main" xmlns:w10="urn:schemas-microsoft-com:office:word" xmlns:v="urn:schemas-microsoft-com:vml" xmlns:oel="http://schemas.microsoft.com/office/2019/extlst" xmlns:o="urn:schemas-microsoft-com:office:office" xmlns:am3d="http://schemas.microsoft.com/office/drawing/2017/model3d" xmlns:aink="http://schemas.microsoft.com/office/drawing/2016/ink" xmlns:cx8="http://schemas.microsoft.com/office/drawing/2016/5/14/chartex" xmlns:cx7="http://schemas.microsoft.com/office/drawing/2016/5/13/chartex" xmlns:cx6="http://schemas.microsoft.com/office/drawing/2016/5/12/chartex" xmlns:cx5="http://schemas.microsoft.com/office/drawing/2016/5/11/chartex" xmlns:cx4="http://schemas.microsoft.com/office/drawing/2016/5/10/chartex" xmlns:cx3="http://schemas.microsoft.com/office/drawing/2016/5/9/chartex" xmlns:cx2="http://schemas.microsoft.com/office/drawing/2015/10/21/chartex" xmlns="" r:embed="rId7"/>
+                          <asvg:svgBlip xmlns:asvg="http://schemas.microsoft.com/office/drawing/2016/SVG/main" r:embed="rId7"/>
                         </a:ext>
                       </a:extLst>
                     </a:blip>
@@ -462,7 +459,7 @@
                     <a:blip r:embed="rId6">
                       <a:extLst>
                         <a:ext uri="{96DAC541-7B7A-43D3-8B79-37D633B846F1}">
-                          <asvg:svgBlip xmlns:asvg="http://schemas.microsoft.com/office/drawing/2016/SVG/main" xmlns:w16sdtfl="http://schemas.microsoft.com/office/word/2024/wordml/sdtformatlock" xmlns:w16sdtdh="http://schemas.microsoft.com/office/word/2020/wordml/sdtdatahash" xmlns:w16du="http://schemas.microsoft.com/office/word/2023/wordml/word16du" xmlns:w16="http://schemas.microsoft.com/office/word/2018/wordml" xmlns:w16cid="http://schemas.microsoft.com/office/word/2016/wordml/cid" xmlns:w16cex="http://schemas.microsoft.com/office/word/2018/wordml/cex" xmlns:w="http://schemas.openxmlformats.org/wordprocessingml/2006/main" xmlns:w10="urn:schemas-microsoft-com:office:word" xmlns:v="urn:schemas-microsoft-com:vml" xmlns:oel="http://schemas.microsoft.com/office/2019/extlst" xmlns:o="urn:schemas-microsoft-com:office:office" xmlns:am3d="http://schemas.microsoft.com/office/drawing/2017/model3d" xmlns:aink="http://schemas.microsoft.com/office/drawing/2016/ink" xmlns:cx8="http://schemas.microsoft.com/office/drawing/2016/5/14/chartex" xmlns:cx7="http://schemas.microsoft.com/office/drawing/2016/5/13/chartex" xmlns:cx6="http://schemas.microsoft.com/office/drawing/2016/5/12/chartex" xmlns:cx5="http://schemas.microsoft.com/office/drawing/2016/5/11/chartex" xmlns:cx4="http://schemas.microsoft.com/office/drawing/2016/5/10/chartex" xmlns:cx3="http://schemas.microsoft.com/office/drawing/2016/5/9/chartex" xmlns:cx2="http://schemas.microsoft.com/office/drawing/2015/10/21/chartex" xmlns="" r:embed="rId7"/>
+                          <asvg:svgBlip xmlns:asvg="http://schemas.microsoft.com/office/drawing/2016/SVG/main" r:embed="rId7"/>
                         </a:ext>
                       </a:extLst>
                     </a:blip>
@@ -594,7 +591,7 @@
                     <a:blip r:embed="rId6">
                       <a:extLst>
                         <a:ext uri="{96DAC541-7B7A-43D3-8B79-37D633B846F1}">
-                          <asvg:svgBlip xmlns:asvg="http://schemas.microsoft.com/office/drawing/2016/SVG/main" xmlns:w16sdtfl="http://schemas.microsoft.com/office/word/2024/wordml/sdtformatlock" xmlns:w16sdtdh="http://schemas.microsoft.com/office/word/2020/wordml/sdtdatahash" xmlns:w16du="http://schemas.microsoft.com/office/word/2023/wordml/word16du" xmlns:w16="http://schemas.microsoft.com/office/word/2018/wordml" xmlns:w16cid="http://schemas.microsoft.com/office/word/2016/wordml/cid" xmlns:w16cex="http://schemas.microsoft.com/office/word/2018/wordml/cex" xmlns:w="http://schemas.openxmlformats.org/wordprocessingml/2006/main" xmlns:w10="urn:schemas-microsoft-com:office:word" xmlns:v="urn:schemas-microsoft-com:vml" xmlns:oel="http://schemas.microsoft.com/office/2019/extlst" xmlns:o="urn:schemas-microsoft-com:office:office" xmlns:am3d="http://schemas.microsoft.com/office/drawing/2017/model3d" xmlns:aink="http://schemas.microsoft.com/office/drawing/2016/ink" xmlns:cx8="http://schemas.microsoft.com/office/drawing/2016/5/14/chartex" xmlns:cx7="http://schemas.microsoft.com/office/drawing/2016/5/13/chartex" xmlns:cx6="http://schemas.microsoft.com/office/drawing/2016/5/12/chartex" xmlns:cx5="http://schemas.microsoft.com/office/drawing/2016/5/11/chartex" xmlns:cx4="http://schemas.microsoft.com/office/drawing/2016/5/10/chartex" xmlns:cx3="http://schemas.microsoft.com/office/drawing/2016/5/9/chartex" xmlns:cx2="http://schemas.microsoft.com/office/drawing/2015/10/21/chartex" xmlns="" r:embed="rId7"/>
+                          <asvg:svgBlip xmlns:asvg="http://schemas.microsoft.com/office/drawing/2016/SVG/main" r:embed="rId7"/>
                         </a:ext>
                       </a:extLst>
                     </a:blip>
@@ -675,18 +672,18 @@
       <w:r>
         <w:t xml:space="preserve">Configurar </w:t>
       </w:r>
-      <w:commentRangeStart w:id="1"/>
+      <w:commentRangeStart w:id="0"/>
       <w:r>
         <w:t>o tamanho do background</w:t>
       </w:r>
-      <w:commentRangeEnd w:id="1"/>
+      <w:commentRangeEnd w:id="0"/>
       <w:r>
         <w:rPr>
           <w:rStyle w:val="Refdecomentrio"/>
           <w:sz w:val="24"/>
           <w:szCs w:val="24"/>
         </w:rPr>
-        <w:commentReference w:id="1"/>
+        <w:commentReference w:id="0"/>
       </w:r>
     </w:p>
     <w:p>
@@ -700,7 +697,7 @@
       <w:r>
         <w:t xml:space="preserve">Configurar tamanho </w:t>
       </w:r>
-      <w:commentRangeStart w:id="2"/>
+      <w:commentRangeStart w:id="1"/>
       <w:r>
         <w:t xml:space="preserve">do </w:t>
       </w:r>
@@ -710,14 +707,14 @@
       <w:r>
         <w:t xml:space="preserve"> </w:t>
       </w:r>
-      <w:commentRangeEnd w:id="2"/>
+      <w:commentRangeEnd w:id="1"/>
       <w:r>
         <w:rPr>
           <w:rStyle w:val="Refdecomentrio"/>
           <w:sz w:val="24"/>
           <w:szCs w:val="24"/>
         </w:rPr>
-        <w:commentReference w:id="2"/>
+        <w:commentReference w:id="1"/>
       </w:r>
       <w:r>
         <w:t xml:space="preserve">para encaixar no fundo do formulário </w:t>
@@ -734,18 +731,18 @@
       <w:r>
         <w:t xml:space="preserve">Inserir </w:t>
       </w:r>
-      <w:commentRangeStart w:id="3"/>
+      <w:commentRangeStart w:id="2"/>
       <w:r>
         <w:t xml:space="preserve">background </w:t>
       </w:r>
-      <w:commentRangeEnd w:id="3"/>
+      <w:commentRangeEnd w:id="2"/>
       <w:r>
         <w:rPr>
           <w:rStyle w:val="Refdecomentrio"/>
           <w:sz w:val="24"/>
           <w:szCs w:val="24"/>
         </w:rPr>
-        <w:commentReference w:id="3"/>
+        <w:commentReference w:id="2"/>
       </w:r>
     </w:p>
     <w:p>
@@ -757,13 +754,8 @@
         </w:numPr>
       </w:pPr>
       <w:r>
-        <w:t xml:space="preserve">Remover transparência do </w:t>
-      </w:r>
-      <w:proofErr w:type="spellStart"/>
-      <w:r>
-        <w:t>grupobox</w:t>
-      </w:r>
-      <w:proofErr w:type="spellEnd"/>
+        <w:t>Remover transparência do grupobox</w:t>
+      </w:r>
     </w:p>
     <w:p>
       <w:pPr>
@@ -776,18 +768,18 @@
       <w:r>
         <w:t xml:space="preserve">Inserir </w:t>
       </w:r>
-      <w:commentRangeStart w:id="4"/>
+      <w:commentRangeStart w:id="3"/>
       <w:r>
         <w:t xml:space="preserve">imagem fixa </w:t>
       </w:r>
-      <w:commentRangeEnd w:id="4"/>
+      <w:commentRangeEnd w:id="3"/>
       <w:r>
         <w:rPr>
           <w:rStyle w:val="Refdecomentrio"/>
           <w:sz w:val="24"/>
           <w:szCs w:val="24"/>
         </w:rPr>
-        <w:commentReference w:id="4"/>
+        <w:commentReference w:id="3"/>
       </w:r>
     </w:p>
     <w:p>
@@ -801,21 +793,21 @@
       <w:r>
         <w:t xml:space="preserve">Editar </w:t>
       </w:r>
-      <w:commentRangeStart w:id="5"/>
+      <w:commentRangeStart w:id="4"/>
       <w:r>
         <w:t xml:space="preserve">o </w:t>
       </w:r>
       <w:r>
         <w:t>comboBox1</w:t>
       </w:r>
-      <w:commentRangeEnd w:id="5"/>
+      <w:commentRangeEnd w:id="4"/>
       <w:r>
         <w:rPr>
           <w:rStyle w:val="Refdecomentrio"/>
           <w:sz w:val="24"/>
           <w:szCs w:val="24"/>
         </w:rPr>
-        <w:commentReference w:id="5"/>
+        <w:commentReference w:id="4"/>
       </w:r>
     </w:p>
     <w:p>
@@ -829,18 +821,18 @@
       <w:r>
         <w:t xml:space="preserve">Alterar para </w:t>
       </w:r>
-      <w:commentRangeStart w:id="6"/>
+      <w:commentRangeStart w:id="5"/>
       <w:r>
         <w:t>propriedades de Lista</w:t>
       </w:r>
-      <w:commentRangeEnd w:id="6"/>
+      <w:commentRangeEnd w:id="5"/>
       <w:r>
         <w:rPr>
           <w:rStyle w:val="Refdecomentrio"/>
           <w:sz w:val="24"/>
           <w:szCs w:val="24"/>
         </w:rPr>
-        <w:commentReference w:id="6"/>
+        <w:commentReference w:id="5"/>
       </w:r>
     </w:p>
     <w:p>
@@ -854,8 +846,7 @@
       <w:r>
         <w:t xml:space="preserve">Desativar o </w:t>
       </w:r>
-      <w:commentRangeStart w:id="7"/>
-      <w:proofErr w:type="spellStart"/>
+      <w:commentRangeStart w:id="6"/>
       <w:r>
         <w:rPr>
           <w:b/>
@@ -863,7 +854,6 @@
         </w:rPr>
         <w:t>Enable</w:t>
       </w:r>
-      <w:proofErr w:type="spellEnd"/>
       <w:r>
         <w:rPr>
           <w:b/>
@@ -871,14 +861,14 @@
         </w:rPr>
         <w:t xml:space="preserve"> para o grupo</w:t>
       </w:r>
-      <w:commentRangeEnd w:id="7"/>
+      <w:commentRangeEnd w:id="6"/>
       <w:r>
         <w:rPr>
           <w:rStyle w:val="Refdecomentrio"/>
           <w:sz w:val="24"/>
           <w:szCs w:val="24"/>
         </w:rPr>
-        <w:commentReference w:id="7"/>
+        <w:commentReference w:id="6"/>
       </w:r>
     </w:p>
     <w:p>
@@ -892,23 +882,22 @@
       <w:r>
         <w:t xml:space="preserve">Remover a </w:t>
       </w:r>
-      <w:commentRangeStart w:id="8"/>
+      <w:commentRangeStart w:id="7"/>
       <w:r>
         <w:t xml:space="preserve">visibilidade dos botões </w:t>
       </w:r>
-      <w:commentRangeEnd w:id="8"/>
+      <w:commentRangeEnd w:id="7"/>
       <w:r>
         <w:rPr>
           <w:rStyle w:val="Refdecomentrio"/>
           <w:sz w:val="24"/>
           <w:szCs w:val="24"/>
         </w:rPr>
-        <w:commentReference w:id="8"/>
+        <w:commentReference w:id="7"/>
       </w:r>
       <w:r>
         <w:t xml:space="preserve">com </w:t>
       </w:r>
-      <w:proofErr w:type="spellStart"/>
       <w:r>
         <w:rPr>
           <w:b/>
@@ -916,7 +905,6 @@
         </w:rPr>
         <w:t>Visible</w:t>
       </w:r>
-      <w:proofErr w:type="spellEnd"/>
       <w:r>
         <w:rPr>
           <w:b/>
@@ -947,60 +935,36 @@
         <w:ind w:left="360" w:hanging="76"/>
       </w:pPr>
       <w:r>
-        <w:t xml:space="preserve">Configurar o envio da </w:t>
-      </w:r>
-      <w:proofErr w:type="spellStart"/>
-      <w:r>
-        <w:t>combobox</w:t>
-      </w:r>
-      <w:proofErr w:type="spellEnd"/>
-      <w:r>
-        <w:t xml:space="preserve">, para caixa de texto. Essa configuração deve seguir algumas regras. O </w:t>
-      </w:r>
-      <w:proofErr w:type="spellStart"/>
-      <w:r>
-        <w:t>combobox</w:t>
-      </w:r>
-      <w:proofErr w:type="spellEnd"/>
-      <w:r>
-        <w:t xml:space="preserve"> deve </w:t>
-      </w:r>
-      <w:proofErr w:type="spellStart"/>
-      <w:r>
-        <w:t>está</w:t>
-      </w:r>
-      <w:proofErr w:type="spellEnd"/>
-      <w:r>
-        <w:t xml:space="preserve"> </w:t>
-      </w:r>
-      <w:commentRangeStart w:id="9"/>
+        <w:t xml:space="preserve">Configurar o envio da combobox, para caixa de texto. Essa configuração deve seguir algumas regras. O combobox deve está </w:t>
+      </w:r>
+      <w:commentRangeStart w:id="8"/>
       <w:r>
         <w:t>configurado como lista</w:t>
       </w:r>
-      <w:commentRangeEnd w:id="9"/>
+      <w:commentRangeEnd w:id="8"/>
       <w:r>
         <w:rPr>
           <w:rStyle w:val="Refdecomentrio"/>
           <w:sz w:val="24"/>
           <w:szCs w:val="24"/>
         </w:rPr>
-        <w:commentReference w:id="9"/>
+        <w:commentReference w:id="8"/>
       </w:r>
       <w:r>
         <w:t xml:space="preserve">. E a ação é configurada a </w:t>
       </w:r>
-      <w:commentRangeStart w:id="10"/>
+      <w:commentRangeStart w:id="9"/>
       <w:r>
         <w:t xml:space="preserve">partir de escolher </w:t>
       </w:r>
-      <w:commentRangeEnd w:id="10"/>
+      <w:commentRangeEnd w:id="9"/>
       <w:r>
         <w:rPr>
           <w:rStyle w:val="Refdecomentrio"/>
           <w:sz w:val="24"/>
           <w:szCs w:val="24"/>
         </w:rPr>
-        <w:commentReference w:id="10"/>
+        <w:commentReference w:id="9"/>
       </w:r>
       <w:r>
         <w:t>o texto e não em click</w:t>
@@ -1022,33 +986,68 @@
         <w:rPr>
           <w:b/>
         </w:rPr>
-        <w:t>“</w:t>
-      </w:r>
-      <w:proofErr w:type="spellStart"/>
+        <w:t>“Enable”</w:t>
+      </w:r>
       <w:r>
         <w:rPr>
           <w:b/>
         </w:rPr>
-        <w:t>Enable</w:t>
-      </w:r>
-      <w:proofErr w:type="spellEnd"/>
+        <w:t xml:space="preserve"> – False. </w:t>
+      </w:r>
+      <w:r>
+        <w:t xml:space="preserve">Para que não seja possível digitar depois de receber o </w:t>
+      </w:r>
+      <w:r>
+        <w:t>texto</w:t>
+      </w:r>
+    </w:p>
+    <w:p>
+      <w:pPr>
+        <w:pStyle w:val="PargrafodaLista"/>
+        <w:numPr>
+          <w:ilvl w:val="0"/>
+          <w:numId w:val="13"/>
+        </w:numPr>
+        <w:ind w:left="360" w:hanging="76"/>
+      </w:pPr>
+      <w:r>
+        <w:t>Criar o botão confirmar com as config de abrir tela02, fechar tela 01.</w:t>
+      </w:r>
+    </w:p>
+    <w:p>
+      <w:pPr>
+        <w:pStyle w:val="PargrafodaLista"/>
+        <w:numPr>
+          <w:ilvl w:val="0"/>
+          <w:numId w:val="13"/>
+        </w:numPr>
+        <w:ind w:left="360" w:hanging="76"/>
+      </w:pPr>
+      <w:r>
+        <w:t xml:space="preserve">Liberar os objetos do formulário </w:t>
+      </w:r>
+      <w:r>
+        <w:t xml:space="preserve">do formulário 02 para ser visualizado no formulário 01. Deve-se clicar e, todos os ícones e liberar o </w:t>
+      </w:r>
       <w:r>
         <w:rPr>
           <w:b/>
-        </w:rPr>
-        <w:t>”</w:t>
+          <w:bCs/>
+        </w:rPr>
+        <w:t>Modifiers</w:t>
+      </w:r>
+      <w:r>
+        <w:t xml:space="preserve">: O modificador está definido como </w:t>
       </w:r>
       <w:r>
         <w:rPr>
           <w:b/>
-        </w:rPr>
-        <w:t xml:space="preserve"> – False. </w:t>
-      </w:r>
-      <w:r>
-        <w:t xml:space="preserve">Para que não seja possível digitar depois de receber o </w:t>
-      </w:r>
-      <w:r>
-        <w:t>texto</w:t>
+          <w:bCs/>
+        </w:rPr>
+        <w:t>Public</w:t>
+      </w:r>
+      <w:r>
+        <w:t>.</w:t>
       </w:r>
     </w:p>
     <w:p>
@@ -1090,6 +1089,386 @@
         <w:t>Explicações detalhadas</w:t>
       </w:r>
     </w:p>
+    <w:p/>
+    <w:p/>
+    <w:p>
+      <w:pPr>
+        <w:pStyle w:val="ateno"/>
+      </w:pPr>
+      <w:r>
+        <w:t>Botões</w:t>
+      </w:r>
+    </w:p>
+    <w:p>
+      <w:pPr>
+        <w:rPr>
+          <w:b/>
+          <w:bCs/>
+        </w:rPr>
+      </w:pPr>
+      <w:r>
+        <w:rPr>
+          <w:b/>
+          <w:bCs/>
+        </w:rPr>
+        <w:t>01</w:t>
+      </w:r>
+    </w:p>
+    <w:p>
+      <w:pPr>
+        <w:rPr>
+          <w:b/>
+          <w:bCs/>
+        </w:rPr>
+      </w:pPr>
+      <w:r>
+        <w:rPr>
+          <w:b/>
+          <w:bCs/>
+        </w:rPr>
+        <w:t>Mudar texto de um botão</w:t>
+      </w:r>
+    </w:p>
+    <w:p>
+      <w:r>
+        <w:t>Você altera o rótulo exibido no botão.</w:t>
+      </w:r>
+    </w:p>
+    <w:p>
+      <w:pPr>
+        <w:numPr>
+          <w:ilvl w:val="0"/>
+          <w:numId w:val="16"/>
+        </w:numPr>
+      </w:pPr>
+      <w:r>
+        <w:t>Identifique o botão: Btn_Recarga01</w:t>
+      </w:r>
+    </w:p>
+    <w:p>
+      <w:pPr>
+        <w:numPr>
+          <w:ilvl w:val="0"/>
+          <w:numId w:val="16"/>
+        </w:numPr>
+      </w:pPr>
+      <w:r>
+        <w:lastRenderedPageBreak/>
+        <w:t>Chame a propriedade: Text</w:t>
+      </w:r>
+    </w:p>
+    <w:p>
+      <w:pPr>
+        <w:numPr>
+          <w:ilvl w:val="0"/>
+          <w:numId w:val="16"/>
+        </w:numPr>
+      </w:pPr>
+      <w:r>
+        <w:t>Atribua o valor: Btn_Recarga01.Text = "Recarga";</w:t>
+      </w:r>
+    </w:p>
+    <w:p>
+      <w:pPr>
+        <w:rPr>
+          <w:b/>
+          <w:bCs/>
+        </w:rPr>
+      </w:pPr>
+      <w:r>
+        <w:rPr>
+          <w:b/>
+          <w:bCs/>
+        </w:rPr>
+        <w:t>02</w:t>
+      </w:r>
+    </w:p>
+    <w:p>
+      <w:pPr>
+        <w:rPr>
+          <w:b/>
+          <w:bCs/>
+        </w:rPr>
+      </w:pPr>
+      <w:r>
+        <w:rPr>
+          <w:b/>
+          <w:bCs/>
+        </w:rPr>
+        <w:t>Mudar fundo do botão</w:t>
+      </w:r>
+    </w:p>
+    <w:p>
+      <w:r>
+        <w:t>Você define uma imagem como fundo do botão.</w:t>
+      </w:r>
+    </w:p>
+    <w:p>
+      <w:pPr>
+        <w:numPr>
+          <w:ilvl w:val="0"/>
+          <w:numId w:val="17"/>
+        </w:numPr>
+      </w:pPr>
+      <w:r>
+        <w:t>Identifique o botão: Btn_Recarga01</w:t>
+      </w:r>
+    </w:p>
+    <w:p>
+      <w:pPr>
+        <w:numPr>
+          <w:ilvl w:val="0"/>
+          <w:numId w:val="17"/>
+        </w:numPr>
+      </w:pPr>
+      <w:r>
+        <w:t>Chame a propriedade: BackgroundImage</w:t>
+      </w:r>
+    </w:p>
+    <w:p>
+      <w:pPr>
+        <w:numPr>
+          <w:ilvl w:val="0"/>
+          <w:numId w:val="17"/>
+        </w:numPr>
+      </w:pPr>
+      <w:r>
+        <w:t>Atribua o valor: Btn_Recarga01.BackgroundImage = Image.FromFile("caminho\imagem.png");</w:t>
+      </w:r>
+    </w:p>
+    <w:p>
+      <w:pPr>
+        <w:numPr>
+          <w:ilvl w:val="0"/>
+          <w:numId w:val="17"/>
+        </w:numPr>
+        <w:rPr>
+          <w:lang w:val="en-US"/>
+        </w:rPr>
+      </w:pPr>
+      <w:r>
+        <w:rPr>
+          <w:lang w:val="en-US"/>
+        </w:rPr>
+        <w:t>Ajuste layout: Btn_Recarga01.BackgroundImageLayout = ImageLayout.Stretch;</w:t>
+      </w:r>
+    </w:p>
+    <w:p>
+      <w:pPr>
+        <w:rPr>
+          <w:b/>
+          <w:bCs/>
+        </w:rPr>
+      </w:pPr>
+      <w:r>
+        <w:rPr>
+          <w:b/>
+          <w:bCs/>
+        </w:rPr>
+        <w:t>03</w:t>
+      </w:r>
+    </w:p>
+    <w:p>
+      <w:pPr>
+        <w:rPr>
+          <w:b/>
+          <w:bCs/>
+        </w:rPr>
+      </w:pPr>
+      <w:r>
+        <w:rPr>
+          <w:b/>
+          <w:bCs/>
+        </w:rPr>
+        <w:t>Adicionar ícone ao botão</w:t>
+      </w:r>
+    </w:p>
+    <w:p>
+      <w:r>
+        <w:t>Você coloca uma imagem dentro do botão junto ao texto.</w:t>
+      </w:r>
+    </w:p>
+    <w:p>
+      <w:pPr>
+        <w:numPr>
+          <w:ilvl w:val="0"/>
+          <w:numId w:val="18"/>
+        </w:numPr>
+      </w:pPr>
+      <w:r>
+        <w:t>Identifique o botão: Btn_Recarga01</w:t>
+      </w:r>
+    </w:p>
+    <w:p>
+      <w:pPr>
+        <w:numPr>
+          <w:ilvl w:val="0"/>
+          <w:numId w:val="18"/>
+        </w:numPr>
+      </w:pPr>
+      <w:r>
+        <w:t>Chame a propriedade: Image</w:t>
+      </w:r>
+    </w:p>
+    <w:p>
+      <w:pPr>
+        <w:numPr>
+          <w:ilvl w:val="0"/>
+          <w:numId w:val="18"/>
+        </w:numPr>
+      </w:pPr>
+      <w:r>
+        <w:t>Atribua o valor: Btn_Recarga01.Image = Image.FromFile("caminho\icone.png");</w:t>
+      </w:r>
+    </w:p>
+    <w:p>
+      <w:pPr>
+        <w:numPr>
+          <w:ilvl w:val="0"/>
+          <w:numId w:val="18"/>
+        </w:numPr>
+      </w:pPr>
+      <w:r>
+        <w:t>Ajuste alinhamento: Btn_Recarga01.ImageAlign = ContentAlignment.MiddleLeft;</w:t>
+      </w:r>
+    </w:p>
+    <w:p>
+      <w:pPr>
+        <w:rPr>
+          <w:b/>
+          <w:bCs/>
+        </w:rPr>
+      </w:pPr>
+      <w:r>
+        <w:rPr>
+          <w:b/>
+          <w:bCs/>
+        </w:rPr>
+        <w:t>04</w:t>
+      </w:r>
+    </w:p>
+    <w:p>
+      <w:pPr>
+        <w:rPr>
+          <w:b/>
+          <w:bCs/>
+        </w:rPr>
+      </w:pPr>
+      <w:r>
+        <w:rPr>
+          <w:b/>
+          <w:bCs/>
+        </w:rPr>
+        <w:t>Esconder ou mostrar formulário</w:t>
+      </w:r>
+    </w:p>
+    <w:p>
+      <w:r>
+        <w:t>Você controla a visibilidade do formulário.</w:t>
+      </w:r>
+    </w:p>
+    <w:p>
+      <w:pPr>
+        <w:numPr>
+          <w:ilvl w:val="0"/>
+          <w:numId w:val="19"/>
+        </w:numPr>
+      </w:pPr>
+      <w:r>
+        <w:t>Para esconder: this.Hide();</w:t>
+      </w:r>
+    </w:p>
+    <w:p>
+      <w:pPr>
+        <w:numPr>
+          <w:ilvl w:val="0"/>
+          <w:numId w:val="19"/>
+        </w:numPr>
+      </w:pPr>
+      <w:r>
+        <w:t>Para mostrar novamente: this.Show();</w:t>
+      </w:r>
+    </w:p>
+    <w:p>
+      <w:pPr>
+        <w:numPr>
+          <w:ilvl w:val="0"/>
+          <w:numId w:val="19"/>
+        </w:numPr>
+      </w:pPr>
+      <w:r>
+        <w:t>Para fechar: this.Close();</w:t>
+      </w:r>
+    </w:p>
+    <w:p>
+      <w:pPr>
+        <w:rPr>
+          <w:b/>
+          <w:bCs/>
+        </w:rPr>
+      </w:pPr>
+      <w:r>
+        <w:rPr>
+          <w:b/>
+          <w:bCs/>
+        </w:rPr>
+        <w:t>05</w:t>
+      </w:r>
+    </w:p>
+    <w:p>
+      <w:pPr>
+        <w:rPr>
+          <w:b/>
+          <w:bCs/>
+        </w:rPr>
+      </w:pPr>
+      <w:r>
+        <w:rPr>
+          <w:b/>
+          <w:bCs/>
+        </w:rPr>
+        <w:t>Resetar formulário</w:t>
+      </w:r>
+    </w:p>
+    <w:p>
+      <w:r>
+        <w:t>Você limpa os campos do formulário para estado inicial.</w:t>
+      </w:r>
+    </w:p>
+    <w:p>
+      <w:pPr>
+        <w:numPr>
+          <w:ilvl w:val="0"/>
+          <w:numId w:val="20"/>
+        </w:numPr>
+      </w:pPr>
+      <w:r>
+        <w:t>Crie método ResetForm()</w:t>
+      </w:r>
+    </w:p>
+    <w:p>
+      <w:pPr>
+        <w:numPr>
+          <w:ilvl w:val="0"/>
+          <w:numId w:val="20"/>
+        </w:numPr>
+      </w:pPr>
+      <w:r>
+        <w:t>Percorra this.Controls</w:t>
+      </w:r>
+    </w:p>
+    <w:p>
+      <w:pPr>
+        <w:numPr>
+          <w:ilvl w:val="0"/>
+          <w:numId w:val="20"/>
+        </w:numPr>
+      </w:pPr>
+      <w:r>
+        <w:t>Limpe cada tipo: TextBox.Text = "", CheckBox.Checked = false, ComboBox.SelectedIndex = -1</w:t>
+      </w:r>
+    </w:p>
+    <w:p/>
     <w:sectPr>
       <w:pgSz w:w="11906" w:h="16838"/>
       <w:pgMar w:top="720" w:right="720" w:bottom="720" w:left="720" w:header="708" w:footer="708" w:gutter="0"/>
@@ -1101,8 +1480,8 @@
 </file>
 
 <file path=word/comments.xml><?xml version="1.0" encoding="utf-8"?>
-<w:comments xmlns:wpc="http://schemas.microsoft.com/office/word/2010/wordprocessingCanvas" xmlns:cx="http://schemas.microsoft.com/office/drawing/2014/chartex" xmlns:cx1="http://schemas.microsoft.com/office/drawing/2015/9/8/chartex" xmlns:mc="http://schemas.openxmlformats.org/markup-compatibility/2006" xmlns:o="urn:schemas-microsoft-com:office:office" xmlns:r="http://schemas.openxmlformats.org/officeDocument/2006/relationships" xmlns:m="http://schemas.openxmlformats.org/officeDocument/2006/math" xmlns:v="urn:schemas-microsoft-com:vml" xmlns:wp14="http://schemas.microsoft.com/office/word/2010/wordprocessingDrawing" xmlns:wp="http://schemas.openxmlformats.org/drawingml/2006/wordprocessingDrawing" xmlns:w10="urn:schemas-microsoft-com:office:word" xmlns:w="http://schemas.openxmlformats.org/wordprocessingml/2006/main" xmlns:w14="http://schemas.microsoft.com/office/word/2010/wordml" xmlns:w15="http://schemas.microsoft.com/office/word/2012/wordml" xmlns:w16se="http://schemas.microsoft.com/office/word/2015/wordml/symex" xmlns:wpg="http://schemas.microsoft.com/office/word/2010/wordprocessingGroup" xmlns:wpi="http://schemas.microsoft.com/office/word/2010/wordprocessingInk" xmlns:wne="http://schemas.microsoft.com/office/word/2006/wordml" xmlns:wps="http://schemas.microsoft.com/office/word/2010/wordprocessingShape" mc:Ignorable="w14 w15 w16se wp14">
-  <w:comment w:id="1" w:author="Aloma Barros" w:date="2026-09-11T12:43:00Z" w:initials="AB">
+<w:comments xmlns:wpc="http://schemas.microsoft.com/office/word/2010/wordprocessingCanvas" xmlns:cx="http://schemas.microsoft.com/office/drawing/2014/chartex" xmlns:cx1="http://schemas.microsoft.com/office/drawing/2015/9/8/chartex" xmlns:cx2="http://schemas.microsoft.com/office/drawing/2015/10/21/chartex" xmlns:cx3="http://schemas.microsoft.com/office/drawing/2016/5/9/chartex" xmlns:cx4="http://schemas.microsoft.com/office/drawing/2016/5/10/chartex" xmlns:cx5="http://schemas.microsoft.com/office/drawing/2016/5/11/chartex" xmlns:cx6="http://schemas.microsoft.com/office/drawing/2016/5/12/chartex" xmlns:cx7="http://schemas.microsoft.com/office/drawing/2016/5/13/chartex" xmlns:cx8="http://schemas.microsoft.com/office/drawing/2016/5/14/chartex" xmlns:mc="http://schemas.openxmlformats.org/markup-compatibility/2006" xmlns:aink="http://schemas.microsoft.com/office/drawing/2016/ink" xmlns:am3d="http://schemas.microsoft.com/office/drawing/2017/model3d" xmlns:o="urn:schemas-microsoft-com:office:office" xmlns:oel="http://schemas.microsoft.com/office/2019/extlst" xmlns:r="http://schemas.openxmlformats.org/officeDocument/2006/relationships" xmlns:m="http://schemas.openxmlformats.org/officeDocument/2006/math" xmlns:v="urn:schemas-microsoft-com:vml" xmlns:wp14="http://schemas.microsoft.com/office/word/2010/wordprocessingDrawing" xmlns:wp="http://schemas.openxmlformats.org/drawingml/2006/wordprocessingDrawing" xmlns:w10="urn:schemas-microsoft-com:office:word" xmlns:w="http://schemas.openxmlformats.org/wordprocessingml/2006/main" xmlns:w14="http://schemas.microsoft.com/office/word/2010/wordml" xmlns:w15="http://schemas.microsoft.com/office/word/2012/wordml" xmlns:w16cex="http://schemas.microsoft.com/office/word/2018/wordml/cex" xmlns:w16cid="http://schemas.microsoft.com/office/word/2016/wordml/cid" xmlns:w16="http://schemas.microsoft.com/office/word/2018/wordml" xmlns:w16du="http://schemas.microsoft.com/office/word/2023/wordml/word16du" xmlns:w16sdtdh="http://schemas.microsoft.com/office/word/2020/wordml/sdtdatahash" xmlns:w16sdtfl="http://schemas.microsoft.com/office/word/2024/wordml/sdtformatlock" xmlns:w16se="http://schemas.microsoft.com/office/word/2015/wordml/symex" xmlns:wpg="http://schemas.microsoft.com/office/word/2010/wordprocessingGroup" xmlns:wpi="http://schemas.microsoft.com/office/word/2010/wordprocessingInk" xmlns:wne="http://schemas.microsoft.com/office/word/2006/wordml" xmlns:wps="http://schemas.microsoft.com/office/word/2010/wordprocessingShape" mc:Ignorable="w14 w15 w16se w16cid w16 w16cex w16sdtdh w16sdtfl w16du wp14">
+  <w:comment w:id="0" w:author="Aloma Barros" w:date="2026-09-11T12:43:00Z" w:initials="AB">
     <w:p>
       <w:pPr>
         <w:pStyle w:val="Textodecomentrio"/>
@@ -1162,7 +1541,7 @@
       </w:r>
     </w:p>
   </w:comment>
-  <w:comment w:id="2" w:author="Aloma Barros" w:date="2026-09-11T12:46:00Z" w:initials="AB">
+  <w:comment w:id="1" w:author="Aloma Barros" w:date="2026-09-11T12:46:00Z" w:initials="AB">
     <w:p>
       <w:pPr>
         <w:pStyle w:val="Textodecomentrio"/>
@@ -1222,7 +1601,7 @@
       </w:r>
     </w:p>
   </w:comment>
-  <w:comment w:id="3" w:author="Aloma Barros" w:date="2026-09-11T12:51:00Z" w:initials="AB">
+  <w:comment w:id="2" w:author="Aloma Barros" w:date="2026-09-11T12:51:00Z" w:initials="AB">
     <w:p>
       <w:pPr>
         <w:pStyle w:val="Textodecomentrio"/>
@@ -1240,8 +1619,6 @@
         </w:rPr>
         <w:t xml:space="preserve"> </w:t>
       </w:r>
-      <w:proofErr w:type="spellStart"/>
-      <w:proofErr w:type="gramStart"/>
       <w:r>
         <w:rPr>
           <w:color w:val="0000FF"/>
@@ -1249,8 +1626,6 @@
         </w:rPr>
         <w:t>private</w:t>
       </w:r>
-      <w:proofErr w:type="spellEnd"/>
-      <w:proofErr w:type="gramEnd"/>
       <w:r>
         <w:rPr>
           <w:color w:val="000000"/>
@@ -1258,7 +1633,6 @@
         </w:rPr>
         <w:t xml:space="preserve"> </w:t>
       </w:r>
-      <w:proofErr w:type="spellStart"/>
       <w:r>
         <w:rPr>
           <w:color w:val="0000FF"/>
@@ -1266,7 +1640,6 @@
         </w:rPr>
         <w:t>void</w:t>
       </w:r>
-      <w:proofErr w:type="spellEnd"/>
       <w:r>
         <w:rPr>
           <w:color w:val="000000"/>
@@ -1274,7 +1647,6 @@
         </w:rPr>
         <w:t xml:space="preserve"> Form1_Load(</w:t>
       </w:r>
-      <w:proofErr w:type="spellStart"/>
       <w:r>
         <w:rPr>
           <w:color w:val="0000FF"/>
@@ -1282,45 +1654,64 @@
         </w:rPr>
         <w:t>object</w:t>
       </w:r>
-      <w:proofErr w:type="spellEnd"/>
       <w:r>
         <w:rPr>
           <w:color w:val="000000"/>
           <w:highlight w:val="white"/>
         </w:rPr>
-        <w:t xml:space="preserve"> </w:t>
-      </w:r>
-      <w:proofErr w:type="spellStart"/>
+        <w:t xml:space="preserve"> sender, </w:t>
+      </w:r>
+      <w:r>
+        <w:rPr>
+          <w:color w:val="2B91AF"/>
+          <w:highlight w:val="white"/>
+        </w:rPr>
+        <w:t>EventArgs</w:t>
+      </w:r>
       <w:r>
         <w:rPr>
           <w:color w:val="000000"/>
           <w:highlight w:val="white"/>
         </w:rPr>
-        <w:t>sender</w:t>
-      </w:r>
-      <w:proofErr w:type="spellEnd"/>
+        <w:t xml:space="preserve"> e)</w:t>
+      </w:r>
+    </w:p>
+    <w:p>
+      <w:pPr>
+        <w:pStyle w:val="Textodecomentrio"/>
+      </w:pPr>
       <w:r>
         <w:rPr>
           <w:color w:val="000000"/>
           <w:highlight w:val="white"/>
         </w:rPr>
-        <w:t xml:space="preserve">, </w:t>
-      </w:r>
-      <w:proofErr w:type="spellStart"/>
+        <w:t xml:space="preserve"> {</w:t>
+      </w:r>
+    </w:p>
+    <w:p>
+      <w:pPr>
+        <w:pStyle w:val="Textodecomentrio"/>
+      </w:pPr>
+      <w:r>
+        <w:rPr>
+          <w:color w:val="000000"/>
+          <w:highlight w:val="white"/>
+        </w:rPr>
+        <w:t xml:space="preserve">     BackgroundImage = Properties.</w:t>
+      </w:r>
       <w:r>
         <w:rPr>
           <w:color w:val="2B91AF"/>
           <w:highlight w:val="white"/>
         </w:rPr>
-        <w:t>EventArgs</w:t>
-      </w:r>
-      <w:proofErr w:type="spellEnd"/>
+        <w:t>Resources</w:t>
+      </w:r>
       <w:r>
         <w:rPr>
           <w:color w:val="000000"/>
           <w:highlight w:val="white"/>
         </w:rPr>
-        <w:t xml:space="preserve"> e)</w:t>
+        <w:t>.tema01;</w:t>
       </w:r>
     </w:p>
     <w:p>
@@ -1332,120 +1723,25 @@
           <w:color w:val="000000"/>
           <w:highlight w:val="white"/>
         </w:rPr>
-        <w:t xml:space="preserve"> {</w:t>
-      </w:r>
-    </w:p>
-    <w:p>
-      <w:pPr>
-        <w:pStyle w:val="Textodecomentrio"/>
-      </w:pPr>
+        <w:t xml:space="preserve">     BackgroundImageLayout = </w:t>
+      </w:r>
+      <w:r>
+        <w:rPr>
+          <w:color w:val="2B91AF"/>
+          <w:highlight w:val="white"/>
+        </w:rPr>
+        <w:t>ImageLayout</w:t>
+      </w:r>
       <w:r>
         <w:rPr>
           <w:color w:val="000000"/>
           <w:highlight w:val="white"/>
         </w:rPr>
-        <w:t xml:space="preserve">     </w:t>
-      </w:r>
-      <w:proofErr w:type="spellStart"/>
-      <w:r>
-        <w:rPr>
-          <w:color w:val="000000"/>
-          <w:highlight w:val="white"/>
-        </w:rPr>
-        <w:t>BackgroundImage</w:t>
-      </w:r>
-      <w:proofErr w:type="spellEnd"/>
-      <w:r>
-        <w:rPr>
-          <w:color w:val="000000"/>
-          <w:highlight w:val="white"/>
-        </w:rPr>
-        <w:t xml:space="preserve"> = </w:t>
-      </w:r>
-      <w:proofErr w:type="gramStart"/>
-      <w:r>
-        <w:rPr>
-          <w:color w:val="000000"/>
-          <w:highlight w:val="white"/>
-        </w:rPr>
-        <w:t>Properties.</w:t>
-      </w:r>
-      <w:r>
-        <w:rPr>
-          <w:color w:val="2B91AF"/>
-          <w:highlight w:val="white"/>
-        </w:rPr>
-        <w:t>Resources</w:t>
-      </w:r>
-      <w:r>
-        <w:rPr>
-          <w:color w:val="000000"/>
-          <w:highlight w:val="white"/>
-        </w:rPr>
-        <w:t>.tema</w:t>
-      </w:r>
-      <w:proofErr w:type="gramEnd"/>
-      <w:r>
-        <w:rPr>
-          <w:color w:val="000000"/>
-          <w:highlight w:val="white"/>
-        </w:rPr>
-        <w:t>01;</w:t>
-      </w:r>
-    </w:p>
-    <w:p>
-      <w:pPr>
-        <w:pStyle w:val="Textodecomentrio"/>
-      </w:pPr>
-      <w:r>
-        <w:rPr>
-          <w:color w:val="000000"/>
-          <w:highlight w:val="white"/>
-        </w:rPr>
-        <w:t xml:space="preserve">     </w:t>
-      </w:r>
-      <w:proofErr w:type="spellStart"/>
-      <w:r>
-        <w:rPr>
-          <w:color w:val="000000"/>
-          <w:highlight w:val="white"/>
-        </w:rPr>
-        <w:t>BackgroundImageLayout</w:t>
-      </w:r>
-      <w:proofErr w:type="spellEnd"/>
-      <w:r>
-        <w:rPr>
-          <w:color w:val="000000"/>
-          <w:highlight w:val="white"/>
-        </w:rPr>
-        <w:t xml:space="preserve"> = </w:t>
-      </w:r>
-      <w:proofErr w:type="spellStart"/>
-      <w:r>
-        <w:rPr>
-          <w:color w:val="2B91AF"/>
-          <w:highlight w:val="white"/>
-        </w:rPr>
-        <w:t>ImageLayout</w:t>
-      </w:r>
-      <w:r>
-        <w:rPr>
-          <w:color w:val="000000"/>
-          <w:highlight w:val="white"/>
-        </w:rPr>
-        <w:t>.Stretch</w:t>
-      </w:r>
-      <w:proofErr w:type="spellEnd"/>
-      <w:r>
-        <w:rPr>
-          <w:color w:val="000000"/>
-          <w:highlight w:val="white"/>
-        </w:rPr>
-        <w:t>;</w:t>
+        <w:t>.Stretch;</w:t>
       </w:r>
     </w:p>
   </w:comment>
-  <w:comment w:id="4" w:author="Aloma Barros" w:date="2026-09-11T13:14:00Z" w:initials="AB">
+  <w:comment w:id="3" w:author="Aloma Barros" w:date="2026-09-11T13:14:00Z" w:initials="AB">
     <w:p>
       <w:pPr>
         <w:pStyle w:val="Textodecomentrio"/>
@@ -1505,7 +1801,7 @@
       </w:r>
     </w:p>
   </w:comment>
-  <w:comment w:id="5" w:author="Aloma Barros" w:date="2026-09-11T13:14:00Z" w:initials="AB">
+  <w:comment w:id="4" w:author="Aloma Barros" w:date="2026-09-11T13:14:00Z" w:initials="AB">
     <w:p>
       <w:pPr>
         <w:pStyle w:val="Textodecomentrio"/>
@@ -1565,7 +1861,7 @@
       </w:r>
     </w:p>
   </w:comment>
-  <w:comment w:id="6" w:author="Aloma Barros" w:date="2026-09-11T13:33:00Z" w:initials="AB">
+  <w:comment w:id="5" w:author="Aloma Barros" w:date="2026-09-11T13:33:00Z" w:initials="AB">
     <w:p>
       <w:pPr>
         <w:pStyle w:val="Textodecomentrio"/>
@@ -1625,7 +1921,7 @@
       </w:r>
     </w:p>
   </w:comment>
-  <w:comment w:id="7" w:author="Aloma Barros" w:date="2026-09-11T13:24:00Z" w:initials="AB">
+  <w:comment w:id="6" w:author="Aloma Barros" w:date="2026-09-11T13:24:00Z" w:initials="AB">
     <w:p>
       <w:pPr>
         <w:pStyle w:val="Textodecomentrio"/>
@@ -1685,7 +1981,7 @@
       </w:r>
     </w:p>
   </w:comment>
-  <w:comment w:id="8" w:author="Aloma Barros" w:date="2026-09-11T13:24:00Z" w:initials="AB">
+  <w:comment w:id="7" w:author="Aloma Barros" w:date="2026-09-11T13:24:00Z" w:initials="AB">
     <w:p>
       <w:pPr>
         <w:pStyle w:val="Textodecomentrio"/>
@@ -1745,7 +2041,7 @@
       </w:r>
     </w:p>
   </w:comment>
-  <w:comment w:id="9" w:author="Aloma Barros" w:date="2026-09-11T13:41:00Z" w:initials="AB">
+  <w:comment w:id="8" w:author="Aloma Barros" w:date="2026-09-11T13:41:00Z" w:initials="AB">
     <w:p>
       <w:pPr>
         <w:pStyle w:val="Textodecomentrio"/>
@@ -1805,7 +2101,7 @@
       </w:r>
     </w:p>
   </w:comment>
-  <w:comment w:id="10" w:author="Aloma Barros" w:date="2026-09-11T13:46:00Z" w:initials="AB">
+  <w:comment w:id="9" w:author="Aloma Barros" w:date="2026-09-11T13:46:00Z" w:initials="AB">
     <w:p>
       <w:pPr>
         <w:pStyle w:val="Textodecomentrio"/>
@@ -1869,7 +2165,7 @@
 </file>
 
 <file path=word/commentsExtended.xml><?xml version="1.0" encoding="utf-8"?>
-<w15:commentsEx xmlns:wpc="http://schemas.microsoft.com/office/word/2010/wordprocessingCanvas" xmlns:cx="http://schemas.microsoft.com/office/drawing/2014/chartex" xmlns:cx1="http://schemas.microsoft.com/office/drawing/2015/9/8/chartex" xmlns:mc="http://schemas.openxmlformats.org/markup-compatibility/2006" xmlns:o="urn:schemas-microsoft-com:office:office" xmlns:r="http://schemas.openxmlformats.org/officeDocument/2006/relationships" xmlns:m="http://schemas.openxmlformats.org/officeDocument/2006/math" xmlns:v="urn:schemas-microsoft-com:vml" xmlns:wp14="http://schemas.microsoft.com/office/word/2010/wordprocessingDrawing" xmlns:wp="http://schemas.openxmlformats.org/drawingml/2006/wordprocessingDrawing" xmlns:w10="urn:schemas-microsoft-com:office:word" xmlns:w="http://schemas.openxmlformats.org/wordprocessingml/2006/main" xmlns:w14="http://schemas.microsoft.com/office/word/2010/wordml" xmlns:w15="http://schemas.microsoft.com/office/word/2012/wordml" xmlns:w16se="http://schemas.microsoft.com/office/word/2015/wordml/symex" xmlns:wpg="http://schemas.microsoft.com/office/word/2010/wordprocessingGroup" xmlns:wpi="http://schemas.microsoft.com/office/word/2010/wordprocessingInk" xmlns:wne="http://schemas.microsoft.com/office/word/2006/wordml" xmlns:wps="http://schemas.microsoft.com/office/word/2010/wordprocessingShape" mc:Ignorable="w14 w15 w16se wp14">
+<w15:commentsEx xmlns:wpc="http://schemas.microsoft.com/office/word/2010/wordprocessingCanvas" xmlns:cx="http://schemas.microsoft.com/office/drawing/2014/chartex" xmlns:cx1="http://schemas.microsoft.com/office/drawing/2015/9/8/chartex" xmlns:cx2="http://schemas.microsoft.com/office/drawing/2015/10/21/chartex" xmlns:cx3="http://schemas.microsoft.com/office/drawing/2016/5/9/chartex" xmlns:cx4="http://schemas.microsoft.com/office/drawing/2016/5/10/chartex" xmlns:cx5="http://schemas.microsoft.com/office/drawing/2016/5/11/chartex" xmlns:cx6="http://schemas.microsoft.com/office/drawing/2016/5/12/chartex" xmlns:cx7="http://schemas.microsoft.com/office/drawing/2016/5/13/chartex" xmlns:cx8="http://schemas.microsoft.com/office/drawing/2016/5/14/chartex" xmlns:mc="http://schemas.openxmlformats.org/markup-compatibility/2006" xmlns:aink="http://schemas.microsoft.com/office/drawing/2016/ink" xmlns:am3d="http://schemas.microsoft.com/office/drawing/2017/model3d" xmlns:o="urn:schemas-microsoft-com:office:office" xmlns:oel="http://schemas.microsoft.com/office/2019/extlst" xmlns:r="http://schemas.openxmlformats.org/officeDocument/2006/relationships" xmlns:m="http://schemas.openxmlformats.org/officeDocument/2006/math" xmlns:v="urn:schemas-microsoft-com:vml" xmlns:wp14="http://schemas.microsoft.com/office/word/2010/wordprocessingDrawing" xmlns:wp="http://schemas.openxmlformats.org/drawingml/2006/wordprocessingDrawing" xmlns:w10="urn:schemas-microsoft-com:office:word" xmlns:w="http://schemas.openxmlformats.org/wordprocessingml/2006/main" xmlns:w14="http://schemas.microsoft.com/office/word/2010/wordml" xmlns:w15="http://schemas.microsoft.com/office/word/2012/wordml" xmlns:w16cex="http://schemas.microsoft.com/office/word/2018/wordml/cex" xmlns:w16cid="http://schemas.microsoft.com/office/word/2016/wordml/cid" xmlns:w16="http://schemas.microsoft.com/office/word/2018/wordml" xmlns:w16du="http://schemas.microsoft.com/office/word/2023/wordml/word16du" xmlns:w16sdtdh="http://schemas.microsoft.com/office/word/2020/wordml/sdtdatahash" xmlns:w16sdtfl="http://schemas.microsoft.com/office/word/2024/wordml/sdtformatlock" xmlns:w16se="http://schemas.microsoft.com/office/word/2015/wordml/symex" xmlns:wpg="http://schemas.microsoft.com/office/word/2010/wordprocessingGroup" xmlns:wpi="http://schemas.microsoft.com/office/word/2010/wordprocessingInk" xmlns:wne="http://schemas.microsoft.com/office/word/2006/wordml" xmlns:wps="http://schemas.microsoft.com/office/word/2010/wordprocessingShape" mc:Ignorable="w14 w15 w16se w16cid w16 w16cex w16sdtdh w16sdtfl w16du wp14">
   <w15:commentEx w15:paraId="41B93D36" w15:done="0"/>
   <w15:commentEx w15:paraId="5B95C4F0" w15:done="0"/>
   <w15:commentEx w15:paraId="085769A4" w15:done="0"/>
@@ -1914,7 +2210,7 @@
 </file>
 
 <file path=word/numbering.xml><?xml version="1.0" encoding="utf-8"?>
-<w:numbering xmlns:wpc="http://schemas.microsoft.com/office/word/2010/wordprocessingCanvas" xmlns:cx="http://schemas.microsoft.com/office/drawing/2014/chartex" xmlns:cx1="http://schemas.microsoft.com/office/drawing/2015/9/8/chartex" xmlns:mc="http://schemas.openxmlformats.org/markup-compatibility/2006" xmlns:o="urn:schemas-microsoft-com:office:office" xmlns:r="http://schemas.openxmlformats.org/officeDocument/2006/relationships" xmlns:m="http://schemas.openxmlformats.org/officeDocument/2006/math" xmlns:v="urn:schemas-microsoft-com:vml" xmlns:wp14="http://schemas.microsoft.com/office/word/2010/wordprocessingDrawing" xmlns:wp="http://schemas.openxmlformats.org/drawingml/2006/wordprocessingDrawing" xmlns:w10="urn:schemas-microsoft-com:office:word" xmlns:w="http://schemas.openxmlformats.org/wordprocessingml/2006/main" xmlns:w14="http://schemas.microsoft.com/office/word/2010/wordml" xmlns:w15="http://schemas.microsoft.com/office/word/2012/wordml" xmlns:w16se="http://schemas.microsoft.com/office/word/2015/wordml/symex" xmlns:wpg="http://schemas.microsoft.com/office/word/2010/wordprocessingGroup" xmlns:wpi="http://schemas.microsoft.com/office/word/2010/wordprocessingInk" xmlns:wne="http://schemas.microsoft.com/office/word/2006/wordml" xmlns:wps="http://schemas.microsoft.com/office/word/2010/wordprocessingShape" mc:Ignorable="w14 w15 w16se wp14">
+<w:numbering xmlns:wpc="http://schemas.microsoft.com/office/word/2010/wordprocessingCanvas" xmlns:cx="http://schemas.microsoft.com/office/drawing/2014/chartex" xmlns:cx1="http://schemas.microsoft.com/office/drawing/2015/9/8/chartex" xmlns:cx2="http://schemas.microsoft.com/office/drawing/2015/10/21/chartex" xmlns:cx3="http://schemas.microsoft.com/office/drawing/2016/5/9/chartex" xmlns:cx4="http://schemas.microsoft.com/office/drawing/2016/5/10/chartex" xmlns:cx5="http://schemas.microsoft.com/office/drawing/2016/5/11/chartex" xmlns:cx6="http://schemas.microsoft.com/office/drawing/2016/5/12/chartex" xmlns:cx7="http://schemas.microsoft.com/office/drawing/2016/5/13/chartex" xmlns:cx8="http://schemas.microsoft.com/office/drawing/2016/5/14/chartex" xmlns:mc="http://schemas.openxmlformats.org/markup-compatibility/2006" xmlns:aink="http://schemas.microsoft.com/office/drawing/2016/ink" xmlns:am3d="http://schemas.microsoft.com/office/drawing/2017/model3d" xmlns:o="urn:schemas-microsoft-com:office:office" xmlns:oel="http://schemas.microsoft.com/office/2019/extlst" xmlns:r="http://schemas.openxmlformats.org/officeDocument/2006/relationships" xmlns:m="http://schemas.openxmlformats.org/officeDocument/2006/math" xmlns:v="urn:schemas-microsoft-com:vml" xmlns:wp14="http://schemas.microsoft.com/office/word/2010/wordprocessingDrawing" xmlns:wp="http://schemas.openxmlformats.org/drawingml/2006/wordprocessingDrawing" xmlns:w10="urn:schemas-microsoft-com:office:word" xmlns:w="http://schemas.openxmlformats.org/wordprocessingml/2006/main" xmlns:w14="http://schemas.microsoft.com/office/word/2010/wordml" xmlns:w15="http://schemas.microsoft.com/office/word/2012/wordml" xmlns:w16cex="http://schemas.microsoft.com/office/word/2018/wordml/cex" xmlns:w16cid="http://schemas.microsoft.com/office/word/2016/wordml/cid" xmlns:w16="http://schemas.microsoft.com/office/word/2018/wordml" xmlns:w16du="http://schemas.microsoft.com/office/word/2023/wordml/word16du" xmlns:w16sdtdh="http://schemas.microsoft.com/office/word/2020/wordml/sdtdatahash" xmlns:w16sdtfl="http://schemas.microsoft.com/office/word/2024/wordml/sdtformatlock" xmlns:w16se="http://schemas.microsoft.com/office/word/2015/wordml/symex" xmlns:wpg="http://schemas.microsoft.com/office/word/2010/wordprocessingGroup" xmlns:wpi="http://schemas.microsoft.com/office/word/2010/wordprocessingInk" xmlns:wne="http://schemas.microsoft.com/office/word/2006/wordml" xmlns:wps="http://schemas.microsoft.com/office/word/2010/wordprocessingShape" mc:Ignorable="w14 w15 w16se w16cid w16 w16cex w16sdtdh w16sdtfl w16du wp14">
   <w:abstractNum w:abstractNumId="0" w15:restartNumberingAfterBreak="0">
     <w:nsid w:val="03A57919"/>
     <w:multiLevelType w:val="multilevel"/>
@@ -2381,6 +2677,155 @@
     </w:lvl>
   </w:abstractNum>
   <w:abstractNum w:abstractNumId="4" w15:restartNumberingAfterBreak="0">
+    <w:nsid w:val="0CF544C0"/>
+    <w:multiLevelType w:val="multilevel"/>
+    <w:tmpl w:val="81760374"/>
+    <w:lvl w:ilvl="0">
+      <w:start w:val="1"/>
+      <w:numFmt w:val="bullet"/>
+      <w:lvlText w:val=""/>
+      <w:lvlJc w:val="left"/>
+      <w:pPr>
+        <w:tabs>
+          <w:tab w:val="num" w:pos="720"/>
+        </w:tabs>
+        <w:ind w:left="720" w:hanging="360"/>
+      </w:pPr>
+      <w:rPr>
+        <w:rFonts w:ascii="Symbol" w:hAnsi="Symbol" w:hint="default"/>
+        <w:sz w:val="20"/>
+      </w:rPr>
+    </w:lvl>
+    <w:lvl w:ilvl="1" w:tentative="1">
+      <w:start w:val="1"/>
+      <w:numFmt w:val="bullet"/>
+      <w:lvlText w:val="o"/>
+      <w:lvlJc w:val="left"/>
+      <w:pPr>
+        <w:tabs>
+          <w:tab w:val="num" w:pos="1440"/>
+        </w:tabs>
+        <w:ind w:left="1440" w:hanging="360"/>
+      </w:pPr>
+      <w:rPr>
+        <w:rFonts w:ascii="Courier New" w:hAnsi="Courier New" w:hint="default"/>
+        <w:sz w:val="20"/>
+      </w:rPr>
+    </w:lvl>
+    <w:lvl w:ilvl="2" w:tentative="1">
+      <w:start w:val="1"/>
+      <w:numFmt w:val="bullet"/>
+      <w:lvlText w:val=""/>
+      <w:lvlJc w:val="left"/>
+      <w:pPr>
+        <w:tabs>
+          <w:tab w:val="num" w:pos="2160"/>
+        </w:tabs>
+        <w:ind w:left="2160" w:hanging="360"/>
+      </w:pPr>
+      <w:rPr>
+        <w:rFonts w:ascii="Wingdings" w:hAnsi="Wingdings" w:hint="default"/>
+        <w:sz w:val="20"/>
+      </w:rPr>
+    </w:lvl>
+    <w:lvl w:ilvl="3" w:tentative="1">
+      <w:start w:val="1"/>
+      <w:numFmt w:val="bullet"/>
+      <w:lvlText w:val=""/>
+      <w:lvlJc w:val="left"/>
+      <w:pPr>
+        <w:tabs>
+          <w:tab w:val="num" w:pos="2880"/>
+        </w:tabs>
+        <w:ind w:left="2880" w:hanging="360"/>
+      </w:pPr>
+      <w:rPr>
+        <w:rFonts w:ascii="Wingdings" w:hAnsi="Wingdings" w:hint="default"/>
+        <w:sz w:val="20"/>
+      </w:rPr>
+    </w:lvl>
+    <w:lvl w:ilvl="4" w:tentative="1">
+      <w:start w:val="1"/>
+      <w:numFmt w:val="bullet"/>
+      <w:lvlText w:val=""/>
+      <w:lvlJc w:val="left"/>
+      <w:pPr>
+        <w:tabs>
+          <w:tab w:val="num" w:pos="3600"/>
+        </w:tabs>
+        <w:ind w:left="3600" w:hanging="360"/>
+      </w:pPr>
+      <w:rPr>
+        <w:rFonts w:ascii="Wingdings" w:hAnsi="Wingdings" w:hint="default"/>
+        <w:sz w:val="20"/>
+      </w:rPr>
+    </w:lvl>
+    <w:lvl w:ilvl="5" w:tentative="1">
+      <w:start w:val="1"/>
+      <w:numFmt w:val="bullet"/>
+      <w:lvlText w:val=""/>
+      <w:lvlJc w:val="left"/>
+      <w:pPr>
+        <w:tabs>
+          <w:tab w:val="num" w:pos="4320"/>
+        </w:tabs>
+        <w:ind w:left="4320" w:hanging="360"/>
+      </w:pPr>
+      <w:rPr>
+        <w:rFonts w:ascii="Wingdings" w:hAnsi="Wingdings" w:hint="default"/>
+        <w:sz w:val="20"/>
+      </w:rPr>
+    </w:lvl>
+    <w:lvl w:ilvl="6" w:tentative="1">
+      <w:start w:val="1"/>
+      <w:numFmt w:val="bullet"/>
+      <w:lvlText w:val=""/>
+      <w:lvlJc w:val="left"/>
+      <w:pPr>
+        <w:tabs>
+          <w:tab w:val="num" w:pos="5040"/>
+        </w:tabs>
+        <w:ind w:left="5040" w:hanging="360"/>
+      </w:pPr>
+      <w:rPr>
+        <w:rFonts w:ascii="Wingdings" w:hAnsi="Wingdings" w:hint="default"/>
+        <w:sz w:val="20"/>
+      </w:rPr>
+    </w:lvl>
+    <w:lvl w:ilvl="7" w:tentative="1">
+      <w:start w:val="1"/>
+      <w:numFmt w:val="bullet"/>
+      <w:lvlText w:val=""/>
+      <w:lvlJc w:val="left"/>
+      <w:pPr>
+        <w:tabs>
+          <w:tab w:val="num" w:pos="5760"/>
+        </w:tabs>
+        <w:ind w:left="5760" w:hanging="360"/>
+      </w:pPr>
+      <w:rPr>
+        <w:rFonts w:ascii="Wingdings" w:hAnsi="Wingdings" w:hint="default"/>
+        <w:sz w:val="20"/>
+      </w:rPr>
+    </w:lvl>
+    <w:lvl w:ilvl="8" w:tentative="1">
+      <w:start w:val="1"/>
+      <w:numFmt w:val="bullet"/>
+      <w:lvlText w:val=""/>
+      <w:lvlJc w:val="left"/>
+      <w:pPr>
+        <w:tabs>
+          <w:tab w:val="num" w:pos="6480"/>
+        </w:tabs>
+        <w:ind w:left="6480" w:hanging="360"/>
+      </w:pPr>
+      <w:rPr>
+        <w:rFonts w:ascii="Wingdings" w:hAnsi="Wingdings" w:hint="default"/>
+        <w:sz w:val="20"/>
+      </w:rPr>
+    </w:lvl>
+  </w:abstractNum>
+  <w:abstractNum w:abstractNumId="5" w15:restartNumberingAfterBreak="0">
     <w:nsid w:val="13345387"/>
     <w:multiLevelType w:val="hybridMultilevel"/>
     <w:tmpl w:val="83E08D9C"/>
@@ -2469,7 +2914,7 @@
       </w:pPr>
     </w:lvl>
   </w:abstractNum>
-  <w:abstractNum w:abstractNumId="5" w15:restartNumberingAfterBreak="0">
+  <w:abstractNum w:abstractNumId="6" w15:restartNumberingAfterBreak="0">
     <w:nsid w:val="133937C5"/>
     <w:multiLevelType w:val="hybridMultilevel"/>
     <w:tmpl w:val="DE62032C"/>
@@ -2558,7 +3003,7 @@
       </w:pPr>
     </w:lvl>
   </w:abstractNum>
-  <w:abstractNum w:abstractNumId="6" w15:restartNumberingAfterBreak="0">
+  <w:abstractNum w:abstractNumId="7" w15:restartNumberingAfterBreak="0">
     <w:nsid w:val="22013A92"/>
     <w:multiLevelType w:val="hybridMultilevel"/>
     <w:tmpl w:val="35B6EE3C"/>
@@ -2647,7 +3092,7 @@
       </w:pPr>
     </w:lvl>
   </w:abstractNum>
-  <w:abstractNum w:abstractNumId="7" w15:restartNumberingAfterBreak="0">
+  <w:abstractNum w:abstractNumId="8" w15:restartNumberingAfterBreak="0">
     <w:nsid w:val="2EBA588B"/>
     <w:multiLevelType w:val="hybridMultilevel"/>
     <w:tmpl w:val="57DACDB2"/>
@@ -2736,7 +3181,7 @@
       </w:pPr>
     </w:lvl>
   </w:abstractNum>
-  <w:abstractNum w:abstractNumId="8" w15:restartNumberingAfterBreak="0">
+  <w:abstractNum w:abstractNumId="9" w15:restartNumberingAfterBreak="0">
     <w:nsid w:val="2FDB2E1E"/>
     <w:multiLevelType w:val="hybridMultilevel"/>
     <w:tmpl w:val="3118BDF2"/>
@@ -2849,7 +3294,7 @@
       </w:rPr>
     </w:lvl>
   </w:abstractNum>
-  <w:abstractNum w:abstractNumId="9" w15:restartNumberingAfterBreak="0">
+  <w:abstractNum w:abstractNumId="10" w15:restartNumberingAfterBreak="0">
     <w:nsid w:val="33D6463C"/>
     <w:multiLevelType w:val="hybridMultilevel"/>
     <w:tmpl w:val="E6F61EE2"/>
@@ -2962,7 +3407,305 @@
       </w:rPr>
     </w:lvl>
   </w:abstractNum>
-  <w:abstractNum w:abstractNumId="10" w15:restartNumberingAfterBreak="0">
+  <w:abstractNum w:abstractNumId="11" w15:restartNumberingAfterBreak="0">
+    <w:nsid w:val="342660A3"/>
+    <w:multiLevelType w:val="multilevel"/>
+    <w:tmpl w:val="35AEAB1C"/>
+    <w:lvl w:ilvl="0">
+      <w:start w:val="1"/>
+      <w:numFmt w:val="bullet"/>
+      <w:lvlText w:val=""/>
+      <w:lvlJc w:val="left"/>
+      <w:pPr>
+        <w:tabs>
+          <w:tab w:val="num" w:pos="720"/>
+        </w:tabs>
+        <w:ind w:left="720" w:hanging="360"/>
+      </w:pPr>
+      <w:rPr>
+        <w:rFonts w:ascii="Symbol" w:hAnsi="Symbol" w:hint="default"/>
+        <w:sz w:val="20"/>
+      </w:rPr>
+    </w:lvl>
+    <w:lvl w:ilvl="1" w:tentative="1">
+      <w:start w:val="1"/>
+      <w:numFmt w:val="bullet"/>
+      <w:lvlText w:val="o"/>
+      <w:lvlJc w:val="left"/>
+      <w:pPr>
+        <w:tabs>
+          <w:tab w:val="num" w:pos="1440"/>
+        </w:tabs>
+        <w:ind w:left="1440" w:hanging="360"/>
+      </w:pPr>
+      <w:rPr>
+        <w:rFonts w:ascii="Courier New" w:hAnsi="Courier New" w:hint="default"/>
+        <w:sz w:val="20"/>
+      </w:rPr>
+    </w:lvl>
+    <w:lvl w:ilvl="2" w:tentative="1">
+      <w:start w:val="1"/>
+      <w:numFmt w:val="bullet"/>
+      <w:lvlText w:val=""/>
+      <w:lvlJc w:val="left"/>
+      <w:pPr>
+        <w:tabs>
+          <w:tab w:val="num" w:pos="2160"/>
+        </w:tabs>
+        <w:ind w:left="2160" w:hanging="360"/>
+      </w:pPr>
+      <w:rPr>
+        <w:rFonts w:ascii="Wingdings" w:hAnsi="Wingdings" w:hint="default"/>
+        <w:sz w:val="20"/>
+      </w:rPr>
+    </w:lvl>
+    <w:lvl w:ilvl="3" w:tentative="1">
+      <w:start w:val="1"/>
+      <w:numFmt w:val="bullet"/>
+      <w:lvlText w:val=""/>
+      <w:lvlJc w:val="left"/>
+      <w:pPr>
+        <w:tabs>
+          <w:tab w:val="num" w:pos="2880"/>
+        </w:tabs>
+        <w:ind w:left="2880" w:hanging="360"/>
+      </w:pPr>
+      <w:rPr>
+        <w:rFonts w:ascii="Wingdings" w:hAnsi="Wingdings" w:hint="default"/>
+        <w:sz w:val="20"/>
+      </w:rPr>
+    </w:lvl>
+    <w:lvl w:ilvl="4" w:tentative="1">
+      <w:start w:val="1"/>
+      <w:numFmt w:val="bullet"/>
+      <w:lvlText w:val=""/>
+      <w:lvlJc w:val="left"/>
+      <w:pPr>
+        <w:tabs>
+          <w:tab w:val="num" w:pos="3600"/>
+        </w:tabs>
+        <w:ind w:left="3600" w:hanging="360"/>
+      </w:pPr>
+      <w:rPr>
+        <w:rFonts w:ascii="Wingdings" w:hAnsi="Wingdings" w:hint="default"/>
+        <w:sz w:val="20"/>
+      </w:rPr>
+    </w:lvl>
+    <w:lvl w:ilvl="5" w:tentative="1">
+      <w:start w:val="1"/>
+      <w:numFmt w:val="bullet"/>
+      <w:lvlText w:val=""/>
+      <w:lvlJc w:val="left"/>
+      <w:pPr>
+        <w:tabs>
+          <w:tab w:val="num" w:pos="4320"/>
+        </w:tabs>
+        <w:ind w:left="4320" w:hanging="360"/>
+      </w:pPr>
+      <w:rPr>
+        <w:rFonts w:ascii="Wingdings" w:hAnsi="Wingdings" w:hint="default"/>
+        <w:sz w:val="20"/>
+      </w:rPr>
+    </w:lvl>
+    <w:lvl w:ilvl="6" w:tentative="1">
+      <w:start w:val="1"/>
+      <w:numFmt w:val="bullet"/>
+      <w:lvlText w:val=""/>
+      <w:lvlJc w:val="left"/>
+      <w:pPr>
+        <w:tabs>
+          <w:tab w:val="num" w:pos="5040"/>
+        </w:tabs>
+        <w:ind w:left="5040" w:hanging="360"/>
+      </w:pPr>
+      <w:rPr>
+        <w:rFonts w:ascii="Wingdings" w:hAnsi="Wingdings" w:hint="default"/>
+        <w:sz w:val="20"/>
+      </w:rPr>
+    </w:lvl>
+    <w:lvl w:ilvl="7" w:tentative="1">
+      <w:start w:val="1"/>
+      <w:numFmt w:val="bullet"/>
+      <w:lvlText w:val=""/>
+      <w:lvlJc w:val="left"/>
+      <w:pPr>
+        <w:tabs>
+          <w:tab w:val="num" w:pos="5760"/>
+        </w:tabs>
+        <w:ind w:left="5760" w:hanging="360"/>
+      </w:pPr>
+      <w:rPr>
+        <w:rFonts w:ascii="Wingdings" w:hAnsi="Wingdings" w:hint="default"/>
+        <w:sz w:val="20"/>
+      </w:rPr>
+    </w:lvl>
+    <w:lvl w:ilvl="8" w:tentative="1">
+      <w:start w:val="1"/>
+      <w:numFmt w:val="bullet"/>
+      <w:lvlText w:val=""/>
+      <w:lvlJc w:val="left"/>
+      <w:pPr>
+        <w:tabs>
+          <w:tab w:val="num" w:pos="6480"/>
+        </w:tabs>
+        <w:ind w:left="6480" w:hanging="360"/>
+      </w:pPr>
+      <w:rPr>
+        <w:rFonts w:ascii="Wingdings" w:hAnsi="Wingdings" w:hint="default"/>
+        <w:sz w:val="20"/>
+      </w:rPr>
+    </w:lvl>
+  </w:abstractNum>
+  <w:abstractNum w:abstractNumId="12" w15:restartNumberingAfterBreak="0">
+    <w:nsid w:val="3E1D2365"/>
+    <w:multiLevelType w:val="multilevel"/>
+    <w:tmpl w:val="05108320"/>
+    <w:lvl w:ilvl="0">
+      <w:start w:val="1"/>
+      <w:numFmt w:val="bullet"/>
+      <w:lvlText w:val=""/>
+      <w:lvlJc w:val="left"/>
+      <w:pPr>
+        <w:tabs>
+          <w:tab w:val="num" w:pos="720"/>
+        </w:tabs>
+        <w:ind w:left="720" w:hanging="360"/>
+      </w:pPr>
+      <w:rPr>
+        <w:rFonts w:ascii="Symbol" w:hAnsi="Symbol" w:hint="default"/>
+        <w:sz w:val="20"/>
+      </w:rPr>
+    </w:lvl>
+    <w:lvl w:ilvl="1" w:tentative="1">
+      <w:start w:val="1"/>
+      <w:numFmt w:val="bullet"/>
+      <w:lvlText w:val="o"/>
+      <w:lvlJc w:val="left"/>
+      <w:pPr>
+        <w:tabs>
+          <w:tab w:val="num" w:pos="1440"/>
+        </w:tabs>
+        <w:ind w:left="1440" w:hanging="360"/>
+      </w:pPr>
+      <w:rPr>
+        <w:rFonts w:ascii="Courier New" w:hAnsi="Courier New" w:hint="default"/>
+        <w:sz w:val="20"/>
+      </w:rPr>
+    </w:lvl>
+    <w:lvl w:ilvl="2" w:tentative="1">
+      <w:start w:val="1"/>
+      <w:numFmt w:val="bullet"/>
+      <w:lvlText w:val=""/>
+      <w:lvlJc w:val="left"/>
+      <w:pPr>
+        <w:tabs>
+          <w:tab w:val="num" w:pos="2160"/>
+        </w:tabs>
+        <w:ind w:left="2160" w:hanging="360"/>
+      </w:pPr>
+      <w:rPr>
+        <w:rFonts w:ascii="Wingdings" w:hAnsi="Wingdings" w:hint="default"/>
+        <w:sz w:val="20"/>
+      </w:rPr>
+    </w:lvl>
+    <w:lvl w:ilvl="3" w:tentative="1">
+      <w:start w:val="1"/>
+      <w:numFmt w:val="bullet"/>
+      <w:lvlText w:val=""/>
+      <w:lvlJc w:val="left"/>
+      <w:pPr>
+        <w:tabs>
+          <w:tab w:val="num" w:pos="2880"/>
+        </w:tabs>
+        <w:ind w:left="2880" w:hanging="360"/>
+      </w:pPr>
+      <w:rPr>
+        <w:rFonts w:ascii="Wingdings" w:hAnsi="Wingdings" w:hint="default"/>
+        <w:sz w:val="20"/>
+      </w:rPr>
+    </w:lvl>
+    <w:lvl w:ilvl="4" w:tentative="1">
+      <w:start w:val="1"/>
+      <w:numFmt w:val="bullet"/>
+      <w:lvlText w:val=""/>
+      <w:lvlJc w:val="left"/>
+      <w:pPr>
+        <w:tabs>
+          <w:tab w:val="num" w:pos="3600"/>
+        </w:tabs>
+        <w:ind w:left="3600" w:hanging="360"/>
+      </w:pPr>
+      <w:rPr>
+        <w:rFonts w:ascii="Wingdings" w:hAnsi="Wingdings" w:hint="default"/>
+        <w:sz w:val="20"/>
+      </w:rPr>
+    </w:lvl>
+    <w:lvl w:ilvl="5" w:tentative="1">
+      <w:start w:val="1"/>
+      <w:numFmt w:val="bullet"/>
+      <w:lvlText w:val=""/>
+      <w:lvlJc w:val="left"/>
+      <w:pPr>
+        <w:tabs>
+          <w:tab w:val="num" w:pos="4320"/>
+        </w:tabs>
+        <w:ind w:left="4320" w:hanging="360"/>
+      </w:pPr>
+      <w:rPr>
+        <w:rFonts w:ascii="Wingdings" w:hAnsi="Wingdings" w:hint="default"/>
+        <w:sz w:val="20"/>
+      </w:rPr>
+    </w:lvl>
+    <w:lvl w:ilvl="6" w:tentative="1">
+      <w:start w:val="1"/>
+      <w:numFmt w:val="bullet"/>
+      <w:lvlText w:val=""/>
+      <w:lvlJc w:val="left"/>
+      <w:pPr>
+        <w:tabs>
+          <w:tab w:val="num" w:pos="5040"/>
+        </w:tabs>
+        <w:ind w:left="5040" w:hanging="360"/>
+      </w:pPr>
+      <w:rPr>
+        <w:rFonts w:ascii="Wingdings" w:hAnsi="Wingdings" w:hint="default"/>
+        <w:sz w:val="20"/>
+      </w:rPr>
+    </w:lvl>
+    <w:lvl w:ilvl="7" w:tentative="1">
+      <w:start w:val="1"/>
+      <w:numFmt w:val="bullet"/>
+      <w:lvlText w:val=""/>
+      <w:lvlJc w:val="left"/>
+      <w:pPr>
+        <w:tabs>
+          <w:tab w:val="num" w:pos="5760"/>
+        </w:tabs>
+        <w:ind w:left="5760" w:hanging="360"/>
+      </w:pPr>
+      <w:rPr>
+        <w:rFonts w:ascii="Wingdings" w:hAnsi="Wingdings" w:hint="default"/>
+        <w:sz w:val="20"/>
+      </w:rPr>
+    </w:lvl>
+    <w:lvl w:ilvl="8" w:tentative="1">
+      <w:start w:val="1"/>
+      <w:numFmt w:val="bullet"/>
+      <w:lvlText w:val=""/>
+      <w:lvlJc w:val="left"/>
+      <w:pPr>
+        <w:tabs>
+          <w:tab w:val="num" w:pos="6480"/>
+        </w:tabs>
+        <w:ind w:left="6480" w:hanging="360"/>
+      </w:pPr>
+      <w:rPr>
+        <w:rFonts w:ascii="Wingdings" w:hAnsi="Wingdings" w:hint="default"/>
+        <w:sz w:val="20"/>
+      </w:rPr>
+    </w:lvl>
+  </w:abstractNum>
+  <w:abstractNum w:abstractNumId="13" w15:restartNumberingAfterBreak="0">
     <w:nsid w:val="415218FE"/>
     <w:multiLevelType w:val="multilevel"/>
     <w:tmpl w:val="D71CDAFA"/>
@@ -3075,7 +3818,156 @@
       </w:pPr>
     </w:lvl>
   </w:abstractNum>
-  <w:abstractNum w:abstractNumId="11" w15:restartNumberingAfterBreak="0">
+  <w:abstractNum w:abstractNumId="14" w15:restartNumberingAfterBreak="0">
+    <w:nsid w:val="42B009F8"/>
+    <w:multiLevelType w:val="multilevel"/>
+    <w:tmpl w:val="592A05BE"/>
+    <w:lvl w:ilvl="0">
+      <w:start w:val="1"/>
+      <w:numFmt w:val="bullet"/>
+      <w:lvlText w:val=""/>
+      <w:lvlJc w:val="left"/>
+      <w:pPr>
+        <w:tabs>
+          <w:tab w:val="num" w:pos="720"/>
+        </w:tabs>
+        <w:ind w:left="720" w:hanging="360"/>
+      </w:pPr>
+      <w:rPr>
+        <w:rFonts w:ascii="Symbol" w:hAnsi="Symbol" w:hint="default"/>
+        <w:sz w:val="20"/>
+      </w:rPr>
+    </w:lvl>
+    <w:lvl w:ilvl="1" w:tentative="1">
+      <w:start w:val="1"/>
+      <w:numFmt w:val="bullet"/>
+      <w:lvlText w:val="o"/>
+      <w:lvlJc w:val="left"/>
+      <w:pPr>
+        <w:tabs>
+          <w:tab w:val="num" w:pos="1440"/>
+        </w:tabs>
+        <w:ind w:left="1440" w:hanging="360"/>
+      </w:pPr>
+      <w:rPr>
+        <w:rFonts w:ascii="Courier New" w:hAnsi="Courier New" w:hint="default"/>
+        <w:sz w:val="20"/>
+      </w:rPr>
+    </w:lvl>
+    <w:lvl w:ilvl="2" w:tentative="1">
+      <w:start w:val="1"/>
+      <w:numFmt w:val="bullet"/>
+      <w:lvlText w:val=""/>
+      <w:lvlJc w:val="left"/>
+      <w:pPr>
+        <w:tabs>
+          <w:tab w:val="num" w:pos="2160"/>
+        </w:tabs>
+        <w:ind w:left="2160" w:hanging="360"/>
+      </w:pPr>
+      <w:rPr>
+        <w:rFonts w:ascii="Wingdings" w:hAnsi="Wingdings" w:hint="default"/>
+        <w:sz w:val="20"/>
+      </w:rPr>
+    </w:lvl>
+    <w:lvl w:ilvl="3" w:tentative="1">
+      <w:start w:val="1"/>
+      <w:numFmt w:val="bullet"/>
+      <w:lvlText w:val=""/>
+      <w:lvlJc w:val="left"/>
+      <w:pPr>
+        <w:tabs>
+          <w:tab w:val="num" w:pos="2880"/>
+        </w:tabs>
+        <w:ind w:left="2880" w:hanging="360"/>
+      </w:pPr>
+      <w:rPr>
+        <w:rFonts w:ascii="Wingdings" w:hAnsi="Wingdings" w:hint="default"/>
+        <w:sz w:val="20"/>
+      </w:rPr>
+    </w:lvl>
+    <w:lvl w:ilvl="4" w:tentative="1">
+      <w:start w:val="1"/>
+      <w:numFmt w:val="bullet"/>
+      <w:lvlText w:val=""/>
+      <w:lvlJc w:val="left"/>
+      <w:pPr>
+        <w:tabs>
+          <w:tab w:val="num" w:pos="3600"/>
+        </w:tabs>
+        <w:ind w:left="3600" w:hanging="360"/>
+      </w:pPr>
+      <w:rPr>
+        <w:rFonts w:ascii="Wingdings" w:hAnsi="Wingdings" w:hint="default"/>
+        <w:sz w:val="20"/>
+      </w:rPr>
+    </w:lvl>
+    <w:lvl w:ilvl="5" w:tentative="1">
+      <w:start w:val="1"/>
+      <w:numFmt w:val="bullet"/>
+      <w:lvlText w:val=""/>
+      <w:lvlJc w:val="left"/>
+      <w:pPr>
+        <w:tabs>
+          <w:tab w:val="num" w:pos="4320"/>
+        </w:tabs>
+        <w:ind w:left="4320" w:hanging="360"/>
+      </w:pPr>
+      <w:rPr>
+        <w:rFonts w:ascii="Wingdings" w:hAnsi="Wingdings" w:hint="default"/>
+        <w:sz w:val="20"/>
+      </w:rPr>
+    </w:lvl>
+    <w:lvl w:ilvl="6" w:tentative="1">
+      <w:start w:val="1"/>
+      <w:numFmt w:val="bullet"/>
+      <w:lvlText w:val=""/>
+      <w:lvlJc w:val="left"/>
+      <w:pPr>
+        <w:tabs>
+          <w:tab w:val="num" w:pos="5040"/>
+        </w:tabs>
+        <w:ind w:left="5040" w:hanging="360"/>
+      </w:pPr>
+      <w:rPr>
+        <w:rFonts w:ascii="Wingdings" w:hAnsi="Wingdings" w:hint="default"/>
+        <w:sz w:val="20"/>
+      </w:rPr>
+    </w:lvl>
+    <w:lvl w:ilvl="7" w:tentative="1">
+      <w:start w:val="1"/>
+      <w:numFmt w:val="bullet"/>
+      <w:lvlText w:val=""/>
+      <w:lvlJc w:val="left"/>
+      <w:pPr>
+        <w:tabs>
+          <w:tab w:val="num" w:pos="5760"/>
+        </w:tabs>
+        <w:ind w:left="5760" w:hanging="360"/>
+      </w:pPr>
+      <w:rPr>
+        <w:rFonts w:ascii="Wingdings" w:hAnsi="Wingdings" w:hint="default"/>
+        <w:sz w:val="20"/>
+      </w:rPr>
+    </w:lvl>
+    <w:lvl w:ilvl="8" w:tentative="1">
+      <w:start w:val="1"/>
+      <w:numFmt w:val="bullet"/>
+      <w:lvlText w:val=""/>
+      <w:lvlJc w:val="left"/>
+      <w:pPr>
+        <w:tabs>
+          <w:tab w:val="num" w:pos="6480"/>
+        </w:tabs>
+        <w:ind w:left="6480" w:hanging="360"/>
+      </w:pPr>
+      <w:rPr>
+        <w:rFonts w:ascii="Wingdings" w:hAnsi="Wingdings" w:hint="default"/>
+        <w:sz w:val="20"/>
+      </w:rPr>
+    </w:lvl>
+  </w:abstractNum>
+  <w:abstractNum w:abstractNumId="15" w15:restartNumberingAfterBreak="0">
     <w:nsid w:val="58B3158A"/>
     <w:multiLevelType w:val="multilevel"/>
     <w:tmpl w:val="2884D2E6"/>
@@ -3188,7 +4080,156 @@
       </w:pPr>
     </w:lvl>
   </w:abstractNum>
-  <w:abstractNum w:abstractNumId="12" w15:restartNumberingAfterBreak="0">
+  <w:abstractNum w:abstractNumId="16" w15:restartNumberingAfterBreak="0">
+    <w:nsid w:val="625A552E"/>
+    <w:multiLevelType w:val="multilevel"/>
+    <w:tmpl w:val="25BE4E86"/>
+    <w:lvl w:ilvl="0">
+      <w:start w:val="1"/>
+      <w:numFmt w:val="bullet"/>
+      <w:lvlText w:val=""/>
+      <w:lvlJc w:val="left"/>
+      <w:pPr>
+        <w:tabs>
+          <w:tab w:val="num" w:pos="720"/>
+        </w:tabs>
+        <w:ind w:left="720" w:hanging="360"/>
+      </w:pPr>
+      <w:rPr>
+        <w:rFonts w:ascii="Symbol" w:hAnsi="Symbol" w:hint="default"/>
+        <w:sz w:val="20"/>
+      </w:rPr>
+    </w:lvl>
+    <w:lvl w:ilvl="1" w:tentative="1">
+      <w:start w:val="1"/>
+      <w:numFmt w:val="bullet"/>
+      <w:lvlText w:val="o"/>
+      <w:lvlJc w:val="left"/>
+      <w:pPr>
+        <w:tabs>
+          <w:tab w:val="num" w:pos="1440"/>
+        </w:tabs>
+        <w:ind w:left="1440" w:hanging="360"/>
+      </w:pPr>
+      <w:rPr>
+        <w:rFonts w:ascii="Courier New" w:hAnsi="Courier New" w:hint="default"/>
+        <w:sz w:val="20"/>
+      </w:rPr>
+    </w:lvl>
+    <w:lvl w:ilvl="2" w:tentative="1">
+      <w:start w:val="1"/>
+      <w:numFmt w:val="bullet"/>
+      <w:lvlText w:val=""/>
+      <w:lvlJc w:val="left"/>
+      <w:pPr>
+        <w:tabs>
+          <w:tab w:val="num" w:pos="2160"/>
+        </w:tabs>
+        <w:ind w:left="2160" w:hanging="360"/>
+      </w:pPr>
+      <w:rPr>
+        <w:rFonts w:ascii="Wingdings" w:hAnsi="Wingdings" w:hint="default"/>
+        <w:sz w:val="20"/>
+      </w:rPr>
+    </w:lvl>
+    <w:lvl w:ilvl="3" w:tentative="1">
+      <w:start w:val="1"/>
+      <w:numFmt w:val="bullet"/>
+      <w:lvlText w:val=""/>
+      <w:lvlJc w:val="left"/>
+      <w:pPr>
+        <w:tabs>
+          <w:tab w:val="num" w:pos="2880"/>
+        </w:tabs>
+        <w:ind w:left="2880" w:hanging="360"/>
+      </w:pPr>
+      <w:rPr>
+        <w:rFonts w:ascii="Wingdings" w:hAnsi="Wingdings" w:hint="default"/>
+        <w:sz w:val="20"/>
+      </w:rPr>
+    </w:lvl>
+    <w:lvl w:ilvl="4" w:tentative="1">
+      <w:start w:val="1"/>
+      <w:numFmt w:val="bullet"/>
+      <w:lvlText w:val=""/>
+      <w:lvlJc w:val="left"/>
+      <w:pPr>
+        <w:tabs>
+          <w:tab w:val="num" w:pos="3600"/>
+        </w:tabs>
+        <w:ind w:left="3600" w:hanging="360"/>
+      </w:pPr>
+      <w:rPr>
+        <w:rFonts w:ascii="Wingdings" w:hAnsi="Wingdings" w:hint="default"/>
+        <w:sz w:val="20"/>
+      </w:rPr>
+    </w:lvl>
+    <w:lvl w:ilvl="5" w:tentative="1">
+      <w:start w:val="1"/>
+      <w:numFmt w:val="bullet"/>
+      <w:lvlText w:val=""/>
+      <w:lvlJc w:val="left"/>
+      <w:pPr>
+        <w:tabs>
+          <w:tab w:val="num" w:pos="4320"/>
+        </w:tabs>
+        <w:ind w:left="4320" w:hanging="360"/>
+      </w:pPr>
+      <w:rPr>
+        <w:rFonts w:ascii="Wingdings" w:hAnsi="Wingdings" w:hint="default"/>
+        <w:sz w:val="20"/>
+      </w:rPr>
+    </w:lvl>
+    <w:lvl w:ilvl="6" w:tentative="1">
+      <w:start w:val="1"/>
+      <w:numFmt w:val="bullet"/>
+      <w:lvlText w:val=""/>
+      <w:lvlJc w:val="left"/>
+      <w:pPr>
+        <w:tabs>
+          <w:tab w:val="num" w:pos="5040"/>
+        </w:tabs>
+        <w:ind w:left="5040" w:hanging="360"/>
+      </w:pPr>
+      <w:rPr>
+        <w:rFonts w:ascii="Wingdings" w:hAnsi="Wingdings" w:hint="default"/>
+        <w:sz w:val="20"/>
+      </w:rPr>
+    </w:lvl>
+    <w:lvl w:ilvl="7" w:tentative="1">
+      <w:start w:val="1"/>
+      <w:numFmt w:val="bullet"/>
+      <w:lvlText w:val=""/>
+      <w:lvlJc w:val="left"/>
+      <w:pPr>
+        <w:tabs>
+          <w:tab w:val="num" w:pos="5760"/>
+        </w:tabs>
+        <w:ind w:left="5760" w:hanging="360"/>
+      </w:pPr>
+      <w:rPr>
+        <w:rFonts w:ascii="Wingdings" w:hAnsi="Wingdings" w:hint="default"/>
+        <w:sz w:val="20"/>
+      </w:rPr>
+    </w:lvl>
+    <w:lvl w:ilvl="8" w:tentative="1">
+      <w:start w:val="1"/>
+      <w:numFmt w:val="bullet"/>
+      <w:lvlText w:val=""/>
+      <w:lvlJc w:val="left"/>
+      <w:pPr>
+        <w:tabs>
+          <w:tab w:val="num" w:pos="6480"/>
+        </w:tabs>
+        <w:ind w:left="6480" w:hanging="360"/>
+      </w:pPr>
+      <w:rPr>
+        <w:rFonts w:ascii="Wingdings" w:hAnsi="Wingdings" w:hint="default"/>
+        <w:sz w:val="20"/>
+      </w:rPr>
+    </w:lvl>
+  </w:abstractNum>
+  <w:abstractNum w:abstractNumId="17" w15:restartNumberingAfterBreak="0">
     <w:nsid w:val="6F433428"/>
     <w:multiLevelType w:val="hybridMultilevel"/>
     <w:tmpl w:val="FC481A7E"/>
@@ -3301,7 +4342,7 @@
       </w:rPr>
     </w:lvl>
   </w:abstractNum>
-  <w:abstractNum w:abstractNumId="13" w15:restartNumberingAfterBreak="0">
+  <w:abstractNum w:abstractNumId="18" w15:restartNumberingAfterBreak="0">
     <w:nsid w:val="72091A35"/>
     <w:multiLevelType w:val="multilevel"/>
     <w:tmpl w:val="17C07E9E"/>
@@ -3450,7 +4491,7 @@
       </w:rPr>
     </w:lvl>
   </w:abstractNum>
-  <w:abstractNum w:abstractNumId="14" w15:restartNumberingAfterBreak="0">
+  <w:abstractNum w:abstractNumId="19" w15:restartNumberingAfterBreak="0">
     <w:nsid w:val="74536FFA"/>
     <w:multiLevelType w:val="hybridMultilevel"/>
     <w:tmpl w:val="EF486798"/>
@@ -3563,56 +4604,71 @@
       </w:rPr>
     </w:lvl>
   </w:abstractNum>
-  <w:num w:numId="1">
+  <w:num w:numId="1" w16cid:durableId="1522820960">
     <w:abstractNumId w:val="2"/>
   </w:num>
-  <w:num w:numId="2">
+  <w:num w:numId="2" w16cid:durableId="999575321">
+    <w:abstractNumId w:val="18"/>
+  </w:num>
+  <w:num w:numId="3" w16cid:durableId="289021923">
     <w:abstractNumId w:val="13"/>
   </w:num>
-  <w:num w:numId="3">
+  <w:num w:numId="4" w16cid:durableId="2084329063">
+    <w:abstractNumId w:val="3"/>
+  </w:num>
+  <w:num w:numId="5" w16cid:durableId="2030713720">
+    <w:abstractNumId w:val="15"/>
+  </w:num>
+  <w:num w:numId="6" w16cid:durableId="954822880">
+    <w:abstractNumId w:val="5"/>
+  </w:num>
+  <w:num w:numId="7" w16cid:durableId="829180444">
+    <w:abstractNumId w:val="1"/>
+  </w:num>
+  <w:num w:numId="8" w16cid:durableId="1273905269">
     <w:abstractNumId w:val="10"/>
   </w:num>
-  <w:num w:numId="4">
-    <w:abstractNumId w:val="3"/>
+  <w:num w:numId="9" w16cid:durableId="1728261464">
+    <w:abstractNumId w:val="17"/>
   </w:num>
-  <w:num w:numId="5">
-    <w:abstractNumId w:val="11"/>
+  <w:num w:numId="10" w16cid:durableId="920287851">
+    <w:abstractNumId w:val="19"/>
   </w:num>
-  <w:num w:numId="6">
+  <w:num w:numId="11" w16cid:durableId="1298871850">
+    <w:abstractNumId w:val="9"/>
+  </w:num>
+  <w:num w:numId="12" w16cid:durableId="1430740023">
+    <w:abstractNumId w:val="0"/>
+  </w:num>
+  <w:num w:numId="13" w16cid:durableId="1212695263">
+    <w:abstractNumId w:val="8"/>
+  </w:num>
+  <w:num w:numId="14" w16cid:durableId="2134978345">
+    <w:abstractNumId w:val="6"/>
+  </w:num>
+  <w:num w:numId="15" w16cid:durableId="1331908065">
+    <w:abstractNumId w:val="7"/>
+  </w:num>
+  <w:num w:numId="16" w16cid:durableId="1185629965">
+    <w:abstractNumId w:val="14"/>
+  </w:num>
+  <w:num w:numId="17" w16cid:durableId="1773358303">
     <w:abstractNumId w:val="4"/>
   </w:num>
-  <w:num w:numId="7">
-    <w:abstractNumId w:val="1"/>
-  </w:num>
-  <w:num w:numId="8">
-    <w:abstractNumId w:val="9"/>
-  </w:num>
-  <w:num w:numId="9">
+  <w:num w:numId="18" w16cid:durableId="1988851502">
     <w:abstractNumId w:val="12"/>
   </w:num>
-  <w:num w:numId="10">
-    <w:abstractNumId w:val="14"/>
+  <w:num w:numId="19" w16cid:durableId="1912537542">
+    <w:abstractNumId w:val="16"/>
   </w:num>
-  <w:num w:numId="11">
-    <w:abstractNumId w:val="8"/>
-  </w:num>
-  <w:num w:numId="12">
-    <w:abstractNumId w:val="0"/>
-  </w:num>
-  <w:num w:numId="13">
-    <w:abstractNumId w:val="7"/>
-  </w:num>
-  <w:num w:numId="14">
-    <w:abstractNumId w:val="5"/>
-  </w:num>
-  <w:num w:numId="15">
-    <w:abstractNumId w:val="6"/>
+  <w:num w:numId="20" w16cid:durableId="2124882038">
+    <w:abstractNumId w:val="11"/>
   </w:num>
 </w:numbering>
 </file>
 
 <file path=word/people.xml><?xml version="1.0" encoding="utf-8"?>
-<w15:people xmlns:wpc="http://schemas.microsoft.com/office/word/2010/wordprocessingCanvas" xmlns:cx="http://schemas.microsoft.com/office/drawing/2014/chartex" xmlns:cx1="http://schemas.microsoft.com/office/drawing/2015/9/8/chartex" xmlns:mc="http://schemas.openxmlformats.org/markup-compatibility/2006" xmlns:o="urn:schemas-microsoft-com:office:office" xmlns:r="http://schemas.openxmlformats.org/officeDocument/2006/relationships" xmlns:m="http://schemas.openxmlformats.org/officeDocument/2006/math" xmlns:v="urn:schemas-microsoft-com:vml" xmlns:wp14="http://schemas.microsoft.com/office/word/2010/wordprocessingDrawing" xmlns:wp="http://schemas.openxmlformats.org/drawingml/2006/wordprocessingDrawing" xmlns:w10="urn:schemas-microsoft-com:office:word" xmlns:w="http://schemas.openxmlformats.org/wordprocessingml/2006/main" xmlns:w14="http://schemas.microsoft.com/office/word/2010/wordml" xmlns:w15="http://schemas.microsoft.com/office/word/2012/wordml" xmlns:w16se="http://schemas.microsoft.com/office/word/2015/wordml/symex" xmlns:wpg="http://schemas.microsoft.com/office/word/2010/wordprocessingGroup" xmlns:wpi="http://schemas.microsoft.com/office/word/2010/wordprocessingInk" xmlns:wne="http://schemas.microsoft.com/office/word/2006/wordml" xmlns:wps="http://schemas.microsoft.com/office/word/2010/wordprocessingShape" mc:Ignorable="w14 w15 w16se wp14">
+<w15:people xmlns:wpc="http://schemas.microsoft.com/office/word/2010/wordprocessingCanvas" xmlns:cx="http://schemas.microsoft.com/office/drawing/2014/chartex" xmlns:cx1="http://schemas.microsoft.com/office/drawing/2015/9/8/chartex" xmlns:cx2="http://schemas.microsoft.com/office/drawing/2015/10/21/chartex" xmlns:cx3="http://schemas.microsoft.com/office/drawing/2016/5/9/chartex" xmlns:cx4="http://schemas.microsoft.com/office/drawing/2016/5/10/chartex" xmlns:cx5="http://schemas.microsoft.com/office/drawing/2016/5/11/chartex" xmlns:cx6="http://schemas.microsoft.com/office/drawing/2016/5/12/chartex" xmlns:cx7="http://schemas.microsoft.com/office/drawing/2016/5/13/chartex" xmlns:cx8="http://schemas.microsoft.com/office/drawing/2016/5/14/chartex" xmlns:mc="http://schemas.openxmlformats.org/markup-compatibility/2006" xmlns:aink="http://schemas.microsoft.com/office/drawing/2016/ink" xmlns:am3d="http://schemas.microsoft.com/office/drawing/2017/model3d" xmlns:o="urn:schemas-microsoft-com:office:office" xmlns:oel="http://schemas.microsoft.com/office/2019/extlst" xmlns:r="http://schemas.openxmlformats.org/officeDocument/2006/relationships" xmlns:m="http://schemas.openxmlformats.org/officeDocument/2006/math" xmlns:v="urn:schemas-microsoft-com:vml" xmlns:wp14="http://schemas.microsoft.com/office/word/2010/wordprocessingDrawing" xmlns:wp="http://schemas.openxmlformats.org/drawingml/2006/wordprocessingDrawing" xmlns:w10="urn:schemas-microsoft-com:office:word" xmlns:w="http://schemas.openxmlformats.org/wordprocessingml/2006/main" xmlns:w14="http://schemas.microsoft.com/office/word/2010/wordml" xmlns:w15="http://schemas.microsoft.com/office/word/2012/wordml" xmlns:w16cex="http://schemas.microsoft.com/office/word/2018/wordml/cex" xmlns:w16cid="http://schemas.microsoft.com/office/word/2016/wordml/cid" xmlns:w16="http://schemas.microsoft.com/office/word/2018/wordml" xmlns:w16du="http://schemas.microsoft.com/office/word/2023/wordml/word16du" xmlns:w16sdtdh="http://schemas.microsoft.com/office/word/2020/wordml/sdtdatahash" xmlns:w16sdtfl="http://schemas.microsoft.com/office/word/2024/wordml/sdtformatlock" xmlns:w16se="http://schemas.microsoft.com/office/word/2015/wordml/symex" xmlns:wpg="http://schemas.microsoft.com/office/word/2010/wordprocessingGroup" xmlns:wpi="http://schemas.microsoft.com/office/word/2010/wordprocessingInk" xmlns:wne="http://schemas.microsoft.com/office/word/2006/wordml" xmlns:wps="http://schemas.microsoft.com/office/word/2010/wordprocessingShape" mc:Ignorable="w14 w15 w16se w16cid w16 w16cex w16sdtdh w16sdtfl w16du wp14">
   <w15:person w15:author="Aloma Barros">
     <w15:presenceInfo w15:providerId="Windows Live" w15:userId="d639de6b4f83812e"/>
   </w15:person>
@@ -3620,7 +4676,7 @@
 </file>
 
 <file path=word/styles.xml><?xml version="1.0" encoding="utf-8"?>
-<w:styles xmlns:mc="http://schemas.openxmlformats.org/markup-compatibility/2006" xmlns:r="http://schemas.openxmlformats.org/officeDocument/2006/relationships" xmlns:w="http://schemas.openxmlformats.org/wordprocessingml/2006/main" xmlns:w14="http://schemas.microsoft.com/office/word/2010/wordml" xmlns:w15="http://schemas.microsoft.com/office/word/2012/wordml" xmlns:w16se="http://schemas.microsoft.com/office/word/2015/wordml/symex" mc:Ignorable="w14 w15 w16se">
+<w:styles xmlns:mc="http://schemas.openxmlformats.org/markup-compatibility/2006" xmlns:r="http://schemas.openxmlformats.org/officeDocument/2006/relationships" xmlns:w="http://schemas.openxmlformats.org/wordprocessingml/2006/main" xmlns:w14="http://schemas.microsoft.com/office/word/2010/wordml" xmlns:w15="http://schemas.microsoft.com/office/word/2012/wordml" xmlns:w16cex="http://schemas.microsoft.com/office/word/2018/wordml/cex" xmlns:w16cid="http://schemas.microsoft.com/office/word/2016/wordml/cid" xmlns:w16="http://schemas.microsoft.com/office/word/2018/wordml" xmlns:w16du="http://schemas.microsoft.com/office/word/2023/wordml/word16du" xmlns:w16sdtdh="http://schemas.microsoft.com/office/word/2020/wordml/sdtdatahash" xmlns:w16sdtfl="http://schemas.microsoft.com/office/word/2024/wordml/sdtformatlock" xmlns:w16se="http://schemas.microsoft.com/office/word/2015/wordml/symex" mc:Ignorable="w14 w15 w16se w16cid w16 w16cex w16sdtdh w16sdtfl w16du">
   <w:docDefaults>
     <w:rPrDefault>
       <w:rPr>
@@ -3638,7 +4694,7 @@
       </w:pPr>
     </w:pPrDefault>
   </w:docDefaults>
-  <w:latentStyles w:defLockedState="0" w:defUIPriority="99" w:defSemiHidden="0" w:defUnhideWhenUsed="0" w:defQFormat="0" w:count="371">
+  <w:latentStyles w:defLockedState="0" w:defUIPriority="99" w:defSemiHidden="0" w:defUnhideWhenUsed="0" w:defQFormat="0" w:count="376">
     <w:lsdException w:name="Normal" w:uiPriority="0" w:qFormat="1"/>
     <w:lsdException w:name="heading 1" w:uiPriority="9" w:qFormat="1"/>
     <w:lsdException w:name="heading 2" w:semiHidden="1" w:uiPriority="9" w:unhideWhenUsed="1" w:qFormat="1"/>
@@ -4010,6 +5066,11 @@
     <w:lsdException w:name="List Table 5 Dark Accent 6" w:uiPriority="50"/>
     <w:lsdException w:name="List Table 6 Colorful Accent 6" w:uiPriority="51"/>
     <w:lsdException w:name="List Table 7 Colorful Accent 6" w:uiPriority="52"/>
+    <w:lsdException w:name="Mention" w:semiHidden="1" w:unhideWhenUsed="1"/>
+    <w:lsdException w:name="Smart Hyperlink" w:semiHidden="1" w:unhideWhenUsed="1"/>
+    <w:lsdException w:name="Hashtag" w:semiHidden="1" w:unhideWhenUsed="1"/>
+    <w:lsdException w:name="Unresolved Mention" w:semiHidden="1" w:unhideWhenUsed="1"/>
+    <w:lsdException w:name="Smart Link" w:semiHidden="1" w:unhideWhenUsed="1"/>
   </w:latentStyles>
   <w:style w:type="paragraph" w:default="1" w:styleId="Normal">
     <w:name w:val="Normal"/>
@@ -4224,7 +5285,6 @@
   <w:style w:type="character" w:default="1" w:styleId="Fontepargpadro">
     <w:name w:val="Default Paragraph Font"/>
     <w:uiPriority w:val="1"/>
-    <w:semiHidden/>
     <w:unhideWhenUsed/>
   </w:style>
   <w:style w:type="table" w:default="1" w:styleId="Tabelanormal">

--- a/Documentação_ProjetoOperadoras.docx
+++ b/Documentação_ProjetoOperadoras.docx
@@ -1053,6 +1053,44 @@
     <w:p>
       <w:pPr>
         <w:pStyle w:val="PargrafodaLista"/>
+        <w:numPr>
+          <w:ilvl w:val="0"/>
+          <w:numId w:val="13"/>
+        </w:numPr>
+        <w:ind w:left="360" w:hanging="76"/>
+      </w:pPr>
+      <w:r>
+        <w:t>Criei os formulário 02 e 03.</w:t>
+      </w:r>
+    </w:p>
+    <w:p>
+      <w:pPr>
+        <w:pStyle w:val="PargrafodaLista"/>
+        <w:numPr>
+          <w:ilvl w:val="0"/>
+          <w:numId w:val="13"/>
+        </w:numPr>
+        <w:ind w:left="360" w:hanging="76"/>
+      </w:pPr>
+      <w:r>
+        <w:t xml:space="preserve">Bloquear o formulário 01 para somente passar para próxima tela, caso os campos </w:t>
+      </w:r>
+      <w:r>
+        <w:t>Txt_nomeoperador</w:t>
+      </w:r>
+      <w:r>
+        <w:t xml:space="preserve"> e </w:t>
+      </w:r>
+      <w:r>
+        <w:t>Cmb_regiao_selecionada</w:t>
+      </w:r>
+      <w:r>
+        <w:t xml:space="preserve"> tenha sido escrito algo </w:t>
+      </w:r>
+    </w:p>
+    <w:p>
+      <w:pPr>
+        <w:pStyle w:val="PargrafodaLista"/>
       </w:pPr>
     </w:p>
     <w:p>
@@ -1126,6 +1164,7 @@
           <w:b/>
           <w:bCs/>
         </w:rPr>
+        <w:lastRenderedPageBreak/>
         <w:t>Mudar texto de um botão</w:t>
       </w:r>
     </w:p>
@@ -1153,7 +1192,6 @@
         </w:numPr>
       </w:pPr>
       <w:r>
-        <w:lastRenderedPageBreak/>
         <w:t>Chame a propriedade: Text</w:t>
       </w:r>
     </w:p>
@@ -5285,6 +5323,7 @@
   <w:style w:type="character" w:default="1" w:styleId="Fontepargpadro">
     <w:name w:val="Default Paragraph Font"/>
     <w:uiPriority w:val="1"/>
+    <w:semiHidden/>
     <w:unhideWhenUsed/>
   </w:style>
   <w:style w:type="table" w:default="1" w:styleId="Tabelanormal">

--- a/Documentação_ProjetoOperadoras.docx
+++ b/Documentação_ProjetoOperadoras.docx
@@ -1,6 +1,6 @@
 
 <file path=word/document.xml><?xml version="1.0" encoding="utf-8"?>
-<w:document xmlns:wpc="http://schemas.microsoft.com/office/word/2010/wordprocessingCanvas" xmlns:cx="http://schemas.microsoft.com/office/drawing/2014/chartex" xmlns:cx1="http://schemas.microsoft.com/office/drawing/2015/9/8/chartex" xmlns:cx2="http://schemas.microsoft.com/office/drawing/2015/10/21/chartex" xmlns:cx3="http://schemas.microsoft.com/office/drawing/2016/5/9/chartex" xmlns:cx4="http://schemas.microsoft.com/office/drawing/2016/5/10/chartex" xmlns:cx5="http://schemas.microsoft.com/office/drawing/2016/5/11/chartex" xmlns:cx6="http://schemas.microsoft.com/office/drawing/2016/5/12/chartex" xmlns:cx7="http://schemas.microsoft.com/office/drawing/2016/5/13/chartex" xmlns:cx8="http://schemas.microsoft.com/office/drawing/2016/5/14/chartex" xmlns:mc="http://schemas.openxmlformats.org/markup-compatibility/2006" xmlns:aink="http://schemas.microsoft.com/office/drawing/2016/ink" xmlns:am3d="http://schemas.microsoft.com/office/drawing/2017/model3d" xmlns:o="urn:schemas-microsoft-com:office:office" xmlns:oel="http://schemas.microsoft.com/office/2019/extlst" xmlns:r="http://schemas.openxmlformats.org/officeDocument/2006/relationships" xmlns:m="http://schemas.openxmlformats.org/officeDocument/2006/math" xmlns:v="urn:schemas-microsoft-com:vml" xmlns:wp14="http://schemas.microsoft.com/office/word/2010/wordprocessingDrawing" xmlns:wp="http://schemas.openxmlformats.org/drawingml/2006/wordprocessingDrawing" xmlns:w10="urn:schemas-microsoft-com:office:word" xmlns:w="http://schemas.openxmlformats.org/wordprocessingml/2006/main" xmlns:w14="http://schemas.microsoft.com/office/word/2010/wordml" xmlns:w15="http://schemas.microsoft.com/office/word/2012/wordml" xmlns:w16cex="http://schemas.microsoft.com/office/word/2018/wordml/cex" xmlns:w16cid="http://schemas.microsoft.com/office/word/2016/wordml/cid" xmlns:w16="http://schemas.microsoft.com/office/word/2018/wordml" xmlns:w16du="http://schemas.microsoft.com/office/word/2023/wordml/word16du" xmlns:w16sdtdh="http://schemas.microsoft.com/office/word/2020/wordml/sdtdatahash" xmlns:w16sdtfl="http://schemas.microsoft.com/office/word/2024/wordml/sdtformatlock" xmlns:w16se="http://schemas.microsoft.com/office/word/2015/wordml/symex" xmlns:wpg="http://schemas.microsoft.com/office/word/2010/wordprocessingGroup" xmlns:wpi="http://schemas.microsoft.com/office/word/2010/wordprocessingInk" xmlns:wne="http://schemas.microsoft.com/office/word/2006/wordml" xmlns:wps="http://schemas.microsoft.com/office/word/2010/wordprocessingShape" mc:Ignorable="w14 w15 w16se w16cid w16 w16cex w16sdtdh w16sdtfl w16du wp14">
+<w:document xmlns:wpc="http://schemas.microsoft.com/office/word/2010/wordprocessingCanvas" xmlns:cx="http://schemas.microsoft.com/office/drawing/2014/chartex" xmlns:cx1="http://schemas.microsoft.com/office/drawing/2015/9/8/chartex" xmlns:mc="http://schemas.openxmlformats.org/markup-compatibility/2006" xmlns:o="urn:schemas-microsoft-com:office:office" xmlns:r="http://schemas.openxmlformats.org/officeDocument/2006/relationships" xmlns:m="http://schemas.openxmlformats.org/officeDocument/2006/math" xmlns:v="urn:schemas-microsoft-com:vml" xmlns:wp14="http://schemas.microsoft.com/office/word/2010/wordprocessingDrawing" xmlns:wp="http://schemas.openxmlformats.org/drawingml/2006/wordprocessingDrawing" xmlns:w10="urn:schemas-microsoft-com:office:word" xmlns:w="http://schemas.openxmlformats.org/wordprocessingml/2006/main" xmlns:w14="http://schemas.microsoft.com/office/word/2010/wordml" xmlns:w15="http://schemas.microsoft.com/office/word/2012/wordml" xmlns:w16se="http://schemas.microsoft.com/office/word/2015/wordml/symex" xmlns:wpg="http://schemas.microsoft.com/office/word/2010/wordprocessingGroup" xmlns:wpi="http://schemas.microsoft.com/office/word/2010/wordprocessingInk" xmlns:wne="http://schemas.microsoft.com/office/word/2006/wordml" xmlns:wps="http://schemas.microsoft.com/office/word/2010/wordprocessingShape" mc:Ignorable="w14 w15 w16se wp14">
   <w:body>
     <w:p>
       <w:pPr>
@@ -135,7 +135,7 @@
                     <a:blip r:embed="rId6">
                       <a:extLst>
                         <a:ext uri="{96DAC541-7B7A-43D3-8B79-37D633B846F1}">
-                          <asvg:svgBlip xmlns:asvg="http://schemas.microsoft.com/office/drawing/2016/SVG/main" r:embed="rId7"/>
+                          <asvg:svgBlip xmlns:asvg="http://schemas.microsoft.com/office/drawing/2016/SVG/main" xmlns:w16sdtfl="http://schemas.microsoft.com/office/word/2024/wordml/sdtformatlock" xmlns:w16sdtdh="http://schemas.microsoft.com/office/word/2020/wordml/sdtdatahash" xmlns:w16du="http://schemas.microsoft.com/office/word/2023/wordml/word16du" xmlns:w16="http://schemas.microsoft.com/office/word/2018/wordml" xmlns:w16cid="http://schemas.microsoft.com/office/word/2016/wordml/cid" xmlns:w16cex="http://schemas.microsoft.com/office/word/2018/wordml/cex" xmlns:w="http://schemas.openxmlformats.org/wordprocessingml/2006/main" xmlns:w10="urn:schemas-microsoft-com:office:word" xmlns:v="urn:schemas-microsoft-com:vml" xmlns:oel="http://schemas.microsoft.com/office/2019/extlst" xmlns:o="urn:schemas-microsoft-com:office:office" xmlns:am3d="http://schemas.microsoft.com/office/drawing/2017/model3d" xmlns:aink="http://schemas.microsoft.com/office/drawing/2016/ink" xmlns:cx8="http://schemas.microsoft.com/office/drawing/2016/5/14/chartex" xmlns:cx7="http://schemas.microsoft.com/office/drawing/2016/5/13/chartex" xmlns:cx6="http://schemas.microsoft.com/office/drawing/2016/5/12/chartex" xmlns:cx5="http://schemas.microsoft.com/office/drawing/2016/5/11/chartex" xmlns:cx4="http://schemas.microsoft.com/office/drawing/2016/5/10/chartex" xmlns:cx3="http://schemas.microsoft.com/office/drawing/2016/5/9/chartex" xmlns:cx2="http://schemas.microsoft.com/office/drawing/2015/10/21/chartex" xmlns="" r:embed="rId7"/>
                         </a:ext>
                       </a:extLst>
                     </a:blip>
@@ -334,7 +334,7 @@
                     <a:blip r:embed="rId6">
                       <a:extLst>
                         <a:ext uri="{96DAC541-7B7A-43D3-8B79-37D633B846F1}">
-                          <asvg:svgBlip xmlns:asvg="http://schemas.microsoft.com/office/drawing/2016/SVG/main" r:embed="rId7"/>
+                          <asvg:svgBlip xmlns:asvg="http://schemas.microsoft.com/office/drawing/2016/SVG/main" xmlns:w16sdtfl="http://schemas.microsoft.com/office/word/2024/wordml/sdtformatlock" xmlns:w16sdtdh="http://schemas.microsoft.com/office/word/2020/wordml/sdtdatahash" xmlns:w16du="http://schemas.microsoft.com/office/word/2023/wordml/word16du" xmlns:w16="http://schemas.microsoft.com/office/word/2018/wordml" xmlns:w16cid="http://schemas.microsoft.com/office/word/2016/wordml/cid" xmlns:w16cex="http://schemas.microsoft.com/office/word/2018/wordml/cex" xmlns:w="http://schemas.openxmlformats.org/wordprocessingml/2006/main" xmlns:w10="urn:schemas-microsoft-com:office:word" xmlns:v="urn:schemas-microsoft-com:vml" xmlns:oel="http://schemas.microsoft.com/office/2019/extlst" xmlns:o="urn:schemas-microsoft-com:office:office" xmlns:am3d="http://schemas.microsoft.com/office/drawing/2017/model3d" xmlns:aink="http://schemas.microsoft.com/office/drawing/2016/ink" xmlns:cx8="http://schemas.microsoft.com/office/drawing/2016/5/14/chartex" xmlns:cx7="http://schemas.microsoft.com/office/drawing/2016/5/13/chartex" xmlns:cx6="http://schemas.microsoft.com/office/drawing/2016/5/12/chartex" xmlns:cx5="http://schemas.microsoft.com/office/drawing/2016/5/11/chartex" xmlns:cx4="http://schemas.microsoft.com/office/drawing/2016/5/10/chartex" xmlns:cx3="http://schemas.microsoft.com/office/drawing/2016/5/9/chartex" xmlns:cx2="http://schemas.microsoft.com/office/drawing/2015/10/21/chartex" xmlns="" r:embed="rId7"/>
                         </a:ext>
                       </a:extLst>
                     </a:blip>
@@ -459,7 +459,7 @@
                     <a:blip r:embed="rId6">
                       <a:extLst>
                         <a:ext uri="{96DAC541-7B7A-43D3-8B79-37D633B846F1}">
-                          <asvg:svgBlip xmlns:asvg="http://schemas.microsoft.com/office/drawing/2016/SVG/main" r:embed="rId7"/>
+                          <asvg:svgBlip xmlns:asvg="http://schemas.microsoft.com/office/drawing/2016/SVG/main" xmlns:w16sdtfl="http://schemas.microsoft.com/office/word/2024/wordml/sdtformatlock" xmlns:w16sdtdh="http://schemas.microsoft.com/office/word/2020/wordml/sdtdatahash" xmlns:w16du="http://schemas.microsoft.com/office/word/2023/wordml/word16du" xmlns:w16="http://schemas.microsoft.com/office/word/2018/wordml" xmlns:w16cid="http://schemas.microsoft.com/office/word/2016/wordml/cid" xmlns:w16cex="http://schemas.microsoft.com/office/word/2018/wordml/cex" xmlns:w="http://schemas.openxmlformats.org/wordprocessingml/2006/main" xmlns:w10="urn:schemas-microsoft-com:office:word" xmlns:v="urn:schemas-microsoft-com:vml" xmlns:oel="http://schemas.microsoft.com/office/2019/extlst" xmlns:o="urn:schemas-microsoft-com:office:office" xmlns:am3d="http://schemas.microsoft.com/office/drawing/2017/model3d" xmlns:aink="http://schemas.microsoft.com/office/drawing/2016/ink" xmlns:cx8="http://schemas.microsoft.com/office/drawing/2016/5/14/chartex" xmlns:cx7="http://schemas.microsoft.com/office/drawing/2016/5/13/chartex" xmlns:cx6="http://schemas.microsoft.com/office/drawing/2016/5/12/chartex" xmlns:cx5="http://schemas.microsoft.com/office/drawing/2016/5/11/chartex" xmlns:cx4="http://schemas.microsoft.com/office/drawing/2016/5/10/chartex" xmlns:cx3="http://schemas.microsoft.com/office/drawing/2016/5/9/chartex" xmlns:cx2="http://schemas.microsoft.com/office/drawing/2015/10/21/chartex" xmlns="" r:embed="rId7"/>
                         </a:ext>
                       </a:extLst>
                     </a:blip>
@@ -591,7 +591,7 @@
                     <a:blip r:embed="rId6">
                       <a:extLst>
                         <a:ext uri="{96DAC541-7B7A-43D3-8B79-37D633B846F1}">
-                          <asvg:svgBlip xmlns:asvg="http://schemas.microsoft.com/office/drawing/2016/SVG/main" r:embed="rId7"/>
+                          <asvg:svgBlip xmlns:asvg="http://schemas.microsoft.com/office/drawing/2016/SVG/main" xmlns:w16sdtfl="http://schemas.microsoft.com/office/word/2024/wordml/sdtformatlock" xmlns:w16sdtdh="http://schemas.microsoft.com/office/word/2020/wordml/sdtdatahash" xmlns:w16du="http://schemas.microsoft.com/office/word/2023/wordml/word16du" xmlns:w16="http://schemas.microsoft.com/office/word/2018/wordml" xmlns:w16cid="http://schemas.microsoft.com/office/word/2016/wordml/cid" xmlns:w16cex="http://schemas.microsoft.com/office/word/2018/wordml/cex" xmlns:w="http://schemas.openxmlformats.org/wordprocessingml/2006/main" xmlns:w10="urn:schemas-microsoft-com:office:word" xmlns:v="urn:schemas-microsoft-com:vml" xmlns:oel="http://schemas.microsoft.com/office/2019/extlst" xmlns:o="urn:schemas-microsoft-com:office:office" xmlns:am3d="http://schemas.microsoft.com/office/drawing/2017/model3d" xmlns:aink="http://schemas.microsoft.com/office/drawing/2016/ink" xmlns:cx8="http://schemas.microsoft.com/office/drawing/2016/5/14/chartex" xmlns:cx7="http://schemas.microsoft.com/office/drawing/2016/5/13/chartex" xmlns:cx6="http://schemas.microsoft.com/office/drawing/2016/5/12/chartex" xmlns:cx5="http://schemas.microsoft.com/office/drawing/2016/5/11/chartex" xmlns:cx4="http://schemas.microsoft.com/office/drawing/2016/5/10/chartex" xmlns:cx3="http://schemas.microsoft.com/office/drawing/2016/5/9/chartex" xmlns:cx2="http://schemas.microsoft.com/office/drawing/2015/10/21/chartex" xmlns="" r:embed="rId7"/>
                         </a:ext>
                       </a:extLst>
                     </a:blip>
@@ -644,6 +644,8 @@
           <w:ilvl w:val="0"/>
           <w:numId w:val="13"/>
         </w:numPr>
+        <w:ind w:left="284" w:firstLine="0"/>
+        <w:jc w:val="both"/>
       </w:pPr>
       <w:r>
         <w:t xml:space="preserve">Criar o projeto </w:t>
@@ -656,6 +658,8 @@
           <w:ilvl w:val="0"/>
           <w:numId w:val="13"/>
         </w:numPr>
+        <w:ind w:left="284" w:firstLine="0"/>
+        <w:jc w:val="both"/>
       </w:pPr>
       <w:r>
         <w:t xml:space="preserve">Inserir os objetos de criação </w:t>
@@ -668,6 +672,8 @@
           <w:ilvl w:val="0"/>
           <w:numId w:val="13"/>
         </w:numPr>
+        <w:ind w:left="284" w:firstLine="0"/>
+        <w:jc w:val="both"/>
       </w:pPr>
       <w:r>
         <w:t xml:space="preserve">Configurar </w:t>
@@ -693,6 +699,8 @@
           <w:ilvl w:val="0"/>
           <w:numId w:val="13"/>
         </w:numPr>
+        <w:ind w:left="284" w:firstLine="0"/>
+        <w:jc w:val="both"/>
       </w:pPr>
       <w:r>
         <w:t xml:space="preserve">Configurar tamanho </w:t>
@@ -727,6 +735,8 @@
           <w:ilvl w:val="0"/>
           <w:numId w:val="13"/>
         </w:numPr>
+        <w:ind w:left="284" w:firstLine="0"/>
+        <w:jc w:val="both"/>
       </w:pPr>
       <w:r>
         <w:t xml:space="preserve">Inserir </w:t>
@@ -752,10 +762,17 @@
           <w:ilvl w:val="0"/>
           <w:numId w:val="13"/>
         </w:numPr>
-      </w:pPr>
-      <w:r>
-        <w:t>Remover transparência do grupobox</w:t>
-      </w:r>
+        <w:ind w:left="284" w:firstLine="0"/>
+        <w:jc w:val="both"/>
+      </w:pPr>
+      <w:r>
+        <w:t xml:space="preserve">Remover transparência do </w:t>
+      </w:r>
+      <w:proofErr w:type="spellStart"/>
+      <w:r>
+        <w:t>grupobox</w:t>
+      </w:r>
+      <w:proofErr w:type="spellEnd"/>
     </w:p>
     <w:p>
       <w:pPr>
@@ -764,6 +781,8 @@
           <w:ilvl w:val="0"/>
           <w:numId w:val="13"/>
         </w:numPr>
+        <w:ind w:left="284" w:firstLine="0"/>
+        <w:jc w:val="both"/>
       </w:pPr>
       <w:r>
         <w:t xml:space="preserve">Inserir </w:t>
@@ -789,6 +808,8 @@
           <w:ilvl w:val="0"/>
           <w:numId w:val="13"/>
         </w:numPr>
+        <w:ind w:left="284" w:firstLine="0"/>
+        <w:jc w:val="both"/>
       </w:pPr>
       <w:r>
         <w:t xml:space="preserve">Editar </w:t>
@@ -817,6 +838,8 @@
           <w:ilvl w:val="0"/>
           <w:numId w:val="13"/>
         </w:numPr>
+        <w:ind w:left="284" w:firstLine="0"/>
+        <w:jc w:val="both"/>
       </w:pPr>
       <w:r>
         <w:t xml:space="preserve">Alterar para </w:t>
@@ -842,11 +865,14 @@
           <w:ilvl w:val="0"/>
           <w:numId w:val="13"/>
         </w:numPr>
+        <w:ind w:left="284" w:firstLine="0"/>
+        <w:jc w:val="both"/>
       </w:pPr>
       <w:r>
         <w:t xml:space="preserve">Desativar o </w:t>
       </w:r>
       <w:commentRangeStart w:id="6"/>
+      <w:proofErr w:type="spellStart"/>
       <w:r>
         <w:rPr>
           <w:b/>
@@ -854,6 +880,7 @@
         </w:rPr>
         <w:t>Enable</w:t>
       </w:r>
+      <w:proofErr w:type="spellEnd"/>
       <w:r>
         <w:rPr>
           <w:b/>
@@ -878,6 +905,8 @@
           <w:ilvl w:val="0"/>
           <w:numId w:val="13"/>
         </w:numPr>
+        <w:ind w:left="284" w:firstLine="0"/>
+        <w:jc w:val="both"/>
       </w:pPr>
       <w:r>
         <w:t xml:space="preserve">Remover a </w:t>
@@ -898,6 +927,7 @@
       <w:r>
         <w:t xml:space="preserve">com </w:t>
       </w:r>
+      <w:proofErr w:type="spellStart"/>
       <w:r>
         <w:rPr>
           <w:b/>
@@ -905,6 +935,7 @@
         </w:rPr>
         <w:t>Visible</w:t>
       </w:r>
+      <w:proofErr w:type="spellEnd"/>
       <w:r>
         <w:rPr>
           <w:b/>
@@ -920,6 +951,8 @@
           <w:ilvl w:val="0"/>
           <w:numId w:val="13"/>
         </w:numPr>
+        <w:ind w:left="284" w:firstLine="0"/>
+        <w:jc w:val="both"/>
       </w:pPr>
       <w:r>
         <w:t>Programar o texto da região escolhida com comboBox1 para cair na caixa selecionada</w:t>
@@ -932,10 +965,35 @@
           <w:ilvl w:val="0"/>
           <w:numId w:val="13"/>
         </w:numPr>
-        <w:ind w:left="360" w:hanging="76"/>
-      </w:pPr>
-      <w:r>
-        <w:t xml:space="preserve">Configurar o envio da combobox, para caixa de texto. Essa configuração deve seguir algumas regras. O combobox deve está </w:t>
+        <w:ind w:left="284" w:firstLine="0"/>
+        <w:jc w:val="both"/>
+      </w:pPr>
+      <w:r>
+        <w:t xml:space="preserve">Configurar o envio da </w:t>
+      </w:r>
+      <w:proofErr w:type="spellStart"/>
+      <w:r>
+        <w:t>combobox</w:t>
+      </w:r>
+      <w:proofErr w:type="spellEnd"/>
+      <w:r>
+        <w:t xml:space="preserve">, para caixa de texto. Essa configuração deve seguir algumas regras. O </w:t>
+      </w:r>
+      <w:proofErr w:type="spellStart"/>
+      <w:r>
+        <w:t>combobox</w:t>
+      </w:r>
+      <w:proofErr w:type="spellEnd"/>
+      <w:r>
+        <w:t xml:space="preserve"> deve </w:t>
+      </w:r>
+      <w:proofErr w:type="spellStart"/>
+      <w:r>
+        <w:t>está</w:t>
+      </w:r>
+      <w:proofErr w:type="spellEnd"/>
+      <w:r>
+        <w:t xml:space="preserve"> </w:t>
       </w:r>
       <w:commentRangeStart w:id="8"/>
       <w:r>
@@ -977,7 +1035,8 @@
           <w:ilvl w:val="0"/>
           <w:numId w:val="13"/>
         </w:numPr>
-        <w:ind w:left="360" w:hanging="76"/>
+        <w:ind w:left="284" w:firstLine="0"/>
+        <w:jc w:val="both"/>
       </w:pPr>
       <w:r>
         <w:t xml:space="preserve">A caixa que recebe o texto fica com </w:t>
@@ -986,7 +1045,21 @@
         <w:rPr>
           <w:b/>
         </w:rPr>
-        <w:t>“Enable”</w:t>
+        <w:t>“</w:t>
+      </w:r>
+      <w:proofErr w:type="spellStart"/>
+      <w:r>
+        <w:rPr>
+          <w:b/>
+        </w:rPr>
+        <w:t>Enable</w:t>
+      </w:r>
+      <w:proofErr w:type="spellEnd"/>
+      <w:r>
+        <w:rPr>
+          <w:b/>
+        </w:rPr>
+        <w:t>”</w:t>
       </w:r>
       <w:r>
         <w:rPr>
@@ -1008,10 +1081,19 @@
           <w:ilvl w:val="0"/>
           <w:numId w:val="13"/>
         </w:numPr>
-        <w:ind w:left="360" w:hanging="76"/>
-      </w:pPr>
-      <w:r>
-        <w:t>Criar o botão confirmar com as config de abrir tela02, fechar tela 01.</w:t>
+        <w:ind w:left="284" w:firstLine="0"/>
+        <w:jc w:val="both"/>
+      </w:pPr>
+      <w:r>
+        <w:t xml:space="preserve">Criar o botão confirmar com as </w:t>
+      </w:r>
+      <w:proofErr w:type="spellStart"/>
+      <w:r>
+        <w:t>config</w:t>
+      </w:r>
+      <w:proofErr w:type="spellEnd"/>
+      <w:r>
+        <w:t xml:space="preserve"> de abrir tela02, fechar tela 01.</w:t>
       </w:r>
     </w:p>
     <w:p>
@@ -1021,7 +1103,8 @@
           <w:ilvl w:val="0"/>
           <w:numId w:val="13"/>
         </w:numPr>
-        <w:ind w:left="360" w:hanging="76"/>
+        <w:ind w:left="284" w:firstLine="0"/>
+        <w:jc w:val="both"/>
       </w:pPr>
       <w:r>
         <w:t xml:space="preserve">Liberar os objetos do formulário </w:t>
@@ -1029,6 +1112,7 @@
       <w:r>
         <w:t xml:space="preserve">do formulário 02 para ser visualizado no formulário 01. Deve-se clicar e, todos os ícones e liberar o </w:t>
       </w:r>
+      <w:proofErr w:type="spellStart"/>
       <w:r>
         <w:rPr>
           <w:b/>
@@ -1036,6 +1120,7 @@
         </w:rPr>
         <w:t>Modifiers</w:t>
       </w:r>
+      <w:proofErr w:type="spellEnd"/>
       <w:r>
         <w:t xml:space="preserve">: O modificador está definido como </w:t>
       </w:r>
@@ -1053,6 +1138,641 @@
     <w:p>
       <w:pPr>
         <w:pStyle w:val="PargrafodaLista"/>
+        <w:numPr>
+          <w:ilvl w:val="0"/>
+          <w:numId w:val="13"/>
+        </w:numPr>
+        <w:ind w:left="284" w:firstLine="0"/>
+        <w:jc w:val="both"/>
+      </w:pPr>
+      <w:r>
+        <w:t xml:space="preserve">Criei </w:t>
+      </w:r>
+      <w:proofErr w:type="gramStart"/>
+      <w:r>
+        <w:t>os formulário</w:t>
+      </w:r>
+      <w:proofErr w:type="gramEnd"/>
+      <w:r>
+        <w:t xml:space="preserve"> 02 e 03.</w:t>
+      </w:r>
+    </w:p>
+    <w:p>
+      <w:pPr>
+        <w:pStyle w:val="PargrafodaLista"/>
+        <w:numPr>
+          <w:ilvl w:val="0"/>
+          <w:numId w:val="13"/>
+        </w:numPr>
+        <w:ind w:left="284" w:firstLine="0"/>
+        <w:jc w:val="both"/>
+      </w:pPr>
+      <w:r>
+        <w:t xml:space="preserve">Bloquear o formulário 01 para somente passar para próxima tela, caso os campos </w:t>
+      </w:r>
+      <w:proofErr w:type="spellStart"/>
+      <w:r>
+        <w:t>Txt_nomeoperador</w:t>
+      </w:r>
+      <w:proofErr w:type="spellEnd"/>
+      <w:r>
+        <w:t xml:space="preserve"> e </w:t>
+      </w:r>
+      <w:proofErr w:type="spellStart"/>
+      <w:r>
+        <w:t>Cmb_regiao_selecionada</w:t>
+      </w:r>
+      <w:proofErr w:type="spellEnd"/>
+      <w:r>
+        <w:t xml:space="preserve"> tenha sido escrito algo </w:t>
+      </w:r>
+    </w:p>
+    <w:p>
+      <w:pPr>
+        <w:pStyle w:val="PargrafodaLista"/>
+        <w:numPr>
+          <w:ilvl w:val="0"/>
+          <w:numId w:val="13"/>
+        </w:numPr>
+        <w:ind w:left="284" w:firstLine="0"/>
+        <w:jc w:val="both"/>
+      </w:pPr>
+      <w:proofErr w:type="spellStart"/>
+      <w:proofErr w:type="gramStart"/>
+      <w:r>
+        <w:rPr>
+          <w:rStyle w:val="CdigoHTML"/>
+          <w:rFonts w:eastAsiaTheme="majorEastAsia"/>
+        </w:rPr>
+        <w:t>sk</w:t>
+      </w:r>
+      <w:proofErr w:type="gramEnd"/>
+      <w:r>
+        <w:rPr>
+          <w:rStyle w:val="CdigoHTML"/>
+          <w:rFonts w:eastAsiaTheme="majorEastAsia"/>
+        </w:rPr>
+        <w:t>_cel.Enabled</w:t>
+      </w:r>
+      <w:proofErr w:type="spellEnd"/>
+      <w:r>
+        <w:rPr>
+          <w:rStyle w:val="CdigoHTML"/>
+          <w:rFonts w:eastAsiaTheme="majorEastAsia"/>
+        </w:rPr>
+        <w:t xml:space="preserve"> = false;</w:t>
+      </w:r>
+      <w:r>
+        <w:t>), para garantir que ele inicie sempre bloqueado!</w:t>
+      </w:r>
+    </w:p>
+    <w:p>
+      <w:pPr>
+        <w:pStyle w:val="PargrafodaLista"/>
+        <w:numPr>
+          <w:ilvl w:val="0"/>
+          <w:numId w:val="13"/>
+        </w:numPr>
+        <w:ind w:left="284" w:firstLine="0"/>
+        <w:jc w:val="both"/>
+      </w:pPr>
+      <w:r>
+        <w:t xml:space="preserve">Colocar o botão </w:t>
+      </w:r>
+      <w:commentRangeStart w:id="10"/>
+      <w:r>
+        <w:t>confirmar para não aparecer</w:t>
+      </w:r>
+      <w:commentRangeEnd w:id="10"/>
+      <w:r>
+        <w:rPr>
+          <w:rStyle w:val="Refdecomentrio"/>
+          <w:sz w:val="24"/>
+          <w:szCs w:val="24"/>
+        </w:rPr>
+        <w:commentReference w:id="10"/>
+      </w:r>
+    </w:p>
+    <w:p>
+      <w:pPr>
+        <w:pStyle w:val="PargrafodaLista"/>
+        <w:numPr>
+          <w:ilvl w:val="0"/>
+          <w:numId w:val="13"/>
+        </w:numPr>
+        <w:ind w:left="284" w:firstLine="0"/>
+        <w:jc w:val="both"/>
+      </w:pPr>
+      <w:r>
+        <w:t xml:space="preserve">Bloquear para quando digitar o nome o botão vai aparecer, a condição é digitar pelo menos 2 letras </w:t>
+      </w:r>
+      <w:proofErr w:type="spellStart"/>
+      <w:r>
+        <w:rPr>
+          <w:rFonts w:ascii="Cascadia Mono" w:hAnsi="Cascadia Mono" w:cs="Cascadia Mono"/>
+          <w:color w:val="0000FF"/>
+          <w:kern w:val="0"/>
+          <w:sz w:val="19"/>
+          <w:szCs w:val="19"/>
+          <w:highlight w:val="white"/>
+        </w:rPr>
+        <w:t>if</w:t>
+      </w:r>
+      <w:proofErr w:type="spellEnd"/>
+      <w:r>
+        <w:rPr>
+          <w:rFonts w:ascii="Cascadia Mono" w:hAnsi="Cascadia Mono" w:cs="Cascadia Mono"/>
+          <w:color w:val="000000"/>
+          <w:kern w:val="0"/>
+          <w:sz w:val="19"/>
+          <w:szCs w:val="19"/>
+          <w:highlight w:val="white"/>
+        </w:rPr>
+        <w:t xml:space="preserve"> </w:t>
+      </w:r>
+      <w:commentRangeStart w:id="11"/>
+      <w:r>
+        <w:rPr>
+          <w:rFonts w:ascii="Cascadia Mono" w:hAnsi="Cascadia Mono" w:cs="Cascadia Mono"/>
+          <w:color w:val="000000"/>
+          <w:kern w:val="0"/>
+          <w:sz w:val="19"/>
+          <w:szCs w:val="19"/>
+          <w:highlight w:val="white"/>
+        </w:rPr>
+        <w:t>(</w:t>
+      </w:r>
+      <w:proofErr w:type="spellStart"/>
+      <w:r>
+        <w:rPr>
+          <w:rFonts w:ascii="Cascadia Mono" w:hAnsi="Cascadia Mono" w:cs="Cascadia Mono"/>
+          <w:color w:val="000000"/>
+          <w:kern w:val="0"/>
+          <w:sz w:val="19"/>
+          <w:szCs w:val="19"/>
+          <w:highlight w:val="white"/>
+        </w:rPr>
+        <w:t>Txt_nomeoperador.TextLength</w:t>
+      </w:r>
+      <w:proofErr w:type="spellEnd"/>
+      <w:r>
+        <w:rPr>
+          <w:rFonts w:ascii="Cascadia Mono" w:hAnsi="Cascadia Mono" w:cs="Cascadia Mono"/>
+          <w:color w:val="000000"/>
+          <w:kern w:val="0"/>
+          <w:sz w:val="19"/>
+          <w:szCs w:val="19"/>
+          <w:highlight w:val="white"/>
+        </w:rPr>
+        <w:t xml:space="preserve"> &gt;=2)</w:t>
+      </w:r>
+      <w:commentRangeEnd w:id="11"/>
+      <w:r>
+        <w:rPr>
+          <w:rStyle w:val="Refdecomentrio"/>
+          <w:sz w:val="24"/>
+          <w:szCs w:val="24"/>
+        </w:rPr>
+        <w:commentReference w:id="11"/>
+      </w:r>
+    </w:p>
+    <w:p>
+      <w:pPr>
+        <w:pStyle w:val="PargrafodaLista"/>
+        <w:numPr>
+          <w:ilvl w:val="0"/>
+          <w:numId w:val="13"/>
+        </w:numPr>
+        <w:ind w:left="284" w:firstLine="0"/>
+        <w:jc w:val="both"/>
+      </w:pPr>
+      <w:r>
+        <w:rPr>
+          <w:rFonts w:cs="Cascadia Mono"/>
+          <w:color w:val="000000"/>
+          <w:kern w:val="0"/>
+          <w:sz w:val="19"/>
+          <w:szCs w:val="19"/>
+        </w:rPr>
+        <w:t>Remover os espaços iniciais</w:t>
+      </w:r>
+      <w:r>
+        <w:rPr>
+          <w:rFonts w:ascii="Cascadia Mono" w:hAnsi="Cascadia Mono" w:cs="Cascadia Mono"/>
+          <w:color w:val="000000"/>
+          <w:kern w:val="0"/>
+          <w:sz w:val="19"/>
+          <w:szCs w:val="19"/>
+        </w:rPr>
+        <w:t xml:space="preserve"> </w:t>
+      </w:r>
+      <w:proofErr w:type="spellStart"/>
+      <w:r>
+        <w:rPr>
+          <w:rFonts w:ascii="Cascadia Mono" w:hAnsi="Cascadia Mono" w:cs="Cascadia Mono"/>
+          <w:color w:val="000000"/>
+          <w:kern w:val="0"/>
+          <w:sz w:val="19"/>
+          <w:szCs w:val="19"/>
+          <w:highlight w:val="white"/>
+        </w:rPr>
+        <w:t>Txt_</w:t>
+      </w:r>
+      <w:proofErr w:type="gramStart"/>
+      <w:r>
+        <w:rPr>
+          <w:rFonts w:ascii="Cascadia Mono" w:hAnsi="Cascadia Mono" w:cs="Cascadia Mono"/>
+          <w:color w:val="000000"/>
+          <w:kern w:val="0"/>
+          <w:sz w:val="19"/>
+          <w:szCs w:val="19"/>
+          <w:highlight w:val="white"/>
+        </w:rPr>
+        <w:t>nomeoperador.Text</w:t>
+      </w:r>
+      <w:proofErr w:type="spellEnd"/>
+      <w:proofErr w:type="gramEnd"/>
+      <w:r>
+        <w:rPr>
+          <w:rFonts w:ascii="Cascadia Mono" w:hAnsi="Cascadia Mono" w:cs="Cascadia Mono"/>
+          <w:color w:val="000000"/>
+          <w:kern w:val="0"/>
+          <w:sz w:val="19"/>
+          <w:szCs w:val="19"/>
+          <w:highlight w:val="white"/>
+        </w:rPr>
+        <w:t xml:space="preserve"> = </w:t>
+      </w:r>
+      <w:proofErr w:type="spellStart"/>
+      <w:r>
+        <w:rPr>
+          <w:rFonts w:ascii="Cascadia Mono" w:hAnsi="Cascadia Mono" w:cs="Cascadia Mono"/>
+          <w:color w:val="000000"/>
+          <w:kern w:val="0"/>
+          <w:sz w:val="19"/>
+          <w:szCs w:val="19"/>
+          <w:highlight w:val="white"/>
+        </w:rPr>
+        <w:t>Txt_nomeoperador.Text.TrimStart</w:t>
+      </w:r>
+      <w:proofErr w:type="spellEnd"/>
+      <w:r>
+        <w:rPr>
+          <w:rFonts w:ascii="Cascadia Mono" w:hAnsi="Cascadia Mono" w:cs="Cascadia Mono"/>
+          <w:color w:val="000000"/>
+          <w:kern w:val="0"/>
+          <w:sz w:val="19"/>
+          <w:szCs w:val="19"/>
+          <w:highlight w:val="white"/>
+        </w:rPr>
+        <w:t>();</w:t>
+      </w:r>
+    </w:p>
+    <w:p>
+      <w:pPr>
+        <w:pStyle w:val="PargrafodaLista"/>
+        <w:numPr>
+          <w:ilvl w:val="0"/>
+          <w:numId w:val="13"/>
+        </w:numPr>
+        <w:ind w:left="284" w:firstLine="0"/>
+        <w:jc w:val="both"/>
+      </w:pPr>
+      <w:r>
+        <w:rPr>
+          <w:rFonts w:cs="Cascadia Mono"/>
+          <w:color w:val="000000"/>
+          <w:kern w:val="0"/>
+        </w:rPr>
+        <w:t xml:space="preserve">Só usar </w:t>
+      </w:r>
+      <w:commentRangeStart w:id="12"/>
+      <w:r>
+        <w:rPr>
+          <w:rFonts w:cs="Cascadia Mono"/>
+          <w:color w:val="000000"/>
+          <w:kern w:val="0"/>
+        </w:rPr>
+        <w:t>l</w:t>
+      </w:r>
+      <w:r>
+        <w:rPr>
+          <w:rFonts w:cs="Cascadia Mono"/>
+          <w:color w:val="000000"/>
+          <w:kern w:val="0"/>
+        </w:rPr>
+        <w:t>etras</w:t>
+      </w:r>
+      <w:r>
+        <w:rPr>
+          <w:rFonts w:cs="Cascadia Mono"/>
+          <w:color w:val="000000"/>
+          <w:kern w:val="0"/>
+        </w:rPr>
+        <w:t xml:space="preserve"> para box no nome</w:t>
+      </w:r>
+      <w:commentRangeEnd w:id="12"/>
+      <w:r>
+        <w:rPr>
+          <w:rStyle w:val="Refdecomentrio"/>
+          <w:rFonts w:cs="Cascadia Mono"/>
+          <w:color w:val="000000"/>
+          <w:kern w:val="0"/>
+          <w:sz w:val="24"/>
+          <w:szCs w:val="24"/>
+        </w:rPr>
+        <w:commentReference w:id="12"/>
+      </w:r>
+      <w:r>
+        <w:rPr>
+          <w:rFonts w:cs="Cascadia Mono"/>
+          <w:color w:val="000000"/>
+          <w:kern w:val="0"/>
+        </w:rPr>
+        <w:t xml:space="preserve">: </w:t>
+      </w:r>
+    </w:p>
+    <w:p>
+      <w:pPr>
+        <w:pStyle w:val="PargrafodaLista"/>
+        <w:numPr>
+          <w:ilvl w:val="0"/>
+          <w:numId w:val="13"/>
+        </w:numPr>
+        <w:ind w:left="284" w:firstLine="0"/>
+        <w:jc w:val="both"/>
+      </w:pPr>
+      <w:r>
+        <w:rPr>
+          <w:rFonts w:cs="Cascadia Mono"/>
+          <w:color w:val="000000"/>
+          <w:kern w:val="0"/>
+        </w:rPr>
+        <w:t xml:space="preserve">Configurar a mensagem de erro, caso a </w:t>
+      </w:r>
+      <w:commentRangeStart w:id="13"/>
+      <w:r>
+        <w:rPr>
+          <w:rFonts w:cs="Cascadia Mono"/>
+          <w:color w:val="000000"/>
+          <w:kern w:val="0"/>
+        </w:rPr>
+        <w:t>letra não seja digitada</w:t>
+      </w:r>
+      <w:commentRangeEnd w:id="13"/>
+      <w:r>
+        <w:rPr>
+          <w:rStyle w:val="Refdecomentrio"/>
+          <w:sz w:val="24"/>
+          <w:szCs w:val="24"/>
+        </w:rPr>
+        <w:commentReference w:id="13"/>
+      </w:r>
+    </w:p>
+    <w:p>
+      <w:pPr>
+        <w:pStyle w:val="PargrafodaLista"/>
+        <w:numPr>
+          <w:ilvl w:val="0"/>
+          <w:numId w:val="13"/>
+        </w:numPr>
+        <w:ind w:left="284" w:firstLine="0"/>
+        <w:jc w:val="both"/>
+      </w:pPr>
+      <w:r>
+        <w:rPr>
+          <w:rFonts w:cs="Cascadia Mono"/>
+          <w:color w:val="000000"/>
+          <w:kern w:val="0"/>
+        </w:rPr>
+        <w:t xml:space="preserve">Configurar para guardar a informação do botão na </w:t>
+      </w:r>
+      <w:proofErr w:type="spellStart"/>
+      <w:r>
+        <w:rPr>
+          <w:rFonts w:cs="Cascadia Mono"/>
+          <w:color w:val="000000"/>
+          <w:kern w:val="0"/>
+        </w:rPr>
+        <w:t>memoria</w:t>
+      </w:r>
+      <w:proofErr w:type="spellEnd"/>
+      <w:r>
+        <w:rPr>
+          <w:rFonts w:cs="Cascadia Mono"/>
+          <w:color w:val="000000"/>
+          <w:kern w:val="0"/>
+        </w:rPr>
+        <w:t xml:space="preserve"> – 1. Cria a variável no </w:t>
+      </w:r>
+      <w:proofErr w:type="spellStart"/>
+      <w:r>
+        <w:rPr>
+          <w:rFonts w:cs="Cascadia Mono"/>
+          <w:color w:val="000000"/>
+          <w:kern w:val="0"/>
+        </w:rPr>
+        <w:t>public</w:t>
+      </w:r>
+      <w:proofErr w:type="spellEnd"/>
+      <w:r>
+        <w:rPr>
+          <w:rFonts w:cs="Cascadia Mono"/>
+          <w:color w:val="000000"/>
+          <w:kern w:val="0"/>
+        </w:rPr>
+        <w:t xml:space="preserve"> </w:t>
+      </w:r>
+      <w:proofErr w:type="spellStart"/>
+      <w:r>
+        <w:rPr>
+          <w:rFonts w:ascii="Cascadia Mono" w:hAnsi="Cascadia Mono" w:cs="Cascadia Mono"/>
+          <w:color w:val="0000FF"/>
+          <w:kern w:val="0"/>
+          <w:sz w:val="19"/>
+          <w:szCs w:val="19"/>
+          <w:highlight w:val="white"/>
+        </w:rPr>
+        <w:t>string</w:t>
+      </w:r>
+      <w:proofErr w:type="spellEnd"/>
+      <w:r>
+        <w:rPr>
+          <w:rFonts w:ascii="Cascadia Mono" w:hAnsi="Cascadia Mono" w:cs="Cascadia Mono"/>
+          <w:color w:val="000000"/>
+          <w:kern w:val="0"/>
+          <w:sz w:val="19"/>
+          <w:szCs w:val="19"/>
+          <w:highlight w:val="white"/>
+        </w:rPr>
+        <w:t xml:space="preserve"> </w:t>
+      </w:r>
+      <w:proofErr w:type="spellStart"/>
+      <w:r>
+        <w:rPr>
+          <w:rFonts w:ascii="Cascadia Mono" w:hAnsi="Cascadia Mono" w:cs="Cascadia Mono"/>
+          <w:color w:val="000000"/>
+          <w:kern w:val="0"/>
+          <w:sz w:val="19"/>
+          <w:szCs w:val="19"/>
+          <w:highlight w:val="white"/>
+        </w:rPr>
+        <w:t>regiao_selecionada</w:t>
+      </w:r>
+      <w:proofErr w:type="spellEnd"/>
+      <w:r>
+        <w:rPr>
+          <w:rFonts w:ascii="Cascadia Mono" w:hAnsi="Cascadia Mono" w:cs="Cascadia Mono"/>
+          <w:color w:val="000000"/>
+          <w:kern w:val="0"/>
+          <w:sz w:val="19"/>
+          <w:szCs w:val="19"/>
+          <w:highlight w:val="white"/>
+        </w:rPr>
+        <w:t xml:space="preserve">; </w:t>
+      </w:r>
+      <w:r>
+        <w:rPr>
+          <w:rFonts w:ascii="Cascadia Mono" w:hAnsi="Cascadia Mono" w:cs="Cascadia Mono"/>
+          <w:color w:val="008000"/>
+          <w:kern w:val="0"/>
+          <w:sz w:val="19"/>
+          <w:szCs w:val="19"/>
+          <w:highlight w:val="white"/>
+        </w:rPr>
+        <w:t xml:space="preserve">// </w:t>
+      </w:r>
+      <w:proofErr w:type="gramStart"/>
+      <w:r>
+        <w:rPr>
+          <w:rFonts w:ascii="Cascadia Mono" w:hAnsi="Cascadia Mono" w:cs="Cascadia Mono"/>
+          <w:color w:val="008000"/>
+          <w:kern w:val="0"/>
+          <w:sz w:val="19"/>
+          <w:szCs w:val="19"/>
+          <w:highlight w:val="white"/>
+        </w:rPr>
+        <w:t>Declarando</w:t>
+      </w:r>
+      <w:proofErr w:type="gramEnd"/>
+      <w:r>
+        <w:rPr>
+          <w:rFonts w:ascii="Cascadia Mono" w:hAnsi="Cascadia Mono" w:cs="Cascadia Mono"/>
+          <w:color w:val="008000"/>
+          <w:kern w:val="0"/>
+          <w:sz w:val="19"/>
+          <w:szCs w:val="19"/>
+          <w:highlight w:val="white"/>
+        </w:rPr>
+        <w:t xml:space="preserve"> uma </w:t>
+      </w:r>
+      <w:proofErr w:type="spellStart"/>
+      <w:r>
+        <w:rPr>
+          <w:rFonts w:ascii="Cascadia Mono" w:hAnsi="Cascadia Mono" w:cs="Cascadia Mono"/>
+          <w:color w:val="008000"/>
+          <w:kern w:val="0"/>
+          <w:sz w:val="19"/>
+          <w:szCs w:val="19"/>
+          <w:highlight w:val="white"/>
+        </w:rPr>
+        <w:t>variavel</w:t>
+      </w:r>
+      <w:proofErr w:type="spellEnd"/>
+      <w:r>
+        <w:rPr>
+          <w:rFonts w:ascii="Cascadia Mono" w:hAnsi="Cascadia Mono" w:cs="Cascadia Mono"/>
+          <w:color w:val="008000"/>
+          <w:kern w:val="0"/>
+          <w:sz w:val="19"/>
+          <w:szCs w:val="19"/>
+          <w:highlight w:val="white"/>
+        </w:rPr>
+        <w:t xml:space="preserve"> para receber a região selecionada</w:t>
+      </w:r>
+    </w:p>
+    <w:p>
+      <w:pPr>
+        <w:pStyle w:val="PargrafodaLista"/>
+        <w:numPr>
+          <w:ilvl w:val="0"/>
+          <w:numId w:val="13"/>
+        </w:numPr>
+        <w:ind w:left="284" w:firstLine="0"/>
+        <w:jc w:val="both"/>
+        <w:rPr>
+          <w:rFonts w:cs="Cascadia Mono"/>
+          <w:color w:val="000000"/>
+          <w:kern w:val="0"/>
+        </w:rPr>
+      </w:pPr>
+      <w:r>
+        <w:rPr>
+          <w:rFonts w:cs="Cascadia Mono"/>
+          <w:color w:val="000000"/>
+          <w:kern w:val="0"/>
+        </w:rPr>
+        <w:t xml:space="preserve">Configurar para enviar o </w:t>
+      </w:r>
+      <w:commentRangeStart w:id="14"/>
+      <w:proofErr w:type="spellStart"/>
+      <w:r>
+        <w:rPr>
+          <w:rFonts w:cs="Cascadia Mono"/>
+          <w:color w:val="000000"/>
+          <w:kern w:val="0"/>
+        </w:rPr>
+        <w:t>text</w:t>
+      </w:r>
+      <w:proofErr w:type="spellEnd"/>
+      <w:r>
+        <w:rPr>
+          <w:rFonts w:cs="Cascadia Mono"/>
+          <w:color w:val="000000"/>
+          <w:kern w:val="0"/>
+        </w:rPr>
+        <w:t xml:space="preserve"> da região para a variável </w:t>
+      </w:r>
+      <w:commentRangeEnd w:id="14"/>
+      <w:r>
+        <w:rPr>
+          <w:rStyle w:val="Refdecomentrio"/>
+        </w:rPr>
+        <w:commentReference w:id="14"/>
+      </w:r>
+      <w:r>
+        <w:rPr>
+          <w:rFonts w:cs="Cascadia Mono"/>
+          <w:color w:val="000000"/>
+          <w:kern w:val="0"/>
+        </w:rPr>
+        <w:t xml:space="preserve">configurando em todos os botões para enviar o </w:t>
+      </w:r>
+      <w:proofErr w:type="spellStart"/>
+      <w:r>
+        <w:rPr>
+          <w:rFonts w:cs="Cascadia Mono"/>
+          <w:color w:val="000000"/>
+          <w:kern w:val="0"/>
+        </w:rPr>
+        <w:t>txt</w:t>
+      </w:r>
+      <w:proofErr w:type="spellEnd"/>
+      <w:r>
+        <w:rPr>
+          <w:rFonts w:cs="Cascadia Mono"/>
+          <w:color w:val="000000"/>
+          <w:kern w:val="0"/>
+        </w:rPr>
+        <w:t xml:space="preserve"> para variável</w:t>
+      </w:r>
+      <w:bookmarkStart w:id="15" w:name="_GoBack"/>
+      <w:bookmarkEnd w:id="15"/>
+    </w:p>
+    <w:p>
+      <w:pPr>
+        <w:ind w:left="284"/>
+        <w:jc w:val="both"/>
       </w:pPr>
     </w:p>
     <w:p>
@@ -1097,6 +1817,9 @@
       </w:pPr>
       <w:r>
         <w:t>Botões</w:t>
+      </w:r>
+      <w:r>
+        <w:t xml:space="preserve"> </w:t>
       </w:r>
     </w:p>
     <w:p>
@@ -1153,9 +1876,13 @@
         </w:numPr>
       </w:pPr>
       <w:r>
-        <w:lastRenderedPageBreak/>
-        <w:t>Chame a propriedade: Text</w:t>
-      </w:r>
+        <w:t xml:space="preserve">Chame a propriedade: </w:t>
+      </w:r>
+      <w:proofErr w:type="spellStart"/>
+      <w:r>
+        <w:t>Text</w:t>
+      </w:r>
+      <w:proofErr w:type="spellEnd"/>
     </w:p>
     <w:p>
       <w:pPr>
@@ -1222,8 +1949,13 @@
         </w:numPr>
       </w:pPr>
       <w:r>
-        <w:t>Chame a propriedade: BackgroundImage</w:t>
-      </w:r>
+        <w:t xml:space="preserve">Chame a propriedade: </w:t>
+      </w:r>
+      <w:proofErr w:type="spellStart"/>
+      <w:r>
+        <w:t>BackgroundImage</w:t>
+      </w:r>
+      <w:proofErr w:type="spellEnd"/>
     </w:p>
     <w:p>
       <w:pPr>
@@ -1233,7 +1965,15 @@
         </w:numPr>
       </w:pPr>
       <w:r>
-        <w:t>Atribua o valor: Btn_Recarga01.BackgroundImage = Image.FromFile("caminho\imagem.png");</w:t>
+        <w:t xml:space="preserve">Atribua o valor: Btn_Recarga01.BackgroundImage = </w:t>
+      </w:r>
+      <w:proofErr w:type="spellStart"/>
+      <w:r>
+        <w:t>Image.FromFile</w:t>
+      </w:r>
+      <w:proofErr w:type="spellEnd"/>
+      <w:r>
+        <w:t>("caminho\imagem.png");</w:t>
       </w:r>
     </w:p>
     <w:p>
@@ -1246,11 +1986,33 @@
           <w:lang w:val="en-US"/>
         </w:rPr>
       </w:pPr>
+      <w:proofErr w:type="spellStart"/>
       <w:r>
         <w:rPr>
           <w:lang w:val="en-US"/>
         </w:rPr>
-        <w:t>Ajuste layout: Btn_Recarga01.BackgroundImageLayout = ImageLayout.Stretch;</w:t>
+        <w:t>Ajuste</w:t>
+      </w:r>
+      <w:proofErr w:type="spellEnd"/>
+      <w:r>
+        <w:rPr>
+          <w:lang w:val="en-US"/>
+        </w:rPr>
+        <w:t xml:space="preserve"> layout: Btn_Recarga01.BackgroundImageLayout = </w:t>
+      </w:r>
+      <w:proofErr w:type="spellStart"/>
+      <w:r>
+        <w:rPr>
+          <w:lang w:val="en-US"/>
+        </w:rPr>
+        <w:t>ImageLayout.Stretch</w:t>
+      </w:r>
+      <w:proofErr w:type="spellEnd"/>
+      <w:r>
+        <w:rPr>
+          <w:lang w:val="en-US"/>
+        </w:rPr>
+        <w:t>;</w:t>
       </w:r>
     </w:p>
     <w:p>
@@ -1307,8 +2069,13 @@
         </w:numPr>
       </w:pPr>
       <w:r>
-        <w:t>Chame a propriedade: Image</w:t>
-      </w:r>
+        <w:t xml:space="preserve">Chame a propriedade: </w:t>
+      </w:r>
+      <w:proofErr w:type="spellStart"/>
+      <w:r>
+        <w:t>Image</w:t>
+      </w:r>
+      <w:proofErr w:type="spellEnd"/>
     </w:p>
     <w:p>
       <w:pPr>
@@ -1318,7 +2085,15 @@
         </w:numPr>
       </w:pPr>
       <w:r>
-        <w:t>Atribua o valor: Btn_Recarga01.Image = Image.FromFile("caminho\icone.png");</w:t>
+        <w:t xml:space="preserve">Atribua o valor: Btn_Recarga01.Image = </w:t>
+      </w:r>
+      <w:proofErr w:type="spellStart"/>
+      <w:r>
+        <w:t>Image.FromFile</w:t>
+      </w:r>
+      <w:proofErr w:type="spellEnd"/>
+      <w:r>
+        <w:t>("caminho\icone.png");</w:t>
       </w:r>
     </w:p>
     <w:p>
@@ -1329,7 +2104,15 @@
         </w:numPr>
       </w:pPr>
       <w:r>
-        <w:t>Ajuste alinhamento: Btn_Recarga01.ImageAlign = ContentAlignment.MiddleLeft;</w:t>
+        <w:t xml:space="preserve">Ajuste alinhamento: Btn_Recarga01.ImageAlign = </w:t>
+      </w:r>
+      <w:proofErr w:type="spellStart"/>
+      <w:r>
+        <w:t>ContentAlignment.MiddleLeft</w:t>
+      </w:r>
+      <w:proofErr w:type="spellEnd"/>
+      <w:r>
+        <w:t>;</w:t>
       </w:r>
     </w:p>
     <w:p>
@@ -1375,7 +2158,17 @@
         </w:numPr>
       </w:pPr>
       <w:r>
-        <w:t>Para esconder: this.Hide();</w:t>
+        <w:t xml:space="preserve">Para esconder: </w:t>
+      </w:r>
+      <w:proofErr w:type="spellStart"/>
+      <w:proofErr w:type="gramStart"/>
+      <w:r>
+        <w:t>this.Hide</w:t>
+      </w:r>
+      <w:proofErr w:type="spellEnd"/>
+      <w:proofErr w:type="gramEnd"/>
+      <w:r>
+        <w:t>();</w:t>
       </w:r>
     </w:p>
     <w:p>
@@ -1386,7 +2179,17 @@
         </w:numPr>
       </w:pPr>
       <w:r>
-        <w:t>Para mostrar novamente: this.Show();</w:t>
+        <w:t xml:space="preserve">Para mostrar novamente: </w:t>
+      </w:r>
+      <w:proofErr w:type="spellStart"/>
+      <w:proofErr w:type="gramStart"/>
+      <w:r>
+        <w:t>this.Show</w:t>
+      </w:r>
+      <w:proofErr w:type="spellEnd"/>
+      <w:proofErr w:type="gramEnd"/>
+      <w:r>
+        <w:t>();</w:t>
       </w:r>
     </w:p>
     <w:p>
@@ -1397,7 +2200,17 @@
         </w:numPr>
       </w:pPr>
       <w:r>
-        <w:t>Para fechar: this.Close();</w:t>
+        <w:t xml:space="preserve">Para fechar: </w:t>
+      </w:r>
+      <w:proofErr w:type="spellStart"/>
+      <w:proofErr w:type="gramStart"/>
+      <w:r>
+        <w:t>this.Close</w:t>
+      </w:r>
+      <w:proofErr w:type="spellEnd"/>
+      <w:proofErr w:type="gramEnd"/>
+      <w:r>
+        <w:t>();</w:t>
       </w:r>
     </w:p>
     <w:p>
@@ -1412,6 +2225,7 @@
           <w:b/>
           <w:bCs/>
         </w:rPr>
+        <w:lastRenderedPageBreak/>
         <w:t>05</w:t>
       </w:r>
     </w:p>
@@ -1422,12 +2236,21 @@
           <w:bCs/>
         </w:rPr>
       </w:pPr>
+      <w:proofErr w:type="spellStart"/>
       <w:r>
         <w:rPr>
           <w:b/>
           <w:bCs/>
         </w:rPr>
-        <w:t>Resetar formulário</w:t>
+        <w:t>Resetar</w:t>
+      </w:r>
+      <w:proofErr w:type="spellEnd"/>
+      <w:r>
+        <w:rPr>
+          <w:b/>
+          <w:bCs/>
+        </w:rPr>
+        <w:t xml:space="preserve"> formulário</w:t>
       </w:r>
     </w:p>
     <w:p>
@@ -1443,7 +2266,20 @@
         </w:numPr>
       </w:pPr>
       <w:r>
-        <w:t>Crie método ResetForm()</w:t>
+        <w:t xml:space="preserve">Crie método </w:t>
+      </w:r>
+      <w:proofErr w:type="spellStart"/>
+      <w:proofErr w:type="gramStart"/>
+      <w:r>
+        <w:t>ResetForm</w:t>
+      </w:r>
+      <w:proofErr w:type="spellEnd"/>
+      <w:r>
+        <w:t>(</w:t>
+      </w:r>
+      <w:proofErr w:type="gramEnd"/>
+      <w:r>
+        <w:t>)</w:t>
       </w:r>
     </w:p>
     <w:p>
@@ -1454,8 +2290,15 @@
         </w:numPr>
       </w:pPr>
       <w:r>
-        <w:t>Percorra this.Controls</w:t>
-      </w:r>
+        <w:t xml:space="preserve">Percorra </w:t>
+      </w:r>
+      <w:proofErr w:type="spellStart"/>
+      <w:proofErr w:type="gramStart"/>
+      <w:r>
+        <w:t>this.Controls</w:t>
+      </w:r>
+      <w:proofErr w:type="spellEnd"/>
+      <w:proofErr w:type="gramEnd"/>
     </w:p>
     <w:p>
       <w:pPr>
@@ -1465,9 +2308,483 @@
         </w:numPr>
       </w:pPr>
       <w:r>
-        <w:t>Limpe cada tipo: TextBox.Text = "", CheckBox.Checked = false, ComboBox.SelectedIndex = -1</w:t>
-      </w:r>
-    </w:p>
+        <w:t xml:space="preserve">Limpe cada tipo: </w:t>
+      </w:r>
+      <w:proofErr w:type="spellStart"/>
+      <w:r>
+        <w:t>TextBox.Text</w:t>
+      </w:r>
+      <w:proofErr w:type="spellEnd"/>
+      <w:r>
+        <w:t xml:space="preserve"> = "", </w:t>
+      </w:r>
+      <w:proofErr w:type="spellStart"/>
+      <w:r>
+        <w:t>CheckBox.Checked</w:t>
+      </w:r>
+      <w:proofErr w:type="spellEnd"/>
+      <w:r>
+        <w:t xml:space="preserve"> = false, </w:t>
+      </w:r>
+      <w:proofErr w:type="spellStart"/>
+      <w:r>
+        <w:t>ComboBox.SelectedIndex</w:t>
+      </w:r>
+      <w:proofErr w:type="spellEnd"/>
+      <w:r>
+        <w:t xml:space="preserve"> = -1</w:t>
+      </w:r>
+    </w:p>
+    <w:p>
+      <w:pPr>
+        <w:pStyle w:val="ateno"/>
+      </w:pPr>
+      <w:r>
+        <w:t xml:space="preserve">     Mais informações </w:t>
+      </w:r>
+    </w:p>
+    <w:p/>
+    <w:p/>
+    <w:p>
+      <w:pPr>
+        <w:pStyle w:val="Ttulo3"/>
+      </w:pPr>
+      <w:r>
+        <w:t xml:space="preserve">1. Métodos de Verificação e Classificação (Retornam </w:t>
+      </w:r>
+      <w:proofErr w:type="spellStart"/>
+      <w:r>
+        <w:rPr>
+          <w:rStyle w:val="CdigoHTML"/>
+          <w:rFonts w:eastAsiaTheme="majorEastAsia"/>
+        </w:rPr>
+        <w:t>true</w:t>
+      </w:r>
+      <w:proofErr w:type="spellEnd"/>
+      <w:r>
+        <w:t xml:space="preserve"> ou </w:t>
+      </w:r>
+      <w:r>
+        <w:rPr>
+          <w:rStyle w:val="CdigoHTML"/>
+          <w:rFonts w:eastAsiaTheme="majorEastAsia"/>
+        </w:rPr>
+        <w:t>false</w:t>
+      </w:r>
+      <w:r>
+        <w:t>)</w:t>
+      </w:r>
+    </w:p>
+    <w:p>
+      <w:pPr>
+        <w:pStyle w:val="NormalWeb"/>
+      </w:pPr>
+      <w:r>
+        <w:t>Estes métodos analisam um caractere e dizem a qual categoria ele pertence:</w:t>
+      </w:r>
+    </w:p>
+    <w:p>
+      <w:pPr>
+        <w:pStyle w:val="NormalWeb"/>
+        <w:numPr>
+          <w:ilvl w:val="0"/>
+          <w:numId w:val="21"/>
+        </w:numPr>
+      </w:pPr>
+      <w:proofErr w:type="spellStart"/>
+      <w:proofErr w:type="gramStart"/>
+      <w:r>
+        <w:rPr>
+          <w:rStyle w:val="CdigoHTML"/>
+          <w:rFonts w:eastAsiaTheme="majorEastAsia"/>
+          <w:b/>
+          <w:bCs/>
+        </w:rPr>
+        <w:t>char.IsLetter</w:t>
+      </w:r>
+      <w:proofErr w:type="spellEnd"/>
+      <w:proofErr w:type="gramEnd"/>
+      <w:r>
+        <w:rPr>
+          <w:rStyle w:val="CdigoHTML"/>
+          <w:rFonts w:eastAsiaTheme="majorEastAsia"/>
+          <w:b/>
+          <w:bCs/>
+        </w:rPr>
+        <w:t>(c)</w:t>
+      </w:r>
+      <w:r>
+        <w:t>: Verifica se o caractere é uma letra (incluindo letras acentuadas e cedilha).</w:t>
+      </w:r>
+    </w:p>
+    <w:p>
+      <w:pPr>
+        <w:pStyle w:val="NormalWeb"/>
+        <w:numPr>
+          <w:ilvl w:val="0"/>
+          <w:numId w:val="21"/>
+        </w:numPr>
+      </w:pPr>
+      <w:proofErr w:type="spellStart"/>
+      <w:proofErr w:type="gramStart"/>
+      <w:r>
+        <w:rPr>
+          <w:rStyle w:val="CdigoHTML"/>
+          <w:rFonts w:eastAsiaTheme="majorEastAsia"/>
+          <w:b/>
+          <w:bCs/>
+        </w:rPr>
+        <w:t>char.IsDigit</w:t>
+      </w:r>
+      <w:proofErr w:type="spellEnd"/>
+      <w:proofErr w:type="gramEnd"/>
+      <w:r>
+        <w:rPr>
+          <w:rStyle w:val="CdigoHTML"/>
+          <w:rFonts w:eastAsiaTheme="majorEastAsia"/>
+          <w:b/>
+          <w:bCs/>
+        </w:rPr>
+        <w:t>(c)</w:t>
+      </w:r>
+      <w:r>
+        <w:t>: Verifica se o caractere é um número de 0 a 9.</w:t>
+      </w:r>
+    </w:p>
+    <w:p>
+      <w:pPr>
+        <w:pStyle w:val="NormalWeb"/>
+        <w:numPr>
+          <w:ilvl w:val="0"/>
+          <w:numId w:val="21"/>
+        </w:numPr>
+      </w:pPr>
+      <w:proofErr w:type="spellStart"/>
+      <w:proofErr w:type="gramStart"/>
+      <w:r>
+        <w:rPr>
+          <w:rStyle w:val="CdigoHTML"/>
+          <w:rFonts w:eastAsiaTheme="majorEastAsia"/>
+          <w:b/>
+          <w:bCs/>
+        </w:rPr>
+        <w:t>char.IsLetterOrDigit</w:t>
+      </w:r>
+      <w:proofErr w:type="spellEnd"/>
+      <w:proofErr w:type="gramEnd"/>
+      <w:r>
+        <w:rPr>
+          <w:rStyle w:val="CdigoHTML"/>
+          <w:rFonts w:eastAsiaTheme="majorEastAsia"/>
+          <w:b/>
+          <w:bCs/>
+        </w:rPr>
+        <w:t>(c)</w:t>
+      </w:r>
+      <w:r>
+        <w:t xml:space="preserve">: Verifica se é uma letra </w:t>
+      </w:r>
+      <w:r>
+        <w:rPr>
+          <w:b/>
+          <w:bCs/>
+        </w:rPr>
+        <w:t>ou</w:t>
+      </w:r>
+      <w:r>
+        <w:t xml:space="preserve"> um número (muito útil para validações de </w:t>
+      </w:r>
+      <w:proofErr w:type="spellStart"/>
+      <w:r>
+        <w:t>logins</w:t>
+      </w:r>
+      <w:proofErr w:type="spellEnd"/>
+      <w:r>
+        <w:t xml:space="preserve"> ou códigos alfanuméricos).</w:t>
+      </w:r>
+    </w:p>
+    <w:p>
+      <w:pPr>
+        <w:pStyle w:val="NormalWeb"/>
+        <w:numPr>
+          <w:ilvl w:val="0"/>
+          <w:numId w:val="21"/>
+        </w:numPr>
+      </w:pPr>
+      <w:proofErr w:type="spellStart"/>
+      <w:proofErr w:type="gramStart"/>
+      <w:r>
+        <w:rPr>
+          <w:rStyle w:val="CdigoHTML"/>
+          <w:rFonts w:eastAsiaTheme="majorEastAsia"/>
+          <w:b/>
+          <w:bCs/>
+        </w:rPr>
+        <w:t>char.IsWhiteSpace</w:t>
+      </w:r>
+      <w:proofErr w:type="spellEnd"/>
+      <w:proofErr w:type="gramEnd"/>
+      <w:r>
+        <w:rPr>
+          <w:rStyle w:val="CdigoHTML"/>
+          <w:rFonts w:eastAsiaTheme="majorEastAsia"/>
+          <w:b/>
+          <w:bCs/>
+        </w:rPr>
+        <w:t>(c)</w:t>
+      </w:r>
+      <w:r>
+        <w:t>: Verifica se o caractere é um espaço em branco, tabulação (</w:t>
+      </w:r>
+      <w:r>
+        <w:rPr>
+          <w:rStyle w:val="CdigoHTML"/>
+          <w:rFonts w:eastAsiaTheme="majorEastAsia"/>
+        </w:rPr>
+        <w:t>\t</w:t>
+      </w:r>
+      <w:r>
+        <w:t>) ou quebra de linha.</w:t>
+      </w:r>
+    </w:p>
+    <w:p>
+      <w:pPr>
+        <w:pStyle w:val="NormalWeb"/>
+        <w:numPr>
+          <w:ilvl w:val="0"/>
+          <w:numId w:val="21"/>
+        </w:numPr>
+      </w:pPr>
+      <w:proofErr w:type="spellStart"/>
+      <w:proofErr w:type="gramStart"/>
+      <w:r>
+        <w:rPr>
+          <w:rStyle w:val="CdigoHTML"/>
+          <w:rFonts w:eastAsiaTheme="majorEastAsia"/>
+          <w:b/>
+          <w:bCs/>
+        </w:rPr>
+        <w:t>char.IsUpper</w:t>
+      </w:r>
+      <w:proofErr w:type="spellEnd"/>
+      <w:proofErr w:type="gramEnd"/>
+      <w:r>
+        <w:rPr>
+          <w:rStyle w:val="CdigoHTML"/>
+          <w:rFonts w:eastAsiaTheme="majorEastAsia"/>
+          <w:b/>
+          <w:bCs/>
+        </w:rPr>
+        <w:t>(c)</w:t>
+      </w:r>
+      <w:r>
+        <w:t xml:space="preserve">: Verifica se a letra está em </w:t>
+      </w:r>
+      <w:r>
+        <w:rPr>
+          <w:b/>
+          <w:bCs/>
+        </w:rPr>
+        <w:t>maiúscula</w:t>
+      </w:r>
+      <w:r>
+        <w:t xml:space="preserve"> (caixa alta).</w:t>
+      </w:r>
+    </w:p>
+    <w:p>
+      <w:pPr>
+        <w:pStyle w:val="NormalWeb"/>
+        <w:numPr>
+          <w:ilvl w:val="0"/>
+          <w:numId w:val="21"/>
+        </w:numPr>
+      </w:pPr>
+      <w:proofErr w:type="spellStart"/>
+      <w:proofErr w:type="gramStart"/>
+      <w:r>
+        <w:rPr>
+          <w:rStyle w:val="CdigoHTML"/>
+          <w:rFonts w:eastAsiaTheme="majorEastAsia"/>
+          <w:b/>
+          <w:bCs/>
+        </w:rPr>
+        <w:t>char.IsLower</w:t>
+      </w:r>
+      <w:proofErr w:type="spellEnd"/>
+      <w:proofErr w:type="gramEnd"/>
+      <w:r>
+        <w:rPr>
+          <w:rStyle w:val="CdigoHTML"/>
+          <w:rFonts w:eastAsiaTheme="majorEastAsia"/>
+          <w:b/>
+          <w:bCs/>
+        </w:rPr>
+        <w:t>(c)</w:t>
+      </w:r>
+      <w:r>
+        <w:t xml:space="preserve">: Verifica se a letra está em </w:t>
+      </w:r>
+      <w:r>
+        <w:rPr>
+          <w:b/>
+          <w:bCs/>
+        </w:rPr>
+        <w:t>minúscula</w:t>
+      </w:r>
+      <w:r>
+        <w:t xml:space="preserve"> (caixa baixa).</w:t>
+      </w:r>
+    </w:p>
+    <w:p>
+      <w:pPr>
+        <w:pStyle w:val="NormalWeb"/>
+        <w:numPr>
+          <w:ilvl w:val="0"/>
+          <w:numId w:val="21"/>
+        </w:numPr>
+      </w:pPr>
+      <w:proofErr w:type="spellStart"/>
+      <w:proofErr w:type="gramStart"/>
+      <w:r>
+        <w:rPr>
+          <w:rStyle w:val="CdigoHTML"/>
+          <w:rFonts w:eastAsiaTheme="majorEastAsia"/>
+          <w:b/>
+          <w:bCs/>
+        </w:rPr>
+        <w:t>char.IsPunctuation</w:t>
+      </w:r>
+      <w:proofErr w:type="spellEnd"/>
+      <w:proofErr w:type="gramEnd"/>
+      <w:r>
+        <w:rPr>
+          <w:rStyle w:val="CdigoHTML"/>
+          <w:rFonts w:eastAsiaTheme="majorEastAsia"/>
+          <w:b/>
+          <w:bCs/>
+        </w:rPr>
+        <w:t>(c)</w:t>
+      </w:r>
+      <w:r>
+        <w:t xml:space="preserve">: Verifica se o caractere é um sinal de pontuação (como ponto </w:t>
+      </w:r>
+      <w:r>
+        <w:rPr>
+          <w:rStyle w:val="CdigoHTML"/>
+          <w:rFonts w:eastAsiaTheme="majorEastAsia"/>
+        </w:rPr>
+        <w:t>.</w:t>
+      </w:r>
+      <w:r>
+        <w:t xml:space="preserve">, vírgula </w:t>
+      </w:r>
+      <w:r>
+        <w:rPr>
+          <w:rStyle w:val="CdigoHTML"/>
+          <w:rFonts w:eastAsiaTheme="majorEastAsia"/>
+        </w:rPr>
+        <w:t>,</w:t>
+      </w:r>
+      <w:r>
+        <w:t xml:space="preserve">, interrogação </w:t>
+      </w:r>
+      <w:r>
+        <w:rPr>
+          <w:rStyle w:val="CdigoHTML"/>
+          <w:rFonts w:eastAsiaTheme="majorEastAsia"/>
+        </w:rPr>
+        <w:t>?</w:t>
+      </w:r>
+      <w:r>
+        <w:t xml:space="preserve">, exclamação </w:t>
+      </w:r>
+      <w:r>
+        <w:rPr>
+          <w:rStyle w:val="CdigoHTML"/>
+          <w:rFonts w:eastAsiaTheme="majorEastAsia"/>
+        </w:rPr>
+        <w:t>!</w:t>
+      </w:r>
+      <w:r>
+        <w:t>, etc.).</w:t>
+      </w:r>
+    </w:p>
+    <w:p>
+      <w:pPr>
+        <w:pStyle w:val="NormalWeb"/>
+        <w:numPr>
+          <w:ilvl w:val="0"/>
+          <w:numId w:val="21"/>
+        </w:numPr>
+      </w:pPr>
+      <w:proofErr w:type="spellStart"/>
+      <w:proofErr w:type="gramStart"/>
+      <w:r>
+        <w:rPr>
+          <w:rStyle w:val="CdigoHTML"/>
+          <w:rFonts w:eastAsiaTheme="majorEastAsia"/>
+          <w:b/>
+          <w:bCs/>
+        </w:rPr>
+        <w:t>char.IsSymbol</w:t>
+      </w:r>
+      <w:proofErr w:type="spellEnd"/>
+      <w:proofErr w:type="gramEnd"/>
+      <w:r>
+        <w:rPr>
+          <w:rStyle w:val="CdigoHTML"/>
+          <w:rFonts w:eastAsiaTheme="majorEastAsia"/>
+          <w:b/>
+          <w:bCs/>
+        </w:rPr>
+        <w:t>(c)</w:t>
+      </w:r>
+      <w:r>
+        <w:t xml:space="preserve">: Verifica se é um símbolo matemático ou monetário (como </w:t>
+      </w:r>
+      <w:r>
+        <w:rPr>
+          <w:rStyle w:val="CdigoHTML"/>
+          <w:rFonts w:eastAsiaTheme="majorEastAsia"/>
+        </w:rPr>
+        <w:t>$</w:t>
+      </w:r>
+      <w:r>
+        <w:t xml:space="preserve">, </w:t>
+      </w:r>
+      <w:r>
+        <w:rPr>
+          <w:rStyle w:val="CdigoHTML"/>
+          <w:rFonts w:eastAsiaTheme="majorEastAsia"/>
+        </w:rPr>
+        <w:t>+</w:t>
+      </w:r>
+      <w:r>
+        <w:t xml:space="preserve">, </w:t>
+      </w:r>
+      <w:r>
+        <w:rPr>
+          <w:rStyle w:val="CdigoHTML"/>
+          <w:rFonts w:eastAsiaTheme="majorEastAsia"/>
+        </w:rPr>
+        <w:t>=</w:t>
+      </w:r>
+      <w:r>
+        <w:t xml:space="preserve">, </w:t>
+      </w:r>
+      <w:r>
+        <w:rPr>
+          <w:rStyle w:val="CdigoHTML"/>
+          <w:rFonts w:eastAsiaTheme="majorEastAsia"/>
+        </w:rPr>
+        <w:t>&lt;</w:t>
+      </w:r>
+      <w:r>
+        <w:t>, etc.).</w:t>
+      </w:r>
+    </w:p>
+    <w:p/>
+    <w:p/>
     <w:p/>
     <w:sectPr>
       <w:pgSz w:w="11906" w:h="16838"/>
@@ -1480,7 +2797,7 @@
 </file>
 
 <file path=word/comments.xml><?xml version="1.0" encoding="utf-8"?>
-<w:comments xmlns:wpc="http://schemas.microsoft.com/office/word/2010/wordprocessingCanvas" xmlns:cx="http://schemas.microsoft.com/office/drawing/2014/chartex" xmlns:cx1="http://schemas.microsoft.com/office/drawing/2015/9/8/chartex" xmlns:cx2="http://schemas.microsoft.com/office/drawing/2015/10/21/chartex" xmlns:cx3="http://schemas.microsoft.com/office/drawing/2016/5/9/chartex" xmlns:cx4="http://schemas.microsoft.com/office/drawing/2016/5/10/chartex" xmlns:cx5="http://schemas.microsoft.com/office/drawing/2016/5/11/chartex" xmlns:cx6="http://schemas.microsoft.com/office/drawing/2016/5/12/chartex" xmlns:cx7="http://schemas.microsoft.com/office/drawing/2016/5/13/chartex" xmlns:cx8="http://schemas.microsoft.com/office/drawing/2016/5/14/chartex" xmlns:mc="http://schemas.openxmlformats.org/markup-compatibility/2006" xmlns:aink="http://schemas.microsoft.com/office/drawing/2016/ink" xmlns:am3d="http://schemas.microsoft.com/office/drawing/2017/model3d" xmlns:o="urn:schemas-microsoft-com:office:office" xmlns:oel="http://schemas.microsoft.com/office/2019/extlst" xmlns:r="http://schemas.openxmlformats.org/officeDocument/2006/relationships" xmlns:m="http://schemas.openxmlformats.org/officeDocument/2006/math" xmlns:v="urn:schemas-microsoft-com:vml" xmlns:wp14="http://schemas.microsoft.com/office/word/2010/wordprocessingDrawing" xmlns:wp="http://schemas.openxmlformats.org/drawingml/2006/wordprocessingDrawing" xmlns:w10="urn:schemas-microsoft-com:office:word" xmlns:w="http://schemas.openxmlformats.org/wordprocessingml/2006/main" xmlns:w14="http://schemas.microsoft.com/office/word/2010/wordml" xmlns:w15="http://schemas.microsoft.com/office/word/2012/wordml" xmlns:w16cex="http://schemas.microsoft.com/office/word/2018/wordml/cex" xmlns:w16cid="http://schemas.microsoft.com/office/word/2016/wordml/cid" xmlns:w16="http://schemas.microsoft.com/office/word/2018/wordml" xmlns:w16du="http://schemas.microsoft.com/office/word/2023/wordml/word16du" xmlns:w16sdtdh="http://schemas.microsoft.com/office/word/2020/wordml/sdtdatahash" xmlns:w16sdtfl="http://schemas.microsoft.com/office/word/2024/wordml/sdtformatlock" xmlns:w16se="http://schemas.microsoft.com/office/word/2015/wordml/symex" xmlns:wpg="http://schemas.microsoft.com/office/word/2010/wordprocessingGroup" xmlns:wpi="http://schemas.microsoft.com/office/word/2010/wordprocessingInk" xmlns:wne="http://schemas.microsoft.com/office/word/2006/wordml" xmlns:wps="http://schemas.microsoft.com/office/word/2010/wordprocessingShape" mc:Ignorable="w14 w15 w16se w16cid w16 w16cex w16sdtdh w16sdtfl w16du wp14">
+<w:comments xmlns:wpc="http://schemas.microsoft.com/office/word/2010/wordprocessingCanvas" xmlns:cx="http://schemas.microsoft.com/office/drawing/2014/chartex" xmlns:cx1="http://schemas.microsoft.com/office/drawing/2015/9/8/chartex" xmlns:mc="http://schemas.openxmlformats.org/markup-compatibility/2006" xmlns:o="urn:schemas-microsoft-com:office:office" xmlns:r="http://schemas.openxmlformats.org/officeDocument/2006/relationships" xmlns:m="http://schemas.openxmlformats.org/officeDocument/2006/math" xmlns:v="urn:schemas-microsoft-com:vml" xmlns:wp14="http://schemas.microsoft.com/office/word/2010/wordprocessingDrawing" xmlns:wp="http://schemas.openxmlformats.org/drawingml/2006/wordprocessingDrawing" xmlns:w10="urn:schemas-microsoft-com:office:word" xmlns:w="http://schemas.openxmlformats.org/wordprocessingml/2006/main" xmlns:w14="http://schemas.microsoft.com/office/word/2010/wordml" xmlns:w15="http://schemas.microsoft.com/office/word/2012/wordml" xmlns:w16se="http://schemas.microsoft.com/office/word/2015/wordml/symex" xmlns:wpg="http://schemas.microsoft.com/office/word/2010/wordprocessingGroup" xmlns:wpi="http://schemas.microsoft.com/office/word/2010/wordprocessingInk" xmlns:wne="http://schemas.microsoft.com/office/word/2006/wordml" xmlns:wps="http://schemas.microsoft.com/office/word/2010/wordprocessingShape" mc:Ignorable="w14 w15 w16se wp14">
   <w:comment w:id="0" w:author="Aloma Barros" w:date="2026-09-11T12:43:00Z" w:initials="AB">
     <w:p>
       <w:pPr>
@@ -1501,7 +2818,7 @@
           <wp:inline distT="0" distB="0" distL="0" distR="0" wp14:anchorId="1E52B1C1" wp14:editId="113CB11E">
             <wp:extent cx="2572109" cy="571580"/>
             <wp:effectExtent l="0" t="0" r="0" b="0"/>
-            <wp:docPr id="643761899" name="Imagem 1" descr="Image"/>
+            <wp:docPr id="58" name="Imagem 1" descr="Image"/>
             <wp:cNvGraphicFramePr>
               <a:graphicFrameLocks xmlns:a="http://schemas.openxmlformats.org/drawingml/2006/main" noChangeAspect="1"/>
             </wp:cNvGraphicFramePr>
@@ -1561,7 +2878,7 @@
           <wp:inline distT="0" distB="0" distL="0" distR="0" wp14:anchorId="79582E16" wp14:editId="35E4E3D7">
             <wp:extent cx="2553056" cy="562053"/>
             <wp:effectExtent l="0" t="0" r="0" b="9525"/>
-            <wp:docPr id="1763186300" name="Imagem 2" descr="Image"/>
+            <wp:docPr id="59" name="Imagem 2" descr="Image"/>
             <wp:cNvGraphicFramePr>
               <a:graphicFrameLocks xmlns:a="http://schemas.openxmlformats.org/drawingml/2006/main" noChangeAspect="1"/>
             </wp:cNvGraphicFramePr>
@@ -1619,6 +2936,8 @@
         </w:rPr>
         <w:t xml:space="preserve"> </w:t>
       </w:r>
+      <w:proofErr w:type="spellStart"/>
+      <w:proofErr w:type="gramStart"/>
       <w:r>
         <w:rPr>
           <w:color w:val="0000FF"/>
@@ -1626,6 +2945,8 @@
         </w:rPr>
         <w:t>private</w:t>
       </w:r>
+      <w:proofErr w:type="spellEnd"/>
+      <w:proofErr w:type="gramEnd"/>
       <w:r>
         <w:rPr>
           <w:color w:val="000000"/>
@@ -1633,6 +2954,7 @@
         </w:rPr>
         <w:t xml:space="preserve"> </w:t>
       </w:r>
+      <w:proofErr w:type="spellStart"/>
       <w:r>
         <w:rPr>
           <w:color w:val="0000FF"/>
@@ -1640,6 +2962,7 @@
         </w:rPr>
         <w:t>void</w:t>
       </w:r>
+      <w:proofErr w:type="spellEnd"/>
       <w:r>
         <w:rPr>
           <w:color w:val="000000"/>
@@ -1647,6 +2970,7 @@
         </w:rPr>
         <w:t xml:space="preserve"> Form1_Load(</w:t>
       </w:r>
+      <w:proofErr w:type="spellStart"/>
       <w:r>
         <w:rPr>
           <w:color w:val="0000FF"/>
@@ -1654,13 +2978,31 @@
         </w:rPr>
         <w:t>object</w:t>
       </w:r>
-      <w:r>
-        <w:rPr>
-          <w:color w:val="000000"/>
-          <w:highlight w:val="white"/>
-        </w:rPr>
-        <w:t xml:space="preserve"> sender, </w:t>
-      </w:r>
+      <w:proofErr w:type="spellEnd"/>
+      <w:r>
+        <w:rPr>
+          <w:color w:val="000000"/>
+          <w:highlight w:val="white"/>
+        </w:rPr>
+        <w:t xml:space="preserve"> </w:t>
+      </w:r>
+      <w:proofErr w:type="spellStart"/>
+      <w:r>
+        <w:rPr>
+          <w:color w:val="000000"/>
+          <w:highlight w:val="white"/>
+        </w:rPr>
+        <w:t>sender</w:t>
+      </w:r>
+      <w:proofErr w:type="spellEnd"/>
+      <w:r>
+        <w:rPr>
+          <w:color w:val="000000"/>
+          <w:highlight w:val="white"/>
+        </w:rPr>
+        <w:t xml:space="preserve">, </w:t>
+      </w:r>
+      <w:proofErr w:type="spellStart"/>
       <w:r>
         <w:rPr>
           <w:color w:val="2B91AF"/>
@@ -1668,6 +3010,7 @@
         </w:rPr>
         <w:t>EventArgs</w:t>
       </w:r>
+      <w:proofErr w:type="spellEnd"/>
       <w:r>
         <w:rPr>
           <w:color w:val="000000"/>
@@ -1697,7 +3040,31 @@
           <w:color w:val="000000"/>
           <w:highlight w:val="white"/>
         </w:rPr>
-        <w:t xml:space="preserve">     BackgroundImage = Properties.</w:t>
+        <w:t xml:space="preserve">     </w:t>
+      </w:r>
+      <w:proofErr w:type="spellStart"/>
+      <w:r>
+        <w:rPr>
+          <w:color w:val="000000"/>
+          <w:highlight w:val="white"/>
+        </w:rPr>
+        <w:t>BackgroundImage</w:t>
+      </w:r>
+      <w:proofErr w:type="spellEnd"/>
+      <w:r>
+        <w:rPr>
+          <w:color w:val="000000"/>
+          <w:highlight w:val="white"/>
+        </w:rPr>
+        <w:t xml:space="preserve"> = </w:t>
+      </w:r>
+      <w:proofErr w:type="gramStart"/>
+      <w:r>
+        <w:rPr>
+          <w:color w:val="000000"/>
+          <w:highlight w:val="white"/>
+        </w:rPr>
+        <w:t>Properties.</w:t>
       </w:r>
       <w:r>
         <w:rPr>
@@ -1711,7 +3078,15 @@
           <w:color w:val="000000"/>
           <w:highlight w:val="white"/>
         </w:rPr>
-        <w:t>.tema01;</w:t>
+        <w:t>.tema</w:t>
+      </w:r>
+      <w:proofErr w:type="gramEnd"/>
+      <w:r>
+        <w:rPr>
+          <w:color w:val="000000"/>
+          <w:highlight w:val="white"/>
+        </w:rPr>
+        <w:t>01;</w:t>
       </w:r>
     </w:p>
     <w:p>
@@ -1723,8 +3098,25 @@
           <w:color w:val="000000"/>
           <w:highlight w:val="white"/>
         </w:rPr>
-        <w:t xml:space="preserve">     BackgroundImageLayout = </w:t>
-      </w:r>
+        <w:t xml:space="preserve">     </w:t>
+      </w:r>
+      <w:proofErr w:type="spellStart"/>
+      <w:r>
+        <w:rPr>
+          <w:color w:val="000000"/>
+          <w:highlight w:val="white"/>
+        </w:rPr>
+        <w:t>BackgroundImageLayout</w:t>
+      </w:r>
+      <w:proofErr w:type="spellEnd"/>
+      <w:r>
+        <w:rPr>
+          <w:color w:val="000000"/>
+          <w:highlight w:val="white"/>
+        </w:rPr>
+        <w:t xml:space="preserve"> = </w:t>
+      </w:r>
+      <w:proofErr w:type="spellStart"/>
       <w:r>
         <w:rPr>
           <w:color w:val="2B91AF"/>
@@ -1737,7 +3129,15 @@
           <w:color w:val="000000"/>
           <w:highlight w:val="white"/>
         </w:rPr>
-        <w:t>.Stretch;</w:t>
+        <w:t>.Stretch</w:t>
+      </w:r>
+      <w:proofErr w:type="spellEnd"/>
+      <w:r>
+        <w:rPr>
+          <w:color w:val="000000"/>
+          <w:highlight w:val="white"/>
+        </w:rPr>
+        <w:t>;</w:t>
       </w:r>
     </w:p>
   </w:comment>
@@ -1761,7 +3161,7 @@
           <wp:inline distT="0" distB="0" distL="0" distR="0" wp14:anchorId="4E54A48E" wp14:editId="4ECAB86A">
             <wp:extent cx="3115110" cy="266737"/>
             <wp:effectExtent l="0" t="0" r="9525" b="0"/>
-            <wp:docPr id="77073391" name="Imagem 3" descr="Image"/>
+            <wp:docPr id="60" name="Imagem 3" descr="Image"/>
             <wp:cNvGraphicFramePr>
               <a:graphicFrameLocks xmlns:a="http://schemas.openxmlformats.org/drawingml/2006/main" noChangeAspect="1"/>
             </wp:cNvGraphicFramePr>
@@ -1821,7 +3221,7 @@
           <wp:inline distT="0" distB="0" distL="0" distR="0" wp14:anchorId="000100F2" wp14:editId="0051B914">
             <wp:extent cx="3400900" cy="1162212"/>
             <wp:effectExtent l="0" t="0" r="9525" b="0"/>
-            <wp:docPr id="725663589" name="Imagem 4" descr="Image"/>
+            <wp:docPr id="61" name="Imagem 4" descr="Image"/>
             <wp:cNvGraphicFramePr>
               <a:graphicFrameLocks xmlns:a="http://schemas.openxmlformats.org/drawingml/2006/main" noChangeAspect="1"/>
             </wp:cNvGraphicFramePr>
@@ -1881,7 +3281,7 @@
           <wp:inline distT="0" distB="0" distL="0" distR="0" wp14:anchorId="133438BC" wp14:editId="74446F4A">
             <wp:extent cx="2934109" cy="266737"/>
             <wp:effectExtent l="0" t="0" r="0" b="0"/>
-            <wp:docPr id="376885154" name="Imagem 7" descr="Image"/>
+            <wp:docPr id="62" name="Imagem 62" descr="Image"/>
             <wp:cNvGraphicFramePr>
               <a:graphicFrameLocks xmlns:a="http://schemas.openxmlformats.org/drawingml/2006/main" noChangeAspect="1"/>
             </wp:cNvGraphicFramePr>
@@ -1941,7 +3341,7 @@
           <wp:inline distT="0" distB="0" distL="0" distR="0" wp14:anchorId="18B9DA6A" wp14:editId="2F9EBBF5">
             <wp:extent cx="2991267" cy="276264"/>
             <wp:effectExtent l="0" t="0" r="0" b="9525"/>
-            <wp:docPr id="166247051" name="Imagem 5" descr="Image"/>
+            <wp:docPr id="63" name="Imagem 5" descr="Image"/>
             <wp:cNvGraphicFramePr>
               <a:graphicFrameLocks xmlns:a="http://schemas.openxmlformats.org/drawingml/2006/main" noChangeAspect="1"/>
             </wp:cNvGraphicFramePr>
@@ -2001,7 +3401,7 @@
           <wp:inline distT="0" distB="0" distL="0" distR="0" wp14:anchorId="55DC8062" wp14:editId="3DFE3245">
             <wp:extent cx="2324424" cy="266737"/>
             <wp:effectExtent l="0" t="0" r="0" b="0"/>
-            <wp:docPr id="1939344656" name="Imagem 6" descr="Image"/>
+            <wp:docPr id="718960064" name="Imagem 6" descr="Image"/>
             <wp:cNvGraphicFramePr>
               <a:graphicFrameLocks xmlns:a="http://schemas.openxmlformats.org/drawingml/2006/main" noChangeAspect="1"/>
             </wp:cNvGraphicFramePr>
@@ -2061,7 +3461,7 @@
           <wp:inline distT="0" distB="0" distL="0" distR="0" wp14:anchorId="447D15AD" wp14:editId="0DB556E8">
             <wp:extent cx="3143689" cy="276264"/>
             <wp:effectExtent l="0" t="0" r="0" b="9525"/>
-            <wp:docPr id="1436268307" name="Imagem 8" descr="Image"/>
+            <wp:docPr id="718960065" name="Imagem 8" descr="Image"/>
             <wp:cNvGraphicFramePr>
               <a:graphicFrameLocks xmlns:a="http://schemas.openxmlformats.org/drawingml/2006/main" noChangeAspect="1"/>
             </wp:cNvGraphicFramePr>
@@ -2121,7 +3521,7 @@
           <wp:inline distT="0" distB="0" distL="0" distR="0" wp14:anchorId="10FCE392" wp14:editId="7E83077E">
             <wp:extent cx="3029373" cy="152421"/>
             <wp:effectExtent l="0" t="0" r="0" b="0"/>
-            <wp:docPr id="1935498653" name="Imagem 9" descr="Image"/>
+            <wp:docPr id="718960066" name="Imagem 9" descr="Image"/>
             <wp:cNvGraphicFramePr>
               <a:graphicFrameLocks xmlns:a="http://schemas.openxmlformats.org/drawingml/2006/main" noChangeAspect="1"/>
             </wp:cNvGraphicFramePr>
@@ -2161,11 +3561,1063 @@
       </w:r>
     </w:p>
   </w:comment>
+  <w:comment w:id="10" w:author="DB" w:date="2026-10-02T10:38:00Z" w:initials="D">
+    <w:p>
+      <w:pPr>
+        <w:pStyle w:val="Textodecomentrio"/>
+      </w:pPr>
+      <w:r>
+        <w:rPr>
+          <w:rStyle w:val="Refdecomentrio"/>
+        </w:rPr>
+        <w:annotationRef/>
+      </w:r>
+      <w:r>
+        <w:rPr>
+          <w:noProof/>
+          <w:lang w:eastAsia="pt-BR"/>
+        </w:rPr>
+        <w:drawing>
+          <wp:inline distT="0" distB="0" distL="0" distR="0" wp14:anchorId="0F812692" wp14:editId="68B16DE7">
+            <wp:extent cx="3133333" cy="780952"/>
+            <wp:effectExtent l="0" t="0" r="0" b="635"/>
+            <wp:docPr id="718960067" name="Imagem 718960067"/>
+            <wp:cNvGraphicFramePr>
+              <a:graphicFrameLocks xmlns:a="http://schemas.openxmlformats.org/drawingml/2006/main" noChangeAspect="1"/>
+            </wp:cNvGraphicFramePr>
+            <a:graphic xmlns:a="http://schemas.openxmlformats.org/drawingml/2006/main">
+              <a:graphicData uri="http://schemas.openxmlformats.org/drawingml/2006/picture">
+                <pic:pic xmlns:pic="http://schemas.openxmlformats.org/drawingml/2006/picture">
+                  <pic:nvPicPr>
+                    <pic:cNvPr id="1" name=""/>
+                    <pic:cNvPicPr/>
+                  </pic:nvPicPr>
+                  <pic:blipFill>
+                    <a:blip r:embed="rId10"/>
+                    <a:stretch>
+                      <a:fillRect/>
+                    </a:stretch>
+                  </pic:blipFill>
+                  <pic:spPr>
+                    <a:xfrm>
+                      <a:off x="0" y="0"/>
+                      <a:ext cx="3133333" cy="780952"/>
+                    </a:xfrm>
+                    <a:prstGeom prst="rect">
+                      <a:avLst/>
+                    </a:prstGeom>
+                  </pic:spPr>
+                </pic:pic>
+              </a:graphicData>
+            </a:graphic>
+          </wp:inline>
+        </w:drawing>
+      </w:r>
+    </w:p>
+    <w:p>
+      <w:pPr>
+        <w:pStyle w:val="Textodecomentrio"/>
+      </w:pPr>
+    </w:p>
+  </w:comment>
+  <w:comment w:id="11" w:author="DB" w:date="2026-10-02T10:53:00Z" w:initials="D">
+    <w:p>
+      <w:pPr>
+        <w:autoSpaceDE w:val="0"/>
+        <w:autoSpaceDN w:val="0"/>
+        <w:adjustRightInd w:val="0"/>
+        <w:spacing w:after="0" w:line="240" w:lineRule="auto"/>
+        <w:rPr>
+          <w:rFonts w:ascii="Cascadia Mono" w:hAnsi="Cascadia Mono" w:cs="Cascadia Mono"/>
+          <w:color w:val="000000"/>
+          <w:kern w:val="0"/>
+          <w:sz w:val="19"/>
+          <w:szCs w:val="19"/>
+          <w:highlight w:val="white"/>
+        </w:rPr>
+      </w:pPr>
+      <w:r>
+        <w:rPr>
+          <w:rStyle w:val="Refdecomentrio"/>
+        </w:rPr>
+        <w:annotationRef/>
+      </w:r>
+      <w:proofErr w:type="spellStart"/>
+      <w:proofErr w:type="gramStart"/>
+      <w:r>
+        <w:rPr>
+          <w:rFonts w:ascii="Cascadia Mono" w:hAnsi="Cascadia Mono" w:cs="Cascadia Mono"/>
+          <w:color w:val="0000FF"/>
+          <w:kern w:val="0"/>
+          <w:sz w:val="19"/>
+          <w:szCs w:val="19"/>
+          <w:highlight w:val="white"/>
+        </w:rPr>
+        <w:t>private</w:t>
+      </w:r>
+      <w:proofErr w:type="spellEnd"/>
+      <w:proofErr w:type="gramEnd"/>
+      <w:r>
+        <w:rPr>
+          <w:rFonts w:ascii="Cascadia Mono" w:hAnsi="Cascadia Mono" w:cs="Cascadia Mono"/>
+          <w:color w:val="000000"/>
+          <w:kern w:val="0"/>
+          <w:sz w:val="19"/>
+          <w:szCs w:val="19"/>
+          <w:highlight w:val="white"/>
+        </w:rPr>
+        <w:t xml:space="preserve"> </w:t>
+      </w:r>
+      <w:proofErr w:type="spellStart"/>
+      <w:r>
+        <w:rPr>
+          <w:rFonts w:ascii="Cascadia Mono" w:hAnsi="Cascadia Mono" w:cs="Cascadia Mono"/>
+          <w:color w:val="0000FF"/>
+          <w:kern w:val="0"/>
+          <w:sz w:val="19"/>
+          <w:szCs w:val="19"/>
+          <w:highlight w:val="white"/>
+        </w:rPr>
+        <w:t>void</w:t>
+      </w:r>
+      <w:proofErr w:type="spellEnd"/>
+      <w:r>
+        <w:rPr>
+          <w:rFonts w:ascii="Cascadia Mono" w:hAnsi="Cascadia Mono" w:cs="Cascadia Mono"/>
+          <w:color w:val="000000"/>
+          <w:kern w:val="0"/>
+          <w:sz w:val="19"/>
+          <w:szCs w:val="19"/>
+          <w:highlight w:val="white"/>
+        </w:rPr>
+        <w:t xml:space="preserve"> </w:t>
+      </w:r>
+      <w:proofErr w:type="spellStart"/>
+      <w:r>
+        <w:rPr>
+          <w:rFonts w:ascii="Cascadia Mono" w:hAnsi="Cascadia Mono" w:cs="Cascadia Mono"/>
+          <w:color w:val="000000"/>
+          <w:kern w:val="0"/>
+          <w:sz w:val="19"/>
+          <w:szCs w:val="19"/>
+          <w:highlight w:val="white"/>
+        </w:rPr>
+        <w:t>Btn_Confirmar_Click</w:t>
+      </w:r>
+      <w:proofErr w:type="spellEnd"/>
+      <w:r>
+        <w:rPr>
+          <w:rFonts w:ascii="Cascadia Mono" w:hAnsi="Cascadia Mono" w:cs="Cascadia Mono"/>
+          <w:color w:val="000000"/>
+          <w:kern w:val="0"/>
+          <w:sz w:val="19"/>
+          <w:szCs w:val="19"/>
+          <w:highlight w:val="white"/>
+        </w:rPr>
+        <w:t>(</w:t>
+      </w:r>
+      <w:proofErr w:type="spellStart"/>
+      <w:r>
+        <w:rPr>
+          <w:rFonts w:ascii="Cascadia Mono" w:hAnsi="Cascadia Mono" w:cs="Cascadia Mono"/>
+          <w:color w:val="0000FF"/>
+          <w:kern w:val="0"/>
+          <w:sz w:val="19"/>
+          <w:szCs w:val="19"/>
+          <w:highlight w:val="white"/>
+        </w:rPr>
+        <w:t>object</w:t>
+      </w:r>
+      <w:proofErr w:type="spellEnd"/>
+      <w:r>
+        <w:rPr>
+          <w:rFonts w:ascii="Cascadia Mono" w:hAnsi="Cascadia Mono" w:cs="Cascadia Mono"/>
+          <w:color w:val="000000"/>
+          <w:kern w:val="0"/>
+          <w:sz w:val="19"/>
+          <w:szCs w:val="19"/>
+          <w:highlight w:val="white"/>
+        </w:rPr>
+        <w:t xml:space="preserve"> </w:t>
+      </w:r>
+      <w:proofErr w:type="spellStart"/>
+      <w:r>
+        <w:rPr>
+          <w:rFonts w:ascii="Cascadia Mono" w:hAnsi="Cascadia Mono" w:cs="Cascadia Mono"/>
+          <w:color w:val="000000"/>
+          <w:kern w:val="0"/>
+          <w:sz w:val="19"/>
+          <w:szCs w:val="19"/>
+          <w:highlight w:val="white"/>
+        </w:rPr>
+        <w:t>sender</w:t>
+      </w:r>
+      <w:proofErr w:type="spellEnd"/>
+      <w:r>
+        <w:rPr>
+          <w:rFonts w:ascii="Cascadia Mono" w:hAnsi="Cascadia Mono" w:cs="Cascadia Mono"/>
+          <w:color w:val="000000"/>
+          <w:kern w:val="0"/>
+          <w:sz w:val="19"/>
+          <w:szCs w:val="19"/>
+          <w:highlight w:val="white"/>
+        </w:rPr>
+        <w:t xml:space="preserve">, </w:t>
+      </w:r>
+      <w:proofErr w:type="spellStart"/>
+      <w:r>
+        <w:rPr>
+          <w:rFonts w:ascii="Cascadia Mono" w:hAnsi="Cascadia Mono" w:cs="Cascadia Mono"/>
+          <w:color w:val="2B91AF"/>
+          <w:kern w:val="0"/>
+          <w:sz w:val="19"/>
+          <w:szCs w:val="19"/>
+          <w:highlight w:val="white"/>
+        </w:rPr>
+        <w:t>EventArgs</w:t>
+      </w:r>
+      <w:proofErr w:type="spellEnd"/>
+      <w:r>
+        <w:rPr>
+          <w:rFonts w:ascii="Cascadia Mono" w:hAnsi="Cascadia Mono" w:cs="Cascadia Mono"/>
+          <w:color w:val="000000"/>
+          <w:kern w:val="0"/>
+          <w:sz w:val="19"/>
+          <w:szCs w:val="19"/>
+          <w:highlight w:val="white"/>
+        </w:rPr>
+        <w:t xml:space="preserve"> e)</w:t>
+      </w:r>
+    </w:p>
+    <w:p>
+      <w:pPr>
+        <w:autoSpaceDE w:val="0"/>
+        <w:autoSpaceDN w:val="0"/>
+        <w:adjustRightInd w:val="0"/>
+        <w:spacing w:after="0" w:line="240" w:lineRule="auto"/>
+        <w:rPr>
+          <w:rFonts w:ascii="Cascadia Mono" w:hAnsi="Cascadia Mono" w:cs="Cascadia Mono"/>
+          <w:color w:val="000000"/>
+          <w:kern w:val="0"/>
+          <w:sz w:val="19"/>
+          <w:szCs w:val="19"/>
+          <w:highlight w:val="white"/>
+        </w:rPr>
+      </w:pPr>
+      <w:r>
+        <w:rPr>
+          <w:rFonts w:ascii="Cascadia Mono" w:hAnsi="Cascadia Mono" w:cs="Cascadia Mono"/>
+          <w:color w:val="000000"/>
+          <w:kern w:val="0"/>
+          <w:sz w:val="19"/>
+          <w:szCs w:val="19"/>
+          <w:highlight w:val="white"/>
+        </w:rPr>
+        <w:t>{</w:t>
+      </w:r>
+    </w:p>
+    <w:p>
+      <w:pPr>
+        <w:autoSpaceDE w:val="0"/>
+        <w:autoSpaceDN w:val="0"/>
+        <w:adjustRightInd w:val="0"/>
+        <w:spacing w:after="0" w:line="240" w:lineRule="auto"/>
+        <w:rPr>
+          <w:rFonts w:ascii="Cascadia Mono" w:hAnsi="Cascadia Mono" w:cs="Cascadia Mono"/>
+          <w:color w:val="008000"/>
+          <w:kern w:val="0"/>
+          <w:sz w:val="19"/>
+          <w:szCs w:val="19"/>
+          <w:highlight w:val="white"/>
+        </w:rPr>
+      </w:pPr>
+      <w:r>
+        <w:rPr>
+          <w:rFonts w:ascii="Cascadia Mono" w:hAnsi="Cascadia Mono" w:cs="Cascadia Mono"/>
+          <w:color w:val="000000"/>
+          <w:kern w:val="0"/>
+          <w:sz w:val="19"/>
+          <w:szCs w:val="19"/>
+          <w:highlight w:val="white"/>
+        </w:rPr>
+        <w:t xml:space="preserve">    </w:t>
+      </w:r>
+      <w:proofErr w:type="spellStart"/>
+      <w:proofErr w:type="gramStart"/>
+      <w:r>
+        <w:rPr>
+          <w:rFonts w:ascii="Cascadia Mono" w:hAnsi="Cascadia Mono" w:cs="Cascadia Mono"/>
+          <w:color w:val="0000FF"/>
+          <w:kern w:val="0"/>
+          <w:sz w:val="19"/>
+          <w:szCs w:val="19"/>
+          <w:highlight w:val="white"/>
+        </w:rPr>
+        <w:t>if</w:t>
+      </w:r>
+      <w:proofErr w:type="spellEnd"/>
+      <w:proofErr w:type="gramEnd"/>
+      <w:r>
+        <w:rPr>
+          <w:rFonts w:ascii="Cascadia Mono" w:hAnsi="Cascadia Mono" w:cs="Cascadia Mono"/>
+          <w:color w:val="000000"/>
+          <w:kern w:val="0"/>
+          <w:sz w:val="19"/>
+          <w:szCs w:val="19"/>
+          <w:highlight w:val="white"/>
+        </w:rPr>
+        <w:t xml:space="preserve"> (</w:t>
+      </w:r>
+      <w:proofErr w:type="spellStart"/>
+      <w:r>
+        <w:rPr>
+          <w:rFonts w:ascii="Cascadia Mono" w:hAnsi="Cascadia Mono" w:cs="Cascadia Mono"/>
+          <w:color w:val="000000"/>
+          <w:kern w:val="0"/>
+          <w:sz w:val="19"/>
+          <w:szCs w:val="19"/>
+          <w:highlight w:val="white"/>
+        </w:rPr>
+        <w:t>Txt_nomeoperador.TextLength</w:t>
+      </w:r>
+      <w:proofErr w:type="spellEnd"/>
+      <w:r>
+        <w:rPr>
+          <w:rFonts w:ascii="Cascadia Mono" w:hAnsi="Cascadia Mono" w:cs="Cascadia Mono"/>
+          <w:color w:val="000000"/>
+          <w:kern w:val="0"/>
+          <w:sz w:val="19"/>
+          <w:szCs w:val="19"/>
+          <w:highlight w:val="white"/>
+        </w:rPr>
+        <w:t xml:space="preserve"> &gt;=2) </w:t>
+      </w:r>
+      <w:r>
+        <w:rPr>
+          <w:rFonts w:ascii="Cascadia Mono" w:hAnsi="Cascadia Mono" w:cs="Cascadia Mono"/>
+          <w:color w:val="008000"/>
+          <w:kern w:val="0"/>
+          <w:sz w:val="19"/>
+          <w:szCs w:val="19"/>
+          <w:highlight w:val="white"/>
+        </w:rPr>
+        <w:t>//21-</w:t>
+      </w:r>
+      <w:r>
+        <w:rPr>
+          <w:rFonts w:ascii="Cascadia Mono" w:hAnsi="Cascadia Mono" w:cs="Cascadia Mono"/>
+          <w:color w:val="008000"/>
+          <w:kern w:val="0"/>
+          <w:sz w:val="19"/>
+          <w:szCs w:val="19"/>
+          <w:highlight w:val="white"/>
+        </w:rPr>
+        <w:tab/>
+        <w:t xml:space="preserve">Bloquear para quando digitar o nome o botão vai aparecer, a condição é digitar pelo menos 2 letras </w:t>
+      </w:r>
+    </w:p>
+    <w:p>
+      <w:pPr>
+        <w:autoSpaceDE w:val="0"/>
+        <w:autoSpaceDN w:val="0"/>
+        <w:adjustRightInd w:val="0"/>
+        <w:spacing w:after="0" w:line="240" w:lineRule="auto"/>
+        <w:rPr>
+          <w:rFonts w:ascii="Cascadia Mono" w:hAnsi="Cascadia Mono" w:cs="Cascadia Mono"/>
+          <w:color w:val="000000"/>
+          <w:kern w:val="0"/>
+          <w:sz w:val="19"/>
+          <w:szCs w:val="19"/>
+          <w:highlight w:val="white"/>
+        </w:rPr>
+      </w:pPr>
+      <w:r>
+        <w:rPr>
+          <w:rFonts w:ascii="Cascadia Mono" w:hAnsi="Cascadia Mono" w:cs="Cascadia Mono"/>
+          <w:color w:val="000000"/>
+          <w:kern w:val="0"/>
+          <w:sz w:val="19"/>
+          <w:szCs w:val="19"/>
+          <w:highlight w:val="white"/>
+        </w:rPr>
+        <w:t xml:space="preserve">    {</w:t>
+      </w:r>
+    </w:p>
+    <w:p>
+      <w:pPr>
+        <w:autoSpaceDE w:val="0"/>
+        <w:autoSpaceDN w:val="0"/>
+        <w:adjustRightInd w:val="0"/>
+        <w:spacing w:after="0" w:line="240" w:lineRule="auto"/>
+        <w:rPr>
+          <w:rFonts w:ascii="Cascadia Mono" w:hAnsi="Cascadia Mono" w:cs="Cascadia Mono"/>
+          <w:color w:val="000000"/>
+          <w:kern w:val="0"/>
+          <w:sz w:val="19"/>
+          <w:szCs w:val="19"/>
+          <w:highlight w:val="white"/>
+        </w:rPr>
+      </w:pPr>
+      <w:r>
+        <w:rPr>
+          <w:rFonts w:ascii="Cascadia Mono" w:hAnsi="Cascadia Mono" w:cs="Cascadia Mono"/>
+          <w:color w:val="000000"/>
+          <w:kern w:val="0"/>
+          <w:sz w:val="19"/>
+          <w:szCs w:val="19"/>
+          <w:highlight w:val="white"/>
+        </w:rPr>
+        <w:t xml:space="preserve">        </w:t>
+      </w:r>
+      <w:proofErr w:type="spellStart"/>
+      <w:r>
+        <w:rPr>
+          <w:rFonts w:ascii="Cascadia Mono" w:hAnsi="Cascadia Mono" w:cs="Cascadia Mono"/>
+          <w:color w:val="000000"/>
+          <w:kern w:val="0"/>
+          <w:sz w:val="19"/>
+          <w:szCs w:val="19"/>
+          <w:highlight w:val="white"/>
+        </w:rPr>
+        <w:t>Btn</w:t>
+      </w:r>
+      <w:proofErr w:type="gramStart"/>
+      <w:r>
+        <w:rPr>
+          <w:rFonts w:ascii="Cascadia Mono" w:hAnsi="Cascadia Mono" w:cs="Cascadia Mono"/>
+          <w:color w:val="000000"/>
+          <w:kern w:val="0"/>
+          <w:sz w:val="19"/>
+          <w:szCs w:val="19"/>
+          <w:highlight w:val="white"/>
+        </w:rPr>
+        <w:t>_Confirmar</w:t>
+      </w:r>
+      <w:proofErr w:type="gramEnd"/>
+      <w:r>
+        <w:rPr>
+          <w:rFonts w:ascii="Cascadia Mono" w:hAnsi="Cascadia Mono" w:cs="Cascadia Mono"/>
+          <w:color w:val="000000"/>
+          <w:kern w:val="0"/>
+          <w:sz w:val="19"/>
+          <w:szCs w:val="19"/>
+          <w:highlight w:val="white"/>
+        </w:rPr>
+        <w:t>.Visible</w:t>
+      </w:r>
+      <w:proofErr w:type="spellEnd"/>
+      <w:r>
+        <w:rPr>
+          <w:rFonts w:ascii="Cascadia Mono" w:hAnsi="Cascadia Mono" w:cs="Cascadia Mono"/>
+          <w:color w:val="000000"/>
+          <w:kern w:val="0"/>
+          <w:sz w:val="19"/>
+          <w:szCs w:val="19"/>
+          <w:highlight w:val="white"/>
+        </w:rPr>
+        <w:t xml:space="preserve"> = </w:t>
+      </w:r>
+      <w:proofErr w:type="spellStart"/>
+      <w:r>
+        <w:rPr>
+          <w:rFonts w:ascii="Cascadia Mono" w:hAnsi="Cascadia Mono" w:cs="Cascadia Mono"/>
+          <w:color w:val="0000FF"/>
+          <w:kern w:val="0"/>
+          <w:sz w:val="19"/>
+          <w:szCs w:val="19"/>
+          <w:highlight w:val="white"/>
+        </w:rPr>
+        <w:t>true</w:t>
+      </w:r>
+      <w:proofErr w:type="spellEnd"/>
+      <w:r>
+        <w:rPr>
+          <w:rFonts w:ascii="Cascadia Mono" w:hAnsi="Cascadia Mono" w:cs="Cascadia Mono"/>
+          <w:color w:val="000000"/>
+          <w:kern w:val="0"/>
+          <w:sz w:val="19"/>
+          <w:szCs w:val="19"/>
+          <w:highlight w:val="white"/>
+        </w:rPr>
+        <w:t>;</w:t>
+      </w:r>
+    </w:p>
+    <w:p>
+      <w:pPr>
+        <w:autoSpaceDE w:val="0"/>
+        <w:autoSpaceDN w:val="0"/>
+        <w:adjustRightInd w:val="0"/>
+        <w:spacing w:after="0" w:line="240" w:lineRule="auto"/>
+        <w:rPr>
+          <w:rFonts w:ascii="Cascadia Mono" w:hAnsi="Cascadia Mono" w:cs="Cascadia Mono"/>
+          <w:color w:val="000000"/>
+          <w:kern w:val="0"/>
+          <w:sz w:val="19"/>
+          <w:szCs w:val="19"/>
+          <w:highlight w:val="white"/>
+        </w:rPr>
+      </w:pPr>
+    </w:p>
+    <w:p>
+      <w:pPr>
+        <w:autoSpaceDE w:val="0"/>
+        <w:autoSpaceDN w:val="0"/>
+        <w:adjustRightInd w:val="0"/>
+        <w:spacing w:after="0" w:line="240" w:lineRule="auto"/>
+        <w:rPr>
+          <w:rFonts w:ascii="Cascadia Mono" w:hAnsi="Cascadia Mono" w:cs="Cascadia Mono"/>
+          <w:color w:val="000000"/>
+          <w:kern w:val="0"/>
+          <w:sz w:val="19"/>
+          <w:szCs w:val="19"/>
+          <w:highlight w:val="white"/>
+        </w:rPr>
+      </w:pPr>
+      <w:r>
+        <w:rPr>
+          <w:rFonts w:ascii="Cascadia Mono" w:hAnsi="Cascadia Mono" w:cs="Cascadia Mono"/>
+          <w:color w:val="000000"/>
+          <w:kern w:val="0"/>
+          <w:sz w:val="19"/>
+          <w:szCs w:val="19"/>
+          <w:highlight w:val="white"/>
+        </w:rPr>
+        <w:t xml:space="preserve">    }</w:t>
+      </w:r>
+    </w:p>
+    <w:p>
+      <w:pPr>
+        <w:autoSpaceDE w:val="0"/>
+        <w:autoSpaceDN w:val="0"/>
+        <w:adjustRightInd w:val="0"/>
+        <w:spacing w:after="0" w:line="240" w:lineRule="auto"/>
+        <w:rPr>
+          <w:rFonts w:ascii="Cascadia Mono" w:hAnsi="Cascadia Mono" w:cs="Cascadia Mono"/>
+          <w:color w:val="0000FF"/>
+          <w:kern w:val="0"/>
+          <w:sz w:val="19"/>
+          <w:szCs w:val="19"/>
+          <w:highlight w:val="white"/>
+        </w:rPr>
+      </w:pPr>
+      <w:r>
+        <w:rPr>
+          <w:rFonts w:ascii="Cascadia Mono" w:hAnsi="Cascadia Mono" w:cs="Cascadia Mono"/>
+          <w:color w:val="000000"/>
+          <w:kern w:val="0"/>
+          <w:sz w:val="19"/>
+          <w:szCs w:val="19"/>
+          <w:highlight w:val="white"/>
+        </w:rPr>
+        <w:t xml:space="preserve">    </w:t>
+      </w:r>
+      <w:proofErr w:type="spellStart"/>
+      <w:proofErr w:type="gramStart"/>
+      <w:r>
+        <w:rPr>
+          <w:rFonts w:ascii="Cascadia Mono" w:hAnsi="Cascadia Mono" w:cs="Cascadia Mono"/>
+          <w:color w:val="0000FF"/>
+          <w:kern w:val="0"/>
+          <w:sz w:val="19"/>
+          <w:szCs w:val="19"/>
+          <w:highlight w:val="white"/>
+        </w:rPr>
+        <w:t>else</w:t>
+      </w:r>
+      <w:proofErr w:type="spellEnd"/>
+      <w:proofErr w:type="gramEnd"/>
+    </w:p>
+    <w:p>
+      <w:pPr>
+        <w:autoSpaceDE w:val="0"/>
+        <w:autoSpaceDN w:val="0"/>
+        <w:adjustRightInd w:val="0"/>
+        <w:spacing w:after="0" w:line="240" w:lineRule="auto"/>
+        <w:rPr>
+          <w:rFonts w:ascii="Cascadia Mono" w:hAnsi="Cascadia Mono" w:cs="Cascadia Mono"/>
+          <w:color w:val="000000"/>
+          <w:kern w:val="0"/>
+          <w:sz w:val="19"/>
+          <w:szCs w:val="19"/>
+          <w:highlight w:val="white"/>
+        </w:rPr>
+      </w:pPr>
+      <w:r>
+        <w:rPr>
+          <w:rFonts w:ascii="Cascadia Mono" w:hAnsi="Cascadia Mono" w:cs="Cascadia Mono"/>
+          <w:color w:val="000000"/>
+          <w:kern w:val="0"/>
+          <w:sz w:val="19"/>
+          <w:szCs w:val="19"/>
+          <w:highlight w:val="white"/>
+        </w:rPr>
+        <w:t xml:space="preserve">    {</w:t>
+      </w:r>
+    </w:p>
+    <w:p>
+      <w:pPr>
+        <w:autoSpaceDE w:val="0"/>
+        <w:autoSpaceDN w:val="0"/>
+        <w:adjustRightInd w:val="0"/>
+        <w:spacing w:after="0" w:line="240" w:lineRule="auto"/>
+        <w:rPr>
+          <w:rFonts w:ascii="Cascadia Mono" w:hAnsi="Cascadia Mono" w:cs="Cascadia Mono"/>
+          <w:color w:val="000000"/>
+          <w:kern w:val="0"/>
+          <w:sz w:val="19"/>
+          <w:szCs w:val="19"/>
+          <w:highlight w:val="white"/>
+        </w:rPr>
+      </w:pPr>
+      <w:r>
+        <w:rPr>
+          <w:rFonts w:ascii="Cascadia Mono" w:hAnsi="Cascadia Mono" w:cs="Cascadia Mono"/>
+          <w:color w:val="000000"/>
+          <w:kern w:val="0"/>
+          <w:sz w:val="19"/>
+          <w:szCs w:val="19"/>
+          <w:highlight w:val="white"/>
+        </w:rPr>
+        <w:t xml:space="preserve">        </w:t>
+      </w:r>
+      <w:proofErr w:type="spellStart"/>
+      <w:r>
+        <w:rPr>
+          <w:rFonts w:ascii="Cascadia Mono" w:hAnsi="Cascadia Mono" w:cs="Cascadia Mono"/>
+          <w:color w:val="000000"/>
+          <w:kern w:val="0"/>
+          <w:sz w:val="19"/>
+          <w:szCs w:val="19"/>
+          <w:highlight w:val="white"/>
+        </w:rPr>
+        <w:t>Btn</w:t>
+      </w:r>
+      <w:proofErr w:type="gramStart"/>
+      <w:r>
+        <w:rPr>
+          <w:rFonts w:ascii="Cascadia Mono" w:hAnsi="Cascadia Mono" w:cs="Cascadia Mono"/>
+          <w:color w:val="000000"/>
+          <w:kern w:val="0"/>
+          <w:sz w:val="19"/>
+          <w:szCs w:val="19"/>
+          <w:highlight w:val="white"/>
+        </w:rPr>
+        <w:t>_Confirmar</w:t>
+      </w:r>
+      <w:proofErr w:type="gramEnd"/>
+      <w:r>
+        <w:rPr>
+          <w:rFonts w:ascii="Cascadia Mono" w:hAnsi="Cascadia Mono" w:cs="Cascadia Mono"/>
+          <w:color w:val="000000"/>
+          <w:kern w:val="0"/>
+          <w:sz w:val="19"/>
+          <w:szCs w:val="19"/>
+          <w:highlight w:val="white"/>
+        </w:rPr>
+        <w:t>.Visible</w:t>
+      </w:r>
+      <w:proofErr w:type="spellEnd"/>
+      <w:r>
+        <w:rPr>
+          <w:rFonts w:ascii="Cascadia Mono" w:hAnsi="Cascadia Mono" w:cs="Cascadia Mono"/>
+          <w:color w:val="000000"/>
+          <w:kern w:val="0"/>
+          <w:sz w:val="19"/>
+          <w:szCs w:val="19"/>
+          <w:highlight w:val="white"/>
+        </w:rPr>
+        <w:t>=</w:t>
+      </w:r>
+      <w:r>
+        <w:rPr>
+          <w:rFonts w:ascii="Cascadia Mono" w:hAnsi="Cascadia Mono" w:cs="Cascadia Mono"/>
+          <w:color w:val="0000FF"/>
+          <w:kern w:val="0"/>
+          <w:sz w:val="19"/>
+          <w:szCs w:val="19"/>
+          <w:highlight w:val="white"/>
+        </w:rPr>
+        <w:t>false</w:t>
+      </w:r>
+      <w:r>
+        <w:rPr>
+          <w:rFonts w:ascii="Cascadia Mono" w:hAnsi="Cascadia Mono" w:cs="Cascadia Mono"/>
+          <w:color w:val="000000"/>
+          <w:kern w:val="0"/>
+          <w:sz w:val="19"/>
+          <w:szCs w:val="19"/>
+          <w:highlight w:val="white"/>
+        </w:rPr>
+        <w:t>;</w:t>
+      </w:r>
+    </w:p>
+    <w:p>
+      <w:pPr>
+        <w:pStyle w:val="Textodecomentrio"/>
+        <w:rPr>
+          <w:rFonts w:ascii="Cascadia Mono" w:hAnsi="Cascadia Mono" w:cs="Cascadia Mono"/>
+          <w:color w:val="000000"/>
+          <w:kern w:val="0"/>
+          <w:sz w:val="19"/>
+          <w:szCs w:val="19"/>
+        </w:rPr>
+      </w:pPr>
+      <w:r>
+        <w:rPr>
+          <w:rFonts w:ascii="Cascadia Mono" w:hAnsi="Cascadia Mono" w:cs="Cascadia Mono"/>
+          <w:color w:val="000000"/>
+          <w:kern w:val="0"/>
+          <w:sz w:val="19"/>
+          <w:szCs w:val="19"/>
+          <w:highlight w:val="white"/>
+        </w:rPr>
+        <w:t xml:space="preserve">    }</w:t>
+      </w:r>
+    </w:p>
+    <w:p>
+      <w:pPr>
+        <w:pStyle w:val="Textodecomentrio"/>
+      </w:pPr>
+    </w:p>
+  </w:comment>
+  <w:comment w:id="12" w:author="DB" w:date="2026-10-05T08:55:00Z" w:initials="D">
+    <w:p>
+      <w:pPr>
+        <w:pStyle w:val="Textodecomentrio"/>
+      </w:pPr>
+      <w:r>
+        <w:rPr>
+          <w:rStyle w:val="Refdecomentrio"/>
+        </w:rPr>
+        <w:annotationRef/>
+      </w:r>
+      <w:r>
+        <w:rPr>
+          <w:noProof/>
+          <w:lang w:eastAsia="pt-BR"/>
+        </w:rPr>
+        <w:drawing>
+          <wp:inline distT="0" distB="0" distL="0" distR="0" wp14:anchorId="076A69EF" wp14:editId="186EB3B8">
+            <wp:extent cx="3285714" cy="647619"/>
+            <wp:effectExtent l="0" t="0" r="0" b="635"/>
+            <wp:docPr id="718960068" name="Imagem 718960068"/>
+            <wp:cNvGraphicFramePr>
+              <a:graphicFrameLocks xmlns:a="http://schemas.openxmlformats.org/drawingml/2006/main" noChangeAspect="1"/>
+            </wp:cNvGraphicFramePr>
+            <a:graphic xmlns:a="http://schemas.openxmlformats.org/drawingml/2006/main">
+              <a:graphicData uri="http://schemas.openxmlformats.org/drawingml/2006/picture">
+                <pic:pic xmlns:pic="http://schemas.openxmlformats.org/drawingml/2006/picture">
+                  <pic:nvPicPr>
+                    <pic:cNvPr id="1" name=""/>
+                    <pic:cNvPicPr/>
+                  </pic:nvPicPr>
+                  <pic:blipFill>
+                    <a:blip r:embed="rId11"/>
+                    <a:stretch>
+                      <a:fillRect/>
+                    </a:stretch>
+                  </pic:blipFill>
+                  <pic:spPr>
+                    <a:xfrm>
+                      <a:off x="0" y="0"/>
+                      <a:ext cx="3285714" cy="647619"/>
+                    </a:xfrm>
+                    <a:prstGeom prst="rect">
+                      <a:avLst/>
+                    </a:prstGeom>
+                  </pic:spPr>
+                </pic:pic>
+              </a:graphicData>
+            </a:graphic>
+          </wp:inline>
+        </w:drawing>
+      </w:r>
+    </w:p>
+    <w:p>
+      <w:pPr>
+        <w:pStyle w:val="Textodecomentrio"/>
+      </w:pPr>
+    </w:p>
+  </w:comment>
+  <w:comment w:id="13" w:author="Aloma Barros" w:date="2026-10-05T13:38:00Z" w:initials="AB">
+    <w:p>
+      <w:pPr>
+        <w:pStyle w:val="Textodecomentrio"/>
+      </w:pPr>
+      <w:r>
+        <w:rPr>
+          <w:rStyle w:val="Refdecomentrio"/>
+        </w:rPr>
+        <w:annotationRef/>
+      </w:r>
+      <w:r>
+        <w:rPr>
+          <w:b/>
+          <w:bCs/>
+        </w:rPr>
+        <w:t>Quando</w:t>
+      </w:r>
+      <w:r>
+        <w:t xml:space="preserve"> o usuário apertar uma tecla no </w:t>
+      </w:r>
+      <w:proofErr w:type="spellStart"/>
+      <w:r>
+        <w:t>TextBox</w:t>
+      </w:r>
+      <w:proofErr w:type="spellEnd"/>
+      <w:r>
+        <w:t xml:space="preserve"> </w:t>
+      </w:r>
+      <w:proofErr w:type="spellStart"/>
+      <w:r>
+        <w:t>Txt_nomeoperador</w:t>
+      </w:r>
+      <w:proofErr w:type="spellEnd"/>
+      <w:r>
+        <w:t xml:space="preserve">, o evento </w:t>
+      </w:r>
+      <w:proofErr w:type="spellStart"/>
+      <w:r>
+        <w:t>KeyPress</w:t>
+      </w:r>
+      <w:proofErr w:type="spellEnd"/>
+      <w:r>
+        <w:t xml:space="preserve"> dispara e o Windows </w:t>
+      </w:r>
+      <w:proofErr w:type="spellStart"/>
+      <w:r>
+        <w:t>Forms</w:t>
+      </w:r>
+      <w:proofErr w:type="spellEnd"/>
+      <w:r>
+        <w:t xml:space="preserve"> </w:t>
+      </w:r>
+      <w:r>
+        <w:rPr>
+          <w:b/>
+          <w:bCs/>
+        </w:rPr>
+        <w:t>chama</w:t>
+      </w:r>
+      <w:r>
+        <w:t xml:space="preserve"> o método </w:t>
+      </w:r>
+      <w:proofErr w:type="spellStart"/>
+      <w:r>
+        <w:t>Txt_nomeoperador_KeyPress</w:t>
+      </w:r>
+      <w:proofErr w:type="spellEnd"/>
+      <w:r>
+        <w:t xml:space="preserve">, entregando a ele o </w:t>
+      </w:r>
+      <w:proofErr w:type="spellStart"/>
+      <w:r>
+        <w:t>TextBox</w:t>
+      </w:r>
+      <w:proofErr w:type="spellEnd"/>
+      <w:r>
+        <w:t xml:space="preserve"> (</w:t>
+      </w:r>
+      <w:proofErr w:type="spellStart"/>
+      <w:r>
+        <w:t>sender</w:t>
+      </w:r>
+      <w:proofErr w:type="spellEnd"/>
+      <w:r>
+        <w:t>) e as informações da tecla (e).</w:t>
+      </w:r>
+    </w:p>
+    <w:p>
+      <w:pPr>
+        <w:pStyle w:val="Textodecomentrio"/>
+      </w:pPr>
+      <w:r>
+        <w:rPr>
+          <w:b/>
+          <w:bCs/>
+        </w:rPr>
+        <w:t>Dentro do método:</w:t>
+      </w:r>
+      <w:r>
+        <w:t xml:space="preserve"> se a tecla apertada </w:t>
+      </w:r>
+      <w:r>
+        <w:rPr>
+          <w:b/>
+          <w:bCs/>
+        </w:rPr>
+        <w:t>não</w:t>
+      </w:r>
+      <w:r>
+        <w:t xml:space="preserve"> é letra </w:t>
+      </w:r>
+      <w:r>
+        <w:rPr>
+          <w:b/>
+          <w:bCs/>
+        </w:rPr>
+        <w:t>e</w:t>
+      </w:r>
+      <w:r>
+        <w:t xml:space="preserve"> </w:t>
+      </w:r>
+      <w:r>
+        <w:rPr>
+          <w:b/>
+          <w:bCs/>
+        </w:rPr>
+        <w:t>não</w:t>
+      </w:r>
+      <w:r>
+        <w:t xml:space="preserve"> é espaço </w:t>
+      </w:r>
+      <w:r>
+        <w:rPr>
+          <w:b/>
+          <w:bCs/>
+        </w:rPr>
+        <w:t>e</w:t>
+      </w:r>
+      <w:r>
+        <w:t xml:space="preserve"> </w:t>
+      </w:r>
+      <w:r>
+        <w:rPr>
+          <w:b/>
+          <w:bCs/>
+        </w:rPr>
+        <w:t>não</w:t>
+      </w:r>
+      <w:r>
+        <w:t xml:space="preserve"> é tecla de controle (como </w:t>
+      </w:r>
+      <w:proofErr w:type="spellStart"/>
+      <w:r>
+        <w:t>Backspace</w:t>
+      </w:r>
+      <w:proofErr w:type="spellEnd"/>
+      <w:r>
+        <w:t xml:space="preserve">), então </w:t>
+      </w:r>
+      <w:r>
+        <w:rPr>
+          <w:b/>
+          <w:bCs/>
+        </w:rPr>
+        <w:t>descarte a tecla</w:t>
+      </w:r>
+      <w:r>
+        <w:t xml:space="preserve"> (</w:t>
+      </w:r>
+      <w:proofErr w:type="spellStart"/>
+      <w:proofErr w:type="gramStart"/>
+      <w:r>
+        <w:t>e.Handled</w:t>
+      </w:r>
+      <w:proofErr w:type="spellEnd"/>
+      <w:proofErr w:type="gramEnd"/>
+      <w:r>
+        <w:t xml:space="preserve"> = </w:t>
+      </w:r>
+      <w:proofErr w:type="spellStart"/>
+      <w:r>
+        <w:t>true</w:t>
+      </w:r>
+      <w:proofErr w:type="spellEnd"/>
+      <w:r>
+        <w:t xml:space="preserve">) e </w:t>
+      </w:r>
+      <w:r>
+        <w:rPr>
+          <w:b/>
+          <w:bCs/>
+        </w:rPr>
+        <w:t>mostre</w:t>
+      </w:r>
+      <w:r>
+        <w:t xml:space="preserve"> a mensagem de erro.</w:t>
+      </w:r>
+    </w:p>
+  </w:comment>
+  <w:comment w:id="14" w:author="DB" w:date="2026-10-06T10:11:00Z" w:initials="D">
+    <w:p>
+      <w:pPr>
+        <w:pStyle w:val="Textodecomentrio"/>
+      </w:pPr>
+      <w:r>
+        <w:rPr>
+          <w:rStyle w:val="Refdecomentrio"/>
+        </w:rPr>
+        <w:annotationRef/>
+      </w:r>
+      <w:proofErr w:type="spellStart"/>
+      <w:proofErr w:type="gramStart"/>
+      <w:r>
+        <w:rPr>
+          <w:rFonts w:ascii="Cascadia Mono" w:hAnsi="Cascadia Mono" w:cs="Cascadia Mono"/>
+          <w:color w:val="000000"/>
+          <w:kern w:val="0"/>
+          <w:sz w:val="19"/>
+          <w:szCs w:val="19"/>
+          <w:highlight w:val="white"/>
+        </w:rPr>
+        <w:t>regiao</w:t>
+      </w:r>
+      <w:proofErr w:type="gramEnd"/>
+      <w:r>
+        <w:rPr>
+          <w:rFonts w:ascii="Cascadia Mono" w:hAnsi="Cascadia Mono" w:cs="Cascadia Mono"/>
+          <w:color w:val="000000"/>
+          <w:kern w:val="0"/>
+          <w:sz w:val="19"/>
+          <w:szCs w:val="19"/>
+          <w:highlight w:val="white"/>
+        </w:rPr>
+        <w:t>_selecionada</w:t>
+      </w:r>
+      <w:proofErr w:type="spellEnd"/>
+      <w:r>
+        <w:rPr>
+          <w:rFonts w:ascii="Cascadia Mono" w:hAnsi="Cascadia Mono" w:cs="Cascadia Mono"/>
+          <w:color w:val="000000"/>
+          <w:kern w:val="0"/>
+          <w:sz w:val="19"/>
+          <w:szCs w:val="19"/>
+          <w:highlight w:val="white"/>
+        </w:rPr>
+        <w:t xml:space="preserve"> = </w:t>
+      </w:r>
+      <w:proofErr w:type="spellStart"/>
+      <w:r>
+        <w:rPr>
+          <w:rFonts w:ascii="Cascadia Mono" w:hAnsi="Cascadia Mono" w:cs="Cascadia Mono"/>
+          <w:color w:val="000000"/>
+          <w:kern w:val="0"/>
+          <w:sz w:val="19"/>
+          <w:szCs w:val="19"/>
+          <w:highlight w:val="white"/>
+        </w:rPr>
+        <w:t>Btn_SaoPaulo.Text</w:t>
+      </w:r>
+      <w:proofErr w:type="spellEnd"/>
+      <w:r>
+        <w:rPr>
+          <w:rFonts w:ascii="Cascadia Mono" w:hAnsi="Cascadia Mono" w:cs="Cascadia Mono"/>
+          <w:color w:val="000000"/>
+          <w:kern w:val="0"/>
+          <w:sz w:val="19"/>
+          <w:szCs w:val="19"/>
+          <w:highlight w:val="white"/>
+        </w:rPr>
+        <w:t>;</w:t>
+      </w:r>
+    </w:p>
+  </w:comment>
 </w:comments>
 </file>
 
 <file path=word/commentsExtended.xml><?xml version="1.0" encoding="utf-8"?>
-<w15:commentsEx xmlns:wpc="http://schemas.microsoft.com/office/word/2010/wordprocessingCanvas" xmlns:cx="http://schemas.microsoft.com/office/drawing/2014/chartex" xmlns:cx1="http://schemas.microsoft.com/office/drawing/2015/9/8/chartex" xmlns:cx2="http://schemas.microsoft.com/office/drawing/2015/10/21/chartex" xmlns:cx3="http://schemas.microsoft.com/office/drawing/2016/5/9/chartex" xmlns:cx4="http://schemas.microsoft.com/office/drawing/2016/5/10/chartex" xmlns:cx5="http://schemas.microsoft.com/office/drawing/2016/5/11/chartex" xmlns:cx6="http://schemas.microsoft.com/office/drawing/2016/5/12/chartex" xmlns:cx7="http://schemas.microsoft.com/office/drawing/2016/5/13/chartex" xmlns:cx8="http://schemas.microsoft.com/office/drawing/2016/5/14/chartex" xmlns:mc="http://schemas.openxmlformats.org/markup-compatibility/2006" xmlns:aink="http://schemas.microsoft.com/office/drawing/2016/ink" xmlns:am3d="http://schemas.microsoft.com/office/drawing/2017/model3d" xmlns:o="urn:schemas-microsoft-com:office:office" xmlns:oel="http://schemas.microsoft.com/office/2019/extlst" xmlns:r="http://schemas.openxmlformats.org/officeDocument/2006/relationships" xmlns:m="http://schemas.openxmlformats.org/officeDocument/2006/math" xmlns:v="urn:schemas-microsoft-com:vml" xmlns:wp14="http://schemas.microsoft.com/office/word/2010/wordprocessingDrawing" xmlns:wp="http://schemas.openxmlformats.org/drawingml/2006/wordprocessingDrawing" xmlns:w10="urn:schemas-microsoft-com:office:word" xmlns:w="http://schemas.openxmlformats.org/wordprocessingml/2006/main" xmlns:w14="http://schemas.microsoft.com/office/word/2010/wordml" xmlns:w15="http://schemas.microsoft.com/office/word/2012/wordml" xmlns:w16cex="http://schemas.microsoft.com/office/word/2018/wordml/cex" xmlns:w16cid="http://schemas.microsoft.com/office/word/2016/wordml/cid" xmlns:w16="http://schemas.microsoft.com/office/word/2018/wordml" xmlns:w16du="http://schemas.microsoft.com/office/word/2023/wordml/word16du" xmlns:w16sdtdh="http://schemas.microsoft.com/office/word/2020/wordml/sdtdatahash" xmlns:w16sdtfl="http://schemas.microsoft.com/office/word/2024/wordml/sdtformatlock" xmlns:w16se="http://schemas.microsoft.com/office/word/2015/wordml/symex" xmlns:wpg="http://schemas.microsoft.com/office/word/2010/wordprocessingGroup" xmlns:wpi="http://schemas.microsoft.com/office/word/2010/wordprocessingInk" xmlns:wne="http://schemas.microsoft.com/office/word/2006/wordml" xmlns:wps="http://schemas.microsoft.com/office/word/2010/wordprocessingShape" mc:Ignorable="w14 w15 w16se w16cid w16 w16cex w16sdtdh w16sdtfl w16du wp14">
+<w15:commentsEx xmlns:wpc="http://schemas.microsoft.com/office/word/2010/wordprocessingCanvas" xmlns:cx="http://schemas.microsoft.com/office/drawing/2014/chartex" xmlns:cx1="http://schemas.microsoft.com/office/drawing/2015/9/8/chartex" xmlns:mc="http://schemas.openxmlformats.org/markup-compatibility/2006" xmlns:o="urn:schemas-microsoft-com:office:office" xmlns:r="http://schemas.openxmlformats.org/officeDocument/2006/relationships" xmlns:m="http://schemas.openxmlformats.org/officeDocument/2006/math" xmlns:v="urn:schemas-microsoft-com:vml" xmlns:wp14="http://schemas.microsoft.com/office/word/2010/wordprocessingDrawing" xmlns:wp="http://schemas.openxmlformats.org/drawingml/2006/wordprocessingDrawing" xmlns:w10="urn:schemas-microsoft-com:office:word" xmlns:w="http://schemas.openxmlformats.org/wordprocessingml/2006/main" xmlns:w14="http://schemas.microsoft.com/office/word/2010/wordml" xmlns:w15="http://schemas.microsoft.com/office/word/2012/wordml" xmlns:w16se="http://schemas.microsoft.com/office/word/2015/wordml/symex" xmlns:wpg="http://schemas.microsoft.com/office/word/2010/wordprocessingGroup" xmlns:wpi="http://schemas.microsoft.com/office/word/2010/wordprocessingInk" xmlns:wne="http://schemas.microsoft.com/office/word/2006/wordml" xmlns:wps="http://schemas.microsoft.com/office/word/2010/wordprocessingShape" mc:Ignorable="w14 w15 w16se wp14">
   <w15:commentEx w15:paraId="41B93D36" w15:done="0"/>
   <w15:commentEx w15:paraId="5B95C4F0" w15:done="0"/>
   <w15:commentEx w15:paraId="085769A4" w15:done="0"/>
@@ -2176,6 +4628,11 @@
   <w15:commentEx w15:paraId="590E7987" w15:done="0"/>
   <w15:commentEx w15:paraId="72FBE495" w15:done="0"/>
   <w15:commentEx w15:paraId="0E2153C8" w15:done="0"/>
+  <w15:commentEx w15:paraId="1FA8B69D" w15:done="0"/>
+  <w15:commentEx w15:paraId="12744041" w15:done="0"/>
+  <w15:commentEx w15:paraId="52CE6D25" w15:done="0"/>
+  <w15:commentEx w15:paraId="44F87675" w15:done="0"/>
+  <w15:commentEx w15:paraId="3AF351D7" w15:done="0"/>
 </w15:commentsEx>
 </file>
 
@@ -2191,6 +4648,7 @@
   <w16cex:commentExtensible w16cex:durableId="40B55C83" w16cex:dateUtc="2026-09-11T16:24:00Z"/>
   <w16cex:commentExtensible w16cex:durableId="252765AC" w16cex:dateUtc="2026-09-11T16:41:00Z"/>
   <w16cex:commentExtensible w16cex:durableId="1F634948" w16cex:dateUtc="2026-09-11T16:46:00Z"/>
+  <w16cex:commentExtensible w16cex:durableId="2209EF2F" w16cex:dateUtc="2026-10-05T16:38:00Z"/>
 </w16cex:commentsExtensible>
 </file>
 
@@ -2206,11 +4664,15 @@
   <w16cid:commentId w16cid:paraId="590E7987" w16cid:durableId="40B55C83"/>
   <w16cid:commentId w16cid:paraId="72FBE495" w16cid:durableId="252765AC"/>
   <w16cid:commentId w16cid:paraId="0E2153C8" w16cid:durableId="1F634948"/>
+  <w16cid:commentId w16cid:paraId="1FA8B69D" w16cid:durableId="1FA8B69D"/>
+  <w16cid:commentId w16cid:paraId="12744041" w16cid:durableId="12744041"/>
+  <w16cid:commentId w16cid:paraId="52CE6D25" w16cid:durableId="52CE6D25"/>
+  <w16cid:commentId w16cid:paraId="44F87675" w16cid:durableId="2209EF2F"/>
 </w16cid:commentsIds>
 </file>
 
 <file path=word/numbering.xml><?xml version="1.0" encoding="utf-8"?>
-<w:numbering xmlns:wpc="http://schemas.microsoft.com/office/word/2010/wordprocessingCanvas" xmlns:cx="http://schemas.microsoft.com/office/drawing/2014/chartex" xmlns:cx1="http://schemas.microsoft.com/office/drawing/2015/9/8/chartex" xmlns:cx2="http://schemas.microsoft.com/office/drawing/2015/10/21/chartex" xmlns:cx3="http://schemas.microsoft.com/office/drawing/2016/5/9/chartex" xmlns:cx4="http://schemas.microsoft.com/office/drawing/2016/5/10/chartex" xmlns:cx5="http://schemas.microsoft.com/office/drawing/2016/5/11/chartex" xmlns:cx6="http://schemas.microsoft.com/office/drawing/2016/5/12/chartex" xmlns:cx7="http://schemas.microsoft.com/office/drawing/2016/5/13/chartex" xmlns:cx8="http://schemas.microsoft.com/office/drawing/2016/5/14/chartex" xmlns:mc="http://schemas.openxmlformats.org/markup-compatibility/2006" xmlns:aink="http://schemas.microsoft.com/office/drawing/2016/ink" xmlns:am3d="http://schemas.microsoft.com/office/drawing/2017/model3d" xmlns:o="urn:schemas-microsoft-com:office:office" xmlns:oel="http://schemas.microsoft.com/office/2019/extlst" xmlns:r="http://schemas.openxmlformats.org/officeDocument/2006/relationships" xmlns:m="http://schemas.openxmlformats.org/officeDocument/2006/math" xmlns:v="urn:schemas-microsoft-com:vml" xmlns:wp14="http://schemas.microsoft.com/office/word/2010/wordprocessingDrawing" xmlns:wp="http://schemas.openxmlformats.org/drawingml/2006/wordprocessingDrawing" xmlns:w10="urn:schemas-microsoft-com:office:word" xmlns:w="http://schemas.openxmlformats.org/wordprocessingml/2006/main" xmlns:w14="http://schemas.microsoft.com/office/word/2010/wordml" xmlns:w15="http://schemas.microsoft.com/office/word/2012/wordml" xmlns:w16cex="http://schemas.microsoft.com/office/word/2018/wordml/cex" xmlns:w16cid="http://schemas.microsoft.com/office/word/2016/wordml/cid" xmlns:w16="http://schemas.microsoft.com/office/word/2018/wordml" xmlns:w16du="http://schemas.microsoft.com/office/word/2023/wordml/word16du" xmlns:w16sdtdh="http://schemas.microsoft.com/office/word/2020/wordml/sdtdatahash" xmlns:w16sdtfl="http://schemas.microsoft.com/office/word/2024/wordml/sdtformatlock" xmlns:w16se="http://schemas.microsoft.com/office/word/2015/wordml/symex" xmlns:wpg="http://schemas.microsoft.com/office/word/2010/wordprocessingGroup" xmlns:wpi="http://schemas.microsoft.com/office/word/2010/wordprocessingInk" xmlns:wne="http://schemas.microsoft.com/office/word/2006/wordml" xmlns:wps="http://schemas.microsoft.com/office/word/2010/wordprocessingShape" mc:Ignorable="w14 w15 w16se w16cid w16 w16cex w16sdtdh w16sdtfl w16du wp14">
+<w:numbering xmlns:wpc="http://schemas.microsoft.com/office/word/2010/wordprocessingCanvas" xmlns:cx="http://schemas.microsoft.com/office/drawing/2014/chartex" xmlns:cx1="http://schemas.microsoft.com/office/drawing/2015/9/8/chartex" xmlns:mc="http://schemas.openxmlformats.org/markup-compatibility/2006" xmlns:o="urn:schemas-microsoft-com:office:office" xmlns:r="http://schemas.openxmlformats.org/officeDocument/2006/relationships" xmlns:m="http://schemas.openxmlformats.org/officeDocument/2006/math" xmlns:v="urn:schemas-microsoft-com:vml" xmlns:wp14="http://schemas.microsoft.com/office/word/2010/wordprocessingDrawing" xmlns:wp="http://schemas.openxmlformats.org/drawingml/2006/wordprocessingDrawing" xmlns:w10="urn:schemas-microsoft-com:office:word" xmlns:w="http://schemas.openxmlformats.org/wordprocessingml/2006/main" xmlns:w14="http://schemas.microsoft.com/office/word/2010/wordml" xmlns:w15="http://schemas.microsoft.com/office/word/2012/wordml" xmlns:w16se="http://schemas.microsoft.com/office/word/2015/wordml/symex" xmlns:wpg="http://schemas.microsoft.com/office/word/2010/wordprocessingGroup" xmlns:wpi="http://schemas.microsoft.com/office/word/2010/wordprocessingInk" xmlns:wne="http://schemas.microsoft.com/office/word/2006/wordml" xmlns:wps="http://schemas.microsoft.com/office/word/2010/wordprocessingShape" mc:Ignorable="w14 w15 w16se wp14">
   <w:abstractNum w:abstractNumId="0" w15:restartNumberingAfterBreak="0">
     <w:nsid w:val="03A57919"/>
     <w:multiLevelType w:val="multilevel"/>
@@ -4604,79 +7066,234 @@
       </w:rPr>
     </w:lvl>
   </w:abstractNum>
-  <w:num w:numId="1" w16cid:durableId="1522820960">
+  <w:abstractNum w:abstractNumId="20" w15:restartNumberingAfterBreak="0">
+    <w:nsid w:val="778D3EA4"/>
+    <w:multiLevelType w:val="multilevel"/>
+    <w:tmpl w:val="A72005D8"/>
+    <w:lvl w:ilvl="0">
+      <w:start w:val="1"/>
+      <w:numFmt w:val="bullet"/>
+      <w:lvlText w:val=""/>
+      <w:lvlJc w:val="left"/>
+      <w:pPr>
+        <w:tabs>
+          <w:tab w:val="num" w:pos="720"/>
+        </w:tabs>
+        <w:ind w:left="720" w:hanging="360"/>
+      </w:pPr>
+      <w:rPr>
+        <w:rFonts w:ascii="Symbol" w:hAnsi="Symbol" w:hint="default"/>
+        <w:sz w:val="20"/>
+      </w:rPr>
+    </w:lvl>
+    <w:lvl w:ilvl="1" w:tentative="1">
+      <w:start w:val="1"/>
+      <w:numFmt w:val="bullet"/>
+      <w:lvlText w:val="o"/>
+      <w:lvlJc w:val="left"/>
+      <w:pPr>
+        <w:tabs>
+          <w:tab w:val="num" w:pos="1440"/>
+        </w:tabs>
+        <w:ind w:left="1440" w:hanging="360"/>
+      </w:pPr>
+      <w:rPr>
+        <w:rFonts w:ascii="Courier New" w:hAnsi="Courier New" w:hint="default"/>
+        <w:sz w:val="20"/>
+      </w:rPr>
+    </w:lvl>
+    <w:lvl w:ilvl="2" w:tentative="1">
+      <w:start w:val="1"/>
+      <w:numFmt w:val="bullet"/>
+      <w:lvlText w:val=""/>
+      <w:lvlJc w:val="left"/>
+      <w:pPr>
+        <w:tabs>
+          <w:tab w:val="num" w:pos="2160"/>
+        </w:tabs>
+        <w:ind w:left="2160" w:hanging="360"/>
+      </w:pPr>
+      <w:rPr>
+        <w:rFonts w:ascii="Wingdings" w:hAnsi="Wingdings" w:hint="default"/>
+        <w:sz w:val="20"/>
+      </w:rPr>
+    </w:lvl>
+    <w:lvl w:ilvl="3" w:tentative="1">
+      <w:start w:val="1"/>
+      <w:numFmt w:val="bullet"/>
+      <w:lvlText w:val=""/>
+      <w:lvlJc w:val="left"/>
+      <w:pPr>
+        <w:tabs>
+          <w:tab w:val="num" w:pos="2880"/>
+        </w:tabs>
+        <w:ind w:left="2880" w:hanging="360"/>
+      </w:pPr>
+      <w:rPr>
+        <w:rFonts w:ascii="Wingdings" w:hAnsi="Wingdings" w:hint="default"/>
+        <w:sz w:val="20"/>
+      </w:rPr>
+    </w:lvl>
+    <w:lvl w:ilvl="4" w:tentative="1">
+      <w:start w:val="1"/>
+      <w:numFmt w:val="bullet"/>
+      <w:lvlText w:val=""/>
+      <w:lvlJc w:val="left"/>
+      <w:pPr>
+        <w:tabs>
+          <w:tab w:val="num" w:pos="3600"/>
+        </w:tabs>
+        <w:ind w:left="3600" w:hanging="360"/>
+      </w:pPr>
+      <w:rPr>
+        <w:rFonts w:ascii="Wingdings" w:hAnsi="Wingdings" w:hint="default"/>
+        <w:sz w:val="20"/>
+      </w:rPr>
+    </w:lvl>
+    <w:lvl w:ilvl="5" w:tentative="1">
+      <w:start w:val="1"/>
+      <w:numFmt w:val="bullet"/>
+      <w:lvlText w:val=""/>
+      <w:lvlJc w:val="left"/>
+      <w:pPr>
+        <w:tabs>
+          <w:tab w:val="num" w:pos="4320"/>
+        </w:tabs>
+        <w:ind w:left="4320" w:hanging="360"/>
+      </w:pPr>
+      <w:rPr>
+        <w:rFonts w:ascii="Wingdings" w:hAnsi="Wingdings" w:hint="default"/>
+        <w:sz w:val="20"/>
+      </w:rPr>
+    </w:lvl>
+    <w:lvl w:ilvl="6" w:tentative="1">
+      <w:start w:val="1"/>
+      <w:numFmt w:val="bullet"/>
+      <w:lvlText w:val=""/>
+      <w:lvlJc w:val="left"/>
+      <w:pPr>
+        <w:tabs>
+          <w:tab w:val="num" w:pos="5040"/>
+        </w:tabs>
+        <w:ind w:left="5040" w:hanging="360"/>
+      </w:pPr>
+      <w:rPr>
+        <w:rFonts w:ascii="Wingdings" w:hAnsi="Wingdings" w:hint="default"/>
+        <w:sz w:val="20"/>
+      </w:rPr>
+    </w:lvl>
+    <w:lvl w:ilvl="7" w:tentative="1">
+      <w:start w:val="1"/>
+      <w:numFmt w:val="bullet"/>
+      <w:lvlText w:val=""/>
+      <w:lvlJc w:val="left"/>
+      <w:pPr>
+        <w:tabs>
+          <w:tab w:val="num" w:pos="5760"/>
+        </w:tabs>
+        <w:ind w:left="5760" w:hanging="360"/>
+      </w:pPr>
+      <w:rPr>
+        <w:rFonts w:ascii="Wingdings" w:hAnsi="Wingdings" w:hint="default"/>
+        <w:sz w:val="20"/>
+      </w:rPr>
+    </w:lvl>
+    <w:lvl w:ilvl="8" w:tentative="1">
+      <w:start w:val="1"/>
+      <w:numFmt w:val="bullet"/>
+      <w:lvlText w:val=""/>
+      <w:lvlJc w:val="left"/>
+      <w:pPr>
+        <w:tabs>
+          <w:tab w:val="num" w:pos="6480"/>
+        </w:tabs>
+        <w:ind w:left="6480" w:hanging="360"/>
+      </w:pPr>
+      <w:rPr>
+        <w:rFonts w:ascii="Wingdings" w:hAnsi="Wingdings" w:hint="default"/>
+        <w:sz w:val="20"/>
+      </w:rPr>
+    </w:lvl>
+  </w:abstractNum>
+  <w:num w:numId="1">
     <w:abstractNumId w:val="2"/>
   </w:num>
-  <w:num w:numId="2" w16cid:durableId="999575321">
+  <w:num w:numId="2">
     <w:abstractNumId w:val="18"/>
   </w:num>
-  <w:num w:numId="3" w16cid:durableId="289021923">
+  <w:num w:numId="3">
     <w:abstractNumId w:val="13"/>
   </w:num>
-  <w:num w:numId="4" w16cid:durableId="2084329063">
+  <w:num w:numId="4">
     <w:abstractNumId w:val="3"/>
   </w:num>
-  <w:num w:numId="5" w16cid:durableId="2030713720">
+  <w:num w:numId="5">
     <w:abstractNumId w:val="15"/>
   </w:num>
-  <w:num w:numId="6" w16cid:durableId="954822880">
+  <w:num w:numId="6">
     <w:abstractNumId w:val="5"/>
   </w:num>
-  <w:num w:numId="7" w16cid:durableId="829180444">
+  <w:num w:numId="7">
     <w:abstractNumId w:val="1"/>
   </w:num>
-  <w:num w:numId="8" w16cid:durableId="1273905269">
+  <w:num w:numId="8">
     <w:abstractNumId w:val="10"/>
   </w:num>
-  <w:num w:numId="9" w16cid:durableId="1728261464">
+  <w:num w:numId="9">
     <w:abstractNumId w:val="17"/>
   </w:num>
-  <w:num w:numId="10" w16cid:durableId="920287851">
+  <w:num w:numId="10">
     <w:abstractNumId w:val="19"/>
   </w:num>
-  <w:num w:numId="11" w16cid:durableId="1298871850">
+  <w:num w:numId="11">
     <w:abstractNumId w:val="9"/>
   </w:num>
-  <w:num w:numId="12" w16cid:durableId="1430740023">
+  <w:num w:numId="12">
     <w:abstractNumId w:val="0"/>
   </w:num>
-  <w:num w:numId="13" w16cid:durableId="1212695263">
+  <w:num w:numId="13">
     <w:abstractNumId w:val="8"/>
   </w:num>
-  <w:num w:numId="14" w16cid:durableId="2134978345">
+  <w:num w:numId="14">
     <w:abstractNumId w:val="6"/>
   </w:num>
-  <w:num w:numId="15" w16cid:durableId="1331908065">
+  <w:num w:numId="15">
     <w:abstractNumId w:val="7"/>
   </w:num>
-  <w:num w:numId="16" w16cid:durableId="1185629965">
+  <w:num w:numId="16">
     <w:abstractNumId w:val="14"/>
   </w:num>
-  <w:num w:numId="17" w16cid:durableId="1773358303">
+  <w:num w:numId="17">
     <w:abstractNumId w:val="4"/>
   </w:num>
-  <w:num w:numId="18" w16cid:durableId="1988851502">
+  <w:num w:numId="18">
     <w:abstractNumId w:val="12"/>
   </w:num>
-  <w:num w:numId="19" w16cid:durableId="1912537542">
+  <w:num w:numId="19">
     <w:abstractNumId w:val="16"/>
   </w:num>
-  <w:num w:numId="20" w16cid:durableId="2124882038">
+  <w:num w:numId="20">
     <w:abstractNumId w:val="11"/>
+  </w:num>
+  <w:num w:numId="21">
+    <w:abstractNumId w:val="20"/>
   </w:num>
 </w:numbering>
 </file>
 
 <file path=word/people.xml><?xml version="1.0" encoding="utf-8"?>
-<w15:people xmlns:wpc="http://schemas.microsoft.com/office/word/2010/wordprocessingCanvas" xmlns:cx="http://schemas.microsoft.com/office/drawing/2014/chartex" xmlns:cx1="http://schemas.microsoft.com/office/drawing/2015/9/8/chartex" xmlns:cx2="http://schemas.microsoft.com/office/drawing/2015/10/21/chartex" xmlns:cx3="http://schemas.microsoft.com/office/drawing/2016/5/9/chartex" xmlns:cx4="http://schemas.microsoft.com/office/drawing/2016/5/10/chartex" xmlns:cx5="http://schemas.microsoft.com/office/drawing/2016/5/11/chartex" xmlns:cx6="http://schemas.microsoft.com/office/drawing/2016/5/12/chartex" xmlns:cx7="http://schemas.microsoft.com/office/drawing/2016/5/13/chartex" xmlns:cx8="http://schemas.microsoft.com/office/drawing/2016/5/14/chartex" xmlns:mc="http://schemas.openxmlformats.org/markup-compatibility/2006" xmlns:aink="http://schemas.microsoft.com/office/drawing/2016/ink" xmlns:am3d="http://schemas.microsoft.com/office/drawing/2017/model3d" xmlns:o="urn:schemas-microsoft-com:office:office" xmlns:oel="http://schemas.microsoft.com/office/2019/extlst" xmlns:r="http://schemas.openxmlformats.org/officeDocument/2006/relationships" xmlns:m="http://schemas.openxmlformats.org/officeDocument/2006/math" xmlns:v="urn:schemas-microsoft-com:vml" xmlns:wp14="http://schemas.microsoft.com/office/word/2010/wordprocessingDrawing" xmlns:wp="http://schemas.openxmlformats.org/drawingml/2006/wordprocessingDrawing" xmlns:w10="urn:schemas-microsoft-com:office:word" xmlns:w="http://schemas.openxmlformats.org/wordprocessingml/2006/main" xmlns:w14="http://schemas.microsoft.com/office/word/2010/wordml" xmlns:w15="http://schemas.microsoft.com/office/word/2012/wordml" xmlns:w16cex="http://schemas.microsoft.com/office/word/2018/wordml/cex" xmlns:w16cid="http://schemas.microsoft.com/office/word/2016/wordml/cid" xmlns:w16="http://schemas.microsoft.com/office/word/2018/wordml" xmlns:w16du="http://schemas.microsoft.com/office/word/2023/wordml/word16du" xmlns:w16sdtdh="http://schemas.microsoft.com/office/word/2020/wordml/sdtdatahash" xmlns:w16sdtfl="http://schemas.microsoft.com/office/word/2024/wordml/sdtformatlock" xmlns:w16se="http://schemas.microsoft.com/office/word/2015/wordml/symex" xmlns:wpg="http://schemas.microsoft.com/office/word/2010/wordprocessingGroup" xmlns:wpi="http://schemas.microsoft.com/office/word/2010/wordprocessingInk" xmlns:wne="http://schemas.microsoft.com/office/word/2006/wordml" xmlns:wps="http://schemas.microsoft.com/office/word/2010/wordprocessingShape" mc:Ignorable="w14 w15 w16se w16cid w16 w16cex w16sdtdh w16sdtfl w16du wp14">
+<w15:people xmlns:wpc="http://schemas.microsoft.com/office/word/2010/wordprocessingCanvas" xmlns:cx="http://schemas.microsoft.com/office/drawing/2014/chartex" xmlns:cx1="http://schemas.microsoft.com/office/drawing/2015/9/8/chartex" xmlns:mc="http://schemas.openxmlformats.org/markup-compatibility/2006" xmlns:o="urn:schemas-microsoft-com:office:office" xmlns:r="http://schemas.openxmlformats.org/officeDocument/2006/relationships" xmlns:m="http://schemas.openxmlformats.org/officeDocument/2006/math" xmlns:v="urn:schemas-microsoft-com:vml" xmlns:wp14="http://schemas.microsoft.com/office/word/2010/wordprocessingDrawing" xmlns:wp="http://schemas.openxmlformats.org/drawingml/2006/wordprocessingDrawing" xmlns:w10="urn:schemas-microsoft-com:office:word" xmlns:w="http://schemas.openxmlformats.org/wordprocessingml/2006/main" xmlns:w14="http://schemas.microsoft.com/office/word/2010/wordml" xmlns:w15="http://schemas.microsoft.com/office/word/2012/wordml" xmlns:w16se="http://schemas.microsoft.com/office/word/2015/wordml/symex" xmlns:wpg="http://schemas.microsoft.com/office/word/2010/wordprocessingGroup" xmlns:wpi="http://schemas.microsoft.com/office/word/2010/wordprocessingInk" xmlns:wne="http://schemas.microsoft.com/office/word/2006/wordml" xmlns:wps="http://schemas.microsoft.com/office/word/2010/wordprocessingShape" mc:Ignorable="w14 w15 w16se wp14">
   <w15:person w15:author="Aloma Barros">
     <w15:presenceInfo w15:providerId="Windows Live" w15:userId="d639de6b4f83812e"/>
+  </w15:person>
+  <w15:person w15:author="DB">
+    <w15:presenceInfo w15:providerId="None" w15:userId="DB"/>
   </w15:person>
 </w15:people>
 </file>
 
 <file path=word/styles.xml><?xml version="1.0" encoding="utf-8"?>
-<w:styles xmlns:mc="http://schemas.openxmlformats.org/markup-compatibility/2006" xmlns:r="http://schemas.openxmlformats.org/officeDocument/2006/relationships" xmlns:w="http://schemas.openxmlformats.org/wordprocessingml/2006/main" xmlns:w14="http://schemas.microsoft.com/office/word/2010/wordml" xmlns:w15="http://schemas.microsoft.com/office/word/2012/wordml" xmlns:w16cex="http://schemas.microsoft.com/office/word/2018/wordml/cex" xmlns:w16cid="http://schemas.microsoft.com/office/word/2016/wordml/cid" xmlns:w16="http://schemas.microsoft.com/office/word/2018/wordml" xmlns:w16du="http://schemas.microsoft.com/office/word/2023/wordml/word16du" xmlns:w16sdtdh="http://schemas.microsoft.com/office/word/2020/wordml/sdtdatahash" xmlns:w16sdtfl="http://schemas.microsoft.com/office/word/2024/wordml/sdtformatlock" xmlns:w16se="http://schemas.microsoft.com/office/word/2015/wordml/symex" mc:Ignorable="w14 w15 w16se w16cid w16 w16cex w16sdtdh w16sdtfl w16du">
+<w:styles xmlns:mc="http://schemas.openxmlformats.org/markup-compatibility/2006" xmlns:r="http://schemas.openxmlformats.org/officeDocument/2006/relationships" xmlns:w="http://schemas.openxmlformats.org/wordprocessingml/2006/main" xmlns:w14="http://schemas.microsoft.com/office/word/2010/wordml" xmlns:w15="http://schemas.microsoft.com/office/word/2012/wordml" xmlns:w16se="http://schemas.microsoft.com/office/word/2015/wordml/symex" mc:Ignorable="w14 w15 w16se">
   <w:docDefaults>
     <w:rPrDefault>
       <w:rPr>
@@ -4694,7 +7311,7 @@
       </w:pPr>
     </w:pPrDefault>
   </w:docDefaults>
-  <w:latentStyles w:defLockedState="0" w:defUIPriority="99" w:defSemiHidden="0" w:defUnhideWhenUsed="0" w:defQFormat="0" w:count="376">
+  <w:latentStyles w:defLockedState="0" w:defUIPriority="99" w:defSemiHidden="0" w:defUnhideWhenUsed="0" w:defQFormat="0" w:count="371">
     <w:lsdException w:name="Normal" w:uiPriority="0" w:qFormat="1"/>
     <w:lsdException w:name="heading 1" w:uiPriority="9" w:qFormat="1"/>
     <w:lsdException w:name="heading 2" w:semiHidden="1" w:uiPriority="9" w:unhideWhenUsed="1" w:qFormat="1"/>
@@ -5066,11 +7683,6 @@
     <w:lsdException w:name="List Table 5 Dark Accent 6" w:uiPriority="50"/>
     <w:lsdException w:name="List Table 6 Colorful Accent 6" w:uiPriority="51"/>
     <w:lsdException w:name="List Table 7 Colorful Accent 6" w:uiPriority="52"/>
-    <w:lsdException w:name="Mention" w:semiHidden="1" w:unhideWhenUsed="1"/>
-    <w:lsdException w:name="Smart Hyperlink" w:semiHidden="1" w:unhideWhenUsed="1"/>
-    <w:lsdException w:name="Hashtag" w:semiHidden="1" w:unhideWhenUsed="1"/>
-    <w:lsdException w:name="Unresolved Mention" w:semiHidden="1" w:unhideWhenUsed="1"/>
-    <w:lsdException w:name="Smart Link" w:semiHidden="1" w:unhideWhenUsed="1"/>
   </w:latentStyles>
   <w:style w:type="paragraph" w:default="1" w:styleId="Normal">
     <w:name w:val="Normal"/>
@@ -5285,6 +7897,7 @@
   <w:style w:type="character" w:default="1" w:styleId="Fontepargpadro">
     <w:name w:val="Default Paragraph Font"/>
     <w:uiPriority w:val="1"/>
+    <w:semiHidden/>
     <w:unhideWhenUsed/>
   </w:style>
   <w:style w:type="table" w:default="1" w:styleId="Tabelanormal">

--- a/Documentação_ProjetoOperadoras.docx
+++ b/Documentação_ProjetoOperadoras.docx
@@ -1,6 +1,6 @@
 
 <file path=word/document.xml><?xml version="1.0" encoding="utf-8"?>
-<w:document xmlns:wpc="http://schemas.microsoft.com/office/word/2010/wordprocessingCanvas" xmlns:cx="http://schemas.microsoft.com/office/drawing/2014/chartex" xmlns:cx1="http://schemas.microsoft.com/office/drawing/2015/9/8/chartex" xmlns:cx2="http://schemas.microsoft.com/office/drawing/2015/10/21/chartex" xmlns:cx3="http://schemas.microsoft.com/office/drawing/2016/5/9/chartex" xmlns:cx4="http://schemas.microsoft.com/office/drawing/2016/5/10/chartex" xmlns:cx5="http://schemas.microsoft.com/office/drawing/2016/5/11/chartex" xmlns:cx6="http://schemas.microsoft.com/office/drawing/2016/5/12/chartex" xmlns:cx7="http://schemas.microsoft.com/office/drawing/2016/5/13/chartex" xmlns:cx8="http://schemas.microsoft.com/office/drawing/2016/5/14/chartex" xmlns:mc="http://schemas.openxmlformats.org/markup-compatibility/2006" xmlns:aink="http://schemas.microsoft.com/office/drawing/2016/ink" xmlns:am3d="http://schemas.microsoft.com/office/drawing/2017/model3d" xmlns:o="urn:schemas-microsoft-com:office:office" xmlns:oel="http://schemas.microsoft.com/office/2019/extlst" xmlns:r="http://schemas.openxmlformats.org/officeDocument/2006/relationships" xmlns:m="http://schemas.openxmlformats.org/officeDocument/2006/math" xmlns:v="urn:schemas-microsoft-com:vml" xmlns:wp14="http://schemas.microsoft.com/office/word/2010/wordprocessingDrawing" xmlns:wp="http://schemas.openxmlformats.org/drawingml/2006/wordprocessingDrawing" xmlns:w10="urn:schemas-microsoft-com:office:word" xmlns:w="http://schemas.openxmlformats.org/wordprocessingml/2006/main" xmlns:w14="http://schemas.microsoft.com/office/word/2010/wordml" xmlns:w15="http://schemas.microsoft.com/office/word/2012/wordml" xmlns:w16cex="http://schemas.microsoft.com/office/word/2018/wordml/cex" xmlns:w16cid="http://schemas.microsoft.com/office/word/2016/wordml/cid" xmlns:w16="http://schemas.microsoft.com/office/word/2018/wordml" xmlns:w16du="http://schemas.microsoft.com/office/word/2023/wordml/word16du" xmlns:w16sdtdh="http://schemas.microsoft.com/office/word/2020/wordml/sdtdatahash" xmlns:w16sdtfl="http://schemas.microsoft.com/office/word/2024/wordml/sdtformatlock" xmlns:w16se="http://schemas.microsoft.com/office/word/2015/wordml/symex" xmlns:wpg="http://schemas.microsoft.com/office/word/2010/wordprocessingGroup" xmlns:wpi="http://schemas.microsoft.com/office/word/2010/wordprocessingInk" xmlns:wne="http://schemas.microsoft.com/office/word/2006/wordml" xmlns:wps="http://schemas.microsoft.com/office/word/2010/wordprocessingShape" mc:Ignorable="w14 w15 w16se w16cid w16 w16cex w16sdtdh w16sdtfl w16du wp14">
+<w:document xmlns:wpc="http://schemas.microsoft.com/office/word/2010/wordprocessingCanvas" xmlns:cx="http://schemas.microsoft.com/office/drawing/2014/chartex" xmlns:cx1="http://schemas.microsoft.com/office/drawing/2015/9/8/chartex" xmlns:mc="http://schemas.openxmlformats.org/markup-compatibility/2006" xmlns:o="urn:schemas-microsoft-com:office:office" xmlns:r="http://schemas.openxmlformats.org/officeDocument/2006/relationships" xmlns:m="http://schemas.openxmlformats.org/officeDocument/2006/math" xmlns:v="urn:schemas-microsoft-com:vml" xmlns:wp14="http://schemas.microsoft.com/office/word/2010/wordprocessingDrawing" xmlns:wp="http://schemas.openxmlformats.org/drawingml/2006/wordprocessingDrawing" xmlns:w10="urn:schemas-microsoft-com:office:word" xmlns:w="http://schemas.openxmlformats.org/wordprocessingml/2006/main" xmlns:w14="http://schemas.microsoft.com/office/word/2010/wordml" xmlns:w15="http://schemas.microsoft.com/office/word/2012/wordml" xmlns:w16se="http://schemas.microsoft.com/office/word/2015/wordml/symex" xmlns:wpg="http://schemas.microsoft.com/office/word/2010/wordprocessingGroup" xmlns:wpi="http://schemas.microsoft.com/office/word/2010/wordprocessingInk" xmlns:wne="http://schemas.microsoft.com/office/word/2006/wordml" xmlns:wps="http://schemas.microsoft.com/office/word/2010/wordprocessingShape" mc:Ignorable="w14 w15 w16se wp14">
   <w:body>
     <w:p>
       <w:pPr>
@@ -135,7 +135,7 @@
                     <a:blip r:embed="rId6">
                       <a:extLst>
                         <a:ext uri="{96DAC541-7B7A-43D3-8B79-37D633B846F1}">
-                          <asvg:svgBlip xmlns:asvg="http://schemas.microsoft.com/office/drawing/2016/SVG/main" r:embed="rId7"/>
+                          <asvg:svgBlip xmlns:asvg="http://schemas.microsoft.com/office/drawing/2016/SVG/main" xmlns:w16sdtfl="http://schemas.microsoft.com/office/word/2024/wordml/sdtformatlock" xmlns:w16sdtdh="http://schemas.microsoft.com/office/word/2020/wordml/sdtdatahash" xmlns:w16du="http://schemas.microsoft.com/office/word/2023/wordml/word16du" xmlns:w16="http://schemas.microsoft.com/office/word/2018/wordml" xmlns:w16cid="http://schemas.microsoft.com/office/word/2016/wordml/cid" xmlns:w16cex="http://schemas.microsoft.com/office/word/2018/wordml/cex" xmlns:w="http://schemas.openxmlformats.org/wordprocessingml/2006/main" xmlns:w10="urn:schemas-microsoft-com:office:word" xmlns:v="urn:schemas-microsoft-com:vml" xmlns:oel="http://schemas.microsoft.com/office/2019/extlst" xmlns:o="urn:schemas-microsoft-com:office:office" xmlns:am3d="http://schemas.microsoft.com/office/drawing/2017/model3d" xmlns:aink="http://schemas.microsoft.com/office/drawing/2016/ink" xmlns:cx8="http://schemas.microsoft.com/office/drawing/2016/5/14/chartex" xmlns:cx7="http://schemas.microsoft.com/office/drawing/2016/5/13/chartex" xmlns:cx6="http://schemas.microsoft.com/office/drawing/2016/5/12/chartex" xmlns:cx5="http://schemas.microsoft.com/office/drawing/2016/5/11/chartex" xmlns:cx4="http://schemas.microsoft.com/office/drawing/2016/5/10/chartex" xmlns:cx3="http://schemas.microsoft.com/office/drawing/2016/5/9/chartex" xmlns:cx2="http://schemas.microsoft.com/office/drawing/2015/10/21/chartex" xmlns="" r:embed="rId7"/>
                         </a:ext>
                       </a:extLst>
                     </a:blip>
@@ -334,7 +334,7 @@
                     <a:blip r:embed="rId6">
                       <a:extLst>
                         <a:ext uri="{96DAC541-7B7A-43D3-8B79-37D633B846F1}">
-                          <asvg:svgBlip xmlns:asvg="http://schemas.microsoft.com/office/drawing/2016/SVG/main" r:embed="rId7"/>
+                          <asvg:svgBlip xmlns:asvg="http://schemas.microsoft.com/office/drawing/2016/SVG/main" xmlns:w16sdtfl="http://schemas.microsoft.com/office/word/2024/wordml/sdtformatlock" xmlns:w16sdtdh="http://schemas.microsoft.com/office/word/2020/wordml/sdtdatahash" xmlns:w16du="http://schemas.microsoft.com/office/word/2023/wordml/word16du" xmlns:w16="http://schemas.microsoft.com/office/word/2018/wordml" xmlns:w16cid="http://schemas.microsoft.com/office/word/2016/wordml/cid" xmlns:w16cex="http://schemas.microsoft.com/office/word/2018/wordml/cex" xmlns:w="http://schemas.openxmlformats.org/wordprocessingml/2006/main" xmlns:w10="urn:schemas-microsoft-com:office:word" xmlns:v="urn:schemas-microsoft-com:vml" xmlns:oel="http://schemas.microsoft.com/office/2019/extlst" xmlns:o="urn:schemas-microsoft-com:office:office" xmlns:am3d="http://schemas.microsoft.com/office/drawing/2017/model3d" xmlns:aink="http://schemas.microsoft.com/office/drawing/2016/ink" xmlns:cx8="http://schemas.microsoft.com/office/drawing/2016/5/14/chartex" xmlns:cx7="http://schemas.microsoft.com/office/drawing/2016/5/13/chartex" xmlns:cx6="http://schemas.microsoft.com/office/drawing/2016/5/12/chartex" xmlns:cx5="http://schemas.microsoft.com/office/drawing/2016/5/11/chartex" xmlns:cx4="http://schemas.microsoft.com/office/drawing/2016/5/10/chartex" xmlns:cx3="http://schemas.microsoft.com/office/drawing/2016/5/9/chartex" xmlns:cx2="http://schemas.microsoft.com/office/drawing/2015/10/21/chartex" xmlns="" r:embed="rId7"/>
                         </a:ext>
                       </a:extLst>
                     </a:blip>
@@ -459,7 +459,7 @@
                     <a:blip r:embed="rId6">
                       <a:extLst>
                         <a:ext uri="{96DAC541-7B7A-43D3-8B79-37D633B846F1}">
-                          <asvg:svgBlip xmlns:asvg="http://schemas.microsoft.com/office/drawing/2016/SVG/main" r:embed="rId7"/>
+                          <asvg:svgBlip xmlns:asvg="http://schemas.microsoft.com/office/drawing/2016/SVG/main" xmlns:w16sdtfl="http://schemas.microsoft.com/office/word/2024/wordml/sdtformatlock" xmlns:w16sdtdh="http://schemas.microsoft.com/office/word/2020/wordml/sdtdatahash" xmlns:w16du="http://schemas.microsoft.com/office/word/2023/wordml/word16du" xmlns:w16="http://schemas.microsoft.com/office/word/2018/wordml" xmlns:w16cid="http://schemas.microsoft.com/office/word/2016/wordml/cid" xmlns:w16cex="http://schemas.microsoft.com/office/word/2018/wordml/cex" xmlns:w="http://schemas.openxmlformats.org/wordprocessingml/2006/main" xmlns:w10="urn:schemas-microsoft-com:office:word" xmlns:v="urn:schemas-microsoft-com:vml" xmlns:oel="http://schemas.microsoft.com/office/2019/extlst" xmlns:o="urn:schemas-microsoft-com:office:office" xmlns:am3d="http://schemas.microsoft.com/office/drawing/2017/model3d" xmlns:aink="http://schemas.microsoft.com/office/drawing/2016/ink" xmlns:cx8="http://schemas.microsoft.com/office/drawing/2016/5/14/chartex" xmlns:cx7="http://schemas.microsoft.com/office/drawing/2016/5/13/chartex" xmlns:cx6="http://schemas.microsoft.com/office/drawing/2016/5/12/chartex" xmlns:cx5="http://schemas.microsoft.com/office/drawing/2016/5/11/chartex" xmlns:cx4="http://schemas.microsoft.com/office/drawing/2016/5/10/chartex" xmlns:cx3="http://schemas.microsoft.com/office/drawing/2016/5/9/chartex" xmlns:cx2="http://schemas.microsoft.com/office/drawing/2015/10/21/chartex" xmlns="" r:embed="rId7"/>
                         </a:ext>
                       </a:extLst>
                     </a:blip>
@@ -591,7 +591,7 @@
                     <a:blip r:embed="rId6">
                       <a:extLst>
                         <a:ext uri="{96DAC541-7B7A-43D3-8B79-37D633B846F1}">
-                          <asvg:svgBlip xmlns:asvg="http://schemas.microsoft.com/office/drawing/2016/SVG/main" r:embed="rId7"/>
+                          <asvg:svgBlip xmlns:asvg="http://schemas.microsoft.com/office/drawing/2016/SVG/main" xmlns:w16sdtfl="http://schemas.microsoft.com/office/word/2024/wordml/sdtformatlock" xmlns:w16sdtdh="http://schemas.microsoft.com/office/word/2020/wordml/sdtdatahash" xmlns:w16du="http://schemas.microsoft.com/office/word/2023/wordml/word16du" xmlns:w16="http://schemas.microsoft.com/office/word/2018/wordml" xmlns:w16cid="http://schemas.microsoft.com/office/word/2016/wordml/cid" xmlns:w16cex="http://schemas.microsoft.com/office/word/2018/wordml/cex" xmlns:w="http://schemas.openxmlformats.org/wordprocessingml/2006/main" xmlns:w10="urn:schemas-microsoft-com:office:word" xmlns:v="urn:schemas-microsoft-com:vml" xmlns:oel="http://schemas.microsoft.com/office/2019/extlst" xmlns:o="urn:schemas-microsoft-com:office:office" xmlns:am3d="http://schemas.microsoft.com/office/drawing/2017/model3d" xmlns:aink="http://schemas.microsoft.com/office/drawing/2016/ink" xmlns:cx8="http://schemas.microsoft.com/office/drawing/2016/5/14/chartex" xmlns:cx7="http://schemas.microsoft.com/office/drawing/2016/5/13/chartex" xmlns:cx6="http://schemas.microsoft.com/office/drawing/2016/5/12/chartex" xmlns:cx5="http://schemas.microsoft.com/office/drawing/2016/5/11/chartex" xmlns:cx4="http://schemas.microsoft.com/office/drawing/2016/5/10/chartex" xmlns:cx3="http://schemas.microsoft.com/office/drawing/2016/5/9/chartex" xmlns:cx2="http://schemas.microsoft.com/office/drawing/2015/10/21/chartex" xmlns="" r:embed="rId7"/>
                         </a:ext>
                       </a:extLst>
                     </a:blip>
@@ -644,6 +644,8 @@
           <w:ilvl w:val="0"/>
           <w:numId w:val="13"/>
         </w:numPr>
+        <w:ind w:left="284" w:firstLine="0"/>
+        <w:jc w:val="both"/>
       </w:pPr>
       <w:r>
         <w:t xml:space="preserve">Criar o projeto </w:t>
@@ -656,6 +658,8 @@
           <w:ilvl w:val="0"/>
           <w:numId w:val="13"/>
         </w:numPr>
+        <w:ind w:left="284" w:firstLine="0"/>
+        <w:jc w:val="both"/>
       </w:pPr>
       <w:r>
         <w:t xml:space="preserve">Inserir os objetos de criação </w:t>
@@ -668,6 +672,8 @@
           <w:ilvl w:val="0"/>
           <w:numId w:val="13"/>
         </w:numPr>
+        <w:ind w:left="284" w:firstLine="0"/>
+        <w:jc w:val="both"/>
       </w:pPr>
       <w:r>
         <w:t xml:space="preserve">Configurar </w:t>
@@ -693,6 +699,8 @@
           <w:ilvl w:val="0"/>
           <w:numId w:val="13"/>
         </w:numPr>
+        <w:ind w:left="284" w:firstLine="0"/>
+        <w:jc w:val="both"/>
       </w:pPr>
       <w:r>
         <w:t xml:space="preserve">Configurar tamanho </w:t>
@@ -727,6 +735,8 @@
           <w:ilvl w:val="0"/>
           <w:numId w:val="13"/>
         </w:numPr>
+        <w:ind w:left="284" w:firstLine="0"/>
+        <w:jc w:val="both"/>
       </w:pPr>
       <w:r>
         <w:t xml:space="preserve">Inserir </w:t>
@@ -752,10 +762,17 @@
           <w:ilvl w:val="0"/>
           <w:numId w:val="13"/>
         </w:numPr>
-      </w:pPr>
-      <w:r>
-        <w:t>Remover transparência do grupobox</w:t>
-      </w:r>
+        <w:ind w:left="284" w:firstLine="0"/>
+        <w:jc w:val="both"/>
+      </w:pPr>
+      <w:r>
+        <w:t xml:space="preserve">Remover transparência do </w:t>
+      </w:r>
+      <w:proofErr w:type="spellStart"/>
+      <w:r>
+        <w:t>grupobox</w:t>
+      </w:r>
+      <w:proofErr w:type="spellEnd"/>
     </w:p>
     <w:p>
       <w:pPr>
@@ -764,6 +781,8 @@
           <w:ilvl w:val="0"/>
           <w:numId w:val="13"/>
         </w:numPr>
+        <w:ind w:left="284" w:firstLine="0"/>
+        <w:jc w:val="both"/>
       </w:pPr>
       <w:r>
         <w:t xml:space="preserve">Inserir </w:t>
@@ -789,6 +808,8 @@
           <w:ilvl w:val="0"/>
           <w:numId w:val="13"/>
         </w:numPr>
+        <w:ind w:left="284" w:firstLine="0"/>
+        <w:jc w:val="both"/>
       </w:pPr>
       <w:r>
         <w:t xml:space="preserve">Editar </w:t>
@@ -817,6 +838,8 @@
           <w:ilvl w:val="0"/>
           <w:numId w:val="13"/>
         </w:numPr>
+        <w:ind w:left="284" w:firstLine="0"/>
+        <w:jc w:val="both"/>
       </w:pPr>
       <w:r>
         <w:t xml:space="preserve">Alterar para </w:t>
@@ -842,11 +865,14 @@
           <w:ilvl w:val="0"/>
           <w:numId w:val="13"/>
         </w:numPr>
+        <w:ind w:left="284" w:firstLine="0"/>
+        <w:jc w:val="both"/>
       </w:pPr>
       <w:r>
         <w:t xml:space="preserve">Desativar o </w:t>
       </w:r>
       <w:commentRangeStart w:id="6"/>
+      <w:proofErr w:type="spellStart"/>
       <w:r>
         <w:rPr>
           <w:b/>
@@ -854,6 +880,7 @@
         </w:rPr>
         <w:t>Enable</w:t>
       </w:r>
+      <w:proofErr w:type="spellEnd"/>
       <w:r>
         <w:rPr>
           <w:b/>
@@ -878,6 +905,8 @@
           <w:ilvl w:val="0"/>
           <w:numId w:val="13"/>
         </w:numPr>
+        <w:ind w:left="284" w:firstLine="0"/>
+        <w:jc w:val="both"/>
       </w:pPr>
       <w:r>
         <w:t xml:space="preserve">Remover a </w:t>
@@ -898,6 +927,7 @@
       <w:r>
         <w:t xml:space="preserve">com </w:t>
       </w:r>
+      <w:proofErr w:type="spellStart"/>
       <w:r>
         <w:rPr>
           <w:b/>
@@ -905,6 +935,7 @@
         </w:rPr>
         <w:t>Visible</w:t>
       </w:r>
+      <w:proofErr w:type="spellEnd"/>
       <w:r>
         <w:rPr>
           <w:b/>
@@ -920,6 +951,8 @@
           <w:ilvl w:val="0"/>
           <w:numId w:val="13"/>
         </w:numPr>
+        <w:ind w:left="284" w:firstLine="0"/>
+        <w:jc w:val="both"/>
       </w:pPr>
       <w:r>
         <w:t>Programar o texto da região escolhida com comboBox1 para cair na caixa selecionada</w:t>
@@ -932,10 +965,35 @@
           <w:ilvl w:val="0"/>
           <w:numId w:val="13"/>
         </w:numPr>
-        <w:ind w:left="360" w:hanging="76"/>
-      </w:pPr>
-      <w:r>
-        <w:t xml:space="preserve">Configurar o envio da combobox, para caixa de texto. Essa configuração deve seguir algumas regras. O combobox deve está </w:t>
+        <w:ind w:left="284" w:firstLine="0"/>
+        <w:jc w:val="both"/>
+      </w:pPr>
+      <w:r>
+        <w:t xml:space="preserve">Configurar o envio da </w:t>
+      </w:r>
+      <w:proofErr w:type="spellStart"/>
+      <w:r>
+        <w:t>combobox</w:t>
+      </w:r>
+      <w:proofErr w:type="spellEnd"/>
+      <w:r>
+        <w:t xml:space="preserve">, para caixa de texto. Essa configuração deve seguir algumas regras. O </w:t>
+      </w:r>
+      <w:proofErr w:type="spellStart"/>
+      <w:r>
+        <w:t>combobox</w:t>
+      </w:r>
+      <w:proofErr w:type="spellEnd"/>
+      <w:r>
+        <w:t xml:space="preserve"> deve </w:t>
+      </w:r>
+      <w:proofErr w:type="spellStart"/>
+      <w:r>
+        <w:t>está</w:t>
+      </w:r>
+      <w:proofErr w:type="spellEnd"/>
+      <w:r>
+        <w:t xml:space="preserve"> </w:t>
       </w:r>
       <w:commentRangeStart w:id="8"/>
       <w:r>
@@ -977,7 +1035,8 @@
           <w:ilvl w:val="0"/>
           <w:numId w:val="13"/>
         </w:numPr>
-        <w:ind w:left="360" w:hanging="76"/>
+        <w:ind w:left="284" w:firstLine="0"/>
+        <w:jc w:val="both"/>
       </w:pPr>
       <w:r>
         <w:t xml:space="preserve">A caixa que recebe o texto fica com </w:t>
@@ -986,7 +1045,21 @@
         <w:rPr>
           <w:b/>
         </w:rPr>
-        <w:t>“Enable”</w:t>
+        <w:t>“</w:t>
+      </w:r>
+      <w:proofErr w:type="spellStart"/>
+      <w:r>
+        <w:rPr>
+          <w:b/>
+        </w:rPr>
+        <w:t>Enable</w:t>
+      </w:r>
+      <w:proofErr w:type="spellEnd"/>
+      <w:r>
+        <w:rPr>
+          <w:b/>
+        </w:rPr>
+        <w:t>”</w:t>
       </w:r>
       <w:r>
         <w:rPr>
@@ -1008,10 +1081,19 @@
           <w:ilvl w:val="0"/>
           <w:numId w:val="13"/>
         </w:numPr>
-        <w:ind w:left="360" w:hanging="76"/>
-      </w:pPr>
-      <w:r>
-        <w:t>Criar o botão confirmar com as config de abrir tela02, fechar tela 01.</w:t>
+        <w:ind w:left="284" w:firstLine="0"/>
+        <w:jc w:val="both"/>
+      </w:pPr>
+      <w:r>
+        <w:t xml:space="preserve">Criar o botão confirmar com as </w:t>
+      </w:r>
+      <w:proofErr w:type="spellStart"/>
+      <w:r>
+        <w:t>config</w:t>
+      </w:r>
+      <w:proofErr w:type="spellEnd"/>
+      <w:r>
+        <w:t xml:space="preserve"> de abrir tela02, fechar tela 01.</w:t>
       </w:r>
     </w:p>
     <w:p>
@@ -1021,7 +1103,8 @@
           <w:ilvl w:val="0"/>
           <w:numId w:val="13"/>
         </w:numPr>
-        <w:ind w:left="360" w:hanging="76"/>
+        <w:ind w:left="284" w:firstLine="0"/>
+        <w:jc w:val="both"/>
       </w:pPr>
       <w:r>
         <w:t xml:space="preserve">Liberar os objetos do formulário </w:t>
@@ -1029,6 +1112,7 @@
       <w:r>
         <w:t xml:space="preserve">do formulário 02 para ser visualizado no formulário 01. Deve-se clicar e, todos os ícones e liberar o </w:t>
       </w:r>
+      <w:proofErr w:type="spellStart"/>
       <w:r>
         <w:rPr>
           <w:b/>
@@ -1036,6 +1120,7 @@
         </w:rPr>
         <w:t>Modifiers</w:t>
       </w:r>
+      <w:proofErr w:type="spellEnd"/>
       <w:r>
         <w:t xml:space="preserve">: O modificador está definido como </w:t>
       </w:r>
@@ -1053,6 +1138,766 @@
     <w:p>
       <w:pPr>
         <w:pStyle w:val="PargrafodaLista"/>
+        <w:numPr>
+          <w:ilvl w:val="0"/>
+          <w:numId w:val="13"/>
+        </w:numPr>
+        <w:ind w:left="284" w:firstLine="0"/>
+        <w:jc w:val="both"/>
+      </w:pPr>
+      <w:r>
+        <w:t xml:space="preserve">Criei </w:t>
+      </w:r>
+      <w:proofErr w:type="gramStart"/>
+      <w:r>
+        <w:t>os formulário</w:t>
+      </w:r>
+      <w:proofErr w:type="gramEnd"/>
+      <w:r>
+        <w:t xml:space="preserve"> 02 e 03.</w:t>
+      </w:r>
+    </w:p>
+    <w:p>
+      <w:pPr>
+        <w:pStyle w:val="PargrafodaLista"/>
+        <w:numPr>
+          <w:ilvl w:val="0"/>
+          <w:numId w:val="13"/>
+        </w:numPr>
+        <w:ind w:left="284" w:firstLine="0"/>
+        <w:jc w:val="both"/>
+      </w:pPr>
+      <w:r>
+        <w:t xml:space="preserve">Bloquear o formulário 01 para somente passar para próxima tela, caso os campos </w:t>
+      </w:r>
+      <w:proofErr w:type="spellStart"/>
+      <w:r>
+        <w:t>Txt_nomeoperador</w:t>
+      </w:r>
+      <w:proofErr w:type="spellEnd"/>
+      <w:r>
+        <w:t xml:space="preserve"> e </w:t>
+      </w:r>
+      <w:proofErr w:type="spellStart"/>
+      <w:r>
+        <w:t>Cmb_regiao_selecionada</w:t>
+      </w:r>
+      <w:proofErr w:type="spellEnd"/>
+      <w:r>
+        <w:t xml:space="preserve"> tenha sido escrito algo </w:t>
+      </w:r>
+    </w:p>
+    <w:p>
+      <w:pPr>
+        <w:pStyle w:val="PargrafodaLista"/>
+        <w:numPr>
+          <w:ilvl w:val="0"/>
+          <w:numId w:val="13"/>
+        </w:numPr>
+        <w:ind w:left="284" w:firstLine="0"/>
+        <w:jc w:val="both"/>
+      </w:pPr>
+      <w:proofErr w:type="spellStart"/>
+      <w:proofErr w:type="gramStart"/>
+      <w:r>
+        <w:rPr>
+          <w:rStyle w:val="CdigoHTML"/>
+          <w:rFonts w:eastAsiaTheme="majorEastAsia"/>
+        </w:rPr>
+        <w:t>sk</w:t>
+      </w:r>
+      <w:proofErr w:type="gramEnd"/>
+      <w:r>
+        <w:rPr>
+          <w:rStyle w:val="CdigoHTML"/>
+          <w:rFonts w:eastAsiaTheme="majorEastAsia"/>
+        </w:rPr>
+        <w:t>_cel.Enabled</w:t>
+      </w:r>
+      <w:proofErr w:type="spellEnd"/>
+      <w:r>
+        <w:rPr>
+          <w:rStyle w:val="CdigoHTML"/>
+          <w:rFonts w:eastAsiaTheme="majorEastAsia"/>
+        </w:rPr>
+        <w:t xml:space="preserve"> = false;</w:t>
+      </w:r>
+      <w:r>
+        <w:t>), para garantir que ele inicie sempre bloqueado!</w:t>
+      </w:r>
+    </w:p>
+    <w:p>
+      <w:pPr>
+        <w:pStyle w:val="PargrafodaLista"/>
+        <w:numPr>
+          <w:ilvl w:val="0"/>
+          <w:numId w:val="13"/>
+        </w:numPr>
+        <w:ind w:left="284" w:firstLine="0"/>
+        <w:jc w:val="both"/>
+      </w:pPr>
+      <w:r>
+        <w:t xml:space="preserve">Colocar o botão </w:t>
+      </w:r>
+      <w:commentRangeStart w:id="10"/>
+      <w:r>
+        <w:t>confirmar para não aparecer</w:t>
+      </w:r>
+      <w:commentRangeEnd w:id="10"/>
+      <w:r>
+        <w:rPr>
+          <w:rStyle w:val="Refdecomentrio"/>
+          <w:sz w:val="24"/>
+          <w:szCs w:val="24"/>
+        </w:rPr>
+        <w:commentReference w:id="10"/>
+      </w:r>
+    </w:p>
+    <w:p>
+      <w:pPr>
+        <w:pStyle w:val="PargrafodaLista"/>
+        <w:numPr>
+          <w:ilvl w:val="0"/>
+          <w:numId w:val="13"/>
+        </w:numPr>
+        <w:ind w:left="284" w:firstLine="0"/>
+        <w:jc w:val="both"/>
+      </w:pPr>
+      <w:r>
+        <w:t xml:space="preserve">Bloquear para quando digitar o nome o botão vai aparecer, a condição é digitar pelo menos 2 letras </w:t>
+      </w:r>
+      <w:proofErr w:type="spellStart"/>
+      <w:r>
+        <w:rPr>
+          <w:rFonts w:ascii="Cascadia Mono" w:hAnsi="Cascadia Mono" w:cs="Cascadia Mono"/>
+          <w:color w:val="0000FF"/>
+          <w:kern w:val="0"/>
+          <w:sz w:val="19"/>
+          <w:szCs w:val="19"/>
+          <w:highlight w:val="white"/>
+        </w:rPr>
+        <w:t>if</w:t>
+      </w:r>
+      <w:proofErr w:type="spellEnd"/>
+      <w:r>
+        <w:rPr>
+          <w:rFonts w:ascii="Cascadia Mono" w:hAnsi="Cascadia Mono" w:cs="Cascadia Mono"/>
+          <w:color w:val="000000"/>
+          <w:kern w:val="0"/>
+          <w:sz w:val="19"/>
+          <w:szCs w:val="19"/>
+          <w:highlight w:val="white"/>
+        </w:rPr>
+        <w:t xml:space="preserve"> </w:t>
+      </w:r>
+      <w:commentRangeStart w:id="11"/>
+      <w:r>
+        <w:rPr>
+          <w:rFonts w:ascii="Cascadia Mono" w:hAnsi="Cascadia Mono" w:cs="Cascadia Mono"/>
+          <w:color w:val="000000"/>
+          <w:kern w:val="0"/>
+          <w:sz w:val="19"/>
+          <w:szCs w:val="19"/>
+          <w:highlight w:val="white"/>
+        </w:rPr>
+        <w:t>(</w:t>
+      </w:r>
+      <w:proofErr w:type="spellStart"/>
+      <w:r>
+        <w:rPr>
+          <w:rFonts w:ascii="Cascadia Mono" w:hAnsi="Cascadia Mono" w:cs="Cascadia Mono"/>
+          <w:color w:val="000000"/>
+          <w:kern w:val="0"/>
+          <w:sz w:val="19"/>
+          <w:szCs w:val="19"/>
+          <w:highlight w:val="white"/>
+        </w:rPr>
+        <w:t>Txt_nomeoperador.TextLength</w:t>
+      </w:r>
+      <w:proofErr w:type="spellEnd"/>
+      <w:r>
+        <w:rPr>
+          <w:rFonts w:ascii="Cascadia Mono" w:hAnsi="Cascadia Mono" w:cs="Cascadia Mono"/>
+          <w:color w:val="000000"/>
+          <w:kern w:val="0"/>
+          <w:sz w:val="19"/>
+          <w:szCs w:val="19"/>
+          <w:highlight w:val="white"/>
+        </w:rPr>
+        <w:t xml:space="preserve"> &gt;=2)</w:t>
+      </w:r>
+      <w:commentRangeEnd w:id="11"/>
+      <w:r>
+        <w:rPr>
+          <w:rStyle w:val="Refdecomentrio"/>
+          <w:sz w:val="24"/>
+          <w:szCs w:val="24"/>
+        </w:rPr>
+        <w:commentReference w:id="11"/>
+      </w:r>
+    </w:p>
+    <w:p>
+      <w:pPr>
+        <w:pStyle w:val="PargrafodaLista"/>
+        <w:numPr>
+          <w:ilvl w:val="0"/>
+          <w:numId w:val="13"/>
+        </w:numPr>
+        <w:ind w:left="284" w:firstLine="0"/>
+        <w:jc w:val="both"/>
+      </w:pPr>
+      <w:r>
+        <w:rPr>
+          <w:rFonts w:cs="Cascadia Mono"/>
+          <w:color w:val="000000"/>
+          <w:kern w:val="0"/>
+          <w:sz w:val="19"/>
+          <w:szCs w:val="19"/>
+        </w:rPr>
+        <w:t>Remover os espaços iniciais</w:t>
+      </w:r>
+      <w:r>
+        <w:rPr>
+          <w:rFonts w:ascii="Cascadia Mono" w:hAnsi="Cascadia Mono" w:cs="Cascadia Mono"/>
+          <w:color w:val="000000"/>
+          <w:kern w:val="0"/>
+          <w:sz w:val="19"/>
+          <w:szCs w:val="19"/>
+        </w:rPr>
+        <w:t xml:space="preserve"> </w:t>
+      </w:r>
+      <w:proofErr w:type="spellStart"/>
+      <w:r>
+        <w:rPr>
+          <w:rFonts w:ascii="Cascadia Mono" w:hAnsi="Cascadia Mono" w:cs="Cascadia Mono"/>
+          <w:color w:val="000000"/>
+          <w:kern w:val="0"/>
+          <w:sz w:val="19"/>
+          <w:szCs w:val="19"/>
+          <w:highlight w:val="white"/>
+        </w:rPr>
+        <w:t>Txt_</w:t>
+      </w:r>
+      <w:proofErr w:type="gramStart"/>
+      <w:r>
+        <w:rPr>
+          <w:rFonts w:ascii="Cascadia Mono" w:hAnsi="Cascadia Mono" w:cs="Cascadia Mono"/>
+          <w:color w:val="000000"/>
+          <w:kern w:val="0"/>
+          <w:sz w:val="19"/>
+          <w:szCs w:val="19"/>
+          <w:highlight w:val="white"/>
+        </w:rPr>
+        <w:t>nomeoperador.Text</w:t>
+      </w:r>
+      <w:proofErr w:type="spellEnd"/>
+      <w:proofErr w:type="gramEnd"/>
+      <w:r>
+        <w:rPr>
+          <w:rFonts w:ascii="Cascadia Mono" w:hAnsi="Cascadia Mono" w:cs="Cascadia Mono"/>
+          <w:color w:val="000000"/>
+          <w:kern w:val="0"/>
+          <w:sz w:val="19"/>
+          <w:szCs w:val="19"/>
+          <w:highlight w:val="white"/>
+        </w:rPr>
+        <w:t xml:space="preserve"> = </w:t>
+      </w:r>
+      <w:proofErr w:type="spellStart"/>
+      <w:r>
+        <w:rPr>
+          <w:rFonts w:ascii="Cascadia Mono" w:hAnsi="Cascadia Mono" w:cs="Cascadia Mono"/>
+          <w:color w:val="000000"/>
+          <w:kern w:val="0"/>
+          <w:sz w:val="19"/>
+          <w:szCs w:val="19"/>
+          <w:highlight w:val="white"/>
+        </w:rPr>
+        <w:t>Txt_nomeoperador.Text.TrimStart</w:t>
+      </w:r>
+      <w:proofErr w:type="spellEnd"/>
+      <w:r>
+        <w:rPr>
+          <w:rFonts w:ascii="Cascadia Mono" w:hAnsi="Cascadia Mono" w:cs="Cascadia Mono"/>
+          <w:color w:val="000000"/>
+          <w:kern w:val="0"/>
+          <w:sz w:val="19"/>
+          <w:szCs w:val="19"/>
+          <w:highlight w:val="white"/>
+        </w:rPr>
+        <w:t>();</w:t>
+      </w:r>
+    </w:p>
+    <w:p>
+      <w:pPr>
+        <w:pStyle w:val="PargrafodaLista"/>
+        <w:numPr>
+          <w:ilvl w:val="0"/>
+          <w:numId w:val="13"/>
+        </w:numPr>
+        <w:ind w:left="284" w:firstLine="0"/>
+        <w:jc w:val="both"/>
+      </w:pPr>
+      <w:r>
+        <w:rPr>
+          <w:rFonts w:cs="Cascadia Mono"/>
+          <w:color w:val="000000"/>
+          <w:kern w:val="0"/>
+        </w:rPr>
+        <w:t xml:space="preserve">Só usar </w:t>
+      </w:r>
+      <w:commentRangeStart w:id="12"/>
+      <w:r>
+        <w:rPr>
+          <w:rFonts w:cs="Cascadia Mono"/>
+          <w:color w:val="000000"/>
+          <w:kern w:val="0"/>
+        </w:rPr>
+        <w:t>l</w:t>
+      </w:r>
+      <w:r>
+        <w:rPr>
+          <w:rFonts w:cs="Cascadia Mono"/>
+          <w:color w:val="000000"/>
+          <w:kern w:val="0"/>
+        </w:rPr>
+        <w:t>etras</w:t>
+      </w:r>
+      <w:r>
+        <w:rPr>
+          <w:rFonts w:cs="Cascadia Mono"/>
+          <w:color w:val="000000"/>
+          <w:kern w:val="0"/>
+        </w:rPr>
+        <w:t xml:space="preserve"> para box no nome</w:t>
+      </w:r>
+      <w:commentRangeEnd w:id="12"/>
+      <w:r>
+        <w:rPr>
+          <w:rStyle w:val="Refdecomentrio"/>
+          <w:rFonts w:cs="Cascadia Mono"/>
+          <w:color w:val="000000"/>
+          <w:kern w:val="0"/>
+          <w:sz w:val="24"/>
+          <w:szCs w:val="24"/>
+        </w:rPr>
+        <w:commentReference w:id="12"/>
+      </w:r>
+      <w:r>
+        <w:rPr>
+          <w:rFonts w:cs="Cascadia Mono"/>
+          <w:color w:val="000000"/>
+          <w:kern w:val="0"/>
+        </w:rPr>
+        <w:t xml:space="preserve">: </w:t>
+      </w:r>
+    </w:p>
+    <w:p>
+      <w:pPr>
+        <w:pStyle w:val="PargrafodaLista"/>
+        <w:numPr>
+          <w:ilvl w:val="0"/>
+          <w:numId w:val="13"/>
+        </w:numPr>
+        <w:ind w:left="284" w:firstLine="0"/>
+        <w:jc w:val="both"/>
+      </w:pPr>
+      <w:r>
+        <w:rPr>
+          <w:rFonts w:cs="Cascadia Mono"/>
+          <w:color w:val="000000"/>
+          <w:kern w:val="0"/>
+        </w:rPr>
+        <w:t xml:space="preserve">Configurar a mensagem de erro, caso a </w:t>
+      </w:r>
+      <w:commentRangeStart w:id="13"/>
+      <w:r>
+        <w:rPr>
+          <w:rFonts w:cs="Cascadia Mono"/>
+          <w:color w:val="000000"/>
+          <w:kern w:val="0"/>
+        </w:rPr>
+        <w:t>letra não seja digitada</w:t>
+      </w:r>
+      <w:commentRangeEnd w:id="13"/>
+      <w:r>
+        <w:rPr>
+          <w:rStyle w:val="Refdecomentrio"/>
+          <w:sz w:val="24"/>
+          <w:szCs w:val="24"/>
+        </w:rPr>
+        <w:commentReference w:id="13"/>
+      </w:r>
+    </w:p>
+    <w:p>
+      <w:pPr>
+        <w:pStyle w:val="PargrafodaLista"/>
+        <w:numPr>
+          <w:ilvl w:val="0"/>
+          <w:numId w:val="13"/>
+        </w:numPr>
+        <w:ind w:left="284" w:firstLine="0"/>
+        <w:jc w:val="both"/>
+      </w:pPr>
+      <w:r>
+        <w:rPr>
+          <w:rFonts w:cs="Cascadia Mono"/>
+          <w:color w:val="000000"/>
+          <w:kern w:val="0"/>
+        </w:rPr>
+        <w:t xml:space="preserve">Configurar para guardar a informação do botão na </w:t>
+      </w:r>
+      <w:proofErr w:type="spellStart"/>
+      <w:r>
+        <w:rPr>
+          <w:rFonts w:cs="Cascadia Mono"/>
+          <w:color w:val="000000"/>
+          <w:kern w:val="0"/>
+        </w:rPr>
+        <w:t>memoria</w:t>
+      </w:r>
+      <w:proofErr w:type="spellEnd"/>
+      <w:r>
+        <w:rPr>
+          <w:rFonts w:cs="Cascadia Mono"/>
+          <w:color w:val="000000"/>
+          <w:kern w:val="0"/>
+        </w:rPr>
+        <w:t xml:space="preserve"> – 1. Cria a variável no </w:t>
+      </w:r>
+      <w:proofErr w:type="spellStart"/>
+      <w:r>
+        <w:rPr>
+          <w:rFonts w:cs="Cascadia Mono"/>
+          <w:color w:val="000000"/>
+          <w:kern w:val="0"/>
+        </w:rPr>
+        <w:t>public</w:t>
+      </w:r>
+      <w:proofErr w:type="spellEnd"/>
+      <w:r>
+        <w:rPr>
+          <w:rFonts w:cs="Cascadia Mono"/>
+          <w:color w:val="000000"/>
+          <w:kern w:val="0"/>
+        </w:rPr>
+        <w:t xml:space="preserve"> </w:t>
+      </w:r>
+      <w:proofErr w:type="spellStart"/>
+      <w:r>
+        <w:rPr>
+          <w:rFonts w:ascii="Cascadia Mono" w:hAnsi="Cascadia Mono" w:cs="Cascadia Mono"/>
+          <w:color w:val="0000FF"/>
+          <w:kern w:val="0"/>
+          <w:sz w:val="19"/>
+          <w:szCs w:val="19"/>
+          <w:highlight w:val="white"/>
+        </w:rPr>
+        <w:t>string</w:t>
+      </w:r>
+      <w:proofErr w:type="spellEnd"/>
+      <w:r>
+        <w:rPr>
+          <w:rFonts w:ascii="Cascadia Mono" w:hAnsi="Cascadia Mono" w:cs="Cascadia Mono"/>
+          <w:color w:val="000000"/>
+          <w:kern w:val="0"/>
+          <w:sz w:val="19"/>
+          <w:szCs w:val="19"/>
+          <w:highlight w:val="white"/>
+        </w:rPr>
+        <w:t xml:space="preserve"> </w:t>
+      </w:r>
+      <w:proofErr w:type="spellStart"/>
+      <w:r>
+        <w:rPr>
+          <w:rFonts w:ascii="Cascadia Mono" w:hAnsi="Cascadia Mono" w:cs="Cascadia Mono"/>
+          <w:color w:val="000000"/>
+          <w:kern w:val="0"/>
+          <w:sz w:val="19"/>
+          <w:szCs w:val="19"/>
+          <w:highlight w:val="white"/>
+        </w:rPr>
+        <w:t>regiao_selecionada</w:t>
+      </w:r>
+      <w:proofErr w:type="spellEnd"/>
+      <w:r>
+        <w:rPr>
+          <w:rFonts w:ascii="Cascadia Mono" w:hAnsi="Cascadia Mono" w:cs="Cascadia Mono"/>
+          <w:color w:val="000000"/>
+          <w:kern w:val="0"/>
+          <w:sz w:val="19"/>
+          <w:szCs w:val="19"/>
+          <w:highlight w:val="white"/>
+        </w:rPr>
+        <w:t xml:space="preserve">; </w:t>
+      </w:r>
+      <w:r>
+        <w:rPr>
+          <w:rFonts w:ascii="Cascadia Mono" w:hAnsi="Cascadia Mono" w:cs="Cascadia Mono"/>
+          <w:color w:val="008000"/>
+          <w:kern w:val="0"/>
+          <w:sz w:val="19"/>
+          <w:szCs w:val="19"/>
+          <w:highlight w:val="white"/>
+        </w:rPr>
+        <w:t xml:space="preserve">// </w:t>
+      </w:r>
+      <w:proofErr w:type="gramStart"/>
+      <w:r>
+        <w:rPr>
+          <w:rFonts w:ascii="Cascadia Mono" w:hAnsi="Cascadia Mono" w:cs="Cascadia Mono"/>
+          <w:color w:val="008000"/>
+          <w:kern w:val="0"/>
+          <w:sz w:val="19"/>
+          <w:szCs w:val="19"/>
+          <w:highlight w:val="white"/>
+        </w:rPr>
+        <w:t>Declarando</w:t>
+      </w:r>
+      <w:proofErr w:type="gramEnd"/>
+      <w:r>
+        <w:rPr>
+          <w:rFonts w:ascii="Cascadia Mono" w:hAnsi="Cascadia Mono" w:cs="Cascadia Mono"/>
+          <w:color w:val="008000"/>
+          <w:kern w:val="0"/>
+          <w:sz w:val="19"/>
+          <w:szCs w:val="19"/>
+          <w:highlight w:val="white"/>
+        </w:rPr>
+        <w:t xml:space="preserve"> uma </w:t>
+      </w:r>
+      <w:proofErr w:type="spellStart"/>
+      <w:r>
+        <w:rPr>
+          <w:rFonts w:ascii="Cascadia Mono" w:hAnsi="Cascadia Mono" w:cs="Cascadia Mono"/>
+          <w:color w:val="008000"/>
+          <w:kern w:val="0"/>
+          <w:sz w:val="19"/>
+          <w:szCs w:val="19"/>
+          <w:highlight w:val="white"/>
+        </w:rPr>
+        <w:t>variavel</w:t>
+      </w:r>
+      <w:proofErr w:type="spellEnd"/>
+      <w:r>
+        <w:rPr>
+          <w:rFonts w:ascii="Cascadia Mono" w:hAnsi="Cascadia Mono" w:cs="Cascadia Mono"/>
+          <w:color w:val="008000"/>
+          <w:kern w:val="0"/>
+          <w:sz w:val="19"/>
+          <w:szCs w:val="19"/>
+          <w:highlight w:val="white"/>
+        </w:rPr>
+        <w:t xml:space="preserve"> para receber a região selecionada</w:t>
+      </w:r>
+    </w:p>
+    <w:p>
+      <w:pPr>
+        <w:pStyle w:val="PargrafodaLista"/>
+        <w:numPr>
+          <w:ilvl w:val="0"/>
+          <w:numId w:val="13"/>
+        </w:numPr>
+        <w:ind w:left="284" w:firstLine="0"/>
+        <w:jc w:val="both"/>
+        <w:rPr>
+          <w:rFonts w:cs="Cascadia Mono"/>
+          <w:color w:val="000000"/>
+          <w:kern w:val="0"/>
+        </w:rPr>
+      </w:pPr>
+      <w:r>
+        <w:rPr>
+          <w:rFonts w:cs="Cascadia Mono"/>
+          <w:color w:val="000000"/>
+          <w:kern w:val="0"/>
+        </w:rPr>
+        <w:t xml:space="preserve">Configurar para enviar o </w:t>
+      </w:r>
+      <w:commentRangeStart w:id="14"/>
+      <w:proofErr w:type="spellStart"/>
+      <w:r>
+        <w:rPr>
+          <w:rFonts w:cs="Cascadia Mono"/>
+          <w:color w:val="000000"/>
+          <w:kern w:val="0"/>
+        </w:rPr>
+        <w:t>text</w:t>
+      </w:r>
+      <w:proofErr w:type="spellEnd"/>
+      <w:r>
+        <w:rPr>
+          <w:rFonts w:cs="Cascadia Mono"/>
+          <w:color w:val="000000"/>
+          <w:kern w:val="0"/>
+        </w:rPr>
+        <w:t xml:space="preserve"> da região para a variável </w:t>
+      </w:r>
+      <w:commentRangeEnd w:id="14"/>
+      <w:r>
+        <w:rPr>
+          <w:rStyle w:val="Refdecomentrio"/>
+        </w:rPr>
+        <w:commentReference w:id="14"/>
+      </w:r>
+      <w:r>
+        <w:rPr>
+          <w:rFonts w:cs="Cascadia Mono"/>
+          <w:color w:val="000000"/>
+          <w:kern w:val="0"/>
+        </w:rPr>
+        <w:t xml:space="preserve">configurando em todos os botões para enviar o </w:t>
+      </w:r>
+      <w:proofErr w:type="spellStart"/>
+      <w:r>
+        <w:rPr>
+          <w:rFonts w:cs="Cascadia Mono"/>
+          <w:color w:val="000000"/>
+          <w:kern w:val="0"/>
+        </w:rPr>
+        <w:t>txt</w:t>
+      </w:r>
+      <w:proofErr w:type="spellEnd"/>
+      <w:r>
+        <w:rPr>
+          <w:rFonts w:cs="Cascadia Mono"/>
+          <w:color w:val="000000"/>
+          <w:kern w:val="0"/>
+        </w:rPr>
+        <w:t xml:space="preserve"> para variável</w:t>
+      </w:r>
+    </w:p>
+    <w:p>
+      <w:pPr>
+        <w:pStyle w:val="PargrafodaLista"/>
+        <w:numPr>
+          <w:ilvl w:val="0"/>
+          <w:numId w:val="13"/>
+        </w:numPr>
+        <w:ind w:left="284" w:firstLine="0"/>
+        <w:jc w:val="both"/>
+        <w:rPr>
+          <w:rFonts w:cs="Cascadia Mono"/>
+          <w:color w:val="000000"/>
+          <w:kern w:val="0"/>
+        </w:rPr>
+      </w:pPr>
+      <w:r>
+        <w:rPr>
+          <w:rFonts w:cs="Cascadia Mono"/>
+          <w:color w:val="000000"/>
+          <w:kern w:val="0"/>
+        </w:rPr>
+        <w:t xml:space="preserve">Configurar </w:t>
+      </w:r>
+      <w:proofErr w:type="gramStart"/>
+      <w:r>
+        <w:rPr>
+          <w:rFonts w:cs="Cascadia Mono"/>
+          <w:color w:val="000000"/>
+          <w:kern w:val="0"/>
+        </w:rPr>
+        <w:t>as caixa</w:t>
+      </w:r>
+      <w:proofErr w:type="gramEnd"/>
+      <w:r>
+        <w:rPr>
+          <w:rFonts w:cs="Cascadia Mono"/>
+          <w:color w:val="000000"/>
+          <w:kern w:val="0"/>
+        </w:rPr>
+        <w:t xml:space="preserve"> de mensagens </w:t>
+      </w:r>
+    </w:p>
+    <w:p>
+      <w:pPr>
+        <w:pStyle w:val="PargrafodaLista"/>
+        <w:numPr>
+          <w:ilvl w:val="0"/>
+          <w:numId w:val="13"/>
+        </w:numPr>
+        <w:ind w:left="284" w:firstLine="0"/>
+        <w:jc w:val="both"/>
+        <w:rPr>
+          <w:rFonts w:cs="Cascadia Mono"/>
+          <w:color w:val="000000"/>
+          <w:kern w:val="0"/>
+        </w:rPr>
+      </w:pPr>
+      <w:r>
+        <w:rPr>
+          <w:rFonts w:cs="Cascadia Mono"/>
+          <w:color w:val="000000"/>
+          <w:kern w:val="0"/>
+        </w:rPr>
+        <w:t xml:space="preserve">Configurar </w:t>
+      </w:r>
+      <w:commentRangeStart w:id="15"/>
+      <w:r>
+        <w:rPr>
+          <w:rFonts w:cs="Cascadia Mono"/>
+          <w:color w:val="000000"/>
+          <w:kern w:val="0"/>
+        </w:rPr>
+        <w:t>botão de fechar</w:t>
+      </w:r>
+      <w:commentRangeEnd w:id="15"/>
+      <w:r>
+        <w:rPr>
+          <w:rStyle w:val="Refdecomentrio"/>
+        </w:rPr>
+        <w:commentReference w:id="15"/>
+      </w:r>
+      <w:r>
+        <w:rPr>
+          <w:rFonts w:cs="Cascadia Mono"/>
+          <w:color w:val="000000"/>
+          <w:kern w:val="0"/>
+        </w:rPr>
+        <w:t xml:space="preserve">. 1. Cria a mensagem box </w:t>
+      </w:r>
+    </w:p>
+    <w:p>
+      <w:pPr>
+        <w:pStyle w:val="PargrafodaLista"/>
+        <w:numPr>
+          <w:ilvl w:val="0"/>
+          <w:numId w:val="13"/>
+        </w:numPr>
+        <w:ind w:left="284" w:firstLine="0"/>
+        <w:jc w:val="both"/>
+        <w:rPr>
+          <w:rFonts w:cs="Cascadia Mono"/>
+          <w:color w:val="000000"/>
+          <w:kern w:val="0"/>
+        </w:rPr>
+      </w:pPr>
+      <w:r>
+        <w:rPr>
+          <w:rFonts w:cs="Cascadia Mono"/>
+          <w:color w:val="000000"/>
+          <w:kern w:val="0"/>
+        </w:rPr>
+        <w:t>Configurar obrigatoriedade de inserir o celular</w:t>
+      </w:r>
+      <w:bookmarkStart w:id="16" w:name="_GoBack"/>
+      <w:bookmarkEnd w:id="16"/>
+    </w:p>
+    <w:p>
+      <w:pPr>
+        <w:ind w:left="284"/>
+        <w:jc w:val="both"/>
+        <w:rPr>
+          <w:rFonts w:cs="Cascadia Mono"/>
+          <w:color w:val="000000"/>
+          <w:kern w:val="0"/>
+        </w:rPr>
+      </w:pPr>
+    </w:p>
+    <w:p>
+      <w:pPr>
+        <w:ind w:left="284"/>
+        <w:jc w:val="both"/>
       </w:pPr>
     </w:p>
     <w:p>
@@ -1097,6 +1942,9 @@
       </w:pPr>
       <w:r>
         <w:t>Botões</w:t>
+      </w:r>
+      <w:r>
+        <w:t xml:space="preserve"> </w:t>
       </w:r>
     </w:p>
     <w:p>
@@ -1153,9 +2001,13 @@
         </w:numPr>
       </w:pPr>
       <w:r>
-        <w:lastRenderedPageBreak/>
-        <w:t>Chame a propriedade: Text</w:t>
-      </w:r>
+        <w:t xml:space="preserve">Chame a propriedade: </w:t>
+      </w:r>
+      <w:proofErr w:type="spellStart"/>
+      <w:r>
+        <w:t>Text</w:t>
+      </w:r>
+      <w:proofErr w:type="spellEnd"/>
     </w:p>
     <w:p>
       <w:pPr>
@@ -1222,8 +2074,13 @@
         </w:numPr>
       </w:pPr>
       <w:r>
-        <w:t>Chame a propriedade: BackgroundImage</w:t>
-      </w:r>
+        <w:t xml:space="preserve">Chame a propriedade: </w:t>
+      </w:r>
+      <w:proofErr w:type="spellStart"/>
+      <w:r>
+        <w:t>BackgroundImage</w:t>
+      </w:r>
+      <w:proofErr w:type="spellEnd"/>
     </w:p>
     <w:p>
       <w:pPr>
@@ -1233,7 +2090,15 @@
         </w:numPr>
       </w:pPr>
       <w:r>
-        <w:t>Atribua o valor: Btn_Recarga01.BackgroundImage = Image.FromFile("caminho\imagem.png");</w:t>
+        <w:t xml:space="preserve">Atribua o valor: Btn_Recarga01.BackgroundImage = </w:t>
+      </w:r>
+      <w:proofErr w:type="spellStart"/>
+      <w:r>
+        <w:t>Image.FromFile</w:t>
+      </w:r>
+      <w:proofErr w:type="spellEnd"/>
+      <w:r>
+        <w:t>("caminho\imagem.png");</w:t>
       </w:r>
     </w:p>
     <w:p>
@@ -1246,11 +2111,33 @@
           <w:lang w:val="en-US"/>
         </w:rPr>
       </w:pPr>
+      <w:proofErr w:type="spellStart"/>
       <w:r>
         <w:rPr>
           <w:lang w:val="en-US"/>
         </w:rPr>
-        <w:t>Ajuste layout: Btn_Recarga01.BackgroundImageLayout = ImageLayout.Stretch;</w:t>
+        <w:t>Ajuste</w:t>
+      </w:r>
+      <w:proofErr w:type="spellEnd"/>
+      <w:r>
+        <w:rPr>
+          <w:lang w:val="en-US"/>
+        </w:rPr>
+        <w:t xml:space="preserve"> layout: Btn_Recarga01.BackgroundImageLayout = </w:t>
+      </w:r>
+      <w:proofErr w:type="spellStart"/>
+      <w:r>
+        <w:rPr>
+          <w:lang w:val="en-US"/>
+        </w:rPr>
+        <w:t>ImageLayout.Stretch</w:t>
+      </w:r>
+      <w:proofErr w:type="spellEnd"/>
+      <w:r>
+        <w:rPr>
+          <w:lang w:val="en-US"/>
+        </w:rPr>
+        <w:t>;</w:t>
       </w:r>
     </w:p>
     <w:p>
@@ -1307,8 +2194,13 @@
         </w:numPr>
       </w:pPr>
       <w:r>
-        <w:t>Chame a propriedade: Image</w:t>
-      </w:r>
+        <w:t xml:space="preserve">Chame a propriedade: </w:t>
+      </w:r>
+      <w:proofErr w:type="spellStart"/>
+      <w:r>
+        <w:t>Image</w:t>
+      </w:r>
+      <w:proofErr w:type="spellEnd"/>
     </w:p>
     <w:p>
       <w:pPr>
@@ -1318,7 +2210,15 @@
         </w:numPr>
       </w:pPr>
       <w:r>
-        <w:t>Atribua o valor: Btn_Recarga01.Image = Image.FromFile("caminho\icone.png");</w:t>
+        <w:t xml:space="preserve">Atribua o valor: Btn_Recarga01.Image = </w:t>
+      </w:r>
+      <w:proofErr w:type="spellStart"/>
+      <w:r>
+        <w:t>Image.FromFile</w:t>
+      </w:r>
+      <w:proofErr w:type="spellEnd"/>
+      <w:r>
+        <w:t>("caminho\icone.png");</w:t>
       </w:r>
     </w:p>
     <w:p>
@@ -1329,7 +2229,15 @@
         </w:numPr>
       </w:pPr>
       <w:r>
-        <w:t>Ajuste alinhamento: Btn_Recarga01.ImageAlign = ContentAlignment.MiddleLeft;</w:t>
+        <w:t xml:space="preserve">Ajuste alinhamento: Btn_Recarga01.ImageAlign = </w:t>
+      </w:r>
+      <w:proofErr w:type="spellStart"/>
+      <w:r>
+        <w:t>ContentAlignment.MiddleLeft</w:t>
+      </w:r>
+      <w:proofErr w:type="spellEnd"/>
+      <w:r>
+        <w:t>;</w:t>
       </w:r>
     </w:p>
     <w:p>
@@ -1375,7 +2283,18 @@
         </w:numPr>
       </w:pPr>
       <w:r>
-        <w:t>Para esconder: this.Hide();</w:t>
+        <w:lastRenderedPageBreak/>
+        <w:t xml:space="preserve">Para esconder: </w:t>
+      </w:r>
+      <w:proofErr w:type="spellStart"/>
+      <w:proofErr w:type="gramStart"/>
+      <w:r>
+        <w:t>this.Hide</w:t>
+      </w:r>
+      <w:proofErr w:type="spellEnd"/>
+      <w:proofErr w:type="gramEnd"/>
+      <w:r>
+        <w:t>();</w:t>
       </w:r>
     </w:p>
     <w:p>
@@ -1386,7 +2305,17 @@
         </w:numPr>
       </w:pPr>
       <w:r>
-        <w:t>Para mostrar novamente: this.Show();</w:t>
+        <w:t xml:space="preserve">Para mostrar novamente: </w:t>
+      </w:r>
+      <w:proofErr w:type="spellStart"/>
+      <w:proofErr w:type="gramStart"/>
+      <w:r>
+        <w:t>this.Show</w:t>
+      </w:r>
+      <w:proofErr w:type="spellEnd"/>
+      <w:proofErr w:type="gramEnd"/>
+      <w:r>
+        <w:t>();</w:t>
       </w:r>
     </w:p>
     <w:p>
@@ -1397,7 +2326,17 @@
         </w:numPr>
       </w:pPr>
       <w:r>
-        <w:t>Para fechar: this.Close();</w:t>
+        <w:t xml:space="preserve">Para fechar: </w:t>
+      </w:r>
+      <w:proofErr w:type="spellStart"/>
+      <w:proofErr w:type="gramStart"/>
+      <w:r>
+        <w:t>this.Close</w:t>
+      </w:r>
+      <w:proofErr w:type="spellEnd"/>
+      <w:proofErr w:type="gramEnd"/>
+      <w:r>
+        <w:t>();</w:t>
       </w:r>
     </w:p>
     <w:p>
@@ -1422,12 +2361,21 @@
           <w:bCs/>
         </w:rPr>
       </w:pPr>
+      <w:proofErr w:type="spellStart"/>
       <w:r>
         <w:rPr>
           <w:b/>
           <w:bCs/>
         </w:rPr>
-        <w:t>Resetar formulário</w:t>
+        <w:t>Resetar</w:t>
+      </w:r>
+      <w:proofErr w:type="spellEnd"/>
+      <w:r>
+        <w:rPr>
+          <w:b/>
+          <w:bCs/>
+        </w:rPr>
+        <w:t xml:space="preserve"> formulário</w:t>
       </w:r>
     </w:p>
     <w:p>
@@ -1443,7 +2391,20 @@
         </w:numPr>
       </w:pPr>
       <w:r>
-        <w:t>Crie método ResetForm()</w:t>
+        <w:t xml:space="preserve">Crie método </w:t>
+      </w:r>
+      <w:proofErr w:type="spellStart"/>
+      <w:proofErr w:type="gramStart"/>
+      <w:r>
+        <w:t>ResetForm</w:t>
+      </w:r>
+      <w:proofErr w:type="spellEnd"/>
+      <w:r>
+        <w:t>(</w:t>
+      </w:r>
+      <w:proofErr w:type="gramEnd"/>
+      <w:r>
+        <w:t>)</w:t>
       </w:r>
     </w:p>
     <w:p>
@@ -1454,8 +2415,15 @@
         </w:numPr>
       </w:pPr>
       <w:r>
-        <w:t>Percorra this.Controls</w:t>
-      </w:r>
+        <w:t xml:space="preserve">Percorra </w:t>
+      </w:r>
+      <w:proofErr w:type="spellStart"/>
+      <w:proofErr w:type="gramStart"/>
+      <w:r>
+        <w:t>this.Controls</w:t>
+      </w:r>
+      <w:proofErr w:type="spellEnd"/>
+      <w:proofErr w:type="gramEnd"/>
     </w:p>
     <w:p>
       <w:pPr>
@@ -1465,9 +2433,483 @@
         </w:numPr>
       </w:pPr>
       <w:r>
-        <w:t>Limpe cada tipo: TextBox.Text = "", CheckBox.Checked = false, ComboBox.SelectedIndex = -1</w:t>
-      </w:r>
-    </w:p>
+        <w:t xml:space="preserve">Limpe cada tipo: </w:t>
+      </w:r>
+      <w:proofErr w:type="spellStart"/>
+      <w:r>
+        <w:t>TextBox.Text</w:t>
+      </w:r>
+      <w:proofErr w:type="spellEnd"/>
+      <w:r>
+        <w:t xml:space="preserve"> = "", </w:t>
+      </w:r>
+      <w:proofErr w:type="spellStart"/>
+      <w:r>
+        <w:t>CheckBox.Checked</w:t>
+      </w:r>
+      <w:proofErr w:type="spellEnd"/>
+      <w:r>
+        <w:t xml:space="preserve"> = false, </w:t>
+      </w:r>
+      <w:proofErr w:type="spellStart"/>
+      <w:r>
+        <w:t>ComboBox.SelectedIndex</w:t>
+      </w:r>
+      <w:proofErr w:type="spellEnd"/>
+      <w:r>
+        <w:t xml:space="preserve"> = -1</w:t>
+      </w:r>
+    </w:p>
+    <w:p>
+      <w:pPr>
+        <w:pStyle w:val="ateno"/>
+      </w:pPr>
+      <w:r>
+        <w:t xml:space="preserve">     Mais informações </w:t>
+      </w:r>
+    </w:p>
+    <w:p/>
+    <w:p/>
+    <w:p>
+      <w:pPr>
+        <w:pStyle w:val="Ttulo3"/>
+      </w:pPr>
+      <w:r>
+        <w:t xml:space="preserve">1. Métodos de Verificação e Classificação (Retornam </w:t>
+      </w:r>
+      <w:proofErr w:type="spellStart"/>
+      <w:r>
+        <w:rPr>
+          <w:rStyle w:val="CdigoHTML"/>
+          <w:rFonts w:eastAsiaTheme="majorEastAsia"/>
+        </w:rPr>
+        <w:t>true</w:t>
+      </w:r>
+      <w:proofErr w:type="spellEnd"/>
+      <w:r>
+        <w:t xml:space="preserve"> ou </w:t>
+      </w:r>
+      <w:r>
+        <w:rPr>
+          <w:rStyle w:val="CdigoHTML"/>
+          <w:rFonts w:eastAsiaTheme="majorEastAsia"/>
+        </w:rPr>
+        <w:t>false</w:t>
+      </w:r>
+      <w:r>
+        <w:t>)</w:t>
+      </w:r>
+    </w:p>
+    <w:p>
+      <w:pPr>
+        <w:pStyle w:val="NormalWeb"/>
+      </w:pPr>
+      <w:r>
+        <w:t>Estes métodos analisam um caractere e dizem a qual categoria ele pertence:</w:t>
+      </w:r>
+    </w:p>
+    <w:p>
+      <w:pPr>
+        <w:pStyle w:val="NormalWeb"/>
+        <w:numPr>
+          <w:ilvl w:val="0"/>
+          <w:numId w:val="21"/>
+        </w:numPr>
+      </w:pPr>
+      <w:proofErr w:type="spellStart"/>
+      <w:proofErr w:type="gramStart"/>
+      <w:r>
+        <w:rPr>
+          <w:rStyle w:val="CdigoHTML"/>
+          <w:rFonts w:eastAsiaTheme="majorEastAsia"/>
+          <w:b/>
+          <w:bCs/>
+        </w:rPr>
+        <w:t>char.IsLetter</w:t>
+      </w:r>
+      <w:proofErr w:type="spellEnd"/>
+      <w:proofErr w:type="gramEnd"/>
+      <w:r>
+        <w:rPr>
+          <w:rStyle w:val="CdigoHTML"/>
+          <w:rFonts w:eastAsiaTheme="majorEastAsia"/>
+          <w:b/>
+          <w:bCs/>
+        </w:rPr>
+        <w:t>(c)</w:t>
+      </w:r>
+      <w:r>
+        <w:t>: Verifica se o caractere é uma letra (incluindo letras acentuadas e cedilha).</w:t>
+      </w:r>
+    </w:p>
+    <w:p>
+      <w:pPr>
+        <w:pStyle w:val="NormalWeb"/>
+        <w:numPr>
+          <w:ilvl w:val="0"/>
+          <w:numId w:val="21"/>
+        </w:numPr>
+      </w:pPr>
+      <w:proofErr w:type="spellStart"/>
+      <w:proofErr w:type="gramStart"/>
+      <w:r>
+        <w:rPr>
+          <w:rStyle w:val="CdigoHTML"/>
+          <w:rFonts w:eastAsiaTheme="majorEastAsia"/>
+          <w:b/>
+          <w:bCs/>
+        </w:rPr>
+        <w:t>char.IsDigit</w:t>
+      </w:r>
+      <w:proofErr w:type="spellEnd"/>
+      <w:proofErr w:type="gramEnd"/>
+      <w:r>
+        <w:rPr>
+          <w:rStyle w:val="CdigoHTML"/>
+          <w:rFonts w:eastAsiaTheme="majorEastAsia"/>
+          <w:b/>
+          <w:bCs/>
+        </w:rPr>
+        <w:t>(c)</w:t>
+      </w:r>
+      <w:r>
+        <w:t>: Verifica se o caractere é um número de 0 a 9.</w:t>
+      </w:r>
+    </w:p>
+    <w:p>
+      <w:pPr>
+        <w:pStyle w:val="NormalWeb"/>
+        <w:numPr>
+          <w:ilvl w:val="0"/>
+          <w:numId w:val="21"/>
+        </w:numPr>
+      </w:pPr>
+      <w:proofErr w:type="spellStart"/>
+      <w:proofErr w:type="gramStart"/>
+      <w:r>
+        <w:rPr>
+          <w:rStyle w:val="CdigoHTML"/>
+          <w:rFonts w:eastAsiaTheme="majorEastAsia"/>
+          <w:b/>
+          <w:bCs/>
+        </w:rPr>
+        <w:t>char.IsLetterOrDigit</w:t>
+      </w:r>
+      <w:proofErr w:type="spellEnd"/>
+      <w:proofErr w:type="gramEnd"/>
+      <w:r>
+        <w:rPr>
+          <w:rStyle w:val="CdigoHTML"/>
+          <w:rFonts w:eastAsiaTheme="majorEastAsia"/>
+          <w:b/>
+          <w:bCs/>
+        </w:rPr>
+        <w:t>(c)</w:t>
+      </w:r>
+      <w:r>
+        <w:t xml:space="preserve">: Verifica se é uma letra </w:t>
+      </w:r>
+      <w:r>
+        <w:rPr>
+          <w:b/>
+          <w:bCs/>
+        </w:rPr>
+        <w:t>ou</w:t>
+      </w:r>
+      <w:r>
+        <w:t xml:space="preserve"> um número (muito útil para validações de </w:t>
+      </w:r>
+      <w:proofErr w:type="spellStart"/>
+      <w:r>
+        <w:t>logins</w:t>
+      </w:r>
+      <w:proofErr w:type="spellEnd"/>
+      <w:r>
+        <w:t xml:space="preserve"> ou códigos alfanuméricos).</w:t>
+      </w:r>
+    </w:p>
+    <w:p>
+      <w:pPr>
+        <w:pStyle w:val="NormalWeb"/>
+        <w:numPr>
+          <w:ilvl w:val="0"/>
+          <w:numId w:val="21"/>
+        </w:numPr>
+      </w:pPr>
+      <w:proofErr w:type="spellStart"/>
+      <w:proofErr w:type="gramStart"/>
+      <w:r>
+        <w:rPr>
+          <w:rStyle w:val="CdigoHTML"/>
+          <w:rFonts w:eastAsiaTheme="majorEastAsia"/>
+          <w:b/>
+          <w:bCs/>
+        </w:rPr>
+        <w:t>char.IsWhiteSpace</w:t>
+      </w:r>
+      <w:proofErr w:type="spellEnd"/>
+      <w:proofErr w:type="gramEnd"/>
+      <w:r>
+        <w:rPr>
+          <w:rStyle w:val="CdigoHTML"/>
+          <w:rFonts w:eastAsiaTheme="majorEastAsia"/>
+          <w:b/>
+          <w:bCs/>
+        </w:rPr>
+        <w:t>(c)</w:t>
+      </w:r>
+      <w:r>
+        <w:t>: Verifica se o caractere é um espaço em branco, tabulação (</w:t>
+      </w:r>
+      <w:r>
+        <w:rPr>
+          <w:rStyle w:val="CdigoHTML"/>
+          <w:rFonts w:eastAsiaTheme="majorEastAsia"/>
+        </w:rPr>
+        <w:t>\t</w:t>
+      </w:r>
+      <w:r>
+        <w:t>) ou quebra de linha.</w:t>
+      </w:r>
+    </w:p>
+    <w:p>
+      <w:pPr>
+        <w:pStyle w:val="NormalWeb"/>
+        <w:numPr>
+          <w:ilvl w:val="0"/>
+          <w:numId w:val="21"/>
+        </w:numPr>
+      </w:pPr>
+      <w:proofErr w:type="spellStart"/>
+      <w:proofErr w:type="gramStart"/>
+      <w:r>
+        <w:rPr>
+          <w:rStyle w:val="CdigoHTML"/>
+          <w:rFonts w:eastAsiaTheme="majorEastAsia"/>
+          <w:b/>
+          <w:bCs/>
+        </w:rPr>
+        <w:t>char.IsUpper</w:t>
+      </w:r>
+      <w:proofErr w:type="spellEnd"/>
+      <w:proofErr w:type="gramEnd"/>
+      <w:r>
+        <w:rPr>
+          <w:rStyle w:val="CdigoHTML"/>
+          <w:rFonts w:eastAsiaTheme="majorEastAsia"/>
+          <w:b/>
+          <w:bCs/>
+        </w:rPr>
+        <w:t>(c)</w:t>
+      </w:r>
+      <w:r>
+        <w:t xml:space="preserve">: Verifica se a letra está em </w:t>
+      </w:r>
+      <w:r>
+        <w:rPr>
+          <w:b/>
+          <w:bCs/>
+        </w:rPr>
+        <w:t>maiúscula</w:t>
+      </w:r>
+      <w:r>
+        <w:t xml:space="preserve"> (caixa alta).</w:t>
+      </w:r>
+    </w:p>
+    <w:p>
+      <w:pPr>
+        <w:pStyle w:val="NormalWeb"/>
+        <w:numPr>
+          <w:ilvl w:val="0"/>
+          <w:numId w:val="21"/>
+        </w:numPr>
+      </w:pPr>
+      <w:proofErr w:type="spellStart"/>
+      <w:proofErr w:type="gramStart"/>
+      <w:r>
+        <w:rPr>
+          <w:rStyle w:val="CdigoHTML"/>
+          <w:rFonts w:eastAsiaTheme="majorEastAsia"/>
+          <w:b/>
+          <w:bCs/>
+        </w:rPr>
+        <w:t>char.IsLower</w:t>
+      </w:r>
+      <w:proofErr w:type="spellEnd"/>
+      <w:proofErr w:type="gramEnd"/>
+      <w:r>
+        <w:rPr>
+          <w:rStyle w:val="CdigoHTML"/>
+          <w:rFonts w:eastAsiaTheme="majorEastAsia"/>
+          <w:b/>
+          <w:bCs/>
+        </w:rPr>
+        <w:t>(c)</w:t>
+      </w:r>
+      <w:r>
+        <w:t xml:space="preserve">: Verifica se a letra está em </w:t>
+      </w:r>
+      <w:r>
+        <w:rPr>
+          <w:b/>
+          <w:bCs/>
+        </w:rPr>
+        <w:t>minúscula</w:t>
+      </w:r>
+      <w:r>
+        <w:t xml:space="preserve"> (caixa baixa).</w:t>
+      </w:r>
+    </w:p>
+    <w:p>
+      <w:pPr>
+        <w:pStyle w:val="NormalWeb"/>
+        <w:numPr>
+          <w:ilvl w:val="0"/>
+          <w:numId w:val="21"/>
+        </w:numPr>
+      </w:pPr>
+      <w:proofErr w:type="spellStart"/>
+      <w:proofErr w:type="gramStart"/>
+      <w:r>
+        <w:rPr>
+          <w:rStyle w:val="CdigoHTML"/>
+          <w:rFonts w:eastAsiaTheme="majorEastAsia"/>
+          <w:b/>
+          <w:bCs/>
+        </w:rPr>
+        <w:t>char.IsPunctuation</w:t>
+      </w:r>
+      <w:proofErr w:type="spellEnd"/>
+      <w:proofErr w:type="gramEnd"/>
+      <w:r>
+        <w:rPr>
+          <w:rStyle w:val="CdigoHTML"/>
+          <w:rFonts w:eastAsiaTheme="majorEastAsia"/>
+          <w:b/>
+          <w:bCs/>
+        </w:rPr>
+        <w:t>(c)</w:t>
+      </w:r>
+      <w:r>
+        <w:t xml:space="preserve">: Verifica se o caractere é um sinal de pontuação (como ponto </w:t>
+      </w:r>
+      <w:r>
+        <w:rPr>
+          <w:rStyle w:val="CdigoHTML"/>
+          <w:rFonts w:eastAsiaTheme="majorEastAsia"/>
+        </w:rPr>
+        <w:t>.</w:t>
+      </w:r>
+      <w:r>
+        <w:t xml:space="preserve">, vírgula </w:t>
+      </w:r>
+      <w:r>
+        <w:rPr>
+          <w:rStyle w:val="CdigoHTML"/>
+          <w:rFonts w:eastAsiaTheme="majorEastAsia"/>
+        </w:rPr>
+        <w:t>,</w:t>
+      </w:r>
+      <w:r>
+        <w:t xml:space="preserve">, interrogação </w:t>
+      </w:r>
+      <w:r>
+        <w:rPr>
+          <w:rStyle w:val="CdigoHTML"/>
+          <w:rFonts w:eastAsiaTheme="majorEastAsia"/>
+        </w:rPr>
+        <w:t>?</w:t>
+      </w:r>
+      <w:r>
+        <w:t xml:space="preserve">, exclamação </w:t>
+      </w:r>
+      <w:r>
+        <w:rPr>
+          <w:rStyle w:val="CdigoHTML"/>
+          <w:rFonts w:eastAsiaTheme="majorEastAsia"/>
+        </w:rPr>
+        <w:t>!</w:t>
+      </w:r>
+      <w:r>
+        <w:t>, etc.).</w:t>
+      </w:r>
+    </w:p>
+    <w:p>
+      <w:pPr>
+        <w:pStyle w:val="NormalWeb"/>
+        <w:numPr>
+          <w:ilvl w:val="0"/>
+          <w:numId w:val="21"/>
+        </w:numPr>
+      </w:pPr>
+      <w:proofErr w:type="spellStart"/>
+      <w:proofErr w:type="gramStart"/>
+      <w:r>
+        <w:rPr>
+          <w:rStyle w:val="CdigoHTML"/>
+          <w:rFonts w:eastAsiaTheme="majorEastAsia"/>
+          <w:b/>
+          <w:bCs/>
+        </w:rPr>
+        <w:t>char.IsSymbol</w:t>
+      </w:r>
+      <w:proofErr w:type="spellEnd"/>
+      <w:proofErr w:type="gramEnd"/>
+      <w:r>
+        <w:rPr>
+          <w:rStyle w:val="CdigoHTML"/>
+          <w:rFonts w:eastAsiaTheme="majorEastAsia"/>
+          <w:b/>
+          <w:bCs/>
+        </w:rPr>
+        <w:t>(c)</w:t>
+      </w:r>
+      <w:r>
+        <w:t xml:space="preserve">: Verifica se é um símbolo matemático ou monetário (como </w:t>
+      </w:r>
+      <w:r>
+        <w:rPr>
+          <w:rStyle w:val="CdigoHTML"/>
+          <w:rFonts w:eastAsiaTheme="majorEastAsia"/>
+        </w:rPr>
+        <w:t>$</w:t>
+      </w:r>
+      <w:r>
+        <w:t xml:space="preserve">, </w:t>
+      </w:r>
+      <w:r>
+        <w:rPr>
+          <w:rStyle w:val="CdigoHTML"/>
+          <w:rFonts w:eastAsiaTheme="majorEastAsia"/>
+        </w:rPr>
+        <w:t>+</w:t>
+      </w:r>
+      <w:r>
+        <w:t xml:space="preserve">, </w:t>
+      </w:r>
+      <w:r>
+        <w:rPr>
+          <w:rStyle w:val="CdigoHTML"/>
+          <w:rFonts w:eastAsiaTheme="majorEastAsia"/>
+        </w:rPr>
+        <w:t>=</w:t>
+      </w:r>
+      <w:r>
+        <w:t xml:space="preserve">, </w:t>
+      </w:r>
+      <w:r>
+        <w:rPr>
+          <w:rStyle w:val="CdigoHTML"/>
+          <w:rFonts w:eastAsiaTheme="majorEastAsia"/>
+        </w:rPr>
+        <w:t>&lt;</w:t>
+      </w:r>
+      <w:r>
+        <w:t>, etc.).</w:t>
+      </w:r>
+    </w:p>
+    <w:p/>
+    <w:p/>
     <w:p/>
     <w:sectPr>
       <w:pgSz w:w="11906" w:h="16838"/>
@@ -1480,7 +2922,7 @@
 </file>
 
 <file path=word/comments.xml><?xml version="1.0" encoding="utf-8"?>
-<w:comments xmlns:wpc="http://schemas.microsoft.com/office/word/2010/wordprocessingCanvas" xmlns:cx="http://schemas.microsoft.com/office/drawing/2014/chartex" xmlns:cx1="http://schemas.microsoft.com/office/drawing/2015/9/8/chartex" xmlns:cx2="http://schemas.microsoft.com/office/drawing/2015/10/21/chartex" xmlns:cx3="http://schemas.microsoft.com/office/drawing/2016/5/9/chartex" xmlns:cx4="http://schemas.microsoft.com/office/drawing/2016/5/10/chartex" xmlns:cx5="http://schemas.microsoft.com/office/drawing/2016/5/11/chartex" xmlns:cx6="http://schemas.microsoft.com/office/drawing/2016/5/12/chartex" xmlns:cx7="http://schemas.microsoft.com/office/drawing/2016/5/13/chartex" xmlns:cx8="http://schemas.microsoft.com/office/drawing/2016/5/14/chartex" xmlns:mc="http://schemas.openxmlformats.org/markup-compatibility/2006" xmlns:aink="http://schemas.microsoft.com/office/drawing/2016/ink" xmlns:am3d="http://schemas.microsoft.com/office/drawing/2017/model3d" xmlns:o="urn:schemas-microsoft-com:office:office" xmlns:oel="http://schemas.microsoft.com/office/2019/extlst" xmlns:r="http://schemas.openxmlformats.org/officeDocument/2006/relationships" xmlns:m="http://schemas.openxmlformats.org/officeDocument/2006/math" xmlns:v="urn:schemas-microsoft-com:vml" xmlns:wp14="http://schemas.microsoft.com/office/word/2010/wordprocessingDrawing" xmlns:wp="http://schemas.openxmlformats.org/drawingml/2006/wordprocessingDrawing" xmlns:w10="urn:schemas-microsoft-com:office:word" xmlns:w="http://schemas.openxmlformats.org/wordprocessingml/2006/main" xmlns:w14="http://schemas.microsoft.com/office/word/2010/wordml" xmlns:w15="http://schemas.microsoft.com/office/word/2012/wordml" xmlns:w16cex="http://schemas.microsoft.com/office/word/2018/wordml/cex" xmlns:w16cid="http://schemas.microsoft.com/office/word/2016/wordml/cid" xmlns:w16="http://schemas.microsoft.com/office/word/2018/wordml" xmlns:w16du="http://schemas.microsoft.com/office/word/2023/wordml/word16du" xmlns:w16sdtdh="http://schemas.microsoft.com/office/word/2020/wordml/sdtdatahash" xmlns:w16sdtfl="http://schemas.microsoft.com/office/word/2024/wordml/sdtformatlock" xmlns:w16se="http://schemas.microsoft.com/office/word/2015/wordml/symex" xmlns:wpg="http://schemas.microsoft.com/office/word/2010/wordprocessingGroup" xmlns:wpi="http://schemas.microsoft.com/office/word/2010/wordprocessingInk" xmlns:wne="http://schemas.microsoft.com/office/word/2006/wordml" xmlns:wps="http://schemas.microsoft.com/office/word/2010/wordprocessingShape" mc:Ignorable="w14 w15 w16se w16cid w16 w16cex w16sdtdh w16sdtfl w16du wp14">
+<w:comments xmlns:wpc="http://schemas.microsoft.com/office/word/2010/wordprocessingCanvas" xmlns:cx="http://schemas.microsoft.com/office/drawing/2014/chartex" xmlns:cx1="http://schemas.microsoft.com/office/drawing/2015/9/8/chartex" xmlns:mc="http://schemas.openxmlformats.org/markup-compatibility/2006" xmlns:o="urn:schemas-microsoft-com:office:office" xmlns:r="http://schemas.openxmlformats.org/officeDocument/2006/relationships" xmlns:m="http://schemas.openxmlformats.org/officeDocument/2006/math" xmlns:v="urn:schemas-microsoft-com:vml" xmlns:wp14="http://schemas.microsoft.com/office/word/2010/wordprocessingDrawing" xmlns:wp="http://schemas.openxmlformats.org/drawingml/2006/wordprocessingDrawing" xmlns:w10="urn:schemas-microsoft-com:office:word" xmlns:w="http://schemas.openxmlformats.org/wordprocessingml/2006/main" xmlns:w14="http://schemas.microsoft.com/office/word/2010/wordml" xmlns:w15="http://schemas.microsoft.com/office/word/2012/wordml" xmlns:w16se="http://schemas.microsoft.com/office/word/2015/wordml/symex" xmlns:wpg="http://schemas.microsoft.com/office/word/2010/wordprocessingGroup" xmlns:wpi="http://schemas.microsoft.com/office/word/2010/wordprocessingInk" xmlns:wne="http://schemas.microsoft.com/office/word/2006/wordml" xmlns:wps="http://schemas.microsoft.com/office/word/2010/wordprocessingShape" mc:Ignorable="w14 w15 w16se wp14">
   <w:comment w:id="0" w:author="Aloma Barros" w:date="2026-09-11T12:43:00Z" w:initials="AB">
     <w:p>
       <w:pPr>
@@ -1501,7 +2943,7 @@
           <wp:inline distT="0" distB="0" distL="0" distR="0" wp14:anchorId="1E52B1C1" wp14:editId="113CB11E">
             <wp:extent cx="2572109" cy="571580"/>
             <wp:effectExtent l="0" t="0" r="0" b="0"/>
-            <wp:docPr id="643761899" name="Imagem 1" descr="Image"/>
+            <wp:docPr id="58" name="Imagem 1" descr="Image"/>
             <wp:cNvGraphicFramePr>
               <a:graphicFrameLocks xmlns:a="http://schemas.openxmlformats.org/drawingml/2006/main" noChangeAspect="1"/>
             </wp:cNvGraphicFramePr>
@@ -1561,7 +3003,7 @@
           <wp:inline distT="0" distB="0" distL="0" distR="0" wp14:anchorId="79582E16" wp14:editId="35E4E3D7">
             <wp:extent cx="2553056" cy="562053"/>
             <wp:effectExtent l="0" t="0" r="0" b="9525"/>
-            <wp:docPr id="1763186300" name="Imagem 2" descr="Image"/>
+            <wp:docPr id="59" name="Imagem 2" descr="Image"/>
             <wp:cNvGraphicFramePr>
               <a:graphicFrameLocks xmlns:a="http://schemas.openxmlformats.org/drawingml/2006/main" noChangeAspect="1"/>
             </wp:cNvGraphicFramePr>
@@ -1619,6 +3061,8 @@
         </w:rPr>
         <w:t xml:space="preserve"> </w:t>
       </w:r>
+      <w:proofErr w:type="spellStart"/>
+      <w:proofErr w:type="gramStart"/>
       <w:r>
         <w:rPr>
           <w:color w:val="0000FF"/>
@@ -1626,6 +3070,8 @@
         </w:rPr>
         <w:t>private</w:t>
       </w:r>
+      <w:proofErr w:type="spellEnd"/>
+      <w:proofErr w:type="gramEnd"/>
       <w:r>
         <w:rPr>
           <w:color w:val="000000"/>
@@ -1633,6 +3079,7 @@
         </w:rPr>
         <w:t xml:space="preserve"> </w:t>
       </w:r>
+      <w:proofErr w:type="spellStart"/>
       <w:r>
         <w:rPr>
           <w:color w:val="0000FF"/>
@@ -1640,6 +3087,7 @@
         </w:rPr>
         <w:t>void</w:t>
       </w:r>
+      <w:proofErr w:type="spellEnd"/>
       <w:r>
         <w:rPr>
           <w:color w:val="000000"/>
@@ -1647,6 +3095,7 @@
         </w:rPr>
         <w:t xml:space="preserve"> Form1_Load(</w:t>
       </w:r>
+      <w:proofErr w:type="spellStart"/>
       <w:r>
         <w:rPr>
           <w:color w:val="0000FF"/>
@@ -1654,13 +3103,31 @@
         </w:rPr>
         <w:t>object</w:t>
       </w:r>
-      <w:r>
-        <w:rPr>
-          <w:color w:val="000000"/>
-          <w:highlight w:val="white"/>
-        </w:rPr>
-        <w:t xml:space="preserve"> sender, </w:t>
-      </w:r>
+      <w:proofErr w:type="spellEnd"/>
+      <w:r>
+        <w:rPr>
+          <w:color w:val="000000"/>
+          <w:highlight w:val="white"/>
+        </w:rPr>
+        <w:t xml:space="preserve"> </w:t>
+      </w:r>
+      <w:proofErr w:type="spellStart"/>
+      <w:r>
+        <w:rPr>
+          <w:color w:val="000000"/>
+          <w:highlight w:val="white"/>
+        </w:rPr>
+        <w:t>sender</w:t>
+      </w:r>
+      <w:proofErr w:type="spellEnd"/>
+      <w:r>
+        <w:rPr>
+          <w:color w:val="000000"/>
+          <w:highlight w:val="white"/>
+        </w:rPr>
+        <w:t xml:space="preserve">, </w:t>
+      </w:r>
+      <w:proofErr w:type="spellStart"/>
       <w:r>
         <w:rPr>
           <w:color w:val="2B91AF"/>
@@ -1668,6 +3135,7 @@
         </w:rPr>
         <w:t>EventArgs</w:t>
       </w:r>
+      <w:proofErr w:type="spellEnd"/>
       <w:r>
         <w:rPr>
           <w:color w:val="000000"/>
@@ -1697,7 +3165,31 @@
           <w:color w:val="000000"/>
           <w:highlight w:val="white"/>
         </w:rPr>
-        <w:t xml:space="preserve">     BackgroundImage = Properties.</w:t>
+        <w:t xml:space="preserve">     </w:t>
+      </w:r>
+      <w:proofErr w:type="spellStart"/>
+      <w:r>
+        <w:rPr>
+          <w:color w:val="000000"/>
+          <w:highlight w:val="white"/>
+        </w:rPr>
+        <w:t>BackgroundImage</w:t>
+      </w:r>
+      <w:proofErr w:type="spellEnd"/>
+      <w:r>
+        <w:rPr>
+          <w:color w:val="000000"/>
+          <w:highlight w:val="white"/>
+        </w:rPr>
+        <w:t xml:space="preserve"> = </w:t>
+      </w:r>
+      <w:proofErr w:type="gramStart"/>
+      <w:r>
+        <w:rPr>
+          <w:color w:val="000000"/>
+          <w:highlight w:val="white"/>
+        </w:rPr>
+        <w:t>Properties.</w:t>
       </w:r>
       <w:r>
         <w:rPr>
@@ -1711,7 +3203,15 @@
           <w:color w:val="000000"/>
           <w:highlight w:val="white"/>
         </w:rPr>
-        <w:t>.tema01;</w:t>
+        <w:t>.tema</w:t>
+      </w:r>
+      <w:proofErr w:type="gramEnd"/>
+      <w:r>
+        <w:rPr>
+          <w:color w:val="000000"/>
+          <w:highlight w:val="white"/>
+        </w:rPr>
+        <w:t>01;</w:t>
       </w:r>
     </w:p>
     <w:p>
@@ -1723,8 +3223,25 @@
           <w:color w:val="000000"/>
           <w:highlight w:val="white"/>
         </w:rPr>
-        <w:t xml:space="preserve">     BackgroundImageLayout = </w:t>
-      </w:r>
+        <w:t xml:space="preserve">     </w:t>
+      </w:r>
+      <w:proofErr w:type="spellStart"/>
+      <w:r>
+        <w:rPr>
+          <w:color w:val="000000"/>
+          <w:highlight w:val="white"/>
+        </w:rPr>
+        <w:t>BackgroundImageLayout</w:t>
+      </w:r>
+      <w:proofErr w:type="spellEnd"/>
+      <w:r>
+        <w:rPr>
+          <w:color w:val="000000"/>
+          <w:highlight w:val="white"/>
+        </w:rPr>
+        <w:t xml:space="preserve"> = </w:t>
+      </w:r>
+      <w:proofErr w:type="spellStart"/>
       <w:r>
         <w:rPr>
           <w:color w:val="2B91AF"/>
@@ -1737,7 +3254,15 @@
           <w:color w:val="000000"/>
           <w:highlight w:val="white"/>
         </w:rPr>
-        <w:t>.Stretch;</w:t>
+        <w:t>.Stretch</w:t>
+      </w:r>
+      <w:proofErr w:type="spellEnd"/>
+      <w:r>
+        <w:rPr>
+          <w:color w:val="000000"/>
+          <w:highlight w:val="white"/>
+        </w:rPr>
+        <w:t>;</w:t>
       </w:r>
     </w:p>
   </w:comment>
@@ -1761,7 +3286,7 @@
           <wp:inline distT="0" distB="0" distL="0" distR="0" wp14:anchorId="4E54A48E" wp14:editId="4ECAB86A">
             <wp:extent cx="3115110" cy="266737"/>
             <wp:effectExtent l="0" t="0" r="9525" b="0"/>
-            <wp:docPr id="77073391" name="Imagem 3" descr="Image"/>
+            <wp:docPr id="60" name="Imagem 3" descr="Image"/>
             <wp:cNvGraphicFramePr>
               <a:graphicFrameLocks xmlns:a="http://schemas.openxmlformats.org/drawingml/2006/main" noChangeAspect="1"/>
             </wp:cNvGraphicFramePr>
@@ -1821,7 +3346,7 @@
           <wp:inline distT="0" distB="0" distL="0" distR="0" wp14:anchorId="000100F2" wp14:editId="0051B914">
             <wp:extent cx="3400900" cy="1162212"/>
             <wp:effectExtent l="0" t="0" r="9525" b="0"/>
-            <wp:docPr id="725663589" name="Imagem 4" descr="Image"/>
+            <wp:docPr id="61" name="Imagem 4" descr="Image"/>
             <wp:cNvGraphicFramePr>
               <a:graphicFrameLocks xmlns:a="http://schemas.openxmlformats.org/drawingml/2006/main" noChangeAspect="1"/>
             </wp:cNvGraphicFramePr>
@@ -1881,7 +3406,7 @@
           <wp:inline distT="0" distB="0" distL="0" distR="0" wp14:anchorId="133438BC" wp14:editId="74446F4A">
             <wp:extent cx="2934109" cy="266737"/>
             <wp:effectExtent l="0" t="0" r="0" b="0"/>
-            <wp:docPr id="376885154" name="Imagem 7" descr="Image"/>
+            <wp:docPr id="62" name="Imagem 62" descr="Image"/>
             <wp:cNvGraphicFramePr>
               <a:graphicFrameLocks xmlns:a="http://schemas.openxmlformats.org/drawingml/2006/main" noChangeAspect="1"/>
             </wp:cNvGraphicFramePr>
@@ -1941,7 +3466,7 @@
           <wp:inline distT="0" distB="0" distL="0" distR="0" wp14:anchorId="18B9DA6A" wp14:editId="2F9EBBF5">
             <wp:extent cx="2991267" cy="276264"/>
             <wp:effectExtent l="0" t="0" r="0" b="9525"/>
-            <wp:docPr id="166247051" name="Imagem 5" descr="Image"/>
+            <wp:docPr id="63" name="Imagem 5" descr="Image"/>
             <wp:cNvGraphicFramePr>
               <a:graphicFrameLocks xmlns:a="http://schemas.openxmlformats.org/drawingml/2006/main" noChangeAspect="1"/>
             </wp:cNvGraphicFramePr>
@@ -2001,7 +3526,7 @@
           <wp:inline distT="0" distB="0" distL="0" distR="0" wp14:anchorId="55DC8062" wp14:editId="3DFE3245">
             <wp:extent cx="2324424" cy="266737"/>
             <wp:effectExtent l="0" t="0" r="0" b="0"/>
-            <wp:docPr id="1939344656" name="Imagem 6" descr="Image"/>
+            <wp:docPr id="718960064" name="Imagem 6" descr="Image"/>
             <wp:cNvGraphicFramePr>
               <a:graphicFrameLocks xmlns:a="http://schemas.openxmlformats.org/drawingml/2006/main" noChangeAspect="1"/>
             </wp:cNvGraphicFramePr>
@@ -2061,7 +3586,7 @@
           <wp:inline distT="0" distB="0" distL="0" distR="0" wp14:anchorId="447D15AD" wp14:editId="0DB556E8">
             <wp:extent cx="3143689" cy="276264"/>
             <wp:effectExtent l="0" t="0" r="0" b="9525"/>
-            <wp:docPr id="1436268307" name="Imagem 8" descr="Image"/>
+            <wp:docPr id="718960065" name="Imagem 8" descr="Image"/>
             <wp:cNvGraphicFramePr>
               <a:graphicFrameLocks xmlns:a="http://schemas.openxmlformats.org/drawingml/2006/main" noChangeAspect="1"/>
             </wp:cNvGraphicFramePr>
@@ -2121,7 +3646,7 @@
           <wp:inline distT="0" distB="0" distL="0" distR="0" wp14:anchorId="10FCE392" wp14:editId="7E83077E">
             <wp:extent cx="3029373" cy="152421"/>
             <wp:effectExtent l="0" t="0" r="0" b="0"/>
-            <wp:docPr id="1935498653" name="Imagem 9" descr="Image"/>
+            <wp:docPr id="718960066" name="Imagem 9" descr="Image"/>
             <wp:cNvGraphicFramePr>
               <a:graphicFrameLocks xmlns:a="http://schemas.openxmlformats.org/drawingml/2006/main" noChangeAspect="1"/>
             </wp:cNvGraphicFramePr>
@@ -2161,11 +3686,1195 @@
       </w:r>
     </w:p>
   </w:comment>
+  <w:comment w:id="10" w:author="DB" w:date="2026-10-02T10:38:00Z" w:initials="D">
+    <w:p>
+      <w:pPr>
+        <w:pStyle w:val="Textodecomentrio"/>
+      </w:pPr>
+      <w:r>
+        <w:rPr>
+          <w:rStyle w:val="Refdecomentrio"/>
+        </w:rPr>
+        <w:annotationRef/>
+      </w:r>
+      <w:r>
+        <w:rPr>
+          <w:noProof/>
+          <w:lang w:eastAsia="pt-BR"/>
+        </w:rPr>
+        <w:drawing>
+          <wp:inline distT="0" distB="0" distL="0" distR="0" wp14:anchorId="0F812692" wp14:editId="68B16DE7">
+            <wp:extent cx="3133333" cy="780952"/>
+            <wp:effectExtent l="0" t="0" r="0" b="635"/>
+            <wp:docPr id="718960067" name="Imagem 718960067"/>
+            <wp:cNvGraphicFramePr>
+              <a:graphicFrameLocks xmlns:a="http://schemas.openxmlformats.org/drawingml/2006/main" noChangeAspect="1"/>
+            </wp:cNvGraphicFramePr>
+            <a:graphic xmlns:a="http://schemas.openxmlformats.org/drawingml/2006/main">
+              <a:graphicData uri="http://schemas.openxmlformats.org/drawingml/2006/picture">
+                <pic:pic xmlns:pic="http://schemas.openxmlformats.org/drawingml/2006/picture">
+                  <pic:nvPicPr>
+                    <pic:cNvPr id="1" name=""/>
+                    <pic:cNvPicPr/>
+                  </pic:nvPicPr>
+                  <pic:blipFill>
+                    <a:blip r:embed="rId10"/>
+                    <a:stretch>
+                      <a:fillRect/>
+                    </a:stretch>
+                  </pic:blipFill>
+                  <pic:spPr>
+                    <a:xfrm>
+                      <a:off x="0" y="0"/>
+                      <a:ext cx="3133333" cy="780952"/>
+                    </a:xfrm>
+                    <a:prstGeom prst="rect">
+                      <a:avLst/>
+                    </a:prstGeom>
+                  </pic:spPr>
+                </pic:pic>
+              </a:graphicData>
+            </a:graphic>
+          </wp:inline>
+        </w:drawing>
+      </w:r>
+    </w:p>
+    <w:p>
+      <w:pPr>
+        <w:pStyle w:val="Textodecomentrio"/>
+      </w:pPr>
+    </w:p>
+  </w:comment>
+  <w:comment w:id="11" w:author="DB" w:date="2026-10-02T10:53:00Z" w:initials="D">
+    <w:p>
+      <w:pPr>
+        <w:autoSpaceDE w:val="0"/>
+        <w:autoSpaceDN w:val="0"/>
+        <w:adjustRightInd w:val="0"/>
+        <w:spacing w:after="0" w:line="240" w:lineRule="auto"/>
+        <w:rPr>
+          <w:rFonts w:ascii="Cascadia Mono" w:hAnsi="Cascadia Mono" w:cs="Cascadia Mono"/>
+          <w:color w:val="000000"/>
+          <w:kern w:val="0"/>
+          <w:sz w:val="19"/>
+          <w:szCs w:val="19"/>
+          <w:highlight w:val="white"/>
+        </w:rPr>
+      </w:pPr>
+      <w:r>
+        <w:rPr>
+          <w:rStyle w:val="Refdecomentrio"/>
+        </w:rPr>
+        <w:annotationRef/>
+      </w:r>
+      <w:proofErr w:type="spellStart"/>
+      <w:proofErr w:type="gramStart"/>
+      <w:r>
+        <w:rPr>
+          <w:rFonts w:ascii="Cascadia Mono" w:hAnsi="Cascadia Mono" w:cs="Cascadia Mono"/>
+          <w:color w:val="0000FF"/>
+          <w:kern w:val="0"/>
+          <w:sz w:val="19"/>
+          <w:szCs w:val="19"/>
+          <w:highlight w:val="white"/>
+        </w:rPr>
+        <w:t>private</w:t>
+      </w:r>
+      <w:proofErr w:type="spellEnd"/>
+      <w:proofErr w:type="gramEnd"/>
+      <w:r>
+        <w:rPr>
+          <w:rFonts w:ascii="Cascadia Mono" w:hAnsi="Cascadia Mono" w:cs="Cascadia Mono"/>
+          <w:color w:val="000000"/>
+          <w:kern w:val="0"/>
+          <w:sz w:val="19"/>
+          <w:szCs w:val="19"/>
+          <w:highlight w:val="white"/>
+        </w:rPr>
+        <w:t xml:space="preserve"> </w:t>
+      </w:r>
+      <w:proofErr w:type="spellStart"/>
+      <w:r>
+        <w:rPr>
+          <w:rFonts w:ascii="Cascadia Mono" w:hAnsi="Cascadia Mono" w:cs="Cascadia Mono"/>
+          <w:color w:val="0000FF"/>
+          <w:kern w:val="0"/>
+          <w:sz w:val="19"/>
+          <w:szCs w:val="19"/>
+          <w:highlight w:val="white"/>
+        </w:rPr>
+        <w:t>void</w:t>
+      </w:r>
+      <w:proofErr w:type="spellEnd"/>
+      <w:r>
+        <w:rPr>
+          <w:rFonts w:ascii="Cascadia Mono" w:hAnsi="Cascadia Mono" w:cs="Cascadia Mono"/>
+          <w:color w:val="000000"/>
+          <w:kern w:val="0"/>
+          <w:sz w:val="19"/>
+          <w:szCs w:val="19"/>
+          <w:highlight w:val="white"/>
+        </w:rPr>
+        <w:t xml:space="preserve"> </w:t>
+      </w:r>
+      <w:proofErr w:type="spellStart"/>
+      <w:r>
+        <w:rPr>
+          <w:rFonts w:ascii="Cascadia Mono" w:hAnsi="Cascadia Mono" w:cs="Cascadia Mono"/>
+          <w:color w:val="000000"/>
+          <w:kern w:val="0"/>
+          <w:sz w:val="19"/>
+          <w:szCs w:val="19"/>
+          <w:highlight w:val="white"/>
+        </w:rPr>
+        <w:t>Btn_Confirmar_Click</w:t>
+      </w:r>
+      <w:proofErr w:type="spellEnd"/>
+      <w:r>
+        <w:rPr>
+          <w:rFonts w:ascii="Cascadia Mono" w:hAnsi="Cascadia Mono" w:cs="Cascadia Mono"/>
+          <w:color w:val="000000"/>
+          <w:kern w:val="0"/>
+          <w:sz w:val="19"/>
+          <w:szCs w:val="19"/>
+          <w:highlight w:val="white"/>
+        </w:rPr>
+        <w:t>(</w:t>
+      </w:r>
+      <w:proofErr w:type="spellStart"/>
+      <w:r>
+        <w:rPr>
+          <w:rFonts w:ascii="Cascadia Mono" w:hAnsi="Cascadia Mono" w:cs="Cascadia Mono"/>
+          <w:color w:val="0000FF"/>
+          <w:kern w:val="0"/>
+          <w:sz w:val="19"/>
+          <w:szCs w:val="19"/>
+          <w:highlight w:val="white"/>
+        </w:rPr>
+        <w:t>object</w:t>
+      </w:r>
+      <w:proofErr w:type="spellEnd"/>
+      <w:r>
+        <w:rPr>
+          <w:rFonts w:ascii="Cascadia Mono" w:hAnsi="Cascadia Mono" w:cs="Cascadia Mono"/>
+          <w:color w:val="000000"/>
+          <w:kern w:val="0"/>
+          <w:sz w:val="19"/>
+          <w:szCs w:val="19"/>
+          <w:highlight w:val="white"/>
+        </w:rPr>
+        <w:t xml:space="preserve"> </w:t>
+      </w:r>
+      <w:proofErr w:type="spellStart"/>
+      <w:r>
+        <w:rPr>
+          <w:rFonts w:ascii="Cascadia Mono" w:hAnsi="Cascadia Mono" w:cs="Cascadia Mono"/>
+          <w:color w:val="000000"/>
+          <w:kern w:val="0"/>
+          <w:sz w:val="19"/>
+          <w:szCs w:val="19"/>
+          <w:highlight w:val="white"/>
+        </w:rPr>
+        <w:t>sender</w:t>
+      </w:r>
+      <w:proofErr w:type="spellEnd"/>
+      <w:r>
+        <w:rPr>
+          <w:rFonts w:ascii="Cascadia Mono" w:hAnsi="Cascadia Mono" w:cs="Cascadia Mono"/>
+          <w:color w:val="000000"/>
+          <w:kern w:val="0"/>
+          <w:sz w:val="19"/>
+          <w:szCs w:val="19"/>
+          <w:highlight w:val="white"/>
+        </w:rPr>
+        <w:t xml:space="preserve">, </w:t>
+      </w:r>
+      <w:proofErr w:type="spellStart"/>
+      <w:r>
+        <w:rPr>
+          <w:rFonts w:ascii="Cascadia Mono" w:hAnsi="Cascadia Mono" w:cs="Cascadia Mono"/>
+          <w:color w:val="2B91AF"/>
+          <w:kern w:val="0"/>
+          <w:sz w:val="19"/>
+          <w:szCs w:val="19"/>
+          <w:highlight w:val="white"/>
+        </w:rPr>
+        <w:t>EventArgs</w:t>
+      </w:r>
+      <w:proofErr w:type="spellEnd"/>
+      <w:r>
+        <w:rPr>
+          <w:rFonts w:ascii="Cascadia Mono" w:hAnsi="Cascadia Mono" w:cs="Cascadia Mono"/>
+          <w:color w:val="000000"/>
+          <w:kern w:val="0"/>
+          <w:sz w:val="19"/>
+          <w:szCs w:val="19"/>
+          <w:highlight w:val="white"/>
+        </w:rPr>
+        <w:t xml:space="preserve"> e)</w:t>
+      </w:r>
+    </w:p>
+    <w:p>
+      <w:pPr>
+        <w:autoSpaceDE w:val="0"/>
+        <w:autoSpaceDN w:val="0"/>
+        <w:adjustRightInd w:val="0"/>
+        <w:spacing w:after="0" w:line="240" w:lineRule="auto"/>
+        <w:rPr>
+          <w:rFonts w:ascii="Cascadia Mono" w:hAnsi="Cascadia Mono" w:cs="Cascadia Mono"/>
+          <w:color w:val="000000"/>
+          <w:kern w:val="0"/>
+          <w:sz w:val="19"/>
+          <w:szCs w:val="19"/>
+          <w:highlight w:val="white"/>
+        </w:rPr>
+      </w:pPr>
+      <w:r>
+        <w:rPr>
+          <w:rFonts w:ascii="Cascadia Mono" w:hAnsi="Cascadia Mono" w:cs="Cascadia Mono"/>
+          <w:color w:val="000000"/>
+          <w:kern w:val="0"/>
+          <w:sz w:val="19"/>
+          <w:szCs w:val="19"/>
+          <w:highlight w:val="white"/>
+        </w:rPr>
+        <w:t>{</w:t>
+      </w:r>
+    </w:p>
+    <w:p>
+      <w:pPr>
+        <w:autoSpaceDE w:val="0"/>
+        <w:autoSpaceDN w:val="0"/>
+        <w:adjustRightInd w:val="0"/>
+        <w:spacing w:after="0" w:line="240" w:lineRule="auto"/>
+        <w:rPr>
+          <w:rFonts w:ascii="Cascadia Mono" w:hAnsi="Cascadia Mono" w:cs="Cascadia Mono"/>
+          <w:color w:val="008000"/>
+          <w:kern w:val="0"/>
+          <w:sz w:val="19"/>
+          <w:szCs w:val="19"/>
+          <w:highlight w:val="white"/>
+        </w:rPr>
+      </w:pPr>
+      <w:r>
+        <w:rPr>
+          <w:rFonts w:ascii="Cascadia Mono" w:hAnsi="Cascadia Mono" w:cs="Cascadia Mono"/>
+          <w:color w:val="000000"/>
+          <w:kern w:val="0"/>
+          <w:sz w:val="19"/>
+          <w:szCs w:val="19"/>
+          <w:highlight w:val="white"/>
+        </w:rPr>
+        <w:t xml:space="preserve">    </w:t>
+      </w:r>
+      <w:proofErr w:type="spellStart"/>
+      <w:proofErr w:type="gramStart"/>
+      <w:r>
+        <w:rPr>
+          <w:rFonts w:ascii="Cascadia Mono" w:hAnsi="Cascadia Mono" w:cs="Cascadia Mono"/>
+          <w:color w:val="0000FF"/>
+          <w:kern w:val="0"/>
+          <w:sz w:val="19"/>
+          <w:szCs w:val="19"/>
+          <w:highlight w:val="white"/>
+        </w:rPr>
+        <w:t>if</w:t>
+      </w:r>
+      <w:proofErr w:type="spellEnd"/>
+      <w:proofErr w:type="gramEnd"/>
+      <w:r>
+        <w:rPr>
+          <w:rFonts w:ascii="Cascadia Mono" w:hAnsi="Cascadia Mono" w:cs="Cascadia Mono"/>
+          <w:color w:val="000000"/>
+          <w:kern w:val="0"/>
+          <w:sz w:val="19"/>
+          <w:szCs w:val="19"/>
+          <w:highlight w:val="white"/>
+        </w:rPr>
+        <w:t xml:space="preserve"> (</w:t>
+      </w:r>
+      <w:proofErr w:type="spellStart"/>
+      <w:r>
+        <w:rPr>
+          <w:rFonts w:ascii="Cascadia Mono" w:hAnsi="Cascadia Mono" w:cs="Cascadia Mono"/>
+          <w:color w:val="000000"/>
+          <w:kern w:val="0"/>
+          <w:sz w:val="19"/>
+          <w:szCs w:val="19"/>
+          <w:highlight w:val="white"/>
+        </w:rPr>
+        <w:t>Txt_nomeoperador.TextLength</w:t>
+      </w:r>
+      <w:proofErr w:type="spellEnd"/>
+      <w:r>
+        <w:rPr>
+          <w:rFonts w:ascii="Cascadia Mono" w:hAnsi="Cascadia Mono" w:cs="Cascadia Mono"/>
+          <w:color w:val="000000"/>
+          <w:kern w:val="0"/>
+          <w:sz w:val="19"/>
+          <w:szCs w:val="19"/>
+          <w:highlight w:val="white"/>
+        </w:rPr>
+        <w:t xml:space="preserve"> &gt;=2) </w:t>
+      </w:r>
+      <w:r>
+        <w:rPr>
+          <w:rFonts w:ascii="Cascadia Mono" w:hAnsi="Cascadia Mono" w:cs="Cascadia Mono"/>
+          <w:color w:val="008000"/>
+          <w:kern w:val="0"/>
+          <w:sz w:val="19"/>
+          <w:szCs w:val="19"/>
+          <w:highlight w:val="white"/>
+        </w:rPr>
+        <w:t>//21-</w:t>
+      </w:r>
+      <w:r>
+        <w:rPr>
+          <w:rFonts w:ascii="Cascadia Mono" w:hAnsi="Cascadia Mono" w:cs="Cascadia Mono"/>
+          <w:color w:val="008000"/>
+          <w:kern w:val="0"/>
+          <w:sz w:val="19"/>
+          <w:szCs w:val="19"/>
+          <w:highlight w:val="white"/>
+        </w:rPr>
+        <w:tab/>
+        <w:t xml:space="preserve">Bloquear para quando digitar o nome o botão vai aparecer, a condição é digitar pelo menos 2 letras </w:t>
+      </w:r>
+    </w:p>
+    <w:p>
+      <w:pPr>
+        <w:autoSpaceDE w:val="0"/>
+        <w:autoSpaceDN w:val="0"/>
+        <w:adjustRightInd w:val="0"/>
+        <w:spacing w:after="0" w:line="240" w:lineRule="auto"/>
+        <w:rPr>
+          <w:rFonts w:ascii="Cascadia Mono" w:hAnsi="Cascadia Mono" w:cs="Cascadia Mono"/>
+          <w:color w:val="000000"/>
+          <w:kern w:val="0"/>
+          <w:sz w:val="19"/>
+          <w:szCs w:val="19"/>
+          <w:highlight w:val="white"/>
+        </w:rPr>
+      </w:pPr>
+      <w:r>
+        <w:rPr>
+          <w:rFonts w:ascii="Cascadia Mono" w:hAnsi="Cascadia Mono" w:cs="Cascadia Mono"/>
+          <w:color w:val="000000"/>
+          <w:kern w:val="0"/>
+          <w:sz w:val="19"/>
+          <w:szCs w:val="19"/>
+          <w:highlight w:val="white"/>
+        </w:rPr>
+        <w:t xml:space="preserve">    {</w:t>
+      </w:r>
+    </w:p>
+    <w:p>
+      <w:pPr>
+        <w:autoSpaceDE w:val="0"/>
+        <w:autoSpaceDN w:val="0"/>
+        <w:adjustRightInd w:val="0"/>
+        <w:spacing w:after="0" w:line="240" w:lineRule="auto"/>
+        <w:rPr>
+          <w:rFonts w:ascii="Cascadia Mono" w:hAnsi="Cascadia Mono" w:cs="Cascadia Mono"/>
+          <w:color w:val="000000"/>
+          <w:kern w:val="0"/>
+          <w:sz w:val="19"/>
+          <w:szCs w:val="19"/>
+          <w:highlight w:val="white"/>
+        </w:rPr>
+      </w:pPr>
+      <w:r>
+        <w:rPr>
+          <w:rFonts w:ascii="Cascadia Mono" w:hAnsi="Cascadia Mono" w:cs="Cascadia Mono"/>
+          <w:color w:val="000000"/>
+          <w:kern w:val="0"/>
+          <w:sz w:val="19"/>
+          <w:szCs w:val="19"/>
+          <w:highlight w:val="white"/>
+        </w:rPr>
+        <w:t xml:space="preserve">        </w:t>
+      </w:r>
+      <w:proofErr w:type="spellStart"/>
+      <w:r>
+        <w:rPr>
+          <w:rFonts w:ascii="Cascadia Mono" w:hAnsi="Cascadia Mono" w:cs="Cascadia Mono"/>
+          <w:color w:val="000000"/>
+          <w:kern w:val="0"/>
+          <w:sz w:val="19"/>
+          <w:szCs w:val="19"/>
+          <w:highlight w:val="white"/>
+        </w:rPr>
+        <w:t>Btn</w:t>
+      </w:r>
+      <w:proofErr w:type="gramStart"/>
+      <w:r>
+        <w:rPr>
+          <w:rFonts w:ascii="Cascadia Mono" w:hAnsi="Cascadia Mono" w:cs="Cascadia Mono"/>
+          <w:color w:val="000000"/>
+          <w:kern w:val="0"/>
+          <w:sz w:val="19"/>
+          <w:szCs w:val="19"/>
+          <w:highlight w:val="white"/>
+        </w:rPr>
+        <w:t>_Confirmar</w:t>
+      </w:r>
+      <w:proofErr w:type="gramEnd"/>
+      <w:r>
+        <w:rPr>
+          <w:rFonts w:ascii="Cascadia Mono" w:hAnsi="Cascadia Mono" w:cs="Cascadia Mono"/>
+          <w:color w:val="000000"/>
+          <w:kern w:val="0"/>
+          <w:sz w:val="19"/>
+          <w:szCs w:val="19"/>
+          <w:highlight w:val="white"/>
+        </w:rPr>
+        <w:t>.Visible</w:t>
+      </w:r>
+      <w:proofErr w:type="spellEnd"/>
+      <w:r>
+        <w:rPr>
+          <w:rFonts w:ascii="Cascadia Mono" w:hAnsi="Cascadia Mono" w:cs="Cascadia Mono"/>
+          <w:color w:val="000000"/>
+          <w:kern w:val="0"/>
+          <w:sz w:val="19"/>
+          <w:szCs w:val="19"/>
+          <w:highlight w:val="white"/>
+        </w:rPr>
+        <w:t xml:space="preserve"> = </w:t>
+      </w:r>
+      <w:proofErr w:type="spellStart"/>
+      <w:r>
+        <w:rPr>
+          <w:rFonts w:ascii="Cascadia Mono" w:hAnsi="Cascadia Mono" w:cs="Cascadia Mono"/>
+          <w:color w:val="0000FF"/>
+          <w:kern w:val="0"/>
+          <w:sz w:val="19"/>
+          <w:szCs w:val="19"/>
+          <w:highlight w:val="white"/>
+        </w:rPr>
+        <w:t>true</w:t>
+      </w:r>
+      <w:proofErr w:type="spellEnd"/>
+      <w:r>
+        <w:rPr>
+          <w:rFonts w:ascii="Cascadia Mono" w:hAnsi="Cascadia Mono" w:cs="Cascadia Mono"/>
+          <w:color w:val="000000"/>
+          <w:kern w:val="0"/>
+          <w:sz w:val="19"/>
+          <w:szCs w:val="19"/>
+          <w:highlight w:val="white"/>
+        </w:rPr>
+        <w:t>;</w:t>
+      </w:r>
+    </w:p>
+    <w:p>
+      <w:pPr>
+        <w:autoSpaceDE w:val="0"/>
+        <w:autoSpaceDN w:val="0"/>
+        <w:adjustRightInd w:val="0"/>
+        <w:spacing w:after="0" w:line="240" w:lineRule="auto"/>
+        <w:rPr>
+          <w:rFonts w:ascii="Cascadia Mono" w:hAnsi="Cascadia Mono" w:cs="Cascadia Mono"/>
+          <w:color w:val="000000"/>
+          <w:kern w:val="0"/>
+          <w:sz w:val="19"/>
+          <w:szCs w:val="19"/>
+          <w:highlight w:val="white"/>
+        </w:rPr>
+      </w:pPr>
+    </w:p>
+    <w:p>
+      <w:pPr>
+        <w:autoSpaceDE w:val="0"/>
+        <w:autoSpaceDN w:val="0"/>
+        <w:adjustRightInd w:val="0"/>
+        <w:spacing w:after="0" w:line="240" w:lineRule="auto"/>
+        <w:rPr>
+          <w:rFonts w:ascii="Cascadia Mono" w:hAnsi="Cascadia Mono" w:cs="Cascadia Mono"/>
+          <w:color w:val="000000"/>
+          <w:kern w:val="0"/>
+          <w:sz w:val="19"/>
+          <w:szCs w:val="19"/>
+          <w:highlight w:val="white"/>
+        </w:rPr>
+      </w:pPr>
+      <w:r>
+        <w:rPr>
+          <w:rFonts w:ascii="Cascadia Mono" w:hAnsi="Cascadia Mono" w:cs="Cascadia Mono"/>
+          <w:color w:val="000000"/>
+          <w:kern w:val="0"/>
+          <w:sz w:val="19"/>
+          <w:szCs w:val="19"/>
+          <w:highlight w:val="white"/>
+        </w:rPr>
+        <w:t xml:space="preserve">    }</w:t>
+      </w:r>
+    </w:p>
+    <w:p>
+      <w:pPr>
+        <w:autoSpaceDE w:val="0"/>
+        <w:autoSpaceDN w:val="0"/>
+        <w:adjustRightInd w:val="0"/>
+        <w:spacing w:after="0" w:line="240" w:lineRule="auto"/>
+        <w:rPr>
+          <w:rFonts w:ascii="Cascadia Mono" w:hAnsi="Cascadia Mono" w:cs="Cascadia Mono"/>
+          <w:color w:val="0000FF"/>
+          <w:kern w:val="0"/>
+          <w:sz w:val="19"/>
+          <w:szCs w:val="19"/>
+          <w:highlight w:val="white"/>
+        </w:rPr>
+      </w:pPr>
+      <w:r>
+        <w:rPr>
+          <w:rFonts w:ascii="Cascadia Mono" w:hAnsi="Cascadia Mono" w:cs="Cascadia Mono"/>
+          <w:color w:val="000000"/>
+          <w:kern w:val="0"/>
+          <w:sz w:val="19"/>
+          <w:szCs w:val="19"/>
+          <w:highlight w:val="white"/>
+        </w:rPr>
+        <w:t xml:space="preserve">    </w:t>
+      </w:r>
+      <w:proofErr w:type="spellStart"/>
+      <w:proofErr w:type="gramStart"/>
+      <w:r>
+        <w:rPr>
+          <w:rFonts w:ascii="Cascadia Mono" w:hAnsi="Cascadia Mono" w:cs="Cascadia Mono"/>
+          <w:color w:val="0000FF"/>
+          <w:kern w:val="0"/>
+          <w:sz w:val="19"/>
+          <w:szCs w:val="19"/>
+          <w:highlight w:val="white"/>
+        </w:rPr>
+        <w:t>else</w:t>
+      </w:r>
+      <w:proofErr w:type="spellEnd"/>
+      <w:proofErr w:type="gramEnd"/>
+    </w:p>
+    <w:p>
+      <w:pPr>
+        <w:autoSpaceDE w:val="0"/>
+        <w:autoSpaceDN w:val="0"/>
+        <w:adjustRightInd w:val="0"/>
+        <w:spacing w:after="0" w:line="240" w:lineRule="auto"/>
+        <w:rPr>
+          <w:rFonts w:ascii="Cascadia Mono" w:hAnsi="Cascadia Mono" w:cs="Cascadia Mono"/>
+          <w:color w:val="000000"/>
+          <w:kern w:val="0"/>
+          <w:sz w:val="19"/>
+          <w:szCs w:val="19"/>
+          <w:highlight w:val="white"/>
+        </w:rPr>
+      </w:pPr>
+      <w:r>
+        <w:rPr>
+          <w:rFonts w:ascii="Cascadia Mono" w:hAnsi="Cascadia Mono" w:cs="Cascadia Mono"/>
+          <w:color w:val="000000"/>
+          <w:kern w:val="0"/>
+          <w:sz w:val="19"/>
+          <w:szCs w:val="19"/>
+          <w:highlight w:val="white"/>
+        </w:rPr>
+        <w:t xml:space="preserve">    {</w:t>
+      </w:r>
+    </w:p>
+    <w:p>
+      <w:pPr>
+        <w:autoSpaceDE w:val="0"/>
+        <w:autoSpaceDN w:val="0"/>
+        <w:adjustRightInd w:val="0"/>
+        <w:spacing w:after="0" w:line="240" w:lineRule="auto"/>
+        <w:rPr>
+          <w:rFonts w:ascii="Cascadia Mono" w:hAnsi="Cascadia Mono" w:cs="Cascadia Mono"/>
+          <w:color w:val="000000"/>
+          <w:kern w:val="0"/>
+          <w:sz w:val="19"/>
+          <w:szCs w:val="19"/>
+          <w:highlight w:val="white"/>
+        </w:rPr>
+      </w:pPr>
+      <w:r>
+        <w:rPr>
+          <w:rFonts w:ascii="Cascadia Mono" w:hAnsi="Cascadia Mono" w:cs="Cascadia Mono"/>
+          <w:color w:val="000000"/>
+          <w:kern w:val="0"/>
+          <w:sz w:val="19"/>
+          <w:szCs w:val="19"/>
+          <w:highlight w:val="white"/>
+        </w:rPr>
+        <w:t xml:space="preserve">        </w:t>
+      </w:r>
+      <w:proofErr w:type="spellStart"/>
+      <w:r>
+        <w:rPr>
+          <w:rFonts w:ascii="Cascadia Mono" w:hAnsi="Cascadia Mono" w:cs="Cascadia Mono"/>
+          <w:color w:val="000000"/>
+          <w:kern w:val="0"/>
+          <w:sz w:val="19"/>
+          <w:szCs w:val="19"/>
+          <w:highlight w:val="white"/>
+        </w:rPr>
+        <w:t>Btn</w:t>
+      </w:r>
+      <w:proofErr w:type="gramStart"/>
+      <w:r>
+        <w:rPr>
+          <w:rFonts w:ascii="Cascadia Mono" w:hAnsi="Cascadia Mono" w:cs="Cascadia Mono"/>
+          <w:color w:val="000000"/>
+          <w:kern w:val="0"/>
+          <w:sz w:val="19"/>
+          <w:szCs w:val="19"/>
+          <w:highlight w:val="white"/>
+        </w:rPr>
+        <w:t>_Confirmar</w:t>
+      </w:r>
+      <w:proofErr w:type="gramEnd"/>
+      <w:r>
+        <w:rPr>
+          <w:rFonts w:ascii="Cascadia Mono" w:hAnsi="Cascadia Mono" w:cs="Cascadia Mono"/>
+          <w:color w:val="000000"/>
+          <w:kern w:val="0"/>
+          <w:sz w:val="19"/>
+          <w:szCs w:val="19"/>
+          <w:highlight w:val="white"/>
+        </w:rPr>
+        <w:t>.Visible</w:t>
+      </w:r>
+      <w:proofErr w:type="spellEnd"/>
+      <w:r>
+        <w:rPr>
+          <w:rFonts w:ascii="Cascadia Mono" w:hAnsi="Cascadia Mono" w:cs="Cascadia Mono"/>
+          <w:color w:val="000000"/>
+          <w:kern w:val="0"/>
+          <w:sz w:val="19"/>
+          <w:szCs w:val="19"/>
+          <w:highlight w:val="white"/>
+        </w:rPr>
+        <w:t>=</w:t>
+      </w:r>
+      <w:r>
+        <w:rPr>
+          <w:rFonts w:ascii="Cascadia Mono" w:hAnsi="Cascadia Mono" w:cs="Cascadia Mono"/>
+          <w:color w:val="0000FF"/>
+          <w:kern w:val="0"/>
+          <w:sz w:val="19"/>
+          <w:szCs w:val="19"/>
+          <w:highlight w:val="white"/>
+        </w:rPr>
+        <w:t>false</w:t>
+      </w:r>
+      <w:r>
+        <w:rPr>
+          <w:rFonts w:ascii="Cascadia Mono" w:hAnsi="Cascadia Mono" w:cs="Cascadia Mono"/>
+          <w:color w:val="000000"/>
+          <w:kern w:val="0"/>
+          <w:sz w:val="19"/>
+          <w:szCs w:val="19"/>
+          <w:highlight w:val="white"/>
+        </w:rPr>
+        <w:t>;</w:t>
+      </w:r>
+    </w:p>
+    <w:p>
+      <w:pPr>
+        <w:pStyle w:val="Textodecomentrio"/>
+        <w:rPr>
+          <w:rFonts w:ascii="Cascadia Mono" w:hAnsi="Cascadia Mono" w:cs="Cascadia Mono"/>
+          <w:color w:val="000000"/>
+          <w:kern w:val="0"/>
+          <w:sz w:val="19"/>
+          <w:szCs w:val="19"/>
+        </w:rPr>
+      </w:pPr>
+      <w:r>
+        <w:rPr>
+          <w:rFonts w:ascii="Cascadia Mono" w:hAnsi="Cascadia Mono" w:cs="Cascadia Mono"/>
+          <w:color w:val="000000"/>
+          <w:kern w:val="0"/>
+          <w:sz w:val="19"/>
+          <w:szCs w:val="19"/>
+          <w:highlight w:val="white"/>
+        </w:rPr>
+        <w:t xml:space="preserve">    }</w:t>
+      </w:r>
+    </w:p>
+    <w:p>
+      <w:pPr>
+        <w:pStyle w:val="Textodecomentrio"/>
+      </w:pPr>
+    </w:p>
+  </w:comment>
+  <w:comment w:id="12" w:author="DB" w:date="2026-10-05T08:55:00Z" w:initials="D">
+    <w:p>
+      <w:pPr>
+        <w:pStyle w:val="Textodecomentrio"/>
+      </w:pPr>
+      <w:r>
+        <w:rPr>
+          <w:rStyle w:val="Refdecomentrio"/>
+        </w:rPr>
+        <w:annotationRef/>
+      </w:r>
+      <w:r>
+        <w:rPr>
+          <w:noProof/>
+          <w:lang w:eastAsia="pt-BR"/>
+        </w:rPr>
+        <w:drawing>
+          <wp:inline distT="0" distB="0" distL="0" distR="0" wp14:anchorId="076A69EF" wp14:editId="186EB3B8">
+            <wp:extent cx="3285714" cy="647619"/>
+            <wp:effectExtent l="0" t="0" r="0" b="635"/>
+            <wp:docPr id="718960068" name="Imagem 718960068"/>
+            <wp:cNvGraphicFramePr>
+              <a:graphicFrameLocks xmlns:a="http://schemas.openxmlformats.org/drawingml/2006/main" noChangeAspect="1"/>
+            </wp:cNvGraphicFramePr>
+            <a:graphic xmlns:a="http://schemas.openxmlformats.org/drawingml/2006/main">
+              <a:graphicData uri="http://schemas.openxmlformats.org/drawingml/2006/picture">
+                <pic:pic xmlns:pic="http://schemas.openxmlformats.org/drawingml/2006/picture">
+                  <pic:nvPicPr>
+                    <pic:cNvPr id="1" name=""/>
+                    <pic:cNvPicPr/>
+                  </pic:nvPicPr>
+                  <pic:blipFill>
+                    <a:blip r:embed="rId11"/>
+                    <a:stretch>
+                      <a:fillRect/>
+                    </a:stretch>
+                  </pic:blipFill>
+                  <pic:spPr>
+                    <a:xfrm>
+                      <a:off x="0" y="0"/>
+                      <a:ext cx="3285714" cy="647619"/>
+                    </a:xfrm>
+                    <a:prstGeom prst="rect">
+                      <a:avLst/>
+                    </a:prstGeom>
+                  </pic:spPr>
+                </pic:pic>
+              </a:graphicData>
+            </a:graphic>
+          </wp:inline>
+        </w:drawing>
+      </w:r>
+    </w:p>
+    <w:p>
+      <w:pPr>
+        <w:pStyle w:val="Textodecomentrio"/>
+      </w:pPr>
+    </w:p>
+  </w:comment>
+  <w:comment w:id="13" w:author="Aloma Barros" w:date="2026-10-05T13:38:00Z" w:initials="AB">
+    <w:p>
+      <w:pPr>
+        <w:pStyle w:val="Textodecomentrio"/>
+      </w:pPr>
+      <w:r>
+        <w:rPr>
+          <w:rStyle w:val="Refdecomentrio"/>
+        </w:rPr>
+        <w:annotationRef/>
+      </w:r>
+      <w:r>
+        <w:rPr>
+          <w:b/>
+          <w:bCs/>
+        </w:rPr>
+        <w:t>Quando</w:t>
+      </w:r>
+      <w:r>
+        <w:t xml:space="preserve"> o usuário apertar uma tecla no </w:t>
+      </w:r>
+      <w:proofErr w:type="spellStart"/>
+      <w:r>
+        <w:t>TextBox</w:t>
+      </w:r>
+      <w:proofErr w:type="spellEnd"/>
+      <w:r>
+        <w:t xml:space="preserve"> </w:t>
+      </w:r>
+      <w:proofErr w:type="spellStart"/>
+      <w:r>
+        <w:t>Txt_nomeoperador</w:t>
+      </w:r>
+      <w:proofErr w:type="spellEnd"/>
+      <w:r>
+        <w:t xml:space="preserve">, o evento </w:t>
+      </w:r>
+      <w:proofErr w:type="spellStart"/>
+      <w:r>
+        <w:t>KeyPress</w:t>
+      </w:r>
+      <w:proofErr w:type="spellEnd"/>
+      <w:r>
+        <w:t xml:space="preserve"> dispara e o Windows </w:t>
+      </w:r>
+      <w:proofErr w:type="spellStart"/>
+      <w:r>
+        <w:t>Forms</w:t>
+      </w:r>
+      <w:proofErr w:type="spellEnd"/>
+      <w:r>
+        <w:t xml:space="preserve"> </w:t>
+      </w:r>
+      <w:r>
+        <w:rPr>
+          <w:b/>
+          <w:bCs/>
+        </w:rPr>
+        <w:t>chama</w:t>
+      </w:r>
+      <w:r>
+        <w:t xml:space="preserve"> o método </w:t>
+      </w:r>
+      <w:proofErr w:type="spellStart"/>
+      <w:r>
+        <w:t>Txt_nomeoperador_KeyPress</w:t>
+      </w:r>
+      <w:proofErr w:type="spellEnd"/>
+      <w:r>
+        <w:t xml:space="preserve">, entregando a ele o </w:t>
+      </w:r>
+      <w:proofErr w:type="spellStart"/>
+      <w:r>
+        <w:t>TextBox</w:t>
+      </w:r>
+      <w:proofErr w:type="spellEnd"/>
+      <w:r>
+        <w:t xml:space="preserve"> (</w:t>
+      </w:r>
+      <w:proofErr w:type="spellStart"/>
+      <w:r>
+        <w:t>sender</w:t>
+      </w:r>
+      <w:proofErr w:type="spellEnd"/>
+      <w:r>
+        <w:t>) e as informações da tecla (e).</w:t>
+      </w:r>
+    </w:p>
+    <w:p>
+      <w:pPr>
+        <w:pStyle w:val="Textodecomentrio"/>
+      </w:pPr>
+      <w:r>
+        <w:rPr>
+          <w:b/>
+          <w:bCs/>
+        </w:rPr>
+        <w:t>Dentro do método:</w:t>
+      </w:r>
+      <w:r>
+        <w:t xml:space="preserve"> se a tecla apertada </w:t>
+      </w:r>
+      <w:r>
+        <w:rPr>
+          <w:b/>
+          <w:bCs/>
+        </w:rPr>
+        <w:t>não</w:t>
+      </w:r>
+      <w:r>
+        <w:t xml:space="preserve"> é letra </w:t>
+      </w:r>
+      <w:r>
+        <w:rPr>
+          <w:b/>
+          <w:bCs/>
+        </w:rPr>
+        <w:t>e</w:t>
+      </w:r>
+      <w:r>
+        <w:t xml:space="preserve"> </w:t>
+      </w:r>
+      <w:r>
+        <w:rPr>
+          <w:b/>
+          <w:bCs/>
+        </w:rPr>
+        <w:t>não</w:t>
+      </w:r>
+      <w:r>
+        <w:t xml:space="preserve"> é espaço </w:t>
+      </w:r>
+      <w:r>
+        <w:rPr>
+          <w:b/>
+          <w:bCs/>
+        </w:rPr>
+        <w:t>e</w:t>
+      </w:r>
+      <w:r>
+        <w:t xml:space="preserve"> </w:t>
+      </w:r>
+      <w:r>
+        <w:rPr>
+          <w:b/>
+          <w:bCs/>
+        </w:rPr>
+        <w:t>não</w:t>
+      </w:r>
+      <w:r>
+        <w:t xml:space="preserve"> é tecla de controle (como </w:t>
+      </w:r>
+      <w:proofErr w:type="spellStart"/>
+      <w:r>
+        <w:t>Backspace</w:t>
+      </w:r>
+      <w:proofErr w:type="spellEnd"/>
+      <w:r>
+        <w:t xml:space="preserve">), então </w:t>
+      </w:r>
+      <w:r>
+        <w:rPr>
+          <w:b/>
+          <w:bCs/>
+        </w:rPr>
+        <w:t>descarte a tecla</w:t>
+      </w:r>
+      <w:r>
+        <w:t xml:space="preserve"> (</w:t>
+      </w:r>
+      <w:proofErr w:type="spellStart"/>
+      <w:proofErr w:type="gramStart"/>
+      <w:r>
+        <w:t>e.Handled</w:t>
+      </w:r>
+      <w:proofErr w:type="spellEnd"/>
+      <w:proofErr w:type="gramEnd"/>
+      <w:r>
+        <w:t xml:space="preserve"> = </w:t>
+      </w:r>
+      <w:proofErr w:type="spellStart"/>
+      <w:r>
+        <w:t>true</w:t>
+      </w:r>
+      <w:proofErr w:type="spellEnd"/>
+      <w:r>
+        <w:t xml:space="preserve">) e </w:t>
+      </w:r>
+      <w:r>
+        <w:rPr>
+          <w:b/>
+          <w:bCs/>
+        </w:rPr>
+        <w:t>mostre</w:t>
+      </w:r>
+      <w:r>
+        <w:t xml:space="preserve"> a mensagem de erro.</w:t>
+      </w:r>
+    </w:p>
+  </w:comment>
+  <w:comment w:id="14" w:author="DB" w:date="2026-10-06T10:11:00Z" w:initials="D">
+    <w:p>
+      <w:pPr>
+        <w:pStyle w:val="Textodecomentrio"/>
+      </w:pPr>
+      <w:r>
+        <w:rPr>
+          <w:rStyle w:val="Refdecomentrio"/>
+        </w:rPr>
+        <w:annotationRef/>
+      </w:r>
+      <w:proofErr w:type="spellStart"/>
+      <w:proofErr w:type="gramStart"/>
+      <w:r>
+        <w:rPr>
+          <w:rFonts w:ascii="Cascadia Mono" w:hAnsi="Cascadia Mono" w:cs="Cascadia Mono"/>
+          <w:color w:val="000000"/>
+          <w:kern w:val="0"/>
+          <w:sz w:val="19"/>
+          <w:szCs w:val="19"/>
+          <w:highlight w:val="white"/>
+        </w:rPr>
+        <w:t>regiao</w:t>
+      </w:r>
+      <w:proofErr w:type="gramEnd"/>
+      <w:r>
+        <w:rPr>
+          <w:rFonts w:ascii="Cascadia Mono" w:hAnsi="Cascadia Mono" w:cs="Cascadia Mono"/>
+          <w:color w:val="000000"/>
+          <w:kern w:val="0"/>
+          <w:sz w:val="19"/>
+          <w:szCs w:val="19"/>
+          <w:highlight w:val="white"/>
+        </w:rPr>
+        <w:t>_selecionada</w:t>
+      </w:r>
+      <w:proofErr w:type="spellEnd"/>
+      <w:r>
+        <w:rPr>
+          <w:rFonts w:ascii="Cascadia Mono" w:hAnsi="Cascadia Mono" w:cs="Cascadia Mono"/>
+          <w:color w:val="000000"/>
+          <w:kern w:val="0"/>
+          <w:sz w:val="19"/>
+          <w:szCs w:val="19"/>
+          <w:highlight w:val="white"/>
+        </w:rPr>
+        <w:t xml:space="preserve"> = </w:t>
+      </w:r>
+      <w:proofErr w:type="spellStart"/>
+      <w:r>
+        <w:rPr>
+          <w:rFonts w:ascii="Cascadia Mono" w:hAnsi="Cascadia Mono" w:cs="Cascadia Mono"/>
+          <w:color w:val="000000"/>
+          <w:kern w:val="0"/>
+          <w:sz w:val="19"/>
+          <w:szCs w:val="19"/>
+          <w:highlight w:val="white"/>
+        </w:rPr>
+        <w:t>Btn_SaoPaulo.Text</w:t>
+      </w:r>
+      <w:proofErr w:type="spellEnd"/>
+      <w:r>
+        <w:rPr>
+          <w:rFonts w:ascii="Cascadia Mono" w:hAnsi="Cascadia Mono" w:cs="Cascadia Mono"/>
+          <w:color w:val="000000"/>
+          <w:kern w:val="0"/>
+          <w:sz w:val="19"/>
+          <w:szCs w:val="19"/>
+          <w:highlight w:val="white"/>
+        </w:rPr>
+        <w:t>;</w:t>
+      </w:r>
+    </w:p>
+  </w:comment>
+  <w:comment w:id="15" w:author="DB" w:date="2026-10-07T09:13:00Z" w:initials="D">
+    <w:p>
+      <w:pPr>
+        <w:pStyle w:val="Textodecomentrio"/>
+      </w:pPr>
+      <w:r>
+        <w:rPr>
+          <w:rStyle w:val="Refdecomentrio"/>
+        </w:rPr>
+        <w:annotationRef/>
+      </w:r>
+      <w:r>
+        <w:rPr>
+          <w:noProof/>
+          <w:lang w:eastAsia="pt-BR"/>
+        </w:rPr>
+        <w:drawing>
+          <wp:inline distT="0" distB="0" distL="0" distR="0" wp14:anchorId="0C2BD4EF" wp14:editId="089484B5">
+            <wp:extent cx="2990476" cy="247619"/>
+            <wp:effectExtent l="0" t="0" r="635" b="635"/>
+            <wp:docPr id="1" name="Imagem 1"/>
+            <wp:cNvGraphicFramePr>
+              <a:graphicFrameLocks xmlns:a="http://schemas.openxmlformats.org/drawingml/2006/main" noChangeAspect="1"/>
+            </wp:cNvGraphicFramePr>
+            <a:graphic xmlns:a="http://schemas.openxmlformats.org/drawingml/2006/main">
+              <a:graphicData uri="http://schemas.openxmlformats.org/drawingml/2006/picture">
+                <pic:pic xmlns:pic="http://schemas.openxmlformats.org/drawingml/2006/picture">
+                  <pic:nvPicPr>
+                    <pic:cNvPr id="1" name=""/>
+                    <pic:cNvPicPr/>
+                  </pic:nvPicPr>
+                  <pic:blipFill>
+                    <a:blip r:embed="rId12"/>
+                    <a:stretch>
+                      <a:fillRect/>
+                    </a:stretch>
+                  </pic:blipFill>
+                  <pic:spPr>
+                    <a:xfrm>
+                      <a:off x="0" y="0"/>
+                      <a:ext cx="2990476" cy="247619"/>
+                    </a:xfrm>
+                    <a:prstGeom prst="rect">
+                      <a:avLst/>
+                    </a:prstGeom>
+                  </pic:spPr>
+                </pic:pic>
+              </a:graphicData>
+            </a:graphic>
+          </wp:inline>
+        </w:drawing>
+      </w:r>
+    </w:p>
+    <w:p>
+      <w:pPr>
+        <w:pStyle w:val="Textodecomentrio"/>
+      </w:pPr>
+    </w:p>
+    <w:p>
+      <w:pPr>
+        <w:pStyle w:val="Textodecomentrio"/>
+      </w:pPr>
+    </w:p>
+    <w:p>
+      <w:pPr>
+        <w:pStyle w:val="Textodecomentrio"/>
+      </w:pPr>
+      <w:r>
+        <w:t xml:space="preserve">COLOCAR ESSA </w:t>
+      </w:r>
+      <w:r>
+        <w:br/>
+      </w:r>
+      <w:r>
+        <w:br/>
+      </w:r>
+      <w:r>
+        <w:rPr>
+          <w:noProof/>
+          <w:lang w:eastAsia="pt-BR"/>
+        </w:rPr>
+        <w:drawing>
+          <wp:inline distT="0" distB="0" distL="0" distR="0" wp14:anchorId="681B8A9E" wp14:editId="03A1C185">
+            <wp:extent cx="2371429" cy="257143"/>
+            <wp:effectExtent l="0" t="0" r="0" b="0"/>
+            <wp:docPr id="2" name="Imagem 2"/>
+            <wp:cNvGraphicFramePr>
+              <a:graphicFrameLocks xmlns:a="http://schemas.openxmlformats.org/drawingml/2006/main" noChangeAspect="1"/>
+            </wp:cNvGraphicFramePr>
+            <a:graphic xmlns:a="http://schemas.openxmlformats.org/drawingml/2006/main">
+              <a:graphicData uri="http://schemas.openxmlformats.org/drawingml/2006/picture">
+                <pic:pic xmlns:pic="http://schemas.openxmlformats.org/drawingml/2006/picture">
+                  <pic:nvPicPr>
+                    <pic:cNvPr id="1" name=""/>
+                    <pic:cNvPicPr/>
+                  </pic:nvPicPr>
+                  <pic:blipFill>
+                    <a:blip r:embed="rId13"/>
+                    <a:stretch>
+                      <a:fillRect/>
+                    </a:stretch>
+                  </pic:blipFill>
+                  <pic:spPr>
+                    <a:xfrm>
+                      <a:off x="0" y="0"/>
+                      <a:ext cx="2371429" cy="257143"/>
+                    </a:xfrm>
+                    <a:prstGeom prst="rect">
+                      <a:avLst/>
+                    </a:prstGeom>
+                  </pic:spPr>
+                </pic:pic>
+              </a:graphicData>
+            </a:graphic>
+          </wp:inline>
+        </w:drawing>
+      </w:r>
+    </w:p>
+    <w:p>
+      <w:pPr>
+        <w:pStyle w:val="Textodecomentrio"/>
+      </w:pPr>
+    </w:p>
+    <w:p>
+      <w:pPr>
+        <w:pStyle w:val="Textodecomentrio"/>
+      </w:pPr>
+      <w:r>
+        <w:t xml:space="preserve">PARA DEPOIS ALTERAR A COR </w:t>
+      </w:r>
+    </w:p>
+  </w:comment>
 </w:comments>
 </file>
 
 <file path=word/commentsExtended.xml><?xml version="1.0" encoding="utf-8"?>
-<w15:commentsEx xmlns:wpc="http://schemas.microsoft.com/office/word/2010/wordprocessingCanvas" xmlns:cx="http://schemas.microsoft.com/office/drawing/2014/chartex" xmlns:cx1="http://schemas.microsoft.com/office/drawing/2015/9/8/chartex" xmlns:cx2="http://schemas.microsoft.com/office/drawing/2015/10/21/chartex" xmlns:cx3="http://schemas.microsoft.com/office/drawing/2016/5/9/chartex" xmlns:cx4="http://schemas.microsoft.com/office/drawing/2016/5/10/chartex" xmlns:cx5="http://schemas.microsoft.com/office/drawing/2016/5/11/chartex" xmlns:cx6="http://schemas.microsoft.com/office/drawing/2016/5/12/chartex" xmlns:cx7="http://schemas.microsoft.com/office/drawing/2016/5/13/chartex" xmlns:cx8="http://schemas.microsoft.com/office/drawing/2016/5/14/chartex" xmlns:mc="http://schemas.openxmlformats.org/markup-compatibility/2006" xmlns:aink="http://schemas.microsoft.com/office/drawing/2016/ink" xmlns:am3d="http://schemas.microsoft.com/office/drawing/2017/model3d" xmlns:o="urn:schemas-microsoft-com:office:office" xmlns:oel="http://schemas.microsoft.com/office/2019/extlst" xmlns:r="http://schemas.openxmlformats.org/officeDocument/2006/relationships" xmlns:m="http://schemas.openxmlformats.org/officeDocument/2006/math" xmlns:v="urn:schemas-microsoft-com:vml" xmlns:wp14="http://schemas.microsoft.com/office/word/2010/wordprocessingDrawing" xmlns:wp="http://schemas.openxmlformats.org/drawingml/2006/wordprocessingDrawing" xmlns:w10="urn:schemas-microsoft-com:office:word" xmlns:w="http://schemas.openxmlformats.org/wordprocessingml/2006/main" xmlns:w14="http://schemas.microsoft.com/office/word/2010/wordml" xmlns:w15="http://schemas.microsoft.com/office/word/2012/wordml" xmlns:w16cex="http://schemas.microsoft.com/office/word/2018/wordml/cex" xmlns:w16cid="http://schemas.microsoft.com/office/word/2016/wordml/cid" xmlns:w16="http://schemas.microsoft.com/office/word/2018/wordml" xmlns:w16du="http://schemas.microsoft.com/office/word/2023/wordml/word16du" xmlns:w16sdtdh="http://schemas.microsoft.com/office/word/2020/wordml/sdtdatahash" xmlns:w16sdtfl="http://schemas.microsoft.com/office/word/2024/wordml/sdtformatlock" xmlns:w16se="http://schemas.microsoft.com/office/word/2015/wordml/symex" xmlns:wpg="http://schemas.microsoft.com/office/word/2010/wordprocessingGroup" xmlns:wpi="http://schemas.microsoft.com/office/word/2010/wordprocessingInk" xmlns:wne="http://schemas.microsoft.com/office/word/2006/wordml" xmlns:wps="http://schemas.microsoft.com/office/word/2010/wordprocessingShape" mc:Ignorable="w14 w15 w16se w16cid w16 w16cex w16sdtdh w16sdtfl w16du wp14">
+<w15:commentsEx xmlns:wpc="http://schemas.microsoft.com/office/word/2010/wordprocessingCanvas" xmlns:cx="http://schemas.microsoft.com/office/drawing/2014/chartex" xmlns:cx1="http://schemas.microsoft.com/office/drawing/2015/9/8/chartex" xmlns:mc="http://schemas.openxmlformats.org/markup-compatibility/2006" xmlns:o="urn:schemas-microsoft-com:office:office" xmlns:r="http://schemas.openxmlformats.org/officeDocument/2006/relationships" xmlns:m="http://schemas.openxmlformats.org/officeDocument/2006/math" xmlns:v="urn:schemas-microsoft-com:vml" xmlns:wp14="http://schemas.microsoft.com/office/word/2010/wordprocessingDrawing" xmlns:wp="http://schemas.openxmlformats.org/drawingml/2006/wordprocessingDrawing" xmlns:w10="urn:schemas-microsoft-com:office:word" xmlns:w="http://schemas.openxmlformats.org/wordprocessingml/2006/main" xmlns:w14="http://schemas.microsoft.com/office/word/2010/wordml" xmlns:w15="http://schemas.microsoft.com/office/word/2012/wordml" xmlns:w16se="http://schemas.microsoft.com/office/word/2015/wordml/symex" xmlns:wpg="http://schemas.microsoft.com/office/word/2010/wordprocessingGroup" xmlns:wpi="http://schemas.microsoft.com/office/word/2010/wordprocessingInk" xmlns:wne="http://schemas.microsoft.com/office/word/2006/wordml" xmlns:wps="http://schemas.microsoft.com/office/word/2010/wordprocessingShape" mc:Ignorable="w14 w15 w16se wp14">
   <w15:commentEx w15:paraId="41B93D36" w15:done="0"/>
   <w15:commentEx w15:paraId="5B95C4F0" w15:done="0"/>
   <w15:commentEx w15:paraId="085769A4" w15:done="0"/>
@@ -2176,6 +4885,12 @@
   <w15:commentEx w15:paraId="590E7987" w15:done="0"/>
   <w15:commentEx w15:paraId="72FBE495" w15:done="0"/>
   <w15:commentEx w15:paraId="0E2153C8" w15:done="0"/>
+  <w15:commentEx w15:paraId="1FA8B69D" w15:done="0"/>
+  <w15:commentEx w15:paraId="12744041" w15:done="0"/>
+  <w15:commentEx w15:paraId="52CE6D25" w15:done="0"/>
+  <w15:commentEx w15:paraId="44F87675" w15:done="0"/>
+  <w15:commentEx w15:paraId="3AF351D7" w15:done="0"/>
+  <w15:commentEx w15:paraId="5B29D9C3" w15:done="0"/>
 </w15:commentsEx>
 </file>
 
@@ -2191,6 +4906,7 @@
   <w16cex:commentExtensible w16cex:durableId="40B55C83" w16cex:dateUtc="2026-09-11T16:24:00Z"/>
   <w16cex:commentExtensible w16cex:durableId="252765AC" w16cex:dateUtc="2026-09-11T16:41:00Z"/>
   <w16cex:commentExtensible w16cex:durableId="1F634948" w16cex:dateUtc="2026-09-11T16:46:00Z"/>
+  <w16cex:commentExtensible w16cex:durableId="2209EF2F" w16cex:dateUtc="2026-10-05T16:38:00Z"/>
 </w16cex:commentsExtensible>
 </file>
 
@@ -2206,11 +4922,15 @@
   <w16cid:commentId w16cid:paraId="590E7987" w16cid:durableId="40B55C83"/>
   <w16cid:commentId w16cid:paraId="72FBE495" w16cid:durableId="252765AC"/>
   <w16cid:commentId w16cid:paraId="0E2153C8" w16cid:durableId="1F634948"/>
+  <w16cid:commentId w16cid:paraId="1FA8B69D" w16cid:durableId="1FA8B69D"/>
+  <w16cid:commentId w16cid:paraId="12744041" w16cid:durableId="12744041"/>
+  <w16cid:commentId w16cid:paraId="52CE6D25" w16cid:durableId="52CE6D25"/>
+  <w16cid:commentId w16cid:paraId="44F87675" w16cid:durableId="2209EF2F"/>
 </w16cid:commentsIds>
 </file>
 
 <file path=word/numbering.xml><?xml version="1.0" encoding="utf-8"?>
-<w:numbering xmlns:wpc="http://schemas.microsoft.com/office/word/2010/wordprocessingCanvas" xmlns:cx="http://schemas.microsoft.com/office/drawing/2014/chartex" xmlns:cx1="http://schemas.microsoft.com/office/drawing/2015/9/8/chartex" xmlns:cx2="http://schemas.microsoft.com/office/drawing/2015/10/21/chartex" xmlns:cx3="http://schemas.microsoft.com/office/drawing/2016/5/9/chartex" xmlns:cx4="http://schemas.microsoft.com/office/drawing/2016/5/10/chartex" xmlns:cx5="http://schemas.microsoft.com/office/drawing/2016/5/11/chartex" xmlns:cx6="http://schemas.microsoft.com/office/drawing/2016/5/12/chartex" xmlns:cx7="http://schemas.microsoft.com/office/drawing/2016/5/13/chartex" xmlns:cx8="http://schemas.microsoft.com/office/drawing/2016/5/14/chartex" xmlns:mc="http://schemas.openxmlformats.org/markup-compatibility/2006" xmlns:aink="http://schemas.microsoft.com/office/drawing/2016/ink" xmlns:am3d="http://schemas.microsoft.com/office/drawing/2017/model3d" xmlns:o="urn:schemas-microsoft-com:office:office" xmlns:oel="http://schemas.microsoft.com/office/2019/extlst" xmlns:r="http://schemas.openxmlformats.org/officeDocument/2006/relationships" xmlns:m="http://schemas.openxmlformats.org/officeDocument/2006/math" xmlns:v="urn:schemas-microsoft-com:vml" xmlns:wp14="http://schemas.microsoft.com/office/word/2010/wordprocessingDrawing" xmlns:wp="http://schemas.openxmlformats.org/drawingml/2006/wordprocessingDrawing" xmlns:w10="urn:schemas-microsoft-com:office:word" xmlns:w="http://schemas.openxmlformats.org/wordprocessingml/2006/main" xmlns:w14="http://schemas.microsoft.com/office/word/2010/wordml" xmlns:w15="http://schemas.microsoft.com/office/word/2012/wordml" xmlns:w16cex="http://schemas.microsoft.com/office/word/2018/wordml/cex" xmlns:w16cid="http://schemas.microsoft.com/office/word/2016/wordml/cid" xmlns:w16="http://schemas.microsoft.com/office/word/2018/wordml" xmlns:w16du="http://schemas.microsoft.com/office/word/2023/wordml/word16du" xmlns:w16sdtdh="http://schemas.microsoft.com/office/word/2020/wordml/sdtdatahash" xmlns:w16sdtfl="http://schemas.microsoft.com/office/word/2024/wordml/sdtformatlock" xmlns:w16se="http://schemas.microsoft.com/office/word/2015/wordml/symex" xmlns:wpg="http://schemas.microsoft.com/office/word/2010/wordprocessingGroup" xmlns:wpi="http://schemas.microsoft.com/office/word/2010/wordprocessingInk" xmlns:wne="http://schemas.microsoft.com/office/word/2006/wordml" xmlns:wps="http://schemas.microsoft.com/office/word/2010/wordprocessingShape" mc:Ignorable="w14 w15 w16se w16cid w16 w16cex w16sdtdh w16sdtfl w16du wp14">
+<w:numbering xmlns:wpc="http://schemas.microsoft.com/office/word/2010/wordprocessingCanvas" xmlns:cx="http://schemas.microsoft.com/office/drawing/2014/chartex" xmlns:cx1="http://schemas.microsoft.com/office/drawing/2015/9/8/chartex" xmlns:mc="http://schemas.openxmlformats.org/markup-compatibility/2006" xmlns:o="urn:schemas-microsoft-com:office:office" xmlns:r="http://schemas.openxmlformats.org/officeDocument/2006/relationships" xmlns:m="http://schemas.openxmlformats.org/officeDocument/2006/math" xmlns:v="urn:schemas-microsoft-com:vml" xmlns:wp14="http://schemas.microsoft.com/office/word/2010/wordprocessingDrawing" xmlns:wp="http://schemas.openxmlformats.org/drawingml/2006/wordprocessingDrawing" xmlns:w10="urn:schemas-microsoft-com:office:word" xmlns:w="http://schemas.openxmlformats.org/wordprocessingml/2006/main" xmlns:w14="http://schemas.microsoft.com/office/word/2010/wordml" xmlns:w15="http://schemas.microsoft.com/office/word/2012/wordml" xmlns:w16se="http://schemas.microsoft.com/office/word/2015/wordml/symex" xmlns:wpg="http://schemas.microsoft.com/office/word/2010/wordprocessingGroup" xmlns:wpi="http://schemas.microsoft.com/office/word/2010/wordprocessingInk" xmlns:wne="http://schemas.microsoft.com/office/word/2006/wordml" xmlns:wps="http://schemas.microsoft.com/office/word/2010/wordprocessingShape" mc:Ignorable="w14 w15 w16se wp14">
   <w:abstractNum w:abstractNumId="0" w15:restartNumberingAfterBreak="0">
     <w:nsid w:val="03A57919"/>
     <w:multiLevelType w:val="multilevel"/>
@@ -4604,79 +7324,234 @@
       </w:rPr>
     </w:lvl>
   </w:abstractNum>
-  <w:num w:numId="1" w16cid:durableId="1522820960">
+  <w:abstractNum w:abstractNumId="20" w15:restartNumberingAfterBreak="0">
+    <w:nsid w:val="778D3EA4"/>
+    <w:multiLevelType w:val="multilevel"/>
+    <w:tmpl w:val="A72005D8"/>
+    <w:lvl w:ilvl="0">
+      <w:start w:val="1"/>
+      <w:numFmt w:val="bullet"/>
+      <w:lvlText w:val=""/>
+      <w:lvlJc w:val="left"/>
+      <w:pPr>
+        <w:tabs>
+          <w:tab w:val="num" w:pos="720"/>
+        </w:tabs>
+        <w:ind w:left="720" w:hanging="360"/>
+      </w:pPr>
+      <w:rPr>
+        <w:rFonts w:ascii="Symbol" w:hAnsi="Symbol" w:hint="default"/>
+        <w:sz w:val="20"/>
+      </w:rPr>
+    </w:lvl>
+    <w:lvl w:ilvl="1" w:tentative="1">
+      <w:start w:val="1"/>
+      <w:numFmt w:val="bullet"/>
+      <w:lvlText w:val="o"/>
+      <w:lvlJc w:val="left"/>
+      <w:pPr>
+        <w:tabs>
+          <w:tab w:val="num" w:pos="1440"/>
+        </w:tabs>
+        <w:ind w:left="1440" w:hanging="360"/>
+      </w:pPr>
+      <w:rPr>
+        <w:rFonts w:ascii="Courier New" w:hAnsi="Courier New" w:hint="default"/>
+        <w:sz w:val="20"/>
+      </w:rPr>
+    </w:lvl>
+    <w:lvl w:ilvl="2" w:tentative="1">
+      <w:start w:val="1"/>
+      <w:numFmt w:val="bullet"/>
+      <w:lvlText w:val=""/>
+      <w:lvlJc w:val="left"/>
+      <w:pPr>
+        <w:tabs>
+          <w:tab w:val="num" w:pos="2160"/>
+        </w:tabs>
+        <w:ind w:left="2160" w:hanging="360"/>
+      </w:pPr>
+      <w:rPr>
+        <w:rFonts w:ascii="Wingdings" w:hAnsi="Wingdings" w:hint="default"/>
+        <w:sz w:val="20"/>
+      </w:rPr>
+    </w:lvl>
+    <w:lvl w:ilvl="3" w:tentative="1">
+      <w:start w:val="1"/>
+      <w:numFmt w:val="bullet"/>
+      <w:lvlText w:val=""/>
+      <w:lvlJc w:val="left"/>
+      <w:pPr>
+        <w:tabs>
+          <w:tab w:val="num" w:pos="2880"/>
+        </w:tabs>
+        <w:ind w:left="2880" w:hanging="360"/>
+      </w:pPr>
+      <w:rPr>
+        <w:rFonts w:ascii="Wingdings" w:hAnsi="Wingdings" w:hint="default"/>
+        <w:sz w:val="20"/>
+      </w:rPr>
+    </w:lvl>
+    <w:lvl w:ilvl="4" w:tentative="1">
+      <w:start w:val="1"/>
+      <w:numFmt w:val="bullet"/>
+      <w:lvlText w:val=""/>
+      <w:lvlJc w:val="left"/>
+      <w:pPr>
+        <w:tabs>
+          <w:tab w:val="num" w:pos="3600"/>
+        </w:tabs>
+        <w:ind w:left="3600" w:hanging="360"/>
+      </w:pPr>
+      <w:rPr>
+        <w:rFonts w:ascii="Wingdings" w:hAnsi="Wingdings" w:hint="default"/>
+        <w:sz w:val="20"/>
+      </w:rPr>
+    </w:lvl>
+    <w:lvl w:ilvl="5" w:tentative="1">
+      <w:start w:val="1"/>
+      <w:numFmt w:val="bullet"/>
+      <w:lvlText w:val=""/>
+      <w:lvlJc w:val="left"/>
+      <w:pPr>
+        <w:tabs>
+          <w:tab w:val="num" w:pos="4320"/>
+        </w:tabs>
+        <w:ind w:left="4320" w:hanging="360"/>
+      </w:pPr>
+      <w:rPr>
+        <w:rFonts w:ascii="Wingdings" w:hAnsi="Wingdings" w:hint="default"/>
+        <w:sz w:val="20"/>
+      </w:rPr>
+    </w:lvl>
+    <w:lvl w:ilvl="6" w:tentative="1">
+      <w:start w:val="1"/>
+      <w:numFmt w:val="bullet"/>
+      <w:lvlText w:val=""/>
+      <w:lvlJc w:val="left"/>
+      <w:pPr>
+        <w:tabs>
+          <w:tab w:val="num" w:pos="5040"/>
+        </w:tabs>
+        <w:ind w:left="5040" w:hanging="360"/>
+      </w:pPr>
+      <w:rPr>
+        <w:rFonts w:ascii="Wingdings" w:hAnsi="Wingdings" w:hint="default"/>
+        <w:sz w:val="20"/>
+      </w:rPr>
+    </w:lvl>
+    <w:lvl w:ilvl="7" w:tentative="1">
+      <w:start w:val="1"/>
+      <w:numFmt w:val="bullet"/>
+      <w:lvlText w:val=""/>
+      <w:lvlJc w:val="left"/>
+      <w:pPr>
+        <w:tabs>
+          <w:tab w:val="num" w:pos="5760"/>
+        </w:tabs>
+        <w:ind w:left="5760" w:hanging="360"/>
+      </w:pPr>
+      <w:rPr>
+        <w:rFonts w:ascii="Wingdings" w:hAnsi="Wingdings" w:hint="default"/>
+        <w:sz w:val="20"/>
+      </w:rPr>
+    </w:lvl>
+    <w:lvl w:ilvl="8" w:tentative="1">
+      <w:start w:val="1"/>
+      <w:numFmt w:val="bullet"/>
+      <w:lvlText w:val=""/>
+      <w:lvlJc w:val="left"/>
+      <w:pPr>
+        <w:tabs>
+          <w:tab w:val="num" w:pos="6480"/>
+        </w:tabs>
+        <w:ind w:left="6480" w:hanging="360"/>
+      </w:pPr>
+      <w:rPr>
+        <w:rFonts w:ascii="Wingdings" w:hAnsi="Wingdings" w:hint="default"/>
+        <w:sz w:val="20"/>
+      </w:rPr>
+    </w:lvl>
+  </w:abstractNum>
+  <w:num w:numId="1">
     <w:abstractNumId w:val="2"/>
   </w:num>
-  <w:num w:numId="2" w16cid:durableId="999575321">
+  <w:num w:numId="2">
     <w:abstractNumId w:val="18"/>
   </w:num>
-  <w:num w:numId="3" w16cid:durableId="289021923">
+  <w:num w:numId="3">
     <w:abstractNumId w:val="13"/>
   </w:num>
-  <w:num w:numId="4" w16cid:durableId="2084329063">
+  <w:num w:numId="4">
     <w:abstractNumId w:val="3"/>
   </w:num>
-  <w:num w:numId="5" w16cid:durableId="2030713720">
+  <w:num w:numId="5">
     <w:abstractNumId w:val="15"/>
   </w:num>
-  <w:num w:numId="6" w16cid:durableId="954822880">
+  <w:num w:numId="6">
     <w:abstractNumId w:val="5"/>
   </w:num>
-  <w:num w:numId="7" w16cid:durableId="829180444">
+  <w:num w:numId="7">
     <w:abstractNumId w:val="1"/>
   </w:num>
-  <w:num w:numId="8" w16cid:durableId="1273905269">
+  <w:num w:numId="8">
     <w:abstractNumId w:val="10"/>
   </w:num>
-  <w:num w:numId="9" w16cid:durableId="1728261464">
+  <w:num w:numId="9">
     <w:abstractNumId w:val="17"/>
   </w:num>
-  <w:num w:numId="10" w16cid:durableId="920287851">
+  <w:num w:numId="10">
     <w:abstractNumId w:val="19"/>
   </w:num>
-  <w:num w:numId="11" w16cid:durableId="1298871850">
+  <w:num w:numId="11">
     <w:abstractNumId w:val="9"/>
   </w:num>
-  <w:num w:numId="12" w16cid:durableId="1430740023">
+  <w:num w:numId="12">
     <w:abstractNumId w:val="0"/>
   </w:num>
-  <w:num w:numId="13" w16cid:durableId="1212695263">
+  <w:num w:numId="13">
     <w:abstractNumId w:val="8"/>
   </w:num>
-  <w:num w:numId="14" w16cid:durableId="2134978345">
+  <w:num w:numId="14">
     <w:abstractNumId w:val="6"/>
   </w:num>
-  <w:num w:numId="15" w16cid:durableId="1331908065">
+  <w:num w:numId="15">
     <w:abstractNumId w:val="7"/>
   </w:num>
-  <w:num w:numId="16" w16cid:durableId="1185629965">
+  <w:num w:numId="16">
     <w:abstractNumId w:val="14"/>
   </w:num>
-  <w:num w:numId="17" w16cid:durableId="1773358303">
+  <w:num w:numId="17">
     <w:abstractNumId w:val="4"/>
   </w:num>
-  <w:num w:numId="18" w16cid:durableId="1988851502">
+  <w:num w:numId="18">
     <w:abstractNumId w:val="12"/>
   </w:num>
-  <w:num w:numId="19" w16cid:durableId="1912537542">
+  <w:num w:numId="19">
     <w:abstractNumId w:val="16"/>
   </w:num>
-  <w:num w:numId="20" w16cid:durableId="2124882038">
+  <w:num w:numId="20">
     <w:abstractNumId w:val="11"/>
+  </w:num>
+  <w:num w:numId="21">
+    <w:abstractNumId w:val="20"/>
   </w:num>
 </w:numbering>
 </file>
 
 <file path=word/people.xml><?xml version="1.0" encoding="utf-8"?>
-<w15:people xmlns:wpc="http://schemas.microsoft.com/office/word/2010/wordprocessingCanvas" xmlns:cx="http://schemas.microsoft.com/office/drawing/2014/chartex" xmlns:cx1="http://schemas.microsoft.com/office/drawing/2015/9/8/chartex" xmlns:cx2="http://schemas.microsoft.com/office/drawing/2015/10/21/chartex" xmlns:cx3="http://schemas.microsoft.com/office/drawing/2016/5/9/chartex" xmlns:cx4="http://schemas.microsoft.com/office/drawing/2016/5/10/chartex" xmlns:cx5="http://schemas.microsoft.com/office/drawing/2016/5/11/chartex" xmlns:cx6="http://schemas.microsoft.com/office/drawing/2016/5/12/chartex" xmlns:cx7="http://schemas.microsoft.com/office/drawing/2016/5/13/chartex" xmlns:cx8="http://schemas.microsoft.com/office/drawing/2016/5/14/chartex" xmlns:mc="http://schemas.openxmlformats.org/markup-compatibility/2006" xmlns:aink="http://schemas.microsoft.com/office/drawing/2016/ink" xmlns:am3d="http://schemas.microsoft.com/office/drawing/2017/model3d" xmlns:o="urn:schemas-microsoft-com:office:office" xmlns:oel="http://schemas.microsoft.com/office/2019/extlst" xmlns:r="http://schemas.openxmlformats.org/officeDocument/2006/relationships" xmlns:m="http://schemas.openxmlformats.org/officeDocument/2006/math" xmlns:v="urn:schemas-microsoft-com:vml" xmlns:wp14="http://schemas.microsoft.com/office/word/2010/wordprocessingDrawing" xmlns:wp="http://schemas.openxmlformats.org/drawingml/2006/wordprocessingDrawing" xmlns:w10="urn:schemas-microsoft-com:office:word" xmlns:w="http://schemas.openxmlformats.org/wordprocessingml/2006/main" xmlns:w14="http://schemas.microsoft.com/office/word/2010/wordml" xmlns:w15="http://schemas.microsoft.com/office/word/2012/wordml" xmlns:w16cex="http://schemas.microsoft.com/office/word/2018/wordml/cex" xmlns:w16cid="http://schemas.microsoft.com/office/word/2016/wordml/cid" xmlns:w16="http://schemas.microsoft.com/office/word/2018/wordml" xmlns:w16du="http://schemas.microsoft.com/office/word/2023/wordml/word16du" xmlns:w16sdtdh="http://schemas.microsoft.com/office/word/2020/wordml/sdtdatahash" xmlns:w16sdtfl="http://schemas.microsoft.com/office/word/2024/wordml/sdtformatlock" xmlns:w16se="http://schemas.microsoft.com/office/word/2015/wordml/symex" xmlns:wpg="http://schemas.microsoft.com/office/word/2010/wordprocessingGroup" xmlns:wpi="http://schemas.microsoft.com/office/word/2010/wordprocessingInk" xmlns:wne="http://schemas.microsoft.com/office/word/2006/wordml" xmlns:wps="http://schemas.microsoft.com/office/word/2010/wordprocessingShape" mc:Ignorable="w14 w15 w16se w16cid w16 w16cex w16sdtdh w16sdtfl w16du wp14">
+<w15:people xmlns:wpc="http://schemas.microsoft.com/office/word/2010/wordprocessingCanvas" xmlns:cx="http://schemas.microsoft.com/office/drawing/2014/chartex" xmlns:cx1="http://schemas.microsoft.com/office/drawing/2015/9/8/chartex" xmlns:mc="http://schemas.openxmlformats.org/markup-compatibility/2006" xmlns:o="urn:schemas-microsoft-com:office:office" xmlns:r="http://schemas.openxmlformats.org/officeDocument/2006/relationships" xmlns:m="http://schemas.openxmlformats.org/officeDocument/2006/math" xmlns:v="urn:schemas-microsoft-com:vml" xmlns:wp14="http://schemas.microsoft.com/office/word/2010/wordprocessingDrawing" xmlns:wp="http://schemas.openxmlformats.org/drawingml/2006/wordprocessingDrawing" xmlns:w10="urn:schemas-microsoft-com:office:word" xmlns:w="http://schemas.openxmlformats.org/wordprocessingml/2006/main" xmlns:w14="http://schemas.microsoft.com/office/word/2010/wordml" xmlns:w15="http://schemas.microsoft.com/office/word/2012/wordml" xmlns:w16se="http://schemas.microsoft.com/office/word/2015/wordml/symex" xmlns:wpg="http://schemas.microsoft.com/office/word/2010/wordprocessingGroup" xmlns:wpi="http://schemas.microsoft.com/office/word/2010/wordprocessingInk" xmlns:wne="http://schemas.microsoft.com/office/word/2006/wordml" xmlns:wps="http://schemas.microsoft.com/office/word/2010/wordprocessingShape" mc:Ignorable="w14 w15 w16se wp14">
   <w15:person w15:author="Aloma Barros">
     <w15:presenceInfo w15:providerId="Windows Live" w15:userId="d639de6b4f83812e"/>
+  </w15:person>
+  <w15:person w15:author="DB">
+    <w15:presenceInfo w15:providerId="None" w15:userId="DB"/>
   </w15:person>
 </w15:people>
 </file>
 
 <file path=word/styles.xml><?xml version="1.0" encoding="utf-8"?>
-<w:styles xmlns:mc="http://schemas.openxmlformats.org/markup-compatibility/2006" xmlns:r="http://schemas.openxmlformats.org/officeDocument/2006/relationships" xmlns:w="http://schemas.openxmlformats.org/wordprocessingml/2006/main" xmlns:w14="http://schemas.microsoft.com/office/word/2010/wordml" xmlns:w15="http://schemas.microsoft.com/office/word/2012/wordml" xmlns:w16cex="http://schemas.microsoft.com/office/word/2018/wordml/cex" xmlns:w16cid="http://schemas.microsoft.com/office/word/2016/wordml/cid" xmlns:w16="http://schemas.microsoft.com/office/word/2018/wordml" xmlns:w16du="http://schemas.microsoft.com/office/word/2023/wordml/word16du" xmlns:w16sdtdh="http://schemas.microsoft.com/office/word/2020/wordml/sdtdatahash" xmlns:w16sdtfl="http://schemas.microsoft.com/office/word/2024/wordml/sdtformatlock" xmlns:w16se="http://schemas.microsoft.com/office/word/2015/wordml/symex" mc:Ignorable="w14 w15 w16se w16cid w16 w16cex w16sdtdh w16sdtfl w16du">
+<w:styles xmlns:mc="http://schemas.openxmlformats.org/markup-compatibility/2006" xmlns:r="http://schemas.openxmlformats.org/officeDocument/2006/relationships" xmlns:w="http://schemas.openxmlformats.org/wordprocessingml/2006/main" xmlns:w14="http://schemas.microsoft.com/office/word/2010/wordml" xmlns:w15="http://schemas.microsoft.com/office/word/2012/wordml" xmlns:w16se="http://schemas.microsoft.com/office/word/2015/wordml/symex" mc:Ignorable="w14 w15 w16se">
   <w:docDefaults>
     <w:rPrDefault>
       <w:rPr>
@@ -4694,7 +7569,7 @@
       </w:pPr>
     </w:pPrDefault>
   </w:docDefaults>
-  <w:latentStyles w:defLockedState="0" w:defUIPriority="99" w:defSemiHidden="0" w:defUnhideWhenUsed="0" w:defQFormat="0" w:count="376">
+  <w:latentStyles w:defLockedState="0" w:defUIPriority="99" w:defSemiHidden="0" w:defUnhideWhenUsed="0" w:defQFormat="0" w:count="371">
     <w:lsdException w:name="Normal" w:uiPriority="0" w:qFormat="1"/>
     <w:lsdException w:name="heading 1" w:uiPriority="9" w:qFormat="1"/>
     <w:lsdException w:name="heading 2" w:semiHidden="1" w:uiPriority="9" w:unhideWhenUsed="1" w:qFormat="1"/>
@@ -5066,11 +7941,6 @@
     <w:lsdException w:name="List Table 5 Dark Accent 6" w:uiPriority="50"/>
     <w:lsdException w:name="List Table 6 Colorful Accent 6" w:uiPriority="51"/>
     <w:lsdException w:name="List Table 7 Colorful Accent 6" w:uiPriority="52"/>
-    <w:lsdException w:name="Mention" w:semiHidden="1" w:unhideWhenUsed="1"/>
-    <w:lsdException w:name="Smart Hyperlink" w:semiHidden="1" w:unhideWhenUsed="1"/>
-    <w:lsdException w:name="Hashtag" w:semiHidden="1" w:unhideWhenUsed="1"/>
-    <w:lsdException w:name="Unresolved Mention" w:semiHidden="1" w:unhideWhenUsed="1"/>
-    <w:lsdException w:name="Smart Link" w:semiHidden="1" w:unhideWhenUsed="1"/>
   </w:latentStyles>
   <w:style w:type="paragraph" w:default="1" w:styleId="Normal">
     <w:name w:val="Normal"/>
@@ -5285,6 +8155,7 @@
   <w:style w:type="character" w:default="1" w:styleId="Fontepargpadro">
     <w:name w:val="Default Paragraph Font"/>
     <w:uiPriority w:val="1"/>
+    <w:semiHidden/>
     <w:unhideWhenUsed/>
   </w:style>
   <w:style w:type="table" w:default="1" w:styleId="Tabelanormal">
